--- a/6-过程管理/运行记录类文件/060203-过程框架设计图.docx
+++ b/6-过程管理/运行记录类文件/060203-过程框架设计图.docx
@@ -1,10 +1,11 @@
 
 <file path=word/document.xml><?xml version="1.0" encoding="utf-8"?>
-<w:document xmlns:wpc="http://schemas.microsoft.com/office/word/2010/wordprocessingCanvas" xmlns:mc="http://schemas.openxmlformats.org/markup-compatibility/2006" xmlns:o="urn:schemas-microsoft-com:office:office" xmlns:r="http://schemas.openxmlformats.org/officeDocument/2006/relationships" xmlns:m="http://schemas.openxmlformats.org/officeDocument/2006/math" xmlns:v="urn:schemas-microsoft-com:vml" xmlns:wp14="http://schemas.microsoft.com/office/word/2010/wordprocessingDrawing" xmlns:wp="http://schemas.openxmlformats.org/drawingml/2006/wordprocessingDrawing" xmlns:w="http://schemas.openxmlformats.org/wordprocessingml/2006/main" xmlns:w14="http://schemas.microsoft.com/office/word/2010/wordml" xmlns:w10="urn:schemas-microsoft-com:office:word" xmlns:w15="http://schemas.microsoft.com/office/word/2012/wordml" xmlns:wpg="http://schemas.microsoft.com/office/word/2010/wordprocessingGroup" xmlns:wpi="http://schemas.microsoft.com/office/word/2010/wordprocessingInk" xmlns:wne="http://schemas.microsoft.com/office/word/2006/wordml" xmlns:wps="http://schemas.microsoft.com/office/word/2010/wordprocessingShape" xmlns:wpsCustomData="http://www.wps.cn/officeDocument/2013/wpsCustomData" mc:Ignorable="w14 w15 wp14">
+<w:document xmlns:wpc="http://schemas.microsoft.com/office/word/2010/wordprocessingCanvas" xmlns:mc="http://schemas.openxmlformats.org/markup-compatibility/2006" xmlns:o="urn:schemas-microsoft-com:office:office" xmlns:r="http://schemas.openxmlformats.org/officeDocument/2006/relationships" xmlns:m="http://schemas.openxmlformats.org/officeDocument/2006/math" xmlns:v="urn:schemas-microsoft-com:vml" xmlns:wp14="http://schemas.microsoft.com/office/word/2010/wordprocessingDrawing" xmlns:wp="http://schemas.openxmlformats.org/drawingml/2006/wordprocessingDrawing" xmlns:w10="urn:schemas-microsoft-com:office:word" xmlns:w="http://schemas.openxmlformats.org/wordprocessingml/2006/main" xmlns:w14="http://schemas.microsoft.com/office/word/2010/wordml" xmlns:w15="http://schemas.microsoft.com/office/word/2012/wordml" xmlns:wne="http://schemas.microsoft.com/office/word/2006/wordml" xmlns:wpg="http://schemas.microsoft.com/office/word/2010/wordprocessingGroup" xmlns:wpi="http://schemas.microsoft.com/office/word/2010/wordprocessingInk" xmlns:wps="http://schemas.microsoft.com/office/word/2010/wordprocessingShape" mc:Ignorable="w14 w15 wp14">
+  <!-- Generated by Aspose.Words for .NET 13.3.0.1 -->
   <w:body>
     <w:p>
       <w:pPr>
-        <w:pStyle w:val="26"/>
+        <w:pStyle w:val="a"/>
         <w:keepNext w:val="0"/>
         <w:keepLines w:val="0"/>
         <w:pageBreakBefore w:val="0"/>
@@ -22,7 +23,7 @@
     </w:p>
     <w:p>
       <w:pPr>
-        <w:pStyle w:val="26"/>
+        <w:pStyle w:val="a"/>
         <w:keepNext w:val="0"/>
         <w:keepLines w:val="0"/>
         <w:pageBreakBefore w:val="0"/>
@@ -39,7 +40,7 @@
     </w:p>
     <w:p>
       <w:pPr>
-        <w:pStyle w:val="26"/>
+        <w:pStyle w:val="a"/>
         <w:keepNext w:val="0"/>
         <w:keepLines w:val="0"/>
         <w:pageBreakBefore w:val="0"/>
@@ -73,7 +74,7 @@
     </w:p>
     <w:p>
       <w:pPr>
-        <w:pStyle w:val="27"/>
+        <w:pStyle w:val="a0"/>
         <w:keepNext w:val="0"/>
         <w:keepLines w:val="0"/>
         <w:pageBreakBefore w:val="0"/>
@@ -86,7 +87,7 @@
       <w:bookmarkStart w:id="2" w:name="_Toc17781"/>
       <w:bookmarkStart w:id="3" w:name="_Toc7316"/>
       <w:r>
-        <w:t>甘肃国邦信息科技有限公司</w:t>
+        <w:t>中达丰集团有限公司</w:t>
       </w:r>
       <w:bookmarkEnd w:id="2"/>
       <w:bookmarkEnd w:id="3"/>
@@ -104,7 +105,7 @@
         <w:spacing w:before="275"/>
         <w:jc w:val="center"/>
         <w:rPr>
-          <w:rFonts w:hint="default" w:ascii="宋体" w:hAnsi="宋体" w:eastAsia="宋体" w:cs="宋体"/>
+          <w:rFonts w:ascii="宋体" w:eastAsia="宋体" w:hAnsi="宋体" w:cs="宋体" w:hint="default"/>
           <w:sz w:val="36"/>
           <w:szCs w:val="36"/>
           <w:lang w:val="en-US" w:eastAsia="zh-CN"/>
@@ -112,7 +113,7 @@
       </w:pPr>
       <w:r>
         <w:rPr>
-          <w:rFonts w:ascii="宋体" w:hAnsi="宋体" w:eastAsia="宋体" w:cs="宋体"/>
+          <w:rFonts w:ascii="宋体" w:eastAsia="宋体" w:hAnsi="宋体" w:cs="宋体"/>
           <w:spacing w:val="-2"/>
           <w:sz w:val="36"/>
           <w:szCs w:val="36"/>
@@ -121,7 +122,7 @@
       </w:r>
       <w:r>
         <w:rPr>
-          <w:rFonts w:hint="eastAsia" w:ascii="宋体" w:hAnsi="宋体" w:cs="宋体"/>
+          <w:rFonts w:ascii="宋体" w:hAnsi="宋体" w:cs="宋体" w:hint="eastAsia"/>
           <w:spacing w:val="-2"/>
           <w:sz w:val="36"/>
           <w:szCs w:val="36"/>
@@ -131,7 +132,7 @@
       </w:r>
       <w:r>
         <w:rPr>
-          <w:rFonts w:ascii="宋体" w:hAnsi="宋体" w:eastAsia="宋体" w:cs="宋体"/>
+          <w:rFonts w:ascii="宋体" w:eastAsia="宋体" w:hAnsi="宋体" w:cs="宋体"/>
           <w:spacing w:val="-2"/>
           <w:sz w:val="36"/>
           <w:szCs w:val="36"/>
@@ -140,7 +141,7 @@
       </w:r>
       <w:r>
         <w:rPr>
-          <w:rFonts w:hint="eastAsia" w:ascii="宋体" w:hAnsi="宋体" w:cs="宋体"/>
+          <w:rFonts w:ascii="宋体" w:hAnsi="宋体" w:cs="宋体" w:hint="eastAsia"/>
           <w:spacing w:val="-2"/>
           <w:sz w:val="36"/>
           <w:szCs w:val="36"/>
@@ -150,7 +151,7 @@
       </w:r>
       <w:r>
         <w:rPr>
-          <w:rFonts w:ascii="宋体" w:hAnsi="宋体" w:eastAsia="宋体" w:cs="宋体"/>
+          <w:rFonts w:ascii="宋体" w:eastAsia="宋体" w:hAnsi="宋体" w:cs="宋体"/>
           <w:spacing w:val="-2"/>
           <w:sz w:val="36"/>
           <w:szCs w:val="36"/>
@@ -159,7 +160,7 @@
       </w:r>
       <w:r>
         <w:rPr>
-          <w:rFonts w:hint="eastAsia" w:ascii="宋体" w:hAnsi="宋体" w:cs="宋体"/>
+          <w:rFonts w:ascii="宋体" w:hAnsi="宋体" w:cs="宋体" w:hint="eastAsia"/>
           <w:spacing w:val="-2"/>
           <w:sz w:val="36"/>
           <w:szCs w:val="36"/>
@@ -179,20 +180,20 @@
         <w:topLinePunct w:val="0"/>
         <w:bidi w:val="0"/>
         <w:rPr>
-          <w:rFonts w:ascii="宋体" w:hAnsi="宋体" w:eastAsia="宋体" w:cs="宋体"/>
+          <w:rFonts w:ascii="宋体" w:eastAsia="宋体" w:hAnsi="宋体" w:cs="宋体"/>
           <w:sz w:val="36"/>
           <w:szCs w:val="36"/>
         </w:rPr>
         <w:sectPr>
           <w:pgSz w:w="11906" w:h="16839"/>
           <w:pgMar w:top="1431" w:right="1785" w:bottom="0" w:left="1785" w:header="0" w:footer="0" w:gutter="0"/>
-          <w:cols w:space="720" w:num="1"/>
+          <w:cols w:num="1" w:space="720"/>
         </w:sectPr>
       </w:pPr>
     </w:p>
     <w:p>
       <w:pPr>
-        <w:pStyle w:val="12"/>
+        <w:pStyle w:val="BodyText"/>
         <w:keepNext w:val="0"/>
         <w:keepLines w:val="0"/>
         <w:pageBreakBefore w:val="0"/>
@@ -218,7 +219,7 @@
         <w:ind w:left="3954"/>
         <w:outlineLvl w:val="0"/>
         <w:rPr>
-          <w:rFonts w:ascii="宋体" w:hAnsi="宋体" w:eastAsia="宋体" w:cs="宋体"/>
+          <w:rFonts w:ascii="宋体" w:eastAsia="宋体" w:hAnsi="宋体" w:cs="宋体"/>
           <w:sz w:val="21"/>
           <w:szCs w:val="21"/>
         </w:rPr>
@@ -227,7 +228,7 @@
       <w:bookmarkStart w:id="5" w:name="_Toc2550"/>
       <w:r>
         <w:rPr>
-          <w:rFonts w:ascii="宋体" w:hAnsi="宋体" w:eastAsia="宋体" w:cs="宋体"/>
+          <w:rFonts w:ascii="宋体" w:eastAsia="宋体" w:hAnsi="宋体" w:cs="宋体"/>
           <w:spacing w:val="-2"/>
           <w:sz w:val="21"/>
           <w:szCs w:val="21"/>
@@ -252,16 +253,16 @@
     </w:p>
     <w:tbl>
       <w:tblPr>
-        <w:tblStyle w:val="24"/>
+        <w:tblStyle w:val="TableNormal0"/>
         <w:tblW w:w="9071" w:type="dxa"/>
         <w:tblInd w:w="5" w:type="dxa"/>
         <w:tblBorders>
-          <w:top w:val="single" w:color="000000" w:sz="4" w:space="0"/>
-          <w:left w:val="single" w:color="000000" w:sz="4" w:space="0"/>
-          <w:bottom w:val="single" w:color="000000" w:sz="4" w:space="0"/>
-          <w:right w:val="single" w:color="000000" w:sz="4" w:space="0"/>
-          <w:insideH w:val="single" w:color="000000" w:sz="4" w:space="0"/>
-          <w:insideV w:val="single" w:color="000000" w:sz="4" w:space="0"/>
+          <w:top w:val="single" w:sz="4" w:space="0" w:color="000000"/>
+          <w:left w:val="single" w:sz="4" w:space="0" w:color="000000"/>
+          <w:bottom w:val="single" w:sz="4" w:space="0" w:color="000000"/>
+          <w:right w:val="single" w:sz="4" w:space="0" w:color="000000"/>
+          <w:insideH w:val="single" w:sz="4" w:space="0" w:color="000000"/>
+          <w:insideV w:val="single" w:sz="4" w:space="0" w:color="000000"/>
         </w:tblBorders>
         <w:tblLayout w:type="fixed"/>
         <w:tblCellMar>
@@ -280,14 +281,17 @@
       </w:tblGrid>
       <w:tr>
         <w:tblPrEx>
+          <w:tblW w:w="9071" w:type="dxa"/>
+          <w:tblInd w:w="5" w:type="dxa"/>
           <w:tblBorders>
-            <w:top w:val="single" w:color="000000" w:sz="4" w:space="0"/>
-            <w:left w:val="single" w:color="000000" w:sz="4" w:space="0"/>
-            <w:bottom w:val="single" w:color="000000" w:sz="4" w:space="0"/>
-            <w:right w:val="single" w:color="000000" w:sz="4" w:space="0"/>
-            <w:insideH w:val="single" w:color="000000" w:sz="4" w:space="0"/>
-            <w:insideV w:val="single" w:color="000000" w:sz="4" w:space="0"/>
+            <w:top w:val="single" w:sz="4" w:space="0" w:color="000000"/>
+            <w:left w:val="single" w:sz="4" w:space="0" w:color="000000"/>
+            <w:bottom w:val="single" w:sz="4" w:space="0" w:color="000000"/>
+            <w:right w:val="single" w:sz="4" w:space="0" w:color="000000"/>
+            <w:insideH w:val="single" w:sz="4" w:space="0" w:color="000000"/>
+            <w:insideV w:val="single" w:sz="4" w:space="0" w:color="000000"/>
           </w:tblBorders>
+          <w:tblLayout w:type="fixed"/>
           <w:tblCellMar>
             <w:top w:w="0" w:type="dxa"/>
             <w:left w:w="0" w:type="dxa"/>
@@ -296,7 +300,7 @@
           </w:tblCellMar>
         </w:tblPrEx>
         <w:trPr>
-          <w:trHeight w:val="611" w:hRule="atLeast"/>
+          <w:trHeight w:val="611"/>
         </w:trPr>
         <w:tc>
           <w:tcPr>
@@ -304,7 +308,7 @@
           </w:tcPr>
           <w:p>
             <w:pPr>
-              <w:pStyle w:val="25"/>
+              <w:pStyle w:val="TableText"/>
               <w:keepNext w:val="0"/>
               <w:keepLines w:val="0"/>
               <w:pageBreakBefore w:val="0"/>
@@ -331,7 +335,7 @@
           </w:tcPr>
           <w:p>
             <w:pPr>
-              <w:pStyle w:val="25"/>
+              <w:pStyle w:val="TableText"/>
               <w:keepNext w:val="0"/>
               <w:keepLines w:val="0"/>
               <w:pageBreakBefore w:val="0"/>
@@ -345,7 +349,7 @@
             </w:pPr>
             <w:r>
               <w:rPr>
-                <w:rFonts w:hint="eastAsia" w:eastAsia="宋体"/>
+                <w:rFonts w:eastAsia="宋体" w:hint="eastAsia"/>
                 <w:spacing w:val="-1"/>
                 <w:lang w:val="en-US" w:eastAsia="zh-CN"/>
               </w:rPr>
@@ -363,11 +367,11 @@
               <w:rPr>
                 <w:spacing w:val="-1"/>
               </w:rPr>
-              <w:t>（GSGB-ITSS-</w:t>
+              <w:t>（ZDFJT-ITSS-</w:t>
             </w:r>
             <w:r>
               <w:rPr>
-                <w:rFonts w:hint="eastAsia" w:eastAsia="宋体"/>
+                <w:rFonts w:eastAsia="宋体" w:hint="eastAsia"/>
                 <w:spacing w:val="-1"/>
                 <w:lang w:val="en-US" w:eastAsia="zh-CN"/>
               </w:rPr>
@@ -392,14 +396,9 @@
       </w:tr>
       <w:tr>
         <w:tblPrEx>
-          <w:tblBorders>
-            <w:top w:val="single" w:color="000000" w:sz="4" w:space="0"/>
-            <w:left w:val="single" w:color="000000" w:sz="4" w:space="0"/>
-            <w:bottom w:val="single" w:color="000000" w:sz="4" w:space="0"/>
-            <w:right w:val="single" w:color="000000" w:sz="4" w:space="0"/>
-            <w:insideH w:val="single" w:color="000000" w:sz="4" w:space="0"/>
-            <w:insideV w:val="single" w:color="000000" w:sz="4" w:space="0"/>
-          </w:tblBorders>
+          <w:tblW w:w="9071" w:type="dxa"/>
+          <w:tblInd w:w="5" w:type="dxa"/>
+          <w:tblLayout w:type="fixed"/>
           <w:tblCellMar>
             <w:top w:w="0" w:type="dxa"/>
             <w:left w:w="0" w:type="dxa"/>
@@ -408,7 +407,7 @@
           </w:tblCellMar>
         </w:tblPrEx>
         <w:trPr>
-          <w:trHeight w:val="606" w:hRule="atLeast"/>
+          <w:trHeight w:val="606"/>
         </w:trPr>
         <w:tc>
           <w:tcPr>
@@ -416,7 +415,7 @@
           </w:tcPr>
           <w:p>
             <w:pPr>
-              <w:pStyle w:val="25"/>
+              <w:pStyle w:val="TableText"/>
               <w:keepNext w:val="0"/>
               <w:keepLines w:val="0"/>
               <w:pageBreakBefore w:val="0"/>
@@ -443,7 +442,7 @@
           </w:tcPr>
           <w:p>
             <w:pPr>
-              <w:pStyle w:val="25"/>
+              <w:pStyle w:val="TableText"/>
               <w:keepNext w:val="0"/>
               <w:keepLines w:val="0"/>
               <w:pageBreakBefore w:val="0"/>
@@ -459,21 +458,16 @@
               <w:rPr>
                 <w:spacing w:val="-1"/>
               </w:rPr>
-              <w:t>甘肃国邦信息科技有限公司</w:t>
+              <w:t>中达丰集团有限公司</w:t>
             </w:r>
           </w:p>
         </w:tc>
       </w:tr>
       <w:tr>
         <w:tblPrEx>
-          <w:tblBorders>
-            <w:top w:val="single" w:color="000000" w:sz="4" w:space="0"/>
-            <w:left w:val="single" w:color="000000" w:sz="4" w:space="0"/>
-            <w:bottom w:val="single" w:color="000000" w:sz="4" w:space="0"/>
-            <w:right w:val="single" w:color="000000" w:sz="4" w:space="0"/>
-            <w:insideH w:val="single" w:color="000000" w:sz="4" w:space="0"/>
-            <w:insideV w:val="single" w:color="000000" w:sz="4" w:space="0"/>
-          </w:tblBorders>
+          <w:tblW w:w="9071" w:type="dxa"/>
+          <w:tblInd w:w="5" w:type="dxa"/>
+          <w:tblLayout w:type="fixed"/>
           <w:tblCellMar>
             <w:top w:w="0" w:type="dxa"/>
             <w:left w:w="0" w:type="dxa"/>
@@ -482,7 +476,7 @@
           </w:tblCellMar>
         </w:tblPrEx>
         <w:trPr>
-          <w:trHeight w:val="607" w:hRule="atLeast"/>
+          <w:trHeight w:val="607"/>
         </w:trPr>
         <w:tc>
           <w:tcPr>
@@ -490,7 +484,7 @@
           </w:tcPr>
           <w:p>
             <w:pPr>
-              <w:pStyle w:val="25"/>
+              <w:pStyle w:val="TableText"/>
               <w:keepNext w:val="0"/>
               <w:keepLines w:val="0"/>
               <w:pageBreakBefore w:val="0"/>
@@ -516,7 +510,7 @@
           </w:tcPr>
           <w:p>
             <w:pPr>
-              <w:pStyle w:val="25"/>
+              <w:pStyle w:val="TableText"/>
               <w:keepNext w:val="0"/>
               <w:keepLines w:val="0"/>
               <w:pageBreakBefore w:val="0"/>
@@ -542,7 +536,7 @@
           </w:tcPr>
           <w:p>
             <w:pPr>
-              <w:pStyle w:val="25"/>
+              <w:pStyle w:val="TableText"/>
               <w:keepNext w:val="0"/>
               <w:keepLines w:val="0"/>
               <w:pageBreakBefore w:val="0"/>
@@ -568,7 +562,7 @@
           </w:tcPr>
           <w:p>
             <w:pPr>
-              <w:pStyle w:val="25"/>
+              <w:pStyle w:val="TableText"/>
               <w:keepNext w:val="0"/>
               <w:keepLines w:val="0"/>
               <w:pageBreakBefore w:val="0"/>
@@ -594,7 +588,7 @@
           </w:tcPr>
           <w:p>
             <w:pPr>
-              <w:pStyle w:val="25"/>
+              <w:pStyle w:val="TableText"/>
               <w:keepNext w:val="0"/>
               <w:keepLines w:val="0"/>
               <w:pageBreakBefore w:val="0"/>
@@ -617,14 +611,9 @@
       </w:tr>
       <w:tr>
         <w:tblPrEx>
-          <w:tblBorders>
-            <w:top w:val="single" w:color="000000" w:sz="4" w:space="0"/>
-            <w:left w:val="single" w:color="000000" w:sz="4" w:space="0"/>
-            <w:bottom w:val="single" w:color="000000" w:sz="4" w:space="0"/>
-            <w:right w:val="single" w:color="000000" w:sz="4" w:space="0"/>
-            <w:insideH w:val="single" w:color="000000" w:sz="4" w:space="0"/>
-            <w:insideV w:val="single" w:color="000000" w:sz="4" w:space="0"/>
-          </w:tblBorders>
+          <w:tblW w:w="9071" w:type="dxa"/>
+          <w:tblInd w:w="5" w:type="dxa"/>
+          <w:tblLayout w:type="fixed"/>
           <w:tblCellMar>
             <w:top w:w="0" w:type="dxa"/>
             <w:left w:w="0" w:type="dxa"/>
@@ -633,7 +622,7 @@
           </w:tblCellMar>
         </w:tblPrEx>
         <w:trPr>
-          <w:trHeight w:val="474" w:hRule="atLeast"/>
+          <w:trHeight w:val="474"/>
         </w:trPr>
         <w:tc>
           <w:tcPr>
@@ -641,7 +630,7 @@
           </w:tcPr>
           <w:p>
             <w:pPr>
-              <w:pStyle w:val="25"/>
+              <w:pStyle w:val="TableText"/>
               <w:keepNext w:val="0"/>
               <w:keepLines w:val="0"/>
               <w:pageBreakBefore w:val="0"/>
@@ -667,7 +656,7 @@
           </w:tcPr>
           <w:p>
             <w:pPr>
-              <w:pStyle w:val="25"/>
+              <w:pStyle w:val="TableText"/>
               <w:keepNext w:val="0"/>
               <w:keepLines w:val="0"/>
               <w:pageBreakBefore w:val="0"/>
@@ -679,7 +668,7 @@
               <w:spacing w:before="163"/>
               <w:ind w:left="361"/>
               <w:rPr>
-                <w:rFonts w:hint="default" w:eastAsia="宋体"/>
+                <w:rFonts w:eastAsia="宋体" w:hint="default"/>
                 <w:lang w:val="en-US" w:eastAsia="zh-CN"/>
               </w:rPr>
             </w:pPr>
@@ -691,7 +680,7 @@
             </w:r>
             <w:r>
               <w:rPr>
-                <w:rFonts w:hint="eastAsia" w:eastAsia="宋体"/>
+                <w:rFonts w:eastAsia="宋体" w:hint="eastAsia"/>
                 <w:spacing w:val="-2"/>
                 <w:lang w:val="en-US" w:eastAsia="zh-CN"/>
               </w:rPr>
@@ -705,7 +694,7 @@
             </w:r>
             <w:r>
               <w:rPr>
-                <w:rFonts w:hint="eastAsia" w:eastAsia="宋体"/>
+                <w:rFonts w:eastAsia="宋体" w:hint="eastAsia"/>
                 <w:spacing w:val="-2"/>
                 <w:lang w:val="en-US" w:eastAsia="zh-CN"/>
               </w:rPr>
@@ -719,7 +708,7 @@
             </w:r>
             <w:r>
               <w:rPr>
-                <w:rFonts w:hint="eastAsia" w:eastAsia="宋体"/>
+                <w:rFonts w:eastAsia="宋体" w:hint="eastAsia"/>
                 <w:spacing w:val="-2"/>
                 <w:lang w:val="en-US" w:eastAsia="zh-CN"/>
               </w:rPr>
@@ -733,7 +722,7 @@
           </w:tcPr>
           <w:p>
             <w:pPr>
-              <w:pStyle w:val="25"/>
+              <w:pStyle w:val="TableText"/>
               <w:keepNext w:val="0"/>
               <w:keepLines w:val="0"/>
               <w:pageBreakBefore w:val="0"/>
@@ -759,7 +748,7 @@
           </w:tcPr>
           <w:p>
             <w:pPr>
-              <w:pStyle w:val="25"/>
+              <w:pStyle w:val="TableText"/>
               <w:keepNext w:val="0"/>
               <w:keepLines w:val="0"/>
               <w:pageBreakBefore w:val="0"/>
@@ -771,18 +760,18 @@
               <w:spacing w:before="134" w:line="220" w:lineRule="auto"/>
               <w:ind w:left="480"/>
               <w:rPr>
-                <w:rFonts w:hint="eastAsia" w:eastAsia="宋体"/>
+                <w:rFonts w:eastAsia="宋体" w:hint="eastAsia"/>
                 <w:lang w:val="en-US" w:eastAsia="zh-CN"/>
               </w:rPr>
             </w:pPr>
             <w:r>
               <w:rPr>
-                <w:rFonts w:hint="eastAsia" w:ascii="宋体" w:hAnsi="宋体" w:eastAsia="宋体" w:cs="宋体"/>
+                <w:rFonts w:ascii="宋体" w:eastAsia="宋体" w:hAnsi="宋体" w:cs="宋体" w:hint="eastAsia"/>
                 <w:sz w:val="21"/>
                 <w:szCs w:val="21"/>
                 <w:lang w:val="en-US" w:eastAsia="zh-CN"/>
               </w:rPr>
-              <w:t>胡葛鹏宇</w:t>
+              <w:t>肖龙莽</w:t>
             </w:r>
           </w:p>
         </w:tc>
@@ -792,7 +781,7 @@
           </w:tcPr>
           <w:p>
             <w:pPr>
-              <w:pStyle w:val="25"/>
+              <w:pStyle w:val="TableText"/>
               <w:keepNext w:val="0"/>
               <w:keepLines w:val="0"/>
               <w:pageBreakBefore w:val="0"/>
@@ -808,21 +797,16 @@
               <w:rPr>
                 <w:spacing w:val="-3"/>
               </w:rPr>
-              <w:t>黄益溪</w:t>
+              <w:t>吴向阳</w:t>
             </w:r>
           </w:p>
         </w:tc>
       </w:tr>
       <w:tr>
         <w:tblPrEx>
-          <w:tblBorders>
-            <w:top w:val="single" w:color="000000" w:sz="4" w:space="0"/>
-            <w:left w:val="single" w:color="000000" w:sz="4" w:space="0"/>
-            <w:bottom w:val="single" w:color="000000" w:sz="4" w:space="0"/>
-            <w:right w:val="single" w:color="000000" w:sz="4" w:space="0"/>
-            <w:insideH w:val="single" w:color="000000" w:sz="4" w:space="0"/>
-            <w:insideV w:val="single" w:color="000000" w:sz="4" w:space="0"/>
-          </w:tblBorders>
+          <w:tblW w:w="9071" w:type="dxa"/>
+          <w:tblInd w:w="5" w:type="dxa"/>
+          <w:tblLayout w:type="fixed"/>
           <w:tblCellMar>
             <w:top w:w="0" w:type="dxa"/>
             <w:left w:w="0" w:type="dxa"/>
@@ -831,7 +815,7 @@
           </w:tblCellMar>
         </w:tblPrEx>
         <w:trPr>
-          <w:trHeight w:val="474" w:hRule="atLeast"/>
+          <w:trHeight w:val="474"/>
         </w:trPr>
         <w:tc>
           <w:tcPr>
@@ -839,7 +823,7 @@
           </w:tcPr>
           <w:p>
             <w:pPr>
-              <w:pStyle w:val="25"/>
+              <w:pStyle w:val="TableText"/>
               <w:keepNext w:val="0"/>
               <w:keepLines w:val="0"/>
               <w:pageBreakBefore w:val="0"/>
@@ -859,7 +843,7 @@
           </w:tcPr>
           <w:p>
             <w:pPr>
-              <w:pStyle w:val="25"/>
+              <w:pStyle w:val="TableText"/>
               <w:keepNext w:val="0"/>
               <w:keepLines w:val="0"/>
               <w:pageBreakBefore w:val="0"/>
@@ -879,7 +863,7 @@
           </w:tcPr>
           <w:p>
             <w:pPr>
-              <w:pStyle w:val="25"/>
+              <w:pStyle w:val="TableText"/>
               <w:keepNext w:val="0"/>
               <w:keepLines w:val="0"/>
               <w:pageBreakBefore w:val="0"/>
@@ -899,7 +883,7 @@
           </w:tcPr>
           <w:p>
             <w:pPr>
-              <w:pStyle w:val="25"/>
+              <w:pStyle w:val="TableText"/>
               <w:keepNext w:val="0"/>
               <w:keepLines w:val="0"/>
               <w:pageBreakBefore w:val="0"/>
@@ -919,7 +903,7 @@
           </w:tcPr>
           <w:p>
             <w:pPr>
-              <w:pStyle w:val="25"/>
+              <w:pStyle w:val="TableText"/>
               <w:keepNext w:val="0"/>
               <w:keepLines w:val="0"/>
               <w:pageBreakBefore w:val="0"/>
@@ -936,14 +920,9 @@
       </w:tr>
       <w:tr>
         <w:tblPrEx>
-          <w:tblBorders>
-            <w:top w:val="single" w:color="000000" w:sz="4" w:space="0"/>
-            <w:left w:val="single" w:color="000000" w:sz="4" w:space="0"/>
-            <w:bottom w:val="single" w:color="000000" w:sz="4" w:space="0"/>
-            <w:right w:val="single" w:color="000000" w:sz="4" w:space="0"/>
-            <w:insideH w:val="single" w:color="000000" w:sz="4" w:space="0"/>
-            <w:insideV w:val="single" w:color="000000" w:sz="4" w:space="0"/>
-          </w:tblBorders>
+          <w:tblW w:w="9071" w:type="dxa"/>
+          <w:tblInd w:w="5" w:type="dxa"/>
+          <w:tblLayout w:type="fixed"/>
           <w:tblCellMar>
             <w:top w:w="0" w:type="dxa"/>
             <w:left w:w="0" w:type="dxa"/>
@@ -952,7 +931,7 @@
           </w:tblCellMar>
         </w:tblPrEx>
         <w:trPr>
-          <w:trHeight w:val="474" w:hRule="atLeast"/>
+          <w:trHeight w:val="474"/>
         </w:trPr>
         <w:tc>
           <w:tcPr>
@@ -960,7 +939,7 @@
           </w:tcPr>
           <w:p>
             <w:pPr>
-              <w:pStyle w:val="25"/>
+              <w:pStyle w:val="TableText"/>
               <w:keepNext w:val="0"/>
               <w:keepLines w:val="0"/>
               <w:pageBreakBefore w:val="0"/>
@@ -980,7 +959,7 @@
           </w:tcPr>
           <w:p>
             <w:pPr>
-              <w:pStyle w:val="25"/>
+              <w:pStyle w:val="TableText"/>
               <w:keepNext w:val="0"/>
               <w:keepLines w:val="0"/>
               <w:pageBreakBefore w:val="0"/>
@@ -1000,7 +979,7 @@
           </w:tcPr>
           <w:p>
             <w:pPr>
-              <w:pStyle w:val="25"/>
+              <w:pStyle w:val="TableText"/>
               <w:keepNext w:val="0"/>
               <w:keepLines w:val="0"/>
               <w:pageBreakBefore w:val="0"/>
@@ -1020,7 +999,7 @@
           </w:tcPr>
           <w:p>
             <w:pPr>
-              <w:pStyle w:val="25"/>
+              <w:pStyle w:val="TableText"/>
               <w:keepNext w:val="0"/>
               <w:keepLines w:val="0"/>
               <w:pageBreakBefore w:val="0"/>
@@ -1040,7 +1019,7 @@
           </w:tcPr>
           <w:p>
             <w:pPr>
-              <w:pStyle w:val="25"/>
+              <w:pStyle w:val="TableText"/>
               <w:keepNext w:val="0"/>
               <w:keepLines w:val="0"/>
               <w:pageBreakBefore w:val="0"/>
@@ -1057,14 +1036,9 @@
       </w:tr>
       <w:tr>
         <w:tblPrEx>
-          <w:tblBorders>
-            <w:top w:val="single" w:color="000000" w:sz="4" w:space="0"/>
-            <w:left w:val="single" w:color="000000" w:sz="4" w:space="0"/>
-            <w:bottom w:val="single" w:color="000000" w:sz="4" w:space="0"/>
-            <w:right w:val="single" w:color="000000" w:sz="4" w:space="0"/>
-            <w:insideH w:val="single" w:color="000000" w:sz="4" w:space="0"/>
-            <w:insideV w:val="single" w:color="000000" w:sz="4" w:space="0"/>
-          </w:tblBorders>
+          <w:tblW w:w="9071" w:type="dxa"/>
+          <w:tblInd w:w="5" w:type="dxa"/>
+          <w:tblLayout w:type="fixed"/>
           <w:tblCellMar>
             <w:top w:w="0" w:type="dxa"/>
             <w:left w:w="0" w:type="dxa"/>
@@ -1073,7 +1047,7 @@
           </w:tblCellMar>
         </w:tblPrEx>
         <w:trPr>
-          <w:trHeight w:val="474" w:hRule="atLeast"/>
+          <w:trHeight w:val="474"/>
         </w:trPr>
         <w:tc>
           <w:tcPr>
@@ -1081,7 +1055,7 @@
           </w:tcPr>
           <w:p>
             <w:pPr>
-              <w:pStyle w:val="25"/>
+              <w:pStyle w:val="TableText"/>
               <w:keepNext w:val="0"/>
               <w:keepLines w:val="0"/>
               <w:pageBreakBefore w:val="0"/>
@@ -1101,7 +1075,7 @@
           </w:tcPr>
           <w:p>
             <w:pPr>
-              <w:pStyle w:val="25"/>
+              <w:pStyle w:val="TableText"/>
               <w:keepNext w:val="0"/>
               <w:keepLines w:val="0"/>
               <w:pageBreakBefore w:val="0"/>
@@ -1121,7 +1095,7 @@
           </w:tcPr>
           <w:p>
             <w:pPr>
-              <w:pStyle w:val="25"/>
+              <w:pStyle w:val="TableText"/>
               <w:keepNext w:val="0"/>
               <w:keepLines w:val="0"/>
               <w:pageBreakBefore w:val="0"/>
@@ -1141,7 +1115,7 @@
           </w:tcPr>
           <w:p>
             <w:pPr>
-              <w:pStyle w:val="25"/>
+              <w:pStyle w:val="TableText"/>
               <w:keepNext w:val="0"/>
               <w:keepLines w:val="0"/>
               <w:pageBreakBefore w:val="0"/>
@@ -1161,7 +1135,7 @@
           </w:tcPr>
           <w:p>
             <w:pPr>
-              <w:pStyle w:val="25"/>
+              <w:pStyle w:val="TableText"/>
               <w:keepNext w:val="0"/>
               <w:keepLines w:val="0"/>
               <w:pageBreakBefore w:val="0"/>
@@ -1178,14 +1152,9 @@
       </w:tr>
       <w:tr>
         <w:tblPrEx>
-          <w:tblBorders>
-            <w:top w:val="single" w:color="000000" w:sz="4" w:space="0"/>
-            <w:left w:val="single" w:color="000000" w:sz="4" w:space="0"/>
-            <w:bottom w:val="single" w:color="000000" w:sz="4" w:space="0"/>
-            <w:right w:val="single" w:color="000000" w:sz="4" w:space="0"/>
-            <w:insideH w:val="single" w:color="000000" w:sz="4" w:space="0"/>
-            <w:insideV w:val="single" w:color="000000" w:sz="4" w:space="0"/>
-          </w:tblBorders>
+          <w:tblW w:w="9071" w:type="dxa"/>
+          <w:tblInd w:w="5" w:type="dxa"/>
+          <w:tblLayout w:type="fixed"/>
           <w:tblCellMar>
             <w:top w:w="0" w:type="dxa"/>
             <w:left w:w="0" w:type="dxa"/>
@@ -1194,7 +1163,7 @@
           </w:tblCellMar>
         </w:tblPrEx>
         <w:trPr>
-          <w:trHeight w:val="589" w:hRule="atLeast"/>
+          <w:trHeight w:val="589"/>
         </w:trPr>
         <w:tc>
           <w:tcPr>
@@ -1305,7 +1274,7 @@
     </w:tbl>
     <w:p>
       <w:pPr>
-        <w:pStyle w:val="12"/>
+        <w:pStyle w:val="BodyText"/>
         <w:keepNext w:val="0"/>
         <w:keepLines w:val="0"/>
         <w:pageBreakBefore w:val="0"/>
@@ -1334,7 +1303,7 @@
     <w:sdt>
       <w:sdtPr>
         <w:rPr>
-          <w:rFonts w:ascii="宋体" w:hAnsi="宋体" w:eastAsia="宋体" w:cs="Arial"/>
+          <w:rFonts w:ascii="宋体" w:eastAsia="宋体" w:hAnsi="宋体" w:cs="Arial"/>
           <w:snapToGrid w:val="0"/>
           <w:color w:val="000000"/>
           <w:kern w:val="0"/>
@@ -1343,7 +1312,6 @@
           <w:lang w:val="en-US" w:eastAsia="en-US" w:bidi="ar-SA"/>
         </w:rPr>
         <w:id w:val="147451074"/>
-        <w15:color w:val="DBDBDB"/>
         <w:docPartObj>
           <w:docPartGallery w:val="Table of Contents"/>
           <w:docPartUnique/>
@@ -1351,7 +1319,7 @@
       </w:sdtPr>
       <w:sdtEndPr>
         <w:rPr>
-          <w:rFonts w:ascii="宋体" w:hAnsi="宋体" w:eastAsia="宋体" w:cs="Arial"/>
+          <w:rFonts w:ascii="宋体" w:eastAsia="宋体" w:hAnsi="宋体" w:cs="Arial"/>
           <w:snapToGrid w:val="0"/>
           <w:color w:val="000000"/>
           <w:kern w:val="0"/>
@@ -1364,12 +1332,12 @@
         <w:p>
           <w:pPr>
             <w:spacing w:before="0" w:beforeLines="0" w:after="0" w:afterLines="0" w:line="240" w:lineRule="auto"/>
-            <w:ind w:left="0" w:leftChars="0" w:right="0" w:rightChars="0" w:firstLine="0" w:firstLineChars="0"/>
+            <w:ind w:left="0" w:right="0" w:firstLine="0" w:leftChars="0" w:rightChars="0" w:firstLineChars="0"/>
             <w:jc w:val="center"/>
           </w:pPr>
           <w:r>
             <w:rPr>
-              <w:rFonts w:ascii="宋体" w:hAnsi="宋体" w:eastAsia="宋体"/>
+              <w:rFonts w:ascii="宋体" w:eastAsia="宋体" w:hAnsi="宋体"/>
               <w:sz w:val="21"/>
             </w:rPr>
             <w:t>目录</w:t>
@@ -1377,7 +1345,7 @@
         </w:p>
         <w:p>
           <w:pPr>
-            <w:pStyle w:val="16"/>
+            <w:pStyle w:val="TOC1"/>
             <w:tabs>
               <w:tab w:val="right" w:leader="dot" w:pos="8306"/>
             </w:tabs>
@@ -1431,7 +1399,7 @@
         </w:p>
         <w:p>
           <w:pPr>
-            <w:pStyle w:val="16"/>
+            <w:pStyle w:val="TOC1"/>
             <w:tabs>
               <w:tab w:val="right" w:leader="dot" w:pos="8306"/>
             </w:tabs>
@@ -1446,7 +1414,7 @@
             <w:fldChar w:fldCharType="separate"/>
           </w:r>
           <w:r>
-            <w:t>甘肃国邦信息科技有限公司</w:t>
+            <w:t>中达丰集团有限公司</w:t>
           </w:r>
           <w:r>
             <w:tab/>
@@ -1472,7 +1440,7 @@
         </w:p>
         <w:p>
           <w:pPr>
-            <w:pStyle w:val="16"/>
+            <w:pStyle w:val="TOC1"/>
             <w:tabs>
               <w:tab w:val="right" w:leader="dot" w:pos="8306"/>
             </w:tabs>
@@ -1488,7 +1456,7 @@
           </w:r>
           <w:r>
             <w:rPr>
-              <w:rFonts w:ascii="宋体" w:hAnsi="宋体" w:eastAsia="宋体" w:cs="宋体"/>
+              <w:rFonts w:ascii="宋体" w:eastAsia="宋体" w:hAnsi="宋体" w:cs="宋体"/>
               <w:spacing w:val="-2"/>
               <w:szCs w:val="21"/>
             </w:rPr>
@@ -1518,7 +1486,7 @@
         </w:p>
         <w:p>
           <w:pPr>
-            <w:pStyle w:val="16"/>
+            <w:pStyle w:val="TOC1"/>
             <w:tabs>
               <w:tab w:val="right" w:leader="dot" w:pos="8306"/>
             </w:tabs>
@@ -1570,7 +1538,7 @@
         </w:p>
         <w:p>
           <w:pPr>
-            <w:pStyle w:val="16"/>
+            <w:pStyle w:val="TOC1"/>
             <w:tabs>
               <w:tab w:val="right" w:leader="dot" w:pos="8306"/>
             </w:tabs>
@@ -1622,7 +1590,7 @@
         </w:p>
         <w:p>
           <w:pPr>
-            <w:pStyle w:val="17"/>
+            <w:pStyle w:val="TOC2"/>
             <w:tabs>
               <w:tab w:val="right" w:leader="dot" w:pos="8306"/>
             </w:tabs>
@@ -1674,7 +1642,7 @@
         </w:p>
         <w:p>
           <w:pPr>
-            <w:pStyle w:val="17"/>
+            <w:pStyle w:val="TOC2"/>
             <w:tabs>
               <w:tab w:val="right" w:leader="dot" w:pos="8306"/>
             </w:tabs>
@@ -1726,7 +1694,7 @@
         </w:p>
         <w:p>
           <w:pPr>
-            <w:pStyle w:val="17"/>
+            <w:pStyle w:val="TOC2"/>
             <w:tabs>
               <w:tab w:val="right" w:leader="dot" w:pos="8306"/>
             </w:tabs>
@@ -1778,7 +1746,7 @@
         </w:p>
         <w:p>
           <w:pPr>
-            <w:pStyle w:val="17"/>
+            <w:pStyle w:val="TOC2"/>
             <w:tabs>
               <w:tab w:val="right" w:leader="dot" w:pos="8306"/>
             </w:tabs>
@@ -1830,7 +1798,7 @@
         </w:p>
         <w:p>
           <w:pPr>
-            <w:pStyle w:val="16"/>
+            <w:pStyle w:val="TOC1"/>
             <w:tabs>
               <w:tab w:val="right" w:leader="dot" w:pos="8306"/>
             </w:tabs>
@@ -1875,7 +1843,7 @@
         </w:p>
         <w:p>
           <w:pPr>
-            <w:pStyle w:val="17"/>
+            <w:pStyle w:val="TOC2"/>
             <w:tabs>
               <w:tab w:val="right" w:leader="dot" w:pos="8306"/>
             </w:tabs>
@@ -1920,7 +1888,7 @@
         </w:p>
         <w:p>
           <w:pPr>
-            <w:pStyle w:val="17"/>
+            <w:pStyle w:val="TOC2"/>
             <w:tabs>
               <w:tab w:val="right" w:leader="dot" w:pos="8306"/>
             </w:tabs>
@@ -1965,7 +1933,7 @@
         </w:p>
         <w:p>
           <w:pPr>
-            <w:pStyle w:val="17"/>
+            <w:pStyle w:val="TOC2"/>
             <w:tabs>
               <w:tab w:val="right" w:leader="dot" w:pos="8306"/>
             </w:tabs>
@@ -2010,7 +1978,7 @@
         </w:p>
         <w:p>
           <w:pPr>
-            <w:pStyle w:val="17"/>
+            <w:pStyle w:val="TOC2"/>
             <w:tabs>
               <w:tab w:val="right" w:leader="dot" w:pos="8306"/>
             </w:tabs>
@@ -2078,7 +2046,7 @@
     </w:p>
     <w:p>
       <w:pPr>
-        <w:pStyle w:val="28"/>
+        <w:pStyle w:val="1"/>
         <w:bidi w:val="0"/>
         <w:rPr>
           <w:rFonts w:hint="eastAsia"/>
@@ -2097,7 +2065,7 @@
     </w:p>
     <w:p>
       <w:pPr>
-        <w:pStyle w:val="29"/>
+        <w:pStyle w:val="a1"/>
         <w:rPr>
           <w:rFonts w:hint="eastAsia"/>
           <w:lang w:val="en-US" w:eastAsia="zh-CN"/>
@@ -2122,7 +2090,7 @@
                     </pic:cNvPicPr>
                   </pic:nvPicPr>
                   <pic:blipFill>
-                    <a:blip r:embed="rId8"/>
+                    <a:blip xmlns:r="http://schemas.openxmlformats.org/officeDocument/2006/relationships" r:embed="rId4"/>
                     <a:stretch>
                       <a:fillRect/>
                     </a:stretch>
@@ -2146,19 +2114,19 @@
           </wp:inline>
         </w:drawing>
       </w:r>
-      <w:bookmarkStart w:id="17" w:name="_GoBack"/>
-      <w:bookmarkEnd w:id="17"/>
-    </w:p>
-    <w:p>
-      <w:pPr>
-        <w:pStyle w:val="28"/>
+      <w:bookmarkStart w:id="7" w:name="_GoBack"/>
+      <w:bookmarkEnd w:id="7"/>
+    </w:p>
+    <w:p>
+      <w:pPr>
+        <w:pStyle w:val="1"/>
         <w:bidi w:val="0"/>
         <w:rPr>
           <w:rFonts w:hint="eastAsia"/>
           <w:lang w:val="en-US" w:eastAsia="zh-CN"/>
         </w:rPr>
       </w:pPr>
-      <w:bookmarkStart w:id="7" w:name="_Toc20934"/>
+      <w:bookmarkStart w:id="8" w:name="_Toc20934"/>
       <w:r>
         <w:rPr>
           <w:rFonts w:hint="eastAsia"/>
@@ -2166,18 +2134,18 @@
         </w:rPr>
         <w:t>框架设计说明</w:t>
       </w:r>
-      <w:bookmarkEnd w:id="7"/>
-    </w:p>
-    <w:p>
-      <w:pPr>
-        <w:pStyle w:val="30"/>
+      <w:bookmarkEnd w:id="8"/>
+    </w:p>
+    <w:p>
+      <w:pPr>
+        <w:pStyle w:val="2"/>
         <w:bidi w:val="0"/>
         <w:rPr>
           <w:rFonts w:hint="default"/>
           <w:lang w:val="en-US" w:eastAsia="zh-CN"/>
         </w:rPr>
       </w:pPr>
-      <w:bookmarkStart w:id="8" w:name="_Toc11695"/>
+      <w:bookmarkStart w:id="9" w:name="_Toc11695"/>
       <w:r>
         <w:rPr>
           <w:rFonts w:hint="eastAsia"/>
@@ -2185,11 +2153,11 @@
         </w:rPr>
         <w:t>整体架构</w:t>
       </w:r>
-      <w:bookmarkEnd w:id="8"/>
-    </w:p>
-    <w:p>
-      <w:pPr>
-        <w:pStyle w:val="29"/>
+      <w:bookmarkEnd w:id="9"/>
+    </w:p>
+    <w:p>
+      <w:pPr>
+        <w:pStyle w:val="a1"/>
         <w:rPr>
           <w:rFonts w:hint="default"/>
           <w:lang w:val="en-US" w:eastAsia="zh-CN"/>
@@ -2205,12 +2173,12 @@
     </w:p>
     <w:p>
       <w:pPr>
-        <w:pStyle w:val="29"/>
+        <w:pStyle w:val="a1"/>
         <w:numPr>
           <w:ilvl w:val="0"/>
           <w:numId w:val="2"/>
         </w:numPr>
-        <w:ind w:left="425" w:leftChars="0" w:hanging="425" w:firstLineChars="0"/>
+        <w:ind w:left="425" w:hanging="425" w:leftChars="0" w:firstLineChars="0"/>
         <w:rPr>
           <w:rFonts w:hint="default"/>
           <w:lang w:val="en-US" w:eastAsia="zh-CN"/>
@@ -2226,12 +2194,12 @@
     </w:p>
     <w:p>
       <w:pPr>
-        <w:pStyle w:val="29"/>
+        <w:pStyle w:val="a1"/>
         <w:numPr>
           <w:ilvl w:val="0"/>
           <w:numId w:val="2"/>
         </w:numPr>
-        <w:ind w:left="425" w:leftChars="0" w:hanging="425" w:firstLineChars="0"/>
+        <w:ind w:left="425" w:hanging="425" w:leftChars="0" w:firstLineChars="0"/>
         <w:rPr>
           <w:rFonts w:hint="default"/>
           <w:lang w:val="en-US" w:eastAsia="zh-CN"/>
@@ -2247,12 +2215,12 @@
     </w:p>
     <w:p>
       <w:pPr>
-        <w:pStyle w:val="29"/>
+        <w:pStyle w:val="a1"/>
         <w:numPr>
           <w:ilvl w:val="0"/>
           <w:numId w:val="2"/>
         </w:numPr>
-        <w:ind w:left="425" w:leftChars="0" w:hanging="425" w:firstLineChars="0"/>
+        <w:ind w:left="425" w:hanging="425" w:leftChars="0" w:firstLineChars="0"/>
         <w:rPr>
           <w:rFonts w:hint="default"/>
           <w:lang w:val="en-US" w:eastAsia="zh-CN"/>
@@ -2268,12 +2236,12 @@
     </w:p>
     <w:p>
       <w:pPr>
-        <w:pStyle w:val="29"/>
+        <w:pStyle w:val="a1"/>
         <w:numPr>
           <w:ilvl w:val="0"/>
           <w:numId w:val="2"/>
         </w:numPr>
-        <w:ind w:left="425" w:leftChars="0" w:hanging="425" w:firstLineChars="0"/>
+        <w:ind w:left="425" w:hanging="425" w:leftChars="0" w:firstLineChars="0"/>
         <w:rPr>
           <w:rFonts w:hint="default"/>
           <w:lang w:val="en-US" w:eastAsia="zh-CN"/>
@@ -2289,12 +2257,12 @@
     </w:p>
     <w:p>
       <w:pPr>
-        <w:pStyle w:val="29"/>
+        <w:pStyle w:val="a1"/>
         <w:numPr>
           <w:ilvl w:val="0"/>
           <w:numId w:val="2"/>
         </w:numPr>
-        <w:ind w:left="425" w:leftChars="0" w:hanging="425" w:firstLineChars="0"/>
+        <w:ind w:left="425" w:hanging="425" w:leftChars="0" w:firstLineChars="0"/>
         <w:rPr>
           <w:rFonts w:hint="default"/>
           <w:lang w:val="en-US" w:eastAsia="zh-CN"/>
@@ -2310,14 +2278,14 @@
     </w:p>
     <w:p>
       <w:pPr>
-        <w:pStyle w:val="30"/>
+        <w:pStyle w:val="2"/>
         <w:bidi w:val="0"/>
         <w:rPr>
           <w:rFonts w:hint="eastAsia"/>
           <w:lang w:val="en-US" w:eastAsia="zh-CN"/>
         </w:rPr>
       </w:pPr>
-      <w:bookmarkStart w:id="9" w:name="_Toc8088"/>
+      <w:bookmarkStart w:id="10" w:name="_Toc8088"/>
       <w:r>
         <w:rPr>
           <w:rFonts w:hint="eastAsia"/>
@@ -2325,11 +2293,11 @@
         </w:rPr>
         <w:t>核心逻辑</w:t>
       </w:r>
-      <w:bookmarkEnd w:id="9"/>
-    </w:p>
-    <w:p>
-      <w:pPr>
-        <w:pStyle w:val="29"/>
+      <w:bookmarkEnd w:id="10"/>
+    </w:p>
+    <w:p>
+      <w:pPr>
+        <w:pStyle w:val="a1"/>
         <w:rPr>
           <w:rFonts w:hint="eastAsia"/>
           <w:lang w:val="en-US" w:eastAsia="zh-CN"/>
@@ -2345,7 +2313,7 @@
     </w:p>
     <w:p>
       <w:pPr>
-        <w:pStyle w:val="29"/>
+        <w:pStyle w:val="a1"/>
         <w:rPr>
           <w:rFonts w:hint="eastAsia"/>
           <w:lang w:val="en-US" w:eastAsia="zh-CN"/>
@@ -2361,7 +2329,7 @@
     </w:p>
     <w:p>
       <w:pPr>
-        <w:pStyle w:val="29"/>
+        <w:pStyle w:val="a1"/>
         <w:rPr>
           <w:rFonts w:hint="eastAsia"/>
           <w:lang w:val="en-US" w:eastAsia="zh-CN"/>
@@ -2377,7 +2345,7 @@
     </w:p>
     <w:p>
       <w:pPr>
-        <w:pStyle w:val="29"/>
+        <w:pStyle w:val="a1"/>
         <w:rPr>
           <w:rFonts w:hint="eastAsia"/>
           <w:lang w:val="en-US" w:eastAsia="zh-CN"/>
@@ -2393,14 +2361,14 @@
     </w:p>
     <w:p>
       <w:pPr>
-        <w:pStyle w:val="30"/>
+        <w:pStyle w:val="2"/>
         <w:bidi w:val="0"/>
         <w:rPr>
           <w:rFonts w:hint="eastAsia"/>
           <w:lang w:val="en-US" w:eastAsia="zh-CN"/>
         </w:rPr>
       </w:pPr>
-      <w:bookmarkStart w:id="10" w:name="_Toc22687"/>
+      <w:bookmarkStart w:id="11" w:name="_Toc22687"/>
       <w:r>
         <w:rPr>
           <w:rFonts w:hint="eastAsia"/>
@@ -2408,23 +2376,22 @@
         </w:rPr>
         <w:t>关键协作关系</w:t>
       </w:r>
-      <w:bookmarkEnd w:id="10"/>
+      <w:bookmarkEnd w:id="11"/>
     </w:p>
     <w:tbl>
       <w:tblPr>
-        <w:tblStyle w:val="20"/>
+        <w:tblStyle w:val="TableNormal"/>
         <w:tblW w:w="9024" w:type="dxa"/>
         <w:tblInd w:w="0" w:type="dxa"/>
         <w:tblBorders>
-          <w:top w:val="single" w:color="auto" w:sz="4" w:space="0"/>
-          <w:left w:val="single" w:color="auto" w:sz="4" w:space="0"/>
-          <w:bottom w:val="single" w:color="auto" w:sz="4" w:space="0"/>
-          <w:right w:val="single" w:color="auto" w:sz="4" w:space="0"/>
-          <w:insideH w:val="single" w:color="auto" w:sz="4" w:space="0"/>
-          <w:insideV w:val="single" w:color="auto" w:sz="4" w:space="0"/>
+          <w:top w:val="single" w:sz="4" w:space="0" w:color="auto"/>
+          <w:left w:val="single" w:sz="4" w:space="0" w:color="auto"/>
+          <w:bottom w:val="single" w:sz="4" w:space="0" w:color="auto"/>
+          <w:right w:val="single" w:sz="4" w:space="0" w:color="auto"/>
+          <w:insideH w:val="single" w:sz="4" w:space="0" w:color="auto"/>
+          <w:insideV w:val="single" w:sz="4" w:space="0" w:color="auto"/>
         </w:tblBorders>
         <w:shd w:val="clear" w:color="auto" w:fill="auto"/>
-        <w:tblLayout w:type="autofit"/>
         <w:tblCellMar>
           <w:top w:w="15" w:type="dxa"/>
           <w:left w:w="15" w:type="dxa"/>
@@ -2438,13 +2405,15 @@
       </w:tblGrid>
       <w:tr>
         <w:tblPrEx>
+          <w:tblW w:w="9024" w:type="dxa"/>
+          <w:tblInd w:w="0" w:type="dxa"/>
           <w:tblBorders>
-            <w:top w:val="single" w:color="auto" w:sz="4" w:space="0"/>
-            <w:left w:val="single" w:color="auto" w:sz="4" w:space="0"/>
-            <w:bottom w:val="single" w:color="auto" w:sz="4" w:space="0"/>
-            <w:right w:val="single" w:color="auto" w:sz="4" w:space="0"/>
-            <w:insideH w:val="single" w:color="auto" w:sz="4" w:space="0"/>
-            <w:insideV w:val="single" w:color="auto" w:sz="4" w:space="0"/>
+            <w:top w:val="single" w:sz="4" w:space="0" w:color="auto"/>
+            <w:left w:val="single" w:sz="4" w:space="0" w:color="auto"/>
+            <w:bottom w:val="single" w:sz="4" w:space="0" w:color="auto"/>
+            <w:right w:val="single" w:sz="4" w:space="0" w:color="auto"/>
+            <w:insideH w:val="single" w:sz="4" w:space="0" w:color="auto"/>
+            <w:insideV w:val="single" w:sz="4" w:space="0" w:color="auto"/>
           </w:tblBorders>
           <w:shd w:val="clear" w:color="auto" w:fill="auto"/>
           <w:tblCellMar>
@@ -2478,7 +2447,7 @@
               <w:spacing w:line="300" w:lineRule="atLeast"/>
               <w:jc w:val="left"/>
               <w:rPr>
-                <w:rFonts w:ascii="Segoe UI" w:hAnsi="Segoe UI" w:eastAsia="Segoe UI" w:cs="Segoe UI"/>
+                <w:rFonts w:ascii="Segoe UI" w:eastAsia="Segoe UI" w:hAnsi="Segoe UI" w:cs="Segoe UI"/>
                 <w:i w:val="0"/>
                 <w:iCs w:val="0"/>
                 <w:caps w:val="0"/>
@@ -2490,7 +2459,7 @@
             </w:pPr>
             <w:r>
               <w:rPr>
-                <w:rFonts w:hint="default" w:ascii="Segoe UI" w:hAnsi="Segoe UI" w:eastAsia="Segoe UI" w:cs="Segoe UI"/>
+                <w:rFonts w:ascii="Segoe UI" w:eastAsia="Segoe UI" w:hAnsi="Segoe UI" w:cs="Segoe UI" w:hint="default"/>
                 <w:i w:val="0"/>
                 <w:iCs w:val="0"/>
                 <w:caps w:val="0"/>
@@ -2500,7 +2469,7 @@
                 <w:kern w:val="0"/>
                 <w:sz w:val="18"/>
                 <w:szCs w:val="18"/>
-                <w:lang w:val="en-US" w:eastAsia="zh-CN" w:bidi="ar"/>
+                <w:lang w:val="en-US" w:eastAsia="zh-CN"/>
               </w:rPr>
               <w:t>协作关系</w:t>
             </w:r>
@@ -2527,7 +2496,7 @@
               <w:spacing w:line="300" w:lineRule="atLeast"/>
               <w:jc w:val="left"/>
               <w:rPr>
-                <w:rFonts w:hint="default" w:ascii="Segoe UI" w:hAnsi="Segoe UI" w:eastAsia="Segoe UI" w:cs="Segoe UI"/>
+                <w:rFonts w:ascii="Segoe UI" w:eastAsia="Segoe UI" w:hAnsi="Segoe UI" w:cs="Segoe UI" w:hint="default"/>
                 <w:i w:val="0"/>
                 <w:iCs w:val="0"/>
                 <w:caps w:val="0"/>
@@ -2539,7 +2508,7 @@
             </w:pPr>
             <w:r>
               <w:rPr>
-                <w:rFonts w:hint="default" w:ascii="Segoe UI" w:hAnsi="Segoe UI" w:eastAsia="Segoe UI" w:cs="Segoe UI"/>
+                <w:rFonts w:ascii="Segoe UI" w:eastAsia="Segoe UI" w:hAnsi="Segoe UI" w:cs="Segoe UI" w:hint="default"/>
                 <w:i w:val="0"/>
                 <w:iCs w:val="0"/>
                 <w:caps w:val="0"/>
@@ -2549,7 +2518,7 @@
                 <w:kern w:val="0"/>
                 <w:sz w:val="18"/>
                 <w:szCs w:val="18"/>
-                <w:lang w:val="en-US" w:eastAsia="zh-CN" w:bidi="ar"/>
+                <w:lang w:val="en-US" w:eastAsia="zh-CN"/>
               </w:rPr>
               <w:t>说明</w:t>
             </w:r>
@@ -2558,14 +2527,8 @@
       </w:tr>
       <w:tr>
         <w:tblPrEx>
-          <w:tblBorders>
-            <w:top w:val="single" w:color="auto" w:sz="4" w:space="0"/>
-            <w:left w:val="single" w:color="auto" w:sz="4" w:space="0"/>
-            <w:bottom w:val="single" w:color="auto" w:sz="4" w:space="0"/>
-            <w:right w:val="single" w:color="auto" w:sz="4" w:space="0"/>
-            <w:insideH w:val="single" w:color="auto" w:sz="4" w:space="0"/>
-            <w:insideV w:val="single" w:color="auto" w:sz="4" w:space="0"/>
-          </w:tblBorders>
+          <w:tblW w:w="9024" w:type="dxa"/>
+          <w:tblInd w:w="0" w:type="dxa"/>
           <w:shd w:val="clear" w:color="auto" w:fill="auto"/>
           <w:tblCellMar>
             <w:top w:w="15" w:type="dxa"/>
@@ -2595,7 +2558,7 @@
               <w:spacing w:line="300" w:lineRule="atLeast"/>
               <w:jc w:val="left"/>
               <w:rPr>
-                <w:rFonts w:hint="default" w:ascii="Segoe UI" w:hAnsi="Segoe UI" w:eastAsia="Segoe UI" w:cs="Segoe UI"/>
+                <w:rFonts w:ascii="Segoe UI" w:eastAsia="Segoe UI" w:hAnsi="Segoe UI" w:cs="Segoe UI" w:hint="default"/>
                 <w:i w:val="0"/>
                 <w:iCs w:val="0"/>
                 <w:caps w:val="0"/>
@@ -2607,8 +2570,8 @@
             </w:pPr>
             <w:r>
               <w:rPr>
-                <w:rStyle w:val="23"/>
-                <w:rFonts w:hint="default" w:ascii="Segoe UI" w:hAnsi="Segoe UI" w:eastAsia="Segoe UI" w:cs="Segoe UI"/>
+                <w:rStyle w:val="Strong"/>
+                <w:rFonts w:ascii="Segoe UI" w:eastAsia="Segoe UI" w:hAnsi="Segoe UI" w:cs="Segoe UI" w:hint="default"/>
                 <w:b/>
                 <w:bCs/>
                 <w:i w:val="0"/>
@@ -2620,7 +2583,7 @@
                 <w:kern w:val="0"/>
                 <w:sz w:val="18"/>
                 <w:szCs w:val="18"/>
-                <w:lang w:val="en-US" w:eastAsia="zh-CN" w:bidi="ar"/>
+                <w:lang w:val="en-US" w:eastAsia="zh-CN"/>
               </w:rPr>
               <w:t>SLA→各过程</w:t>
             </w:r>
@@ -2647,7 +2610,7 @@
               <w:spacing w:line="300" w:lineRule="atLeast"/>
               <w:jc w:val="left"/>
               <w:rPr>
-                <w:rFonts w:hint="default" w:ascii="Segoe UI" w:hAnsi="Segoe UI" w:eastAsia="Segoe UI" w:cs="Segoe UI"/>
+                <w:rFonts w:ascii="Segoe UI" w:eastAsia="Segoe UI" w:hAnsi="Segoe UI" w:cs="Segoe UI" w:hint="default"/>
                 <w:i w:val="0"/>
                 <w:iCs w:val="0"/>
                 <w:caps w:val="0"/>
@@ -2659,7 +2622,7 @@
             </w:pPr>
             <w:r>
               <w:rPr>
-                <w:rFonts w:hint="default" w:ascii="Segoe UI" w:hAnsi="Segoe UI" w:eastAsia="Segoe UI" w:cs="Segoe UI"/>
+                <w:rFonts w:ascii="Segoe UI" w:eastAsia="Segoe UI" w:hAnsi="Segoe UI" w:cs="Segoe UI" w:hint="default"/>
                 <w:i w:val="0"/>
                 <w:iCs w:val="0"/>
                 <w:caps w:val="0"/>
@@ -2669,7 +2632,7 @@
                 <w:kern w:val="0"/>
                 <w:sz w:val="18"/>
                 <w:szCs w:val="18"/>
-                <w:lang w:val="en-US" w:eastAsia="zh-CN" w:bidi="ar"/>
+                <w:lang w:val="en-US" w:eastAsia="zh-CN"/>
               </w:rPr>
               <w:t>服务级别协议是所有过程的共同目标和约束条件</w:t>
             </w:r>
@@ -2678,14 +2641,8 @@
       </w:tr>
       <w:tr>
         <w:tblPrEx>
-          <w:tblBorders>
-            <w:top w:val="single" w:color="auto" w:sz="4" w:space="0"/>
-            <w:left w:val="single" w:color="auto" w:sz="4" w:space="0"/>
-            <w:bottom w:val="single" w:color="auto" w:sz="4" w:space="0"/>
-            <w:right w:val="single" w:color="auto" w:sz="4" w:space="0"/>
-            <w:insideH w:val="single" w:color="auto" w:sz="4" w:space="0"/>
-            <w:insideV w:val="single" w:color="auto" w:sz="4" w:space="0"/>
-          </w:tblBorders>
+          <w:tblW w:w="9024" w:type="dxa"/>
+          <w:tblInd w:w="0" w:type="dxa"/>
           <w:shd w:val="clear" w:color="auto" w:fill="auto"/>
           <w:tblCellMar>
             <w:top w:w="15" w:type="dxa"/>
@@ -2715,7 +2672,7 @@
               <w:spacing w:line="300" w:lineRule="atLeast"/>
               <w:jc w:val="left"/>
               <w:rPr>
-                <w:rFonts w:hint="default" w:ascii="Segoe UI" w:hAnsi="Segoe UI" w:eastAsia="Segoe UI" w:cs="Segoe UI"/>
+                <w:rFonts w:ascii="Segoe UI" w:eastAsia="Segoe UI" w:hAnsi="Segoe UI" w:cs="Segoe UI" w:hint="default"/>
                 <w:i w:val="0"/>
                 <w:iCs w:val="0"/>
                 <w:caps w:val="0"/>
@@ -2727,8 +2684,8 @@
             </w:pPr>
             <w:r>
               <w:rPr>
-                <w:rStyle w:val="23"/>
-                <w:rFonts w:hint="default" w:ascii="Segoe UI" w:hAnsi="Segoe UI" w:eastAsia="Segoe UI" w:cs="Segoe UI"/>
+                <w:rStyle w:val="Strong"/>
+                <w:rFonts w:ascii="Segoe UI" w:eastAsia="Segoe UI" w:hAnsi="Segoe UI" w:cs="Segoe UI" w:hint="default"/>
                 <w:b/>
                 <w:bCs/>
                 <w:i w:val="0"/>
@@ -2740,7 +2697,7 @@
                 <w:kern w:val="0"/>
                 <w:sz w:val="18"/>
                 <w:szCs w:val="18"/>
-                <w:lang w:val="en-US" w:eastAsia="zh-CN" w:bidi="ar"/>
+                <w:lang w:val="en-US" w:eastAsia="zh-CN"/>
               </w:rPr>
               <w:t>配置管理→各过程</w:t>
             </w:r>
@@ -2767,7 +2724,7 @@
               <w:spacing w:line="300" w:lineRule="atLeast"/>
               <w:jc w:val="left"/>
               <w:rPr>
-                <w:rFonts w:hint="default" w:ascii="Segoe UI" w:hAnsi="Segoe UI" w:eastAsia="Segoe UI" w:cs="Segoe UI"/>
+                <w:rFonts w:ascii="Segoe UI" w:eastAsia="Segoe UI" w:hAnsi="Segoe UI" w:cs="Segoe UI" w:hint="default"/>
                 <w:i w:val="0"/>
                 <w:iCs w:val="0"/>
                 <w:caps w:val="0"/>
@@ -2779,7 +2736,7 @@
             </w:pPr>
             <w:r>
               <w:rPr>
-                <w:rFonts w:hint="default" w:ascii="Segoe UI" w:hAnsi="Segoe UI" w:eastAsia="Segoe UI" w:cs="Segoe UI"/>
+                <w:rFonts w:ascii="Segoe UI" w:eastAsia="Segoe UI" w:hAnsi="Segoe UI" w:cs="Segoe UI" w:hint="default"/>
                 <w:i w:val="0"/>
                 <w:iCs w:val="0"/>
                 <w:caps w:val="0"/>
@@ -2789,7 +2746,7 @@
                 <w:kern w:val="0"/>
                 <w:sz w:val="18"/>
                 <w:szCs w:val="18"/>
-                <w:lang w:val="en-US" w:eastAsia="zh-CN" w:bidi="ar"/>
+                <w:lang w:val="en-US" w:eastAsia="zh-CN"/>
               </w:rPr>
               <w:t>CMDB为事件定位、问题分析、变更评估、发布执行提供数据支持</w:t>
             </w:r>
@@ -2798,14 +2755,8 @@
       </w:tr>
       <w:tr>
         <w:tblPrEx>
-          <w:tblBorders>
-            <w:top w:val="single" w:color="auto" w:sz="4" w:space="0"/>
-            <w:left w:val="single" w:color="auto" w:sz="4" w:space="0"/>
-            <w:bottom w:val="single" w:color="auto" w:sz="4" w:space="0"/>
-            <w:right w:val="single" w:color="auto" w:sz="4" w:space="0"/>
-            <w:insideH w:val="single" w:color="auto" w:sz="4" w:space="0"/>
-            <w:insideV w:val="single" w:color="auto" w:sz="4" w:space="0"/>
-          </w:tblBorders>
+          <w:tblW w:w="9024" w:type="dxa"/>
+          <w:tblInd w:w="0" w:type="dxa"/>
           <w:shd w:val="clear" w:color="auto" w:fill="auto"/>
           <w:tblCellMar>
             <w:top w:w="15" w:type="dxa"/>
@@ -2835,7 +2786,7 @@
               <w:spacing w:line="300" w:lineRule="atLeast"/>
               <w:jc w:val="left"/>
               <w:rPr>
-                <w:rFonts w:hint="default" w:ascii="Segoe UI" w:hAnsi="Segoe UI" w:eastAsia="Segoe UI" w:cs="Segoe UI"/>
+                <w:rFonts w:ascii="Segoe UI" w:eastAsia="Segoe UI" w:hAnsi="Segoe UI" w:cs="Segoe UI" w:hint="default"/>
                 <w:i w:val="0"/>
                 <w:iCs w:val="0"/>
                 <w:caps w:val="0"/>
@@ -2847,8 +2798,8 @@
             </w:pPr>
             <w:r>
               <w:rPr>
-                <w:rStyle w:val="23"/>
-                <w:rFonts w:hint="default" w:ascii="Segoe UI" w:hAnsi="Segoe UI" w:eastAsia="Segoe UI" w:cs="Segoe UI"/>
+                <w:rStyle w:val="Strong"/>
+                <w:rFonts w:ascii="Segoe UI" w:eastAsia="Segoe UI" w:hAnsi="Segoe UI" w:cs="Segoe UI" w:hint="default"/>
                 <w:b/>
                 <w:bCs/>
                 <w:i w:val="0"/>
@@ -2860,7 +2811,7 @@
                 <w:kern w:val="0"/>
                 <w:sz w:val="18"/>
                 <w:szCs w:val="18"/>
-                <w:lang w:val="en-US" w:eastAsia="zh-CN" w:bidi="ar"/>
+                <w:lang w:val="en-US" w:eastAsia="zh-CN"/>
               </w:rPr>
               <w:t>事件→问题→变更</w:t>
             </w:r>
@@ -2887,7 +2838,7 @@
               <w:spacing w:line="300" w:lineRule="atLeast"/>
               <w:jc w:val="left"/>
               <w:rPr>
-                <w:rFonts w:hint="default" w:ascii="Segoe UI" w:hAnsi="Segoe UI" w:eastAsia="Segoe UI" w:cs="Segoe UI"/>
+                <w:rFonts w:ascii="Segoe UI" w:eastAsia="Segoe UI" w:hAnsi="Segoe UI" w:cs="Segoe UI" w:hint="default"/>
                 <w:i w:val="0"/>
                 <w:iCs w:val="0"/>
                 <w:caps w:val="0"/>
@@ -2899,7 +2850,7 @@
             </w:pPr>
             <w:r>
               <w:rPr>
-                <w:rFonts w:hint="default" w:ascii="Segoe UI" w:hAnsi="Segoe UI" w:eastAsia="Segoe UI" w:cs="Segoe UI"/>
+                <w:rFonts w:ascii="Segoe UI" w:eastAsia="Segoe UI" w:hAnsi="Segoe UI" w:cs="Segoe UI" w:hint="default"/>
                 <w:i w:val="0"/>
                 <w:iCs w:val="0"/>
                 <w:caps w:val="0"/>
@@ -2909,7 +2860,7 @@
                 <w:kern w:val="0"/>
                 <w:sz w:val="18"/>
                 <w:szCs w:val="18"/>
-                <w:lang w:val="en-US" w:eastAsia="zh-CN" w:bidi="ar"/>
+                <w:lang w:val="en-US" w:eastAsia="zh-CN"/>
               </w:rPr>
               <w:t>重大/重复事件转为问题，问题分析后提出变更请求</w:t>
             </w:r>
@@ -2918,14 +2869,8 @@
       </w:tr>
       <w:tr>
         <w:tblPrEx>
-          <w:tblBorders>
-            <w:top w:val="single" w:color="auto" w:sz="4" w:space="0"/>
-            <w:left w:val="single" w:color="auto" w:sz="4" w:space="0"/>
-            <w:bottom w:val="single" w:color="auto" w:sz="4" w:space="0"/>
-            <w:right w:val="single" w:color="auto" w:sz="4" w:space="0"/>
-            <w:insideH w:val="single" w:color="auto" w:sz="4" w:space="0"/>
-            <w:insideV w:val="single" w:color="auto" w:sz="4" w:space="0"/>
-          </w:tblBorders>
+          <w:tblW w:w="9024" w:type="dxa"/>
+          <w:tblInd w:w="0" w:type="dxa"/>
           <w:shd w:val="clear" w:color="auto" w:fill="auto"/>
           <w:tblCellMar>
             <w:top w:w="15" w:type="dxa"/>
@@ -2955,7 +2900,7 @@
               <w:spacing w:line="300" w:lineRule="atLeast"/>
               <w:jc w:val="left"/>
               <w:rPr>
-                <w:rFonts w:hint="default" w:ascii="Segoe UI" w:hAnsi="Segoe UI" w:eastAsia="Segoe UI" w:cs="Segoe UI"/>
+                <w:rFonts w:ascii="Segoe UI" w:eastAsia="Segoe UI" w:hAnsi="Segoe UI" w:cs="Segoe UI" w:hint="default"/>
                 <w:i w:val="0"/>
                 <w:iCs w:val="0"/>
                 <w:caps w:val="0"/>
@@ -2967,8 +2912,8 @@
             </w:pPr>
             <w:r>
               <w:rPr>
-                <w:rStyle w:val="23"/>
-                <w:rFonts w:hint="default" w:ascii="Segoe UI" w:hAnsi="Segoe UI" w:eastAsia="Segoe UI" w:cs="Segoe UI"/>
+                <w:rStyle w:val="Strong"/>
+                <w:rFonts w:ascii="Segoe UI" w:eastAsia="Segoe UI" w:hAnsi="Segoe UI" w:cs="Segoe UI" w:hint="default"/>
                 <w:b/>
                 <w:bCs/>
                 <w:i w:val="0"/>
@@ -2980,7 +2925,7 @@
                 <w:kern w:val="0"/>
                 <w:sz w:val="18"/>
                 <w:szCs w:val="18"/>
-                <w:lang w:val="en-US" w:eastAsia="zh-CN" w:bidi="ar"/>
+                <w:lang w:val="en-US" w:eastAsia="zh-CN"/>
               </w:rPr>
               <w:t>变更→发布</w:t>
             </w:r>
@@ -3007,7 +2952,7 @@
               <w:spacing w:line="300" w:lineRule="atLeast"/>
               <w:jc w:val="left"/>
               <w:rPr>
-                <w:rFonts w:hint="default" w:ascii="Segoe UI" w:hAnsi="Segoe UI" w:eastAsia="Segoe UI" w:cs="Segoe UI"/>
+                <w:rFonts w:ascii="Segoe UI" w:eastAsia="Segoe UI" w:hAnsi="Segoe UI" w:cs="Segoe UI" w:hint="default"/>
                 <w:i w:val="0"/>
                 <w:iCs w:val="0"/>
                 <w:caps w:val="0"/>
@@ -3019,7 +2964,7 @@
             </w:pPr>
             <w:r>
               <w:rPr>
-                <w:rFonts w:hint="default" w:ascii="Segoe UI" w:hAnsi="Segoe UI" w:eastAsia="Segoe UI" w:cs="Segoe UI"/>
+                <w:rFonts w:ascii="Segoe UI" w:eastAsia="Segoe UI" w:hAnsi="Segoe UI" w:cs="Segoe UI" w:hint="default"/>
                 <w:i w:val="0"/>
                 <w:iCs w:val="0"/>
                 <w:caps w:val="0"/>
@@ -3029,7 +2974,7 @@
                 <w:kern w:val="0"/>
                 <w:sz w:val="18"/>
                 <w:szCs w:val="18"/>
-                <w:lang w:val="en-US" w:eastAsia="zh-CN" w:bidi="ar"/>
+                <w:lang w:val="en-US" w:eastAsia="zh-CN"/>
               </w:rPr>
               <w:t>所有变更需经授权后由发布管理统一执行</w:t>
             </w:r>
@@ -3038,14 +2983,8 @@
       </w:tr>
       <w:tr>
         <w:tblPrEx>
-          <w:tblBorders>
-            <w:top w:val="single" w:color="auto" w:sz="4" w:space="0"/>
-            <w:left w:val="single" w:color="auto" w:sz="4" w:space="0"/>
-            <w:bottom w:val="single" w:color="auto" w:sz="4" w:space="0"/>
-            <w:right w:val="single" w:color="auto" w:sz="4" w:space="0"/>
-            <w:insideH w:val="single" w:color="auto" w:sz="4" w:space="0"/>
-            <w:insideV w:val="single" w:color="auto" w:sz="4" w:space="0"/>
-          </w:tblBorders>
+          <w:tblW w:w="9024" w:type="dxa"/>
+          <w:tblInd w:w="0" w:type="dxa"/>
           <w:shd w:val="clear" w:color="auto" w:fill="auto"/>
           <w:tblCellMar>
             <w:top w:w="15" w:type="dxa"/>
@@ -3075,7 +3014,7 @@
               <w:spacing w:line="300" w:lineRule="atLeast"/>
               <w:jc w:val="left"/>
               <w:rPr>
-                <w:rFonts w:hint="default" w:ascii="Segoe UI" w:hAnsi="Segoe UI" w:eastAsia="Segoe UI" w:cs="Segoe UI"/>
+                <w:rFonts w:ascii="Segoe UI" w:eastAsia="Segoe UI" w:hAnsi="Segoe UI" w:cs="Segoe UI" w:hint="default"/>
                 <w:i w:val="0"/>
                 <w:iCs w:val="0"/>
                 <w:caps w:val="0"/>
@@ -3087,8 +3026,8 @@
             </w:pPr>
             <w:r>
               <w:rPr>
-                <w:rStyle w:val="23"/>
-                <w:rFonts w:hint="default" w:ascii="Segoe UI" w:hAnsi="Segoe UI" w:eastAsia="Segoe UI" w:cs="Segoe UI"/>
+                <w:rStyle w:val="Strong"/>
+                <w:rFonts w:ascii="Segoe UI" w:eastAsia="Segoe UI" w:hAnsi="Segoe UI" w:cs="Segoe UI" w:hint="default"/>
                 <w:b/>
                 <w:bCs/>
                 <w:i w:val="0"/>
@@ -3100,7 +3039,7 @@
                 <w:kern w:val="0"/>
                 <w:sz w:val="18"/>
                 <w:szCs w:val="18"/>
-                <w:lang w:val="en-US" w:eastAsia="zh-CN" w:bidi="ar"/>
+                <w:lang w:val="en-US" w:eastAsia="zh-CN"/>
               </w:rPr>
               <w:t>保障过程→执行过程</w:t>
             </w:r>
@@ -3127,7 +3066,7 @@
               <w:spacing w:line="300" w:lineRule="atLeast"/>
               <w:jc w:val="left"/>
               <w:rPr>
-                <w:rFonts w:hint="default" w:ascii="Segoe UI" w:hAnsi="Segoe UI" w:eastAsia="Segoe UI" w:cs="Segoe UI"/>
+                <w:rFonts w:ascii="Segoe UI" w:eastAsia="Segoe UI" w:hAnsi="Segoe UI" w:cs="Segoe UI" w:hint="default"/>
                 <w:i w:val="0"/>
                 <w:iCs w:val="0"/>
                 <w:caps w:val="0"/>
@@ -3139,7 +3078,7 @@
             </w:pPr>
             <w:r>
               <w:rPr>
-                <w:rFonts w:hint="default" w:ascii="Segoe UI" w:hAnsi="Segoe UI" w:eastAsia="Segoe UI" w:cs="Segoe UI"/>
+                <w:rFonts w:ascii="Segoe UI" w:eastAsia="Segoe UI" w:hAnsi="Segoe UI" w:cs="Segoe UI" w:hint="default"/>
                 <w:i w:val="0"/>
                 <w:iCs w:val="0"/>
                 <w:caps w:val="0"/>
@@ -3149,7 +3088,7 @@
                 <w:kern w:val="0"/>
                 <w:sz w:val="18"/>
                 <w:szCs w:val="18"/>
-                <w:lang w:val="en-US" w:eastAsia="zh-CN" w:bidi="ar"/>
+                <w:lang w:val="en-US" w:eastAsia="zh-CN"/>
               </w:rPr>
               <w:t>可用性、容量、安全需求触发相应变更和优化</w:t>
             </w:r>
@@ -3159,14 +3098,14 @@
     </w:tbl>
     <w:p>
       <w:pPr>
-        <w:pStyle w:val="30"/>
+        <w:pStyle w:val="2"/>
         <w:bidi w:val="0"/>
         <w:rPr>
           <w:rFonts w:hint="eastAsia"/>
           <w:lang w:val="en-US" w:eastAsia="zh-CN"/>
         </w:rPr>
       </w:pPr>
-      <w:bookmarkStart w:id="11" w:name="_Toc25136"/>
+      <w:bookmarkStart w:id="12" w:name="_Toc25136"/>
       <w:r>
         <w:rPr>
           <w:rFonts w:hint="eastAsia"/>
@@ -3174,7 +3113,7 @@
         </w:rPr>
         <w:t>绩效指标关联</w:t>
       </w:r>
-      <w:bookmarkEnd w:id="11"/>
+      <w:bookmarkEnd w:id="12"/>
     </w:p>
     <w:p>
       <w:pPr>
@@ -3565,14 +3504,14 @@
     </w:p>
     <w:p>
       <w:pPr>
-        <w:pStyle w:val="28"/>
+        <w:pStyle w:val="1"/>
         <w:bidi w:val="0"/>
         <w:rPr>
           <w:rFonts w:hint="default"/>
           <w:lang w:val="en-US" w:eastAsia="zh-CN"/>
         </w:rPr>
       </w:pPr>
-      <w:bookmarkStart w:id="12" w:name="_Toc17597"/>
+      <w:bookmarkStart w:id="13" w:name="_Toc17597"/>
       <w:r>
         <w:rPr>
           <w:rFonts w:hint="default"/>
@@ -3580,18 +3519,18 @@
         </w:rPr>
         <w:t>实施建议</w:t>
       </w:r>
-      <w:bookmarkEnd w:id="12"/>
-    </w:p>
-    <w:p>
-      <w:pPr>
-        <w:pStyle w:val="30"/>
+      <w:bookmarkEnd w:id="13"/>
+    </w:p>
+    <w:p>
+      <w:pPr>
+        <w:pStyle w:val="2"/>
         <w:bidi w:val="0"/>
         <w:rPr>
           <w:rFonts w:hint="default"/>
           <w:lang w:val="en-US" w:eastAsia="zh-CN"/>
         </w:rPr>
       </w:pPr>
-      <w:bookmarkStart w:id="13" w:name="_Toc1991"/>
+      <w:bookmarkStart w:id="14" w:name="_Toc1991"/>
       <w:r>
         <w:rPr>
           <w:rFonts w:hint="default"/>
@@ -3599,7 +3538,7 @@
         </w:rPr>
         <w:t>分阶段落地</w:t>
       </w:r>
-      <w:bookmarkEnd w:id="13"/>
+      <w:bookmarkEnd w:id="14"/>
     </w:p>
     <w:p>
       <w:pPr>
@@ -3654,14 +3593,14 @@
     </w:p>
     <w:p>
       <w:pPr>
-        <w:pStyle w:val="30"/>
+        <w:pStyle w:val="2"/>
         <w:bidi w:val="0"/>
         <w:rPr>
           <w:rFonts w:hint="default"/>
           <w:lang w:val="en-US" w:eastAsia="zh-CN"/>
         </w:rPr>
       </w:pPr>
-      <w:bookmarkStart w:id="14" w:name="_Toc1347"/>
+      <w:bookmarkStart w:id="15" w:name="_Toc1347"/>
       <w:r>
         <w:rPr>
           <w:rFonts w:hint="default"/>
@@ -3669,7 +3608,7 @@
         </w:rPr>
         <w:t>工具支撑</w:t>
       </w:r>
-      <w:bookmarkEnd w:id="14"/>
+      <w:bookmarkEnd w:id="15"/>
     </w:p>
     <w:p>
       <w:pPr>
@@ -3707,14 +3646,14 @@
     </w:p>
     <w:p>
       <w:pPr>
-        <w:pStyle w:val="30"/>
+        <w:pStyle w:val="2"/>
         <w:bidi w:val="0"/>
         <w:rPr>
           <w:rFonts w:hint="default"/>
           <w:lang w:val="en-US" w:eastAsia="zh-CN"/>
         </w:rPr>
       </w:pPr>
-      <w:bookmarkStart w:id="15" w:name="_Toc25840"/>
+      <w:bookmarkStart w:id="16" w:name="_Toc25840"/>
       <w:r>
         <w:rPr>
           <w:rFonts w:hint="default"/>
@@ -3722,7 +3661,7 @@
         </w:rPr>
         <w:t>组织适配</w:t>
       </w:r>
-      <w:bookmarkEnd w:id="15"/>
+      <w:bookmarkEnd w:id="16"/>
     </w:p>
     <w:p>
       <w:pPr>
@@ -3760,14 +3699,14 @@
     </w:p>
     <w:p>
       <w:pPr>
-        <w:pStyle w:val="30"/>
+        <w:pStyle w:val="2"/>
         <w:bidi w:val="0"/>
         <w:rPr>
           <w:rFonts w:hint="default"/>
           <w:lang w:val="en-US" w:eastAsia="zh-CN"/>
         </w:rPr>
       </w:pPr>
-      <w:bookmarkStart w:id="16" w:name="_Toc31158"/>
+      <w:bookmarkStart w:id="17" w:name="_Toc31158"/>
       <w:r>
         <w:rPr>
           <w:rFonts w:hint="default"/>
@@ -3775,7 +3714,7 @@
         </w:rPr>
         <w:t>持续改进</w:t>
       </w:r>
-      <w:bookmarkEnd w:id="16"/>
+      <w:bookmarkEnd w:id="17"/>
     </w:p>
     <w:p>
       <w:pPr>
@@ -3828,74 +3767,24 @@
       </w:r>
     </w:p>
     <w:sectPr>
-      <w:headerReference r:id="rId5" w:type="default"/>
-      <w:footerReference r:id="rId6" w:type="default"/>
+      <w:headerReference w:type="default" r:id="rId5"/>
+      <w:footerReference w:type="default" r:id="rId6"/>
       <w:pgSz w:w="11906" w:h="16838"/>
       <w:pgMar w:top="1440" w:right="1800" w:bottom="1440" w:left="1800" w:header="0" w:footer="993" w:gutter="0"/>
-      <w:cols w:space="720" w:num="1"/>
+      <w:cols w:num="1" w:space="720"/>
     </w:sectPr>
   </w:body>
 </w:document>
 </file>
 
-<file path=word/endnotes.xml><?xml version="1.0" encoding="utf-8"?>
-<w:endnotes xmlns:wpc="http://schemas.microsoft.com/office/word/2010/wordprocessingCanvas" xmlns:mc="http://schemas.openxmlformats.org/markup-compatibility/2006" xmlns:o="urn:schemas-microsoft-com:office:office" xmlns:r="http://schemas.openxmlformats.org/officeDocument/2006/relationships" xmlns:m="http://schemas.openxmlformats.org/officeDocument/2006/math" xmlns:v="urn:schemas-microsoft-com:vml" xmlns:wp14="http://schemas.microsoft.com/office/word/2010/wordprocessingDrawing" xmlns:wp="http://schemas.openxmlformats.org/drawingml/2006/wordprocessingDrawing" xmlns:w="http://schemas.openxmlformats.org/wordprocessingml/2006/main" xmlns:w14="http://schemas.microsoft.com/office/word/2010/wordml" xmlns:w15="http://schemas.microsoft.com/office/word/2012/wordml" xmlns:w10="urn:schemas-microsoft-com:office:word" xmlns:wpg="http://schemas.microsoft.com/office/word/2010/wordprocessingGroup" xmlns:wpi="http://schemas.microsoft.com/office/word/2010/wordprocessingInk" xmlns:wne="http://schemas.microsoft.com/office/word/2006/wordml" xmlns:wps="http://schemas.microsoft.com/office/word/2010/wordprocessingShape" xmlns:wpsCustomData="http://www.wps.cn/officeDocument/2013/wpsCustomData" mc:Ignorable="w14 w15 wp14">
-  <w:endnote w:type="separator" w:id="0">
-    <w:p>
-      <w:pPr>
-        <w:spacing w:line="240" w:lineRule="auto"/>
-      </w:pPr>
-      <w:r>
-        <w:separator/>
-      </w:r>
-    </w:p>
-  </w:endnote>
-  <w:endnote w:type="continuationSeparator" w:id="1">
-    <w:p>
-      <w:pPr>
-        <w:spacing w:line="240" w:lineRule="auto"/>
-      </w:pPr>
-      <w:r>
-        <w:continuationSeparator/>
-      </w:r>
-    </w:p>
-  </w:endnote>
-</w:endnotes>
-</file>
-
 <file path=word/footer1.xml><?xml version="1.0" encoding="utf-8"?>
-<w:ftr xmlns:wpc="http://schemas.microsoft.com/office/word/2010/wordprocessingCanvas" xmlns:mc="http://schemas.openxmlformats.org/markup-compatibility/2006" xmlns:o="urn:schemas-microsoft-com:office:office" xmlns:r="http://schemas.openxmlformats.org/officeDocument/2006/relationships" xmlns:m="http://schemas.openxmlformats.org/officeDocument/2006/math" xmlns:v="urn:schemas-microsoft-com:vml" xmlns:wp14="http://schemas.microsoft.com/office/word/2010/wordprocessingDrawing" xmlns:wp="http://schemas.openxmlformats.org/drawingml/2006/wordprocessingDrawing" xmlns:w10="urn:schemas-microsoft-com:office:word" xmlns:w="http://schemas.openxmlformats.org/wordprocessingml/2006/main" xmlns:w14="http://schemas.microsoft.com/office/word/2010/wordml" xmlns:w15="http://schemas.microsoft.com/office/word/2012/wordml" xmlns:wpg="http://schemas.microsoft.com/office/word/2010/wordprocessingGroup" xmlns:wpi="http://schemas.microsoft.com/office/word/2010/wordprocessingInk" xmlns:wne="http://schemas.microsoft.com/office/word/2006/wordml" xmlns:wps="http://schemas.microsoft.com/office/word/2010/wordprocessingShape" xmlns:wpsCustomData="http://www.wps.cn/officeDocument/2013/wpsCustomData" mc:Ignorable="w14 w15 wp14">
+<w:ftr xmlns:wpc="http://schemas.microsoft.com/office/word/2010/wordprocessingCanvas" xmlns:mc="http://schemas.openxmlformats.org/markup-compatibility/2006" xmlns:o="urn:schemas-microsoft-com:office:office" xmlns:r="http://schemas.openxmlformats.org/officeDocument/2006/relationships" xmlns:m="http://schemas.openxmlformats.org/officeDocument/2006/math" xmlns:v="urn:schemas-microsoft-com:vml" xmlns:wp14="http://schemas.microsoft.com/office/word/2010/wordprocessingDrawing" xmlns:wp="http://schemas.openxmlformats.org/drawingml/2006/wordprocessingDrawing" xmlns:w10="urn:schemas-microsoft-com:office:word" xmlns:w="http://schemas.openxmlformats.org/wordprocessingml/2006/main" xmlns:w14="http://schemas.microsoft.com/office/word/2010/wordml" xmlns:w15="http://schemas.microsoft.com/office/word/2012/wordml" xmlns:wne="http://schemas.microsoft.com/office/word/2006/wordml" xmlns:wpg="http://schemas.microsoft.com/office/word/2010/wordprocessingGroup" xmlns:wpi="http://schemas.microsoft.com/office/word/2010/wordprocessingInk" xmlns:wps="http://schemas.microsoft.com/office/word/2010/wordprocessingShape" mc:Ignorable="w14 w15 wp14">
   <w:p/>
 </w:ftr>
 </file>
 
-<file path=word/footnotes.xml><?xml version="1.0" encoding="utf-8"?>
-<w:footnotes xmlns:wpc="http://schemas.microsoft.com/office/word/2010/wordprocessingCanvas" xmlns:mc="http://schemas.openxmlformats.org/markup-compatibility/2006" xmlns:o="urn:schemas-microsoft-com:office:office" xmlns:r="http://schemas.openxmlformats.org/officeDocument/2006/relationships" xmlns:m="http://schemas.openxmlformats.org/officeDocument/2006/math" xmlns:v="urn:schemas-microsoft-com:vml" xmlns:wp14="http://schemas.microsoft.com/office/word/2010/wordprocessingDrawing" xmlns:wp="http://schemas.openxmlformats.org/drawingml/2006/wordprocessingDrawing" xmlns:w="http://schemas.openxmlformats.org/wordprocessingml/2006/main" xmlns:w14="http://schemas.microsoft.com/office/word/2010/wordml" xmlns:w15="http://schemas.microsoft.com/office/word/2012/wordml" xmlns:w10="urn:schemas-microsoft-com:office:word" xmlns:wpg="http://schemas.microsoft.com/office/word/2010/wordprocessingGroup" xmlns:wpi="http://schemas.microsoft.com/office/word/2010/wordprocessingInk" xmlns:wne="http://schemas.microsoft.com/office/word/2006/wordml" xmlns:wps="http://schemas.microsoft.com/office/word/2010/wordprocessingShape" xmlns:wpsCustomData="http://www.wps.cn/officeDocument/2013/wpsCustomData" mc:Ignorable="w14 w15 wp14">
-  <w:footnote w:type="separator" w:id="0">
-    <w:p>
-      <w:pPr>
-        <w:spacing w:line="360" w:lineRule="auto"/>
-      </w:pPr>
-      <w:r>
-        <w:separator/>
-      </w:r>
-    </w:p>
-  </w:footnote>
-  <w:footnote w:type="continuationSeparator" w:id="1">
-    <w:p>
-      <w:pPr>
-        <w:spacing w:line="360" w:lineRule="auto"/>
-      </w:pPr>
-      <w:r>
-        <w:continuationSeparator/>
-      </w:r>
-    </w:p>
-  </w:footnote>
-</w:footnotes>
-</file>
-
 <file path=word/header1.xml><?xml version="1.0" encoding="utf-8"?>
-<w:hdr xmlns:wpc="http://schemas.microsoft.com/office/word/2010/wordprocessingCanvas" xmlns:mc="http://schemas.openxmlformats.org/markup-compatibility/2006" xmlns:o="urn:schemas-microsoft-com:office:office" xmlns:r="http://schemas.openxmlformats.org/officeDocument/2006/relationships" xmlns:m="http://schemas.openxmlformats.org/officeDocument/2006/math" xmlns:v="urn:schemas-microsoft-com:vml" xmlns:wp14="http://schemas.microsoft.com/office/word/2010/wordprocessingDrawing" xmlns:wp="http://schemas.openxmlformats.org/drawingml/2006/wordprocessingDrawing" xmlns:w10="urn:schemas-microsoft-com:office:word" xmlns:w="http://schemas.openxmlformats.org/wordprocessingml/2006/main" xmlns:w14="http://schemas.microsoft.com/office/word/2010/wordml" xmlns:w15="http://schemas.microsoft.com/office/word/2012/wordml" xmlns:wpg="http://schemas.microsoft.com/office/word/2010/wordprocessingGroup" xmlns:wpi="http://schemas.microsoft.com/office/word/2010/wordprocessingInk" xmlns:wne="http://schemas.microsoft.com/office/word/2006/wordml" xmlns:wps="http://schemas.microsoft.com/office/word/2010/wordprocessingShape" xmlns:wpsCustomData="http://www.wps.cn/officeDocument/2013/wpsCustomData" mc:Ignorable="w14 w15 wp14">
+<w:hdr xmlns:wpc="http://schemas.microsoft.com/office/word/2010/wordprocessingCanvas" xmlns:mc="http://schemas.openxmlformats.org/markup-compatibility/2006" xmlns:o="urn:schemas-microsoft-com:office:office" xmlns:r="http://schemas.openxmlformats.org/officeDocument/2006/relationships" xmlns:m="http://schemas.openxmlformats.org/officeDocument/2006/math" xmlns:v="urn:schemas-microsoft-com:vml" xmlns:wp14="http://schemas.microsoft.com/office/word/2010/wordprocessingDrawing" xmlns:wp="http://schemas.openxmlformats.org/drawingml/2006/wordprocessingDrawing" xmlns:w10="urn:schemas-microsoft-com:office:word" xmlns:w="http://schemas.openxmlformats.org/wordprocessingml/2006/main" xmlns:w14="http://schemas.microsoft.com/office/word/2010/wordml" xmlns:w15="http://schemas.microsoft.com/office/word/2012/wordml" xmlns:wne="http://schemas.microsoft.com/office/word/2006/wordml" xmlns:wpg="http://schemas.microsoft.com/office/word/2010/wordprocessingGroup" xmlns:wpi="http://schemas.microsoft.com/office/word/2010/wordprocessingInk" xmlns:wps="http://schemas.microsoft.com/office/word/2010/wordprocessingShape" mc:Ignorable="w14 w15 wp14">
   <w:p>
     <w:pPr>
       <w:spacing w:line="14" w:lineRule="auto"/>
@@ -3909,15 +3798,15 @@
 </file>
 
 <file path=word/numbering.xml><?xml version="1.0" encoding="utf-8"?>
-<w:numbering xmlns:wpc="http://schemas.microsoft.com/office/word/2010/wordprocessingCanvas" xmlns:mc="http://schemas.openxmlformats.org/markup-compatibility/2006" xmlns:o="urn:schemas-microsoft-com:office:office" xmlns:r="http://schemas.openxmlformats.org/officeDocument/2006/relationships" xmlns:m="http://schemas.openxmlformats.org/officeDocument/2006/math" xmlns:v="urn:schemas-microsoft-com:vml" xmlns:wp14="http://schemas.microsoft.com/office/word/2010/wordprocessingDrawing" xmlns:wp="http://schemas.openxmlformats.org/drawingml/2006/wordprocessingDrawing" xmlns:w10="urn:schemas-microsoft-com:office:word" xmlns:w="http://schemas.openxmlformats.org/wordprocessingml/2006/main" xmlns:w14="http://schemas.microsoft.com/office/word/2010/wordml" xmlns:wpg="http://schemas.microsoft.com/office/word/2010/wordprocessingGroup" xmlns:wpi="http://schemas.microsoft.com/office/word/2010/wordprocessingInk" xmlns:wne="http://schemas.microsoft.com/office/word/2006/wordml" xmlns:wps="http://schemas.microsoft.com/office/word/2010/wordprocessingShape" xmlns:wpsCustomData="http://www.wps.cn/officeDocument/2013/wpsCustomData" mc:Ignorable="w14 wp14">
+<w:numbering xmlns:wpc="http://schemas.microsoft.com/office/word/2010/wordprocessingCanvas" xmlns:mc="http://schemas.openxmlformats.org/markup-compatibility/2006" xmlns:o="urn:schemas-microsoft-com:office:office" xmlns:r="http://schemas.openxmlformats.org/officeDocument/2006/relationships" xmlns:m="http://schemas.openxmlformats.org/officeDocument/2006/math" xmlns:v="urn:schemas-microsoft-com:vml" xmlns:wp14="http://schemas.microsoft.com/office/word/2010/wordprocessingDrawing" xmlns:wp="http://schemas.openxmlformats.org/drawingml/2006/wordprocessingDrawing" xmlns:w10="urn:schemas-microsoft-com:office:word" xmlns:w="http://schemas.openxmlformats.org/wordprocessingml/2006/main" xmlns:w14="http://schemas.microsoft.com/office/word/2010/wordml" xmlns:w15="http://schemas.microsoft.com/office/word/2012/wordml" xmlns:wne="http://schemas.microsoft.com/office/word/2006/wordml" xmlns:wpg="http://schemas.microsoft.com/office/word/2010/wordprocessingGroup" xmlns:wpi="http://schemas.microsoft.com/office/word/2010/wordprocessingInk" xmlns:wps="http://schemas.microsoft.com/office/word/2010/wordprocessingShape" mc:Ignorable="w14 w15 wp14">
   <w:abstractNum w:abstractNumId="0">
     <w:nsid w:val="8E964DCE"/>
     <w:multiLevelType w:val="multilevel"/>
     <w:tmpl w:val="8E964DCE"/>
-    <w:lvl w:ilvl="0" w:tentative="0">
+    <w:lvl w:ilvl="0">
       <w:start w:val="1"/>
       <w:numFmt w:val="decimal"/>
-      <w:pStyle w:val="2"/>
+      <w:pStyle w:val="Heading1"/>
       <w:lvlText w:val="%1."/>
       <w:lvlJc w:val="left"/>
       <w:pPr>
@@ -3927,10 +3816,10 @@
         <w:rFonts w:hint="default"/>
       </w:rPr>
     </w:lvl>
-    <w:lvl w:ilvl="1" w:tentative="0">
+    <w:lvl w:ilvl="1">
       <w:start w:val="1"/>
       <w:numFmt w:val="decimal"/>
-      <w:pStyle w:val="3"/>
+      <w:pStyle w:val="Heading2"/>
       <w:lvlText w:val="%1.%2."/>
       <w:lvlJc w:val="left"/>
       <w:pPr>
@@ -3940,10 +3829,10 @@
         <w:rFonts w:hint="default"/>
       </w:rPr>
     </w:lvl>
-    <w:lvl w:ilvl="2" w:tentative="0">
+    <w:lvl w:ilvl="2">
       <w:start w:val="1"/>
       <w:numFmt w:val="decimal"/>
-      <w:pStyle w:val="4"/>
+      <w:pStyle w:val="Heading3"/>
       <w:lvlText w:val="%1.%2.%3."/>
       <w:lvlJc w:val="left"/>
       <w:pPr>
@@ -3953,10 +3842,10 @@
         <w:rFonts w:hint="default"/>
       </w:rPr>
     </w:lvl>
-    <w:lvl w:ilvl="3" w:tentative="0">
+    <w:lvl w:ilvl="3">
       <w:start w:val="1"/>
       <w:numFmt w:val="decimal"/>
-      <w:pStyle w:val="5"/>
+      <w:pStyle w:val="Heading4"/>
       <w:lvlText w:val="%1.%2.%3.%4."/>
       <w:lvlJc w:val="left"/>
       <w:pPr>
@@ -3966,10 +3855,10 @@
         <w:rFonts w:hint="default"/>
       </w:rPr>
     </w:lvl>
-    <w:lvl w:ilvl="4" w:tentative="0">
+    <w:lvl w:ilvl="4">
       <w:start w:val="1"/>
       <w:numFmt w:val="decimal"/>
-      <w:pStyle w:val="6"/>
+      <w:pStyle w:val="Heading5"/>
       <w:lvlText w:val="%1.%2.%3.%4.%5."/>
       <w:lvlJc w:val="left"/>
       <w:pPr>
@@ -3979,10 +3868,10 @@
         <w:rFonts w:hint="default"/>
       </w:rPr>
     </w:lvl>
-    <w:lvl w:ilvl="5" w:tentative="0">
+    <w:lvl w:ilvl="5">
       <w:start w:val="1"/>
       <w:numFmt w:val="decimal"/>
-      <w:pStyle w:val="7"/>
+      <w:pStyle w:val="Heading6"/>
       <w:lvlText w:val="%1.%2.%3.%4.%5.%6."/>
       <w:lvlJc w:val="left"/>
       <w:pPr>
@@ -3992,10 +3881,10 @@
         <w:rFonts w:hint="default"/>
       </w:rPr>
     </w:lvl>
-    <w:lvl w:ilvl="6" w:tentative="0">
+    <w:lvl w:ilvl="6">
       <w:start w:val="1"/>
       <w:numFmt w:val="decimal"/>
-      <w:pStyle w:val="8"/>
+      <w:pStyle w:val="Heading7"/>
       <w:lvlText w:val="%1.%2.%3.%4.%5.%6.%7."/>
       <w:lvlJc w:val="left"/>
       <w:pPr>
@@ -4005,10 +3894,10 @@
         <w:rFonts w:hint="default"/>
       </w:rPr>
     </w:lvl>
-    <w:lvl w:ilvl="7" w:tentative="0">
+    <w:lvl w:ilvl="7">
       <w:start w:val="1"/>
       <w:numFmt w:val="decimal"/>
-      <w:pStyle w:val="9"/>
+      <w:pStyle w:val="Heading8"/>
       <w:lvlText w:val="%1.%2.%3.%4.%5.%6.%7.%8."/>
       <w:lvlJc w:val="left"/>
       <w:pPr>
@@ -4018,10 +3907,10 @@
         <w:rFonts w:hint="default"/>
       </w:rPr>
     </w:lvl>
-    <w:lvl w:ilvl="8" w:tentative="0">
+    <w:lvl w:ilvl="8">
       <w:start w:val="1"/>
       <w:numFmt w:val="decimal"/>
-      <w:pStyle w:val="10"/>
+      <w:pStyle w:val="Heading9"/>
       <w:lvlText w:val="%1.%2.%3.%4.%5.%6.%7.%8.%9."/>
       <w:lvlJc w:val="left"/>
       <w:pPr>
@@ -4036,7 +3925,7 @@
     <w:nsid w:val="58559ECA"/>
     <w:multiLevelType w:val="singleLevel"/>
     <w:tmpl w:val="58559ECA"/>
-    <w:lvl w:ilvl="0" w:tentative="0">
+    <w:lvl w:ilvl="0">
       <w:start w:val="1"/>
       <w:numFmt w:val="decimal"/>
       <w:lvlText w:val="%1."/>
@@ -4059,269 +3948,267 @@
 </file>
 
 <file path=word/styles.xml><?xml version="1.0" encoding="utf-8"?>
-<w:styles xmlns:mc="http://schemas.openxmlformats.org/markup-compatibility/2006" xmlns:o="urn:schemas-microsoft-com:office:office" xmlns:r="http://schemas.openxmlformats.org/officeDocument/2006/relationships" xmlns:m="http://schemas.openxmlformats.org/officeDocument/2006/math" xmlns:v="urn:schemas-microsoft-com:vml" xmlns:w="http://schemas.openxmlformats.org/wordprocessingml/2006/main" xmlns:w14="http://schemas.microsoft.com/office/word/2010/wordml" xmlns:w10="urn:schemas-microsoft-com:office:word" xmlns:sl="http://schemas.openxmlformats.org/schemaLibrary/2006/main" xmlns:wpsCustomData="http://www.wps.cn/officeDocument/2013/wpsCustomData" mc:Ignorable="w14">
+<w:styles xmlns:mc="http://schemas.openxmlformats.org/markup-compatibility/2006" xmlns:r="http://schemas.openxmlformats.org/officeDocument/2006/relationships" xmlns:w="http://schemas.openxmlformats.org/wordprocessingml/2006/main" xmlns:w14="http://schemas.microsoft.com/office/word/2010/wordml" xmlns:w15="http://schemas.microsoft.com/office/word/2012/wordml" mc:Ignorable="w14 w15">
   <w:docDefaults>
     <w:rPrDefault>
       <w:rPr>
-        <w:rFonts w:ascii="Times New Roman" w:hAnsi="Times New Roman" w:eastAsia="宋体" w:cs="Times New Roman"/>
+        <w:rFonts w:ascii="Times New Roman" w:eastAsia="宋体" w:hAnsi="Times New Roman" w:cs="Times New Roman"/>
       </w:rPr>
     </w:rPrDefault>
     <w:pPrDefault/>
   </w:docDefaults>
-  <w:latentStyles w:count="260" w:defQFormat="0" w:defUnhideWhenUsed="1" w:defSemiHidden="1" w:defUIPriority="99" w:defLockedState="0">
-    <w:lsdException w:qFormat="1" w:unhideWhenUsed="0" w:uiPriority="0" w:semiHidden="0" w:name="Normal"/>
-    <w:lsdException w:qFormat="1" w:unhideWhenUsed="0" w:uiPriority="0" w:semiHidden="0" w:name="heading 1"/>
-    <w:lsdException w:qFormat="1" w:uiPriority="0" w:semiHidden="0" w:name="heading 2"/>
-    <w:lsdException w:qFormat="1" w:uiPriority="0" w:name="heading 3"/>
-    <w:lsdException w:qFormat="1" w:uiPriority="0" w:semiHidden="0" w:name="heading 4"/>
-    <w:lsdException w:qFormat="1" w:uiPriority="0" w:name="heading 5"/>
-    <w:lsdException w:qFormat="1" w:uiPriority="0" w:name="heading 6"/>
-    <w:lsdException w:qFormat="1" w:uiPriority="0" w:name="heading 7"/>
-    <w:lsdException w:qFormat="1" w:uiPriority="0" w:name="heading 8"/>
-    <w:lsdException w:qFormat="1" w:uiPriority="0" w:name="heading 9"/>
-    <w:lsdException w:unhideWhenUsed="0" w:uiPriority="0" w:semiHidden="0" w:name="index 1"/>
-    <w:lsdException w:unhideWhenUsed="0" w:uiPriority="0" w:semiHidden="0" w:name="index 2"/>
-    <w:lsdException w:unhideWhenUsed="0" w:uiPriority="0" w:semiHidden="0" w:name="index 3"/>
-    <w:lsdException w:unhideWhenUsed="0" w:uiPriority="0" w:semiHidden="0" w:name="index 4"/>
-    <w:lsdException w:unhideWhenUsed="0" w:uiPriority="0" w:semiHidden="0" w:name="index 5"/>
-    <w:lsdException w:unhideWhenUsed="0" w:uiPriority="0" w:semiHidden="0" w:name="index 6"/>
-    <w:lsdException w:unhideWhenUsed="0" w:uiPriority="0" w:semiHidden="0" w:name="index 7"/>
-    <w:lsdException w:unhideWhenUsed="0" w:uiPriority="0" w:semiHidden="0" w:name="index 8"/>
-    <w:lsdException w:unhideWhenUsed="0" w:uiPriority="0" w:semiHidden="0" w:name="index 9"/>
-    <w:lsdException w:qFormat="1" w:unhideWhenUsed="0" w:uiPriority="0" w:semiHidden="0" w:name="toc 1"/>
-    <w:lsdException w:qFormat="1" w:unhideWhenUsed="0" w:uiPriority="0" w:semiHidden="0" w:name="toc 2"/>
-    <w:lsdException w:qFormat="1" w:unhideWhenUsed="0" w:uiPriority="0" w:semiHidden="0" w:name="toc 3"/>
-    <w:lsdException w:unhideWhenUsed="0" w:uiPriority="0" w:semiHidden="0" w:name="toc 4"/>
-    <w:lsdException w:unhideWhenUsed="0" w:uiPriority="0" w:semiHidden="0" w:name="toc 5"/>
-    <w:lsdException w:unhideWhenUsed="0" w:uiPriority="0" w:semiHidden="0" w:name="toc 6"/>
-    <w:lsdException w:unhideWhenUsed="0" w:uiPriority="0" w:semiHidden="0" w:name="toc 7"/>
-    <w:lsdException w:unhideWhenUsed="0" w:uiPriority="0" w:semiHidden="0" w:name="toc 8"/>
-    <w:lsdException w:unhideWhenUsed="0" w:uiPriority="0" w:semiHidden="0" w:name="toc 9"/>
-    <w:lsdException w:unhideWhenUsed="0" w:uiPriority="0" w:semiHidden="0" w:name="Normal Indent"/>
-    <w:lsdException w:unhideWhenUsed="0" w:uiPriority="0" w:semiHidden="0" w:name="footnote text"/>
-    <w:lsdException w:qFormat="1" w:unhideWhenUsed="0" w:uiPriority="0" w:semiHidden="0" w:name="annotation text"/>
-    <w:lsdException w:qFormat="1" w:unhideWhenUsed="0" w:uiPriority="0" w:semiHidden="0" w:name="header"/>
-    <w:lsdException w:qFormat="1" w:unhideWhenUsed="0" w:uiPriority="0" w:semiHidden="0" w:name="footer"/>
-    <w:lsdException w:unhideWhenUsed="0" w:uiPriority="0" w:semiHidden="0" w:name="index heading"/>
-    <w:lsdException w:qFormat="1" w:uiPriority="0" w:name="caption"/>
-    <w:lsdException w:unhideWhenUsed="0" w:uiPriority="0" w:semiHidden="0" w:name="table of figures"/>
-    <w:lsdException w:unhideWhenUsed="0" w:uiPriority="0" w:semiHidden="0" w:name="envelope address"/>
-    <w:lsdException w:unhideWhenUsed="0" w:uiPriority="0" w:semiHidden="0" w:name="envelope return"/>
-    <w:lsdException w:unhideWhenUsed="0" w:uiPriority="0" w:semiHidden="0" w:name="footnote reference"/>
-    <w:lsdException w:unhideWhenUsed="0" w:uiPriority="0" w:semiHidden="0" w:name="annotation reference"/>
-    <w:lsdException w:unhideWhenUsed="0" w:uiPriority="0" w:semiHidden="0" w:name="line number"/>
-    <w:lsdException w:unhideWhenUsed="0" w:uiPriority="0" w:semiHidden="0" w:name="page number"/>
-    <w:lsdException w:unhideWhenUsed="0" w:uiPriority="0" w:semiHidden="0" w:name="endnote reference"/>
-    <w:lsdException w:unhideWhenUsed="0" w:uiPriority="0" w:semiHidden="0" w:name="endnote text"/>
-    <w:lsdException w:unhideWhenUsed="0" w:uiPriority="0" w:semiHidden="0" w:name="table of authorities"/>
-    <w:lsdException w:unhideWhenUsed="0" w:uiPriority="0" w:semiHidden="0" w:name="macro"/>
-    <w:lsdException w:unhideWhenUsed="0" w:uiPriority="0" w:semiHidden="0" w:name="toa heading"/>
-    <w:lsdException w:unhideWhenUsed="0" w:uiPriority="0" w:semiHidden="0" w:name="List"/>
-    <w:lsdException w:unhideWhenUsed="0" w:uiPriority="0" w:semiHidden="0" w:name="List Bullet"/>
-    <w:lsdException w:unhideWhenUsed="0" w:uiPriority="0" w:semiHidden="0" w:name="List Number"/>
-    <w:lsdException w:unhideWhenUsed="0" w:uiPriority="0" w:semiHidden="0" w:name="List 2"/>
-    <w:lsdException w:unhideWhenUsed="0" w:uiPriority="0" w:semiHidden="0" w:name="List 3"/>
-    <w:lsdException w:unhideWhenUsed="0" w:uiPriority="0" w:semiHidden="0" w:name="List 4"/>
-    <w:lsdException w:unhideWhenUsed="0" w:uiPriority="0" w:semiHidden="0" w:name="List 5"/>
-    <w:lsdException w:unhideWhenUsed="0" w:uiPriority="0" w:semiHidden="0" w:name="List Bullet 2"/>
-    <w:lsdException w:unhideWhenUsed="0" w:uiPriority="0" w:semiHidden="0" w:name="List Bullet 3"/>
-    <w:lsdException w:unhideWhenUsed="0" w:uiPriority="0" w:semiHidden="0" w:name="List Bullet 4"/>
-    <w:lsdException w:unhideWhenUsed="0" w:uiPriority="0" w:semiHidden="0" w:name="List Bullet 5"/>
-    <w:lsdException w:unhideWhenUsed="0" w:uiPriority="0" w:semiHidden="0" w:name="List Number 2"/>
-    <w:lsdException w:unhideWhenUsed="0" w:uiPriority="0" w:semiHidden="0" w:name="List Number 3"/>
-    <w:lsdException w:unhideWhenUsed="0" w:uiPriority="0" w:semiHidden="0" w:name="List Number 4"/>
-    <w:lsdException w:unhideWhenUsed="0" w:uiPriority="0" w:semiHidden="0" w:name="List Number 5"/>
-    <w:lsdException w:qFormat="1" w:unhideWhenUsed="0" w:uiPriority="0" w:semiHidden="0" w:name="Title"/>
-    <w:lsdException w:unhideWhenUsed="0" w:uiPriority="0" w:semiHidden="0" w:name="Closing"/>
-    <w:lsdException w:unhideWhenUsed="0" w:uiPriority="0" w:semiHidden="0" w:name="Signature"/>
-    <w:lsdException w:qFormat="1" w:unhideWhenUsed="0" w:uiPriority="0" w:name="Default Paragraph Font"/>
-    <w:lsdException w:qFormat="1" w:unhideWhenUsed="0" w:uiPriority="0" w:name="Body Text"/>
-    <w:lsdException w:unhideWhenUsed="0" w:uiPriority="0" w:semiHidden="0" w:name="Body Text Indent"/>
-    <w:lsdException w:unhideWhenUsed="0" w:uiPriority="0" w:semiHidden="0" w:name="List Continue"/>
-    <w:lsdException w:unhideWhenUsed="0" w:uiPriority="0" w:semiHidden="0" w:name="List Continue 2"/>
-    <w:lsdException w:unhideWhenUsed="0" w:uiPriority="0" w:semiHidden="0" w:name="List Continue 3"/>
-    <w:lsdException w:unhideWhenUsed="0" w:uiPriority="0" w:semiHidden="0" w:name="List Continue 4"/>
-    <w:lsdException w:unhideWhenUsed="0" w:uiPriority="0" w:semiHidden="0" w:name="List Continue 5"/>
-    <w:lsdException w:unhideWhenUsed="0" w:uiPriority="0" w:semiHidden="0" w:name="Message Header"/>
-    <w:lsdException w:qFormat="1" w:unhideWhenUsed="0" w:uiPriority="0" w:semiHidden="0" w:name="Subtitle"/>
-    <w:lsdException w:unhideWhenUsed="0" w:uiPriority="0" w:semiHidden="0" w:name="Salutation"/>
-    <w:lsdException w:unhideWhenUsed="0" w:uiPriority="0" w:semiHidden="0" w:name="Date"/>
-    <w:lsdException w:unhideWhenUsed="0" w:uiPriority="0" w:semiHidden="0" w:name="Body Text First Indent"/>
-    <w:lsdException w:unhideWhenUsed="0" w:uiPriority="0" w:semiHidden="0" w:name="Body Text First Indent 2"/>
-    <w:lsdException w:uiPriority="99" w:name="Note Heading"/>
-    <w:lsdException w:unhideWhenUsed="0" w:uiPriority="0" w:semiHidden="0" w:name="Body Text 2"/>
-    <w:lsdException w:unhideWhenUsed="0" w:uiPriority="0" w:semiHidden="0" w:name="Body Text 3"/>
-    <w:lsdException w:unhideWhenUsed="0" w:uiPriority="0" w:semiHidden="0" w:name="Body Text Indent 2"/>
-    <w:lsdException w:unhideWhenUsed="0" w:uiPriority="0" w:semiHidden="0" w:name="Body Text Indent 3"/>
-    <w:lsdException w:unhideWhenUsed="0" w:uiPriority="0" w:semiHidden="0" w:name="Block Text"/>
-    <w:lsdException w:unhideWhenUsed="0" w:uiPriority="0" w:semiHidden="0" w:name="Hyperlink"/>
-    <w:lsdException w:unhideWhenUsed="0" w:uiPriority="0" w:semiHidden="0" w:name="FollowedHyperlink"/>
-    <w:lsdException w:qFormat="1" w:unhideWhenUsed="0" w:uiPriority="0" w:semiHidden="0" w:name="Strong"/>
-    <w:lsdException w:qFormat="1" w:unhideWhenUsed="0" w:uiPriority="0" w:semiHidden="0" w:name="Emphasis"/>
-    <w:lsdException w:unhideWhenUsed="0" w:uiPriority="0" w:semiHidden="0" w:name="Document Map"/>
-    <w:lsdException w:unhideWhenUsed="0" w:uiPriority="0" w:semiHidden="0" w:name="Plain Text"/>
-    <w:lsdException w:unhideWhenUsed="0" w:uiPriority="0" w:semiHidden="0" w:name="E-mail Signature"/>
-    <w:lsdException w:qFormat="1" w:unhideWhenUsed="0" w:uiPriority="0" w:semiHidden="0" w:name="Normal (Web)"/>
-    <w:lsdException w:unhideWhenUsed="0" w:uiPriority="0" w:semiHidden="0" w:name="HTML Acronym"/>
-    <w:lsdException w:unhideWhenUsed="0" w:uiPriority="0" w:semiHidden="0" w:name="HTML Address"/>
-    <w:lsdException w:unhideWhenUsed="0" w:uiPriority="0" w:semiHidden="0" w:name="HTML Cite"/>
-    <w:lsdException w:unhideWhenUsed="0" w:uiPriority="0" w:semiHidden="0" w:name="HTML Code"/>
-    <w:lsdException w:unhideWhenUsed="0" w:uiPriority="0" w:semiHidden="0" w:name="HTML Definition"/>
-    <w:lsdException w:unhideWhenUsed="0" w:uiPriority="0" w:semiHidden="0" w:name="HTML Keyboard"/>
-    <w:lsdException w:unhideWhenUsed="0" w:uiPriority="0" w:semiHidden="0" w:name="HTML Preformatted"/>
-    <w:lsdException w:unhideWhenUsed="0" w:uiPriority="0" w:semiHidden="0" w:name="HTML Sample"/>
-    <w:lsdException w:unhideWhenUsed="0" w:uiPriority="0" w:semiHidden="0" w:name="HTML Typewriter"/>
-    <w:lsdException w:unhideWhenUsed="0" w:uiPriority="0" w:semiHidden="0" w:name="HTML Variable"/>
-    <w:lsdException w:qFormat="1" w:unhideWhenUsed="0" w:uiPriority="0" w:name="Normal Table"/>
-    <w:lsdException w:unhideWhenUsed="0" w:uiPriority="0" w:semiHidden="0" w:name="annotation subject"/>
-    <w:lsdException w:unhideWhenUsed="0" w:uiPriority="0" w:semiHidden="0" w:name="Table Simple 1"/>
-    <w:lsdException w:unhideWhenUsed="0" w:uiPriority="0" w:semiHidden="0" w:name="Table Simple 2"/>
-    <w:lsdException w:unhideWhenUsed="0" w:uiPriority="0" w:semiHidden="0" w:name="Table Simple 3"/>
-    <w:lsdException w:unhideWhenUsed="0" w:uiPriority="0" w:semiHidden="0" w:name="Table Classic 1"/>
-    <w:lsdException w:unhideWhenUsed="0" w:uiPriority="0" w:semiHidden="0" w:name="Table Classic 2"/>
-    <w:lsdException w:unhideWhenUsed="0" w:uiPriority="0" w:semiHidden="0" w:name="Table Classic 3"/>
-    <w:lsdException w:unhideWhenUsed="0" w:uiPriority="0" w:semiHidden="0" w:name="Table Classic 4"/>
-    <w:lsdException w:unhideWhenUsed="0" w:uiPriority="0" w:semiHidden="0" w:name="Table Colorful 1"/>
-    <w:lsdException w:unhideWhenUsed="0" w:uiPriority="0" w:semiHidden="0" w:name="Table Colorful 2"/>
-    <w:lsdException w:unhideWhenUsed="0" w:uiPriority="0" w:semiHidden="0" w:name="Table Colorful 3"/>
-    <w:lsdException w:unhideWhenUsed="0" w:uiPriority="0" w:semiHidden="0" w:name="Table Columns 1"/>
-    <w:lsdException w:unhideWhenUsed="0" w:uiPriority="0" w:semiHidden="0" w:name="Table Columns 2"/>
-    <w:lsdException w:unhideWhenUsed="0" w:uiPriority="0" w:semiHidden="0" w:name="Table Columns 3"/>
-    <w:lsdException w:unhideWhenUsed="0" w:uiPriority="0" w:semiHidden="0" w:name="Table Columns 4"/>
-    <w:lsdException w:unhideWhenUsed="0" w:uiPriority="0" w:semiHidden="0" w:name="Table Columns 5"/>
-    <w:lsdException w:unhideWhenUsed="0" w:uiPriority="0" w:semiHidden="0" w:name="Table Grid 1"/>
-    <w:lsdException w:unhideWhenUsed="0" w:uiPriority="0" w:semiHidden="0" w:name="Table Grid 2"/>
-    <w:lsdException w:unhideWhenUsed="0" w:uiPriority="0" w:semiHidden="0" w:name="Table Grid 3"/>
-    <w:lsdException w:unhideWhenUsed="0" w:uiPriority="0" w:semiHidden="0" w:name="Table Grid 4"/>
-    <w:lsdException w:unhideWhenUsed="0" w:uiPriority="0" w:semiHidden="0" w:name="Table Grid 5"/>
-    <w:lsdException w:unhideWhenUsed="0" w:uiPriority="0" w:semiHidden="0" w:name="Table Grid 6"/>
-    <w:lsdException w:unhideWhenUsed="0" w:uiPriority="0" w:semiHidden="0" w:name="Table Grid 7"/>
-    <w:lsdException w:unhideWhenUsed="0" w:uiPriority="0" w:semiHidden="0" w:name="Table Grid 8"/>
-    <w:lsdException w:unhideWhenUsed="0" w:uiPriority="0" w:semiHidden="0" w:name="Table List 1"/>
-    <w:lsdException w:unhideWhenUsed="0" w:uiPriority="0" w:semiHidden="0" w:name="Table List 2"/>
-    <w:lsdException w:unhideWhenUsed="0" w:uiPriority="0" w:semiHidden="0" w:name="Table List 3"/>
-    <w:lsdException w:unhideWhenUsed="0" w:uiPriority="0" w:semiHidden="0" w:name="Table List 4"/>
-    <w:lsdException w:unhideWhenUsed="0" w:uiPriority="0" w:semiHidden="0" w:name="Table List 5"/>
-    <w:lsdException w:unhideWhenUsed="0" w:uiPriority="0" w:semiHidden="0" w:name="Table List 6"/>
-    <w:lsdException w:unhideWhenUsed="0" w:uiPriority="0" w:semiHidden="0" w:name="Table List 7"/>
-    <w:lsdException w:unhideWhenUsed="0" w:uiPriority="0" w:semiHidden="0" w:name="Table List 8"/>
-    <w:lsdException w:unhideWhenUsed="0" w:uiPriority="0" w:semiHidden="0" w:name="Table 3D effects 1"/>
-    <w:lsdException w:unhideWhenUsed="0" w:uiPriority="0" w:semiHidden="0" w:name="Table 3D effects 2"/>
-    <w:lsdException w:unhideWhenUsed="0" w:uiPriority="0" w:semiHidden="0" w:name="Table 3D effects 3"/>
-    <w:lsdException w:unhideWhenUsed="0" w:uiPriority="0" w:semiHidden="0" w:name="Table Contemporary"/>
-    <w:lsdException w:unhideWhenUsed="0" w:uiPriority="0" w:semiHidden="0" w:name="Table Elegant"/>
-    <w:lsdException w:unhideWhenUsed="0" w:uiPriority="0" w:semiHidden="0" w:name="Table Professional"/>
-    <w:lsdException w:unhideWhenUsed="0" w:uiPriority="0" w:semiHidden="0" w:name="Table Subtle 1"/>
-    <w:lsdException w:unhideWhenUsed="0" w:uiPriority="0" w:semiHidden="0" w:name="Table Subtle 2"/>
-    <w:lsdException w:unhideWhenUsed="0" w:uiPriority="0" w:semiHidden="0" w:name="Table Web 1"/>
-    <w:lsdException w:unhideWhenUsed="0" w:uiPriority="0" w:semiHidden="0" w:name="Table Web 2"/>
-    <w:lsdException w:unhideWhenUsed="0" w:uiPriority="0" w:semiHidden="0" w:name="Table Web 3"/>
-    <w:lsdException w:unhideWhenUsed="0" w:uiPriority="0" w:semiHidden="0" w:name="Balloon Text"/>
-    <w:lsdException w:qFormat="1" w:unhideWhenUsed="0" w:uiPriority="0" w:semiHidden="0" w:name="Table Grid"/>
-    <w:lsdException w:unhideWhenUsed="0" w:uiPriority="0" w:semiHidden="0" w:name="Table Theme"/>
-    <w:lsdException w:unhideWhenUsed="0" w:uiPriority="60" w:semiHidden="0" w:name="Light Shading"/>
-    <w:lsdException w:unhideWhenUsed="0" w:uiPriority="61" w:semiHidden="0" w:name="Light List"/>
-    <w:lsdException w:unhideWhenUsed="0" w:uiPriority="62" w:semiHidden="0" w:name="Light Grid"/>
-    <w:lsdException w:unhideWhenUsed="0" w:uiPriority="63" w:semiHidden="0" w:name="Medium Shading 1"/>
-    <w:lsdException w:unhideWhenUsed="0" w:uiPriority="64" w:semiHidden="0" w:name="Medium Shading 2"/>
-    <w:lsdException w:unhideWhenUsed="0" w:uiPriority="65" w:semiHidden="0" w:name="Medium List 1"/>
-    <w:lsdException w:unhideWhenUsed="0" w:uiPriority="66" w:semiHidden="0" w:name="Medium List 2"/>
-    <w:lsdException w:unhideWhenUsed="0" w:uiPriority="67" w:semiHidden="0" w:name="Medium Grid 1"/>
-    <w:lsdException w:unhideWhenUsed="0" w:uiPriority="68" w:semiHidden="0" w:name="Medium Grid 2"/>
-    <w:lsdException w:unhideWhenUsed="0" w:uiPriority="69" w:semiHidden="0" w:name="Medium Grid 3"/>
-    <w:lsdException w:unhideWhenUsed="0" w:uiPriority="70" w:semiHidden="0" w:name="Dark List"/>
-    <w:lsdException w:unhideWhenUsed="0" w:uiPriority="71" w:semiHidden="0" w:name="Colorful Shading"/>
-    <w:lsdException w:unhideWhenUsed="0" w:uiPriority="72" w:semiHidden="0" w:name="Colorful List"/>
-    <w:lsdException w:unhideWhenUsed="0" w:uiPriority="73" w:semiHidden="0" w:name="Colorful Grid"/>
-    <w:lsdException w:unhideWhenUsed="0" w:uiPriority="60" w:semiHidden="0" w:name="Light Shading Accent 1"/>
-    <w:lsdException w:unhideWhenUsed="0" w:uiPriority="61" w:semiHidden="0" w:name="Light List Accent 1"/>
-    <w:lsdException w:unhideWhenUsed="0" w:uiPriority="62" w:semiHidden="0" w:name="Light Grid Accent 1"/>
-    <w:lsdException w:unhideWhenUsed="0" w:uiPriority="63" w:semiHidden="0" w:name="Medium Shading 1 Accent 1"/>
-    <w:lsdException w:unhideWhenUsed="0" w:uiPriority="64" w:semiHidden="0" w:name="Medium Shading 2 Accent 1"/>
-    <w:lsdException w:unhideWhenUsed="0" w:uiPriority="65" w:semiHidden="0" w:name="Medium List 1 Accent 1"/>
-    <w:lsdException w:unhideWhenUsed="0" w:uiPriority="66" w:semiHidden="0" w:name="Medium List 2 Accent 1"/>
-    <w:lsdException w:unhideWhenUsed="0" w:uiPriority="67" w:semiHidden="0" w:name="Medium Grid 1 Accent 1"/>
-    <w:lsdException w:unhideWhenUsed="0" w:uiPriority="68" w:semiHidden="0" w:name="Medium Grid 2 Accent 1"/>
-    <w:lsdException w:unhideWhenUsed="0" w:uiPriority="69" w:semiHidden="0" w:name="Medium Grid 3 Accent 1"/>
-    <w:lsdException w:unhideWhenUsed="0" w:uiPriority="70" w:semiHidden="0" w:name="Dark List Accent 1"/>
-    <w:lsdException w:unhideWhenUsed="0" w:uiPriority="71" w:semiHidden="0" w:name="Colorful Shading Accent 1"/>
-    <w:lsdException w:unhideWhenUsed="0" w:uiPriority="72" w:semiHidden="0" w:name="Colorful List Accent 1"/>
-    <w:lsdException w:unhideWhenUsed="0" w:uiPriority="73" w:semiHidden="0" w:name="Colorful Grid Accent 1"/>
-    <w:lsdException w:unhideWhenUsed="0" w:uiPriority="60" w:semiHidden="0" w:name="Light Shading Accent 2"/>
-    <w:lsdException w:unhideWhenUsed="0" w:uiPriority="61" w:semiHidden="0" w:name="Light List Accent 2"/>
-    <w:lsdException w:unhideWhenUsed="0" w:uiPriority="62" w:semiHidden="0" w:name="Light Grid Accent 2"/>
-    <w:lsdException w:unhideWhenUsed="0" w:uiPriority="63" w:semiHidden="0" w:name="Medium Shading 1 Accent 2"/>
-    <w:lsdException w:unhideWhenUsed="0" w:uiPriority="64" w:semiHidden="0" w:name="Medium Shading 2 Accent 2"/>
-    <w:lsdException w:unhideWhenUsed="0" w:uiPriority="65" w:semiHidden="0" w:name="Medium List 1 Accent 2"/>
-    <w:lsdException w:unhideWhenUsed="0" w:uiPriority="66" w:semiHidden="0" w:name="Medium List 2 Accent 2"/>
-    <w:lsdException w:unhideWhenUsed="0" w:uiPriority="67" w:semiHidden="0" w:name="Medium Grid 1 Accent 2"/>
-    <w:lsdException w:unhideWhenUsed="0" w:uiPriority="68" w:semiHidden="0" w:name="Medium Grid 2 Accent 2"/>
-    <w:lsdException w:unhideWhenUsed="0" w:uiPriority="69" w:semiHidden="0" w:name="Medium Grid 3 Accent 2"/>
-    <w:lsdException w:unhideWhenUsed="0" w:uiPriority="70" w:semiHidden="0" w:name="Dark List Accent 2"/>
-    <w:lsdException w:unhideWhenUsed="0" w:uiPriority="71" w:semiHidden="0" w:name="Colorful Shading Accent 2"/>
-    <w:lsdException w:unhideWhenUsed="0" w:uiPriority="72" w:semiHidden="0" w:name="Colorful List Accent 2"/>
-    <w:lsdException w:unhideWhenUsed="0" w:uiPriority="73" w:semiHidden="0" w:name="Colorful Grid Accent 2"/>
-    <w:lsdException w:unhideWhenUsed="0" w:uiPriority="60" w:semiHidden="0" w:name="Light Shading Accent 3"/>
-    <w:lsdException w:unhideWhenUsed="0" w:uiPriority="61" w:semiHidden="0" w:name="Light List Accent 3"/>
-    <w:lsdException w:unhideWhenUsed="0" w:uiPriority="62" w:semiHidden="0" w:name="Light Grid Accent 3"/>
-    <w:lsdException w:unhideWhenUsed="0" w:uiPriority="63" w:semiHidden="0" w:name="Medium Shading 1 Accent 3"/>
-    <w:lsdException w:unhideWhenUsed="0" w:uiPriority="64" w:semiHidden="0" w:name="Medium Shading 2 Accent 3"/>
-    <w:lsdException w:unhideWhenUsed="0" w:uiPriority="65" w:semiHidden="0" w:name="Medium List 1 Accent 3"/>
-    <w:lsdException w:unhideWhenUsed="0" w:uiPriority="66" w:semiHidden="0" w:name="Medium List 2 Accent 3"/>
-    <w:lsdException w:unhideWhenUsed="0" w:uiPriority="67" w:semiHidden="0" w:name="Medium Grid 1 Accent 3"/>
-    <w:lsdException w:unhideWhenUsed="0" w:uiPriority="68" w:semiHidden="0" w:name="Medium Grid 2 Accent 3"/>
-    <w:lsdException w:unhideWhenUsed="0" w:uiPriority="69" w:semiHidden="0" w:name="Medium Grid 3 Accent 3"/>
-    <w:lsdException w:unhideWhenUsed="0" w:uiPriority="70" w:semiHidden="0" w:name="Dark List Accent 3"/>
-    <w:lsdException w:unhideWhenUsed="0" w:uiPriority="71" w:semiHidden="0" w:name="Colorful Shading Accent 3"/>
-    <w:lsdException w:unhideWhenUsed="0" w:uiPriority="72" w:semiHidden="0" w:name="Colorful List Accent 3"/>
-    <w:lsdException w:unhideWhenUsed="0" w:uiPriority="73" w:semiHidden="0" w:name="Colorful Grid Accent 3"/>
-    <w:lsdException w:unhideWhenUsed="0" w:uiPriority="60" w:semiHidden="0" w:name="Light Shading Accent 4"/>
-    <w:lsdException w:unhideWhenUsed="0" w:uiPriority="61" w:semiHidden="0" w:name="Light List Accent 4"/>
-    <w:lsdException w:unhideWhenUsed="0" w:uiPriority="62" w:semiHidden="0" w:name="Light Grid Accent 4"/>
-    <w:lsdException w:unhideWhenUsed="0" w:uiPriority="63" w:semiHidden="0" w:name="Medium Shading 1 Accent 4"/>
-    <w:lsdException w:unhideWhenUsed="0" w:uiPriority="64" w:semiHidden="0" w:name="Medium Shading 2 Accent 4"/>
-    <w:lsdException w:unhideWhenUsed="0" w:uiPriority="65" w:semiHidden="0" w:name="Medium List 1 Accent 4"/>
-    <w:lsdException w:unhideWhenUsed="0" w:uiPriority="66" w:semiHidden="0" w:name="Medium List 2 Accent 4"/>
-    <w:lsdException w:unhideWhenUsed="0" w:uiPriority="67" w:semiHidden="0" w:name="Medium Grid 1 Accent 4"/>
-    <w:lsdException w:unhideWhenUsed="0" w:uiPriority="68" w:semiHidden="0" w:name="Medium Grid 2 Accent 4"/>
-    <w:lsdException w:unhideWhenUsed="0" w:uiPriority="69" w:semiHidden="0" w:name="Medium Grid 3 Accent 4"/>
-    <w:lsdException w:unhideWhenUsed="0" w:uiPriority="70" w:semiHidden="0" w:name="Dark List Accent 4"/>
-    <w:lsdException w:unhideWhenUsed="0" w:uiPriority="71" w:semiHidden="0" w:name="Colorful Shading Accent 4"/>
-    <w:lsdException w:unhideWhenUsed="0" w:uiPriority="72" w:semiHidden="0" w:name="Colorful List Accent 4"/>
-    <w:lsdException w:unhideWhenUsed="0" w:uiPriority="73" w:semiHidden="0" w:name="Colorful Grid Accent 4"/>
-    <w:lsdException w:unhideWhenUsed="0" w:uiPriority="60" w:semiHidden="0" w:name="Light Shading Accent 5"/>
-    <w:lsdException w:unhideWhenUsed="0" w:uiPriority="61" w:semiHidden="0" w:name="Light List Accent 5"/>
-    <w:lsdException w:unhideWhenUsed="0" w:uiPriority="62" w:semiHidden="0" w:name="Light Grid Accent 5"/>
-    <w:lsdException w:unhideWhenUsed="0" w:uiPriority="63" w:semiHidden="0" w:name="Medium Shading 1 Accent 5"/>
-    <w:lsdException w:unhideWhenUsed="0" w:uiPriority="64" w:semiHidden="0" w:name="Medium Shading 2 Accent 5"/>
-    <w:lsdException w:unhideWhenUsed="0" w:uiPriority="65" w:semiHidden="0" w:name="Medium List 1 Accent 5"/>
-    <w:lsdException w:unhideWhenUsed="0" w:uiPriority="66" w:semiHidden="0" w:name="Medium List 2 Accent 5"/>
-    <w:lsdException w:unhideWhenUsed="0" w:uiPriority="67" w:semiHidden="0" w:name="Medium Grid 1 Accent 5"/>
-    <w:lsdException w:unhideWhenUsed="0" w:uiPriority="68" w:semiHidden="0" w:name="Medium Grid 2 Accent 5"/>
-    <w:lsdException w:unhideWhenUsed="0" w:uiPriority="69" w:semiHidden="0" w:name="Medium Grid 3 Accent 5"/>
-    <w:lsdException w:unhideWhenUsed="0" w:uiPriority="70" w:semiHidden="0" w:name="Dark List Accent 5"/>
-    <w:lsdException w:unhideWhenUsed="0" w:uiPriority="71" w:semiHidden="0" w:name="Colorful Shading Accent 5"/>
-    <w:lsdException w:unhideWhenUsed="0" w:uiPriority="72" w:semiHidden="0" w:name="Colorful List Accent 5"/>
-    <w:lsdException w:unhideWhenUsed="0" w:uiPriority="73" w:semiHidden="0" w:name="Colorful Grid Accent 5"/>
-    <w:lsdException w:unhideWhenUsed="0" w:uiPriority="60" w:semiHidden="0" w:name="Light Shading Accent 6"/>
-    <w:lsdException w:unhideWhenUsed="0" w:uiPriority="61" w:semiHidden="0" w:name="Light List Accent 6"/>
-    <w:lsdException w:unhideWhenUsed="0" w:uiPriority="62" w:semiHidden="0" w:name="Light Grid Accent 6"/>
-    <w:lsdException w:unhideWhenUsed="0" w:uiPriority="63" w:semiHidden="0" w:name="Medium Shading 1 Accent 6"/>
-    <w:lsdException w:unhideWhenUsed="0" w:uiPriority="64" w:semiHidden="0" w:name="Medium Shading 2 Accent 6"/>
-    <w:lsdException w:unhideWhenUsed="0" w:uiPriority="65" w:semiHidden="0" w:name="Medium List 1 Accent 6"/>
-    <w:lsdException w:unhideWhenUsed="0" w:uiPriority="66" w:semiHidden="0" w:name="Medium List 2 Accent 6"/>
-    <w:lsdException w:unhideWhenUsed="0" w:uiPriority="67" w:semiHidden="0" w:name="Medium Grid 1 Accent 6"/>
-    <w:lsdException w:unhideWhenUsed="0" w:uiPriority="68" w:semiHidden="0" w:name="Medium Grid 2 Accent 6"/>
-    <w:lsdException w:unhideWhenUsed="0" w:uiPriority="69" w:semiHidden="0" w:name="Medium Grid 3 Accent 6"/>
-    <w:lsdException w:unhideWhenUsed="0" w:uiPriority="70" w:semiHidden="0" w:name="Dark List Accent 6"/>
-    <w:lsdException w:unhideWhenUsed="0" w:uiPriority="71" w:semiHidden="0" w:name="Colorful Shading Accent 6"/>
-    <w:lsdException w:unhideWhenUsed="0" w:uiPriority="72" w:semiHidden="0" w:name="Colorful List Accent 6"/>
-    <w:lsdException w:unhideWhenUsed="0" w:uiPriority="73" w:semiHidden="0" w:name="Colorful Grid Accent 6"/>
+  <w:latentStyles w:defLockedState="0" w:defUIPriority="99" w:defSemiHidden="1" w:defUnhideWhenUsed="1" w:defQFormat="0" w:count="260">
+    <w:lsdException w:name="Normal" w:semiHidden="0" w:uiPriority="0" w:unhideWhenUsed="0" w:qFormat="1"/>
+    <w:lsdException w:name="heading 1" w:semiHidden="0" w:uiPriority="0" w:unhideWhenUsed="0" w:qFormat="1"/>
+    <w:lsdException w:name="heading 2" w:semiHidden="0" w:uiPriority="0" w:qFormat="1"/>
+    <w:lsdException w:name="heading 3" w:uiPriority="0" w:qFormat="1"/>
+    <w:lsdException w:name="heading 4" w:semiHidden="0" w:uiPriority="0" w:qFormat="1"/>
+    <w:lsdException w:name="heading 5" w:uiPriority="0" w:qFormat="1"/>
+    <w:lsdException w:name="heading 6" w:uiPriority="0" w:qFormat="1"/>
+    <w:lsdException w:name="heading 7" w:uiPriority="0" w:qFormat="1"/>
+    <w:lsdException w:name="heading 8" w:uiPriority="0" w:qFormat="1"/>
+    <w:lsdException w:name="heading 9" w:uiPriority="0" w:qFormat="1"/>
+    <w:lsdException w:name="index 1" w:semiHidden="0" w:uiPriority="0" w:unhideWhenUsed="0"/>
+    <w:lsdException w:name="index 2" w:semiHidden="0" w:uiPriority="0" w:unhideWhenUsed="0"/>
+    <w:lsdException w:name="index 3" w:semiHidden="0" w:uiPriority="0" w:unhideWhenUsed="0"/>
+    <w:lsdException w:name="index 4" w:semiHidden="0" w:uiPriority="0" w:unhideWhenUsed="0"/>
+    <w:lsdException w:name="index 5" w:semiHidden="0" w:uiPriority="0" w:unhideWhenUsed="0"/>
+    <w:lsdException w:name="index 6" w:semiHidden="0" w:uiPriority="0" w:unhideWhenUsed="0"/>
+    <w:lsdException w:name="index 7" w:semiHidden="0" w:uiPriority="0" w:unhideWhenUsed="0"/>
+    <w:lsdException w:name="index 8" w:semiHidden="0" w:uiPriority="0" w:unhideWhenUsed="0"/>
+    <w:lsdException w:name="index 9" w:semiHidden="0" w:uiPriority="0" w:unhideWhenUsed="0"/>
+    <w:lsdException w:name="toc 1" w:semiHidden="0" w:uiPriority="0" w:unhideWhenUsed="0" w:qFormat="1"/>
+    <w:lsdException w:name="toc 2" w:semiHidden="0" w:uiPriority="0" w:unhideWhenUsed="0" w:qFormat="1"/>
+    <w:lsdException w:name="toc 3" w:semiHidden="0" w:uiPriority="0" w:unhideWhenUsed="0" w:qFormat="1"/>
+    <w:lsdException w:name="toc 4" w:semiHidden="0" w:uiPriority="0" w:unhideWhenUsed="0"/>
+    <w:lsdException w:name="toc 5" w:semiHidden="0" w:uiPriority="0" w:unhideWhenUsed="0"/>
+    <w:lsdException w:name="toc 6" w:semiHidden="0" w:uiPriority="0" w:unhideWhenUsed="0"/>
+    <w:lsdException w:name="toc 7" w:semiHidden="0" w:uiPriority="0" w:unhideWhenUsed="0"/>
+    <w:lsdException w:name="toc 8" w:semiHidden="0" w:uiPriority="0" w:unhideWhenUsed="0"/>
+    <w:lsdException w:name="toc 9" w:semiHidden="0" w:uiPriority="0" w:unhideWhenUsed="0"/>
+    <w:lsdException w:name="Normal Indent" w:semiHidden="0" w:uiPriority="0" w:unhideWhenUsed="0"/>
+    <w:lsdException w:name="footnote text" w:semiHidden="0" w:uiPriority="0" w:unhideWhenUsed="0"/>
+    <w:lsdException w:name="annotation text" w:semiHidden="0" w:uiPriority="0" w:unhideWhenUsed="0" w:qFormat="1"/>
+    <w:lsdException w:name="header" w:semiHidden="0" w:uiPriority="0" w:unhideWhenUsed="0" w:qFormat="1"/>
+    <w:lsdException w:name="footer" w:semiHidden="0" w:uiPriority="0" w:unhideWhenUsed="0" w:qFormat="1"/>
+    <w:lsdException w:name="index heading" w:semiHidden="0" w:uiPriority="0" w:unhideWhenUsed="0"/>
+    <w:lsdException w:name="caption" w:uiPriority="0" w:qFormat="1"/>
+    <w:lsdException w:name="table of figures" w:semiHidden="0" w:uiPriority="0" w:unhideWhenUsed="0"/>
+    <w:lsdException w:name="envelope address" w:semiHidden="0" w:uiPriority="0" w:unhideWhenUsed="0"/>
+    <w:lsdException w:name="envelope return" w:semiHidden="0" w:uiPriority="0" w:unhideWhenUsed="0"/>
+    <w:lsdException w:name="footnote reference" w:semiHidden="0" w:uiPriority="0" w:unhideWhenUsed="0"/>
+    <w:lsdException w:name="annotation reference" w:semiHidden="0" w:uiPriority="0" w:unhideWhenUsed="0"/>
+    <w:lsdException w:name="line number" w:semiHidden="0" w:uiPriority="0" w:unhideWhenUsed="0"/>
+    <w:lsdException w:name="page number" w:semiHidden="0" w:uiPriority="0" w:unhideWhenUsed="0"/>
+    <w:lsdException w:name="endnote reference" w:semiHidden="0" w:uiPriority="0" w:unhideWhenUsed="0"/>
+    <w:lsdException w:name="endnote text" w:semiHidden="0" w:uiPriority="0" w:unhideWhenUsed="0"/>
+    <w:lsdException w:name="table of authorities" w:semiHidden="0" w:uiPriority="0" w:unhideWhenUsed="0"/>
+    <w:lsdException w:name="macro" w:semiHidden="0" w:uiPriority="0" w:unhideWhenUsed="0"/>
+    <w:lsdException w:name="toa heading" w:semiHidden="0" w:uiPriority="0" w:unhideWhenUsed="0"/>
+    <w:lsdException w:name="List" w:semiHidden="0" w:uiPriority="0" w:unhideWhenUsed="0"/>
+    <w:lsdException w:name="List Bullet" w:semiHidden="0" w:uiPriority="0" w:unhideWhenUsed="0"/>
+    <w:lsdException w:name="List Number" w:semiHidden="0" w:uiPriority="0" w:unhideWhenUsed="0"/>
+    <w:lsdException w:name="List 2" w:semiHidden="0" w:uiPriority="0" w:unhideWhenUsed="0"/>
+    <w:lsdException w:name="List 3" w:semiHidden="0" w:uiPriority="0" w:unhideWhenUsed="0"/>
+    <w:lsdException w:name="List 4" w:semiHidden="0" w:uiPriority="0" w:unhideWhenUsed="0"/>
+    <w:lsdException w:name="List 5" w:semiHidden="0" w:uiPriority="0" w:unhideWhenUsed="0"/>
+    <w:lsdException w:name="List Bullet 2" w:semiHidden="0" w:uiPriority="0" w:unhideWhenUsed="0"/>
+    <w:lsdException w:name="List Bullet 3" w:semiHidden="0" w:uiPriority="0" w:unhideWhenUsed="0"/>
+    <w:lsdException w:name="List Bullet 4" w:semiHidden="0" w:uiPriority="0" w:unhideWhenUsed="0"/>
+    <w:lsdException w:name="List Bullet 5" w:semiHidden="0" w:uiPriority="0" w:unhideWhenUsed="0"/>
+    <w:lsdException w:name="List Number 2" w:semiHidden="0" w:uiPriority="0" w:unhideWhenUsed="0"/>
+    <w:lsdException w:name="List Number 3" w:semiHidden="0" w:uiPriority="0" w:unhideWhenUsed="0"/>
+    <w:lsdException w:name="List Number 4" w:semiHidden="0" w:uiPriority="0" w:unhideWhenUsed="0"/>
+    <w:lsdException w:name="List Number 5" w:semiHidden="0" w:uiPriority="0" w:unhideWhenUsed="0"/>
+    <w:lsdException w:name="Title" w:semiHidden="0" w:uiPriority="0" w:unhideWhenUsed="0" w:qFormat="1"/>
+    <w:lsdException w:name="Closing" w:semiHidden="0" w:uiPriority="0" w:unhideWhenUsed="0"/>
+    <w:lsdException w:name="Signature" w:semiHidden="0" w:uiPriority="0" w:unhideWhenUsed="0"/>
+    <w:lsdException w:name="Default Paragraph Font" w:uiPriority="0" w:unhideWhenUsed="0" w:qFormat="1"/>
+    <w:lsdException w:name="Body Text" w:uiPriority="0" w:unhideWhenUsed="0" w:qFormat="1"/>
+    <w:lsdException w:name="Body Text Indent" w:semiHidden="0" w:uiPriority="0" w:unhideWhenUsed="0"/>
+    <w:lsdException w:name="List Continue" w:semiHidden="0" w:uiPriority="0" w:unhideWhenUsed="0"/>
+    <w:lsdException w:name="List Continue 2" w:semiHidden="0" w:uiPriority="0" w:unhideWhenUsed="0"/>
+    <w:lsdException w:name="List Continue 3" w:semiHidden="0" w:uiPriority="0" w:unhideWhenUsed="0"/>
+    <w:lsdException w:name="List Continue 4" w:semiHidden="0" w:uiPriority="0" w:unhideWhenUsed="0"/>
+    <w:lsdException w:name="List Continue 5" w:semiHidden="0" w:uiPriority="0" w:unhideWhenUsed="0"/>
+    <w:lsdException w:name="Message Header" w:semiHidden="0" w:uiPriority="0" w:unhideWhenUsed="0"/>
+    <w:lsdException w:name="Subtitle" w:semiHidden="0" w:uiPriority="0" w:unhideWhenUsed="0" w:qFormat="1"/>
+    <w:lsdException w:name="Salutation" w:semiHidden="0" w:uiPriority="0" w:unhideWhenUsed="0"/>
+    <w:lsdException w:name="Date" w:semiHidden="0" w:uiPriority="0" w:unhideWhenUsed="0"/>
+    <w:lsdException w:name="Body Text First Indent" w:semiHidden="0" w:uiPriority="0" w:unhideWhenUsed="0"/>
+    <w:lsdException w:name="Body Text First Indent 2" w:semiHidden="0" w:uiPriority="0" w:unhideWhenUsed="0"/>
+    <w:lsdException w:name="Body Text 2" w:semiHidden="0" w:uiPriority="0" w:unhideWhenUsed="0"/>
+    <w:lsdException w:name="Body Text 3" w:semiHidden="0" w:uiPriority="0" w:unhideWhenUsed="0"/>
+    <w:lsdException w:name="Body Text Indent 2" w:semiHidden="0" w:uiPriority="0" w:unhideWhenUsed="0"/>
+    <w:lsdException w:name="Body Text Indent 3" w:semiHidden="0" w:uiPriority="0" w:unhideWhenUsed="0"/>
+    <w:lsdException w:name="Block Text" w:semiHidden="0" w:uiPriority="0" w:unhideWhenUsed="0"/>
+    <w:lsdException w:name="Hyperlink" w:semiHidden="0" w:uiPriority="0" w:unhideWhenUsed="0"/>
+    <w:lsdException w:name="FollowedHyperlink" w:semiHidden="0" w:uiPriority="0" w:unhideWhenUsed="0"/>
+    <w:lsdException w:name="Strong" w:semiHidden="0" w:uiPriority="0" w:unhideWhenUsed="0" w:qFormat="1"/>
+    <w:lsdException w:name="Emphasis" w:semiHidden="0" w:uiPriority="0" w:unhideWhenUsed="0" w:qFormat="1"/>
+    <w:lsdException w:name="Document Map" w:semiHidden="0" w:uiPriority="0" w:unhideWhenUsed="0"/>
+    <w:lsdException w:name="Plain Text" w:semiHidden="0" w:uiPriority="0" w:unhideWhenUsed="0"/>
+    <w:lsdException w:name="E-mail Signature" w:semiHidden="0" w:uiPriority="0" w:unhideWhenUsed="0"/>
+    <w:lsdException w:name="Normal (Web)" w:semiHidden="0" w:uiPriority="0" w:unhideWhenUsed="0" w:qFormat="1"/>
+    <w:lsdException w:name="HTML Acronym" w:semiHidden="0" w:uiPriority="0" w:unhideWhenUsed="0"/>
+    <w:lsdException w:name="HTML Address" w:semiHidden="0" w:uiPriority="0" w:unhideWhenUsed="0"/>
+    <w:lsdException w:name="HTML Cite" w:semiHidden="0" w:uiPriority="0" w:unhideWhenUsed="0"/>
+    <w:lsdException w:name="HTML Code" w:semiHidden="0" w:uiPriority="0" w:unhideWhenUsed="0"/>
+    <w:lsdException w:name="HTML Definition" w:semiHidden="0" w:uiPriority="0" w:unhideWhenUsed="0"/>
+    <w:lsdException w:name="HTML Keyboard" w:semiHidden="0" w:uiPriority="0" w:unhideWhenUsed="0"/>
+    <w:lsdException w:name="HTML Preformatted" w:semiHidden="0" w:uiPriority="0" w:unhideWhenUsed="0"/>
+    <w:lsdException w:name="HTML Sample" w:semiHidden="0" w:uiPriority="0" w:unhideWhenUsed="0"/>
+    <w:lsdException w:name="HTML Typewriter" w:semiHidden="0" w:uiPriority="0" w:unhideWhenUsed="0"/>
+    <w:lsdException w:name="HTML Variable" w:semiHidden="0" w:uiPriority="0" w:unhideWhenUsed="0"/>
+    <w:lsdException w:name="Normal Table" w:uiPriority="0" w:unhideWhenUsed="0" w:qFormat="1"/>
+    <w:lsdException w:name="annotation subject" w:semiHidden="0" w:uiPriority="0" w:unhideWhenUsed="0"/>
+    <w:lsdException w:name="Table Simple 1" w:semiHidden="0" w:uiPriority="0" w:unhideWhenUsed="0"/>
+    <w:lsdException w:name="Table Simple 2" w:semiHidden="0" w:uiPriority="0" w:unhideWhenUsed="0"/>
+    <w:lsdException w:name="Table Simple 3" w:semiHidden="0" w:uiPriority="0" w:unhideWhenUsed="0"/>
+    <w:lsdException w:name="Table Classic 1" w:semiHidden="0" w:uiPriority="0" w:unhideWhenUsed="0"/>
+    <w:lsdException w:name="Table Classic 2" w:semiHidden="0" w:uiPriority="0" w:unhideWhenUsed="0"/>
+    <w:lsdException w:name="Table Classic 3" w:semiHidden="0" w:uiPriority="0" w:unhideWhenUsed="0"/>
+    <w:lsdException w:name="Table Classic 4" w:semiHidden="0" w:uiPriority="0" w:unhideWhenUsed="0"/>
+    <w:lsdException w:name="Table Colorful 1" w:semiHidden="0" w:uiPriority="0" w:unhideWhenUsed="0"/>
+    <w:lsdException w:name="Table Colorful 2" w:semiHidden="0" w:uiPriority="0" w:unhideWhenUsed="0"/>
+    <w:lsdException w:name="Table Colorful 3" w:semiHidden="0" w:uiPriority="0" w:unhideWhenUsed="0"/>
+    <w:lsdException w:name="Table Columns 1" w:semiHidden="0" w:uiPriority="0" w:unhideWhenUsed="0"/>
+    <w:lsdException w:name="Table Columns 2" w:semiHidden="0" w:uiPriority="0" w:unhideWhenUsed="0"/>
+    <w:lsdException w:name="Table Columns 3" w:semiHidden="0" w:uiPriority="0" w:unhideWhenUsed="0"/>
+    <w:lsdException w:name="Table Columns 4" w:semiHidden="0" w:uiPriority="0" w:unhideWhenUsed="0"/>
+    <w:lsdException w:name="Table Columns 5" w:semiHidden="0" w:uiPriority="0" w:unhideWhenUsed="0"/>
+    <w:lsdException w:name="Table Grid 1" w:semiHidden="0" w:uiPriority="0" w:unhideWhenUsed="0"/>
+    <w:lsdException w:name="Table Grid 2" w:semiHidden="0" w:uiPriority="0" w:unhideWhenUsed="0"/>
+    <w:lsdException w:name="Table Grid 3" w:semiHidden="0" w:uiPriority="0" w:unhideWhenUsed="0"/>
+    <w:lsdException w:name="Table Grid 4" w:semiHidden="0" w:uiPriority="0" w:unhideWhenUsed="0"/>
+    <w:lsdException w:name="Table Grid 5" w:semiHidden="0" w:uiPriority="0" w:unhideWhenUsed="0"/>
+    <w:lsdException w:name="Table Grid 6" w:semiHidden="0" w:uiPriority="0" w:unhideWhenUsed="0"/>
+    <w:lsdException w:name="Table Grid 7" w:semiHidden="0" w:uiPriority="0" w:unhideWhenUsed="0"/>
+    <w:lsdException w:name="Table Grid 8" w:semiHidden="0" w:uiPriority="0" w:unhideWhenUsed="0"/>
+    <w:lsdException w:name="Table List 1" w:semiHidden="0" w:uiPriority="0" w:unhideWhenUsed="0"/>
+    <w:lsdException w:name="Table List 2" w:semiHidden="0" w:uiPriority="0" w:unhideWhenUsed="0"/>
+    <w:lsdException w:name="Table List 3" w:semiHidden="0" w:uiPriority="0" w:unhideWhenUsed="0"/>
+    <w:lsdException w:name="Table List 4" w:semiHidden="0" w:uiPriority="0" w:unhideWhenUsed="0"/>
+    <w:lsdException w:name="Table List 5" w:semiHidden="0" w:uiPriority="0" w:unhideWhenUsed="0"/>
+    <w:lsdException w:name="Table List 6" w:semiHidden="0" w:uiPriority="0" w:unhideWhenUsed="0"/>
+    <w:lsdException w:name="Table List 7" w:semiHidden="0" w:uiPriority="0" w:unhideWhenUsed="0"/>
+    <w:lsdException w:name="Table List 8" w:semiHidden="0" w:uiPriority="0" w:unhideWhenUsed="0"/>
+    <w:lsdException w:name="Table 3D effects 1" w:semiHidden="0" w:uiPriority="0" w:unhideWhenUsed="0"/>
+    <w:lsdException w:name="Table 3D effects 2" w:semiHidden="0" w:uiPriority="0" w:unhideWhenUsed="0"/>
+    <w:lsdException w:name="Table 3D effects 3" w:semiHidden="0" w:uiPriority="0" w:unhideWhenUsed="0"/>
+    <w:lsdException w:name="Table Contemporary" w:semiHidden="0" w:uiPriority="0" w:unhideWhenUsed="0"/>
+    <w:lsdException w:name="Table Elegant" w:semiHidden="0" w:uiPriority="0" w:unhideWhenUsed="0"/>
+    <w:lsdException w:name="Table Professional" w:semiHidden="0" w:uiPriority="0" w:unhideWhenUsed="0"/>
+    <w:lsdException w:name="Table Subtle 1" w:semiHidden="0" w:uiPriority="0" w:unhideWhenUsed="0"/>
+    <w:lsdException w:name="Table Subtle 2" w:semiHidden="0" w:uiPriority="0" w:unhideWhenUsed="0"/>
+    <w:lsdException w:name="Table Web 1" w:semiHidden="0" w:uiPriority="0" w:unhideWhenUsed="0"/>
+    <w:lsdException w:name="Table Web 2" w:semiHidden="0" w:uiPriority="0" w:unhideWhenUsed="0"/>
+    <w:lsdException w:name="Table Web 3" w:semiHidden="0" w:uiPriority="0" w:unhideWhenUsed="0"/>
+    <w:lsdException w:name="Balloon Text" w:semiHidden="0" w:uiPriority="0" w:unhideWhenUsed="0"/>
+    <w:lsdException w:name="Table Grid" w:semiHidden="0" w:uiPriority="0" w:unhideWhenUsed="0" w:qFormat="1"/>
+    <w:lsdException w:name="Table Theme" w:semiHidden="0" w:uiPriority="0" w:unhideWhenUsed="0"/>
+    <w:lsdException w:name="Light Shading" w:semiHidden="0" w:uiPriority="60" w:unhideWhenUsed="0"/>
+    <w:lsdException w:name="Light List" w:semiHidden="0" w:uiPriority="61" w:unhideWhenUsed="0"/>
+    <w:lsdException w:name="Light Grid" w:semiHidden="0" w:uiPriority="62" w:unhideWhenUsed="0"/>
+    <w:lsdException w:name="Medium Shading 1" w:semiHidden="0" w:uiPriority="63" w:unhideWhenUsed="0"/>
+    <w:lsdException w:name="Medium Shading 2" w:semiHidden="0" w:uiPriority="64" w:unhideWhenUsed="0"/>
+    <w:lsdException w:name="Medium List 1" w:semiHidden="0" w:uiPriority="65" w:unhideWhenUsed="0"/>
+    <w:lsdException w:name="Medium List 2" w:semiHidden="0" w:uiPriority="66" w:unhideWhenUsed="0"/>
+    <w:lsdException w:name="Medium Grid 1" w:semiHidden="0" w:uiPriority="67" w:unhideWhenUsed="0"/>
+    <w:lsdException w:name="Medium Grid 2" w:semiHidden="0" w:uiPriority="68" w:unhideWhenUsed="0"/>
+    <w:lsdException w:name="Medium Grid 3" w:semiHidden="0" w:uiPriority="69" w:unhideWhenUsed="0"/>
+    <w:lsdException w:name="Dark List" w:semiHidden="0" w:uiPriority="70" w:unhideWhenUsed="0"/>
+    <w:lsdException w:name="Colorful Shading" w:semiHidden="0" w:uiPriority="71" w:unhideWhenUsed="0"/>
+    <w:lsdException w:name="Colorful List" w:semiHidden="0" w:uiPriority="72" w:unhideWhenUsed="0"/>
+    <w:lsdException w:name="Colorful Grid" w:semiHidden="0" w:uiPriority="73" w:unhideWhenUsed="0"/>
+    <w:lsdException w:name="Light Shading Accent 1" w:semiHidden="0" w:uiPriority="60" w:unhideWhenUsed="0"/>
+    <w:lsdException w:name="Light List Accent 1" w:semiHidden="0" w:uiPriority="61" w:unhideWhenUsed="0"/>
+    <w:lsdException w:name="Light Grid Accent 1" w:semiHidden="0" w:uiPriority="62" w:unhideWhenUsed="0"/>
+    <w:lsdException w:name="Medium Shading 1 Accent 1" w:semiHidden="0" w:uiPriority="63" w:unhideWhenUsed="0"/>
+    <w:lsdException w:name="Medium Shading 2 Accent 1" w:semiHidden="0" w:uiPriority="64" w:unhideWhenUsed="0"/>
+    <w:lsdException w:name="Medium List 1 Accent 1" w:semiHidden="0" w:uiPriority="65" w:unhideWhenUsed="0"/>
+    <w:lsdException w:name="Medium List 2 Accent 1" w:semiHidden="0" w:uiPriority="66" w:unhideWhenUsed="0"/>
+    <w:lsdException w:name="Medium Grid 1 Accent 1" w:semiHidden="0" w:uiPriority="67" w:unhideWhenUsed="0"/>
+    <w:lsdException w:name="Medium Grid 2 Accent 1" w:semiHidden="0" w:uiPriority="68" w:unhideWhenUsed="0"/>
+    <w:lsdException w:name="Medium Grid 3 Accent 1" w:semiHidden="0" w:uiPriority="69" w:unhideWhenUsed="0"/>
+    <w:lsdException w:name="Dark List Accent 1" w:semiHidden="0" w:uiPriority="70" w:unhideWhenUsed="0"/>
+    <w:lsdException w:name="Colorful Shading Accent 1" w:semiHidden="0" w:uiPriority="71" w:unhideWhenUsed="0"/>
+    <w:lsdException w:name="Colorful List Accent 1" w:semiHidden="0" w:uiPriority="72" w:unhideWhenUsed="0"/>
+    <w:lsdException w:name="Colorful Grid Accent 1" w:semiHidden="0" w:uiPriority="73" w:unhideWhenUsed="0"/>
+    <w:lsdException w:name="Light Shading Accent 2" w:semiHidden="0" w:uiPriority="60" w:unhideWhenUsed="0"/>
+    <w:lsdException w:name="Light List Accent 2" w:semiHidden="0" w:uiPriority="61" w:unhideWhenUsed="0"/>
+    <w:lsdException w:name="Light Grid Accent 2" w:semiHidden="0" w:uiPriority="62" w:unhideWhenUsed="0"/>
+    <w:lsdException w:name="Medium Shading 1 Accent 2" w:semiHidden="0" w:uiPriority="63" w:unhideWhenUsed="0"/>
+    <w:lsdException w:name="Medium Shading 2 Accent 2" w:semiHidden="0" w:uiPriority="64" w:unhideWhenUsed="0"/>
+    <w:lsdException w:name="Medium List 1 Accent 2" w:semiHidden="0" w:uiPriority="65" w:unhideWhenUsed="0"/>
+    <w:lsdException w:name="Medium List 2 Accent 2" w:semiHidden="0" w:uiPriority="66" w:unhideWhenUsed="0"/>
+    <w:lsdException w:name="Medium Grid 1 Accent 2" w:semiHidden="0" w:uiPriority="67" w:unhideWhenUsed="0"/>
+    <w:lsdException w:name="Medium Grid 2 Accent 2" w:semiHidden="0" w:uiPriority="68" w:unhideWhenUsed="0"/>
+    <w:lsdException w:name="Medium Grid 3 Accent 2" w:semiHidden="0" w:uiPriority="69" w:unhideWhenUsed="0"/>
+    <w:lsdException w:name="Dark List Accent 2" w:semiHidden="0" w:uiPriority="70" w:unhideWhenUsed="0"/>
+    <w:lsdException w:name="Colorful Shading Accent 2" w:semiHidden="0" w:uiPriority="71" w:unhideWhenUsed="0"/>
+    <w:lsdException w:name="Colorful List Accent 2" w:semiHidden="0" w:uiPriority="72" w:unhideWhenUsed="0"/>
+    <w:lsdException w:name="Colorful Grid Accent 2" w:semiHidden="0" w:uiPriority="73" w:unhideWhenUsed="0"/>
+    <w:lsdException w:name="Light Shading Accent 3" w:semiHidden="0" w:uiPriority="60" w:unhideWhenUsed="0"/>
+    <w:lsdException w:name="Light List Accent 3" w:semiHidden="0" w:uiPriority="61" w:unhideWhenUsed="0"/>
+    <w:lsdException w:name="Light Grid Accent 3" w:semiHidden="0" w:uiPriority="62" w:unhideWhenUsed="0"/>
+    <w:lsdException w:name="Medium Shading 1 Accent 3" w:semiHidden="0" w:uiPriority="63" w:unhideWhenUsed="0"/>
+    <w:lsdException w:name="Medium Shading 2 Accent 3" w:semiHidden="0" w:uiPriority="64" w:unhideWhenUsed="0"/>
+    <w:lsdException w:name="Medium List 1 Accent 3" w:semiHidden="0" w:uiPriority="65" w:unhideWhenUsed="0"/>
+    <w:lsdException w:name="Medium List 2 Accent 3" w:semiHidden="0" w:uiPriority="66" w:unhideWhenUsed="0"/>
+    <w:lsdException w:name="Medium Grid 1 Accent 3" w:semiHidden="0" w:uiPriority="67" w:unhideWhenUsed="0"/>
+    <w:lsdException w:name="Medium Grid 2 Accent 3" w:semiHidden="0" w:uiPriority="68" w:unhideWhenUsed="0"/>
+    <w:lsdException w:name="Medium Grid 3 Accent 3" w:semiHidden="0" w:uiPriority="69" w:unhideWhenUsed="0"/>
+    <w:lsdException w:name="Dark List Accent 3" w:semiHidden="0" w:uiPriority="70" w:unhideWhenUsed="0"/>
+    <w:lsdException w:name="Colorful Shading Accent 3" w:semiHidden="0" w:uiPriority="71" w:unhideWhenUsed="0"/>
+    <w:lsdException w:name="Colorful List Accent 3" w:semiHidden="0" w:uiPriority="72" w:unhideWhenUsed="0"/>
+    <w:lsdException w:name="Colorful Grid Accent 3" w:semiHidden="0" w:uiPriority="73" w:unhideWhenUsed="0"/>
+    <w:lsdException w:name="Light Shading Accent 4" w:semiHidden="0" w:uiPriority="60" w:unhideWhenUsed="0"/>
+    <w:lsdException w:name="Light List Accent 4" w:semiHidden="0" w:uiPriority="61" w:unhideWhenUsed="0"/>
+    <w:lsdException w:name="Light Grid Accent 4" w:semiHidden="0" w:uiPriority="62" w:unhideWhenUsed="0"/>
+    <w:lsdException w:name="Medium Shading 1 Accent 4" w:semiHidden="0" w:uiPriority="63" w:unhideWhenUsed="0"/>
+    <w:lsdException w:name="Medium Shading 2 Accent 4" w:semiHidden="0" w:uiPriority="64" w:unhideWhenUsed="0"/>
+    <w:lsdException w:name="Medium List 1 Accent 4" w:semiHidden="0" w:uiPriority="65" w:unhideWhenUsed="0"/>
+    <w:lsdException w:name="Medium List 2 Accent 4" w:semiHidden="0" w:uiPriority="66" w:unhideWhenUsed="0"/>
+    <w:lsdException w:name="Medium Grid 1 Accent 4" w:semiHidden="0" w:uiPriority="67" w:unhideWhenUsed="0"/>
+    <w:lsdException w:name="Medium Grid 2 Accent 4" w:semiHidden="0" w:uiPriority="68" w:unhideWhenUsed="0"/>
+    <w:lsdException w:name="Medium Grid 3 Accent 4" w:semiHidden="0" w:uiPriority="69" w:unhideWhenUsed="0"/>
+    <w:lsdException w:name="Dark List Accent 4" w:semiHidden="0" w:uiPriority="70" w:unhideWhenUsed="0"/>
+    <w:lsdException w:name="Colorful Shading Accent 4" w:semiHidden="0" w:uiPriority="71" w:unhideWhenUsed="0"/>
+    <w:lsdException w:name="Colorful List Accent 4" w:semiHidden="0" w:uiPriority="72" w:unhideWhenUsed="0"/>
+    <w:lsdException w:name="Colorful Grid Accent 4" w:semiHidden="0" w:uiPriority="73" w:unhideWhenUsed="0"/>
+    <w:lsdException w:name="Light Shading Accent 5" w:semiHidden="0" w:uiPriority="60" w:unhideWhenUsed="0"/>
+    <w:lsdException w:name="Light List Accent 5" w:semiHidden="0" w:uiPriority="61" w:unhideWhenUsed="0"/>
+    <w:lsdException w:name="Light Grid Accent 5" w:semiHidden="0" w:uiPriority="62" w:unhideWhenUsed="0"/>
+    <w:lsdException w:name="Medium Shading 1 Accent 5" w:semiHidden="0" w:uiPriority="63" w:unhideWhenUsed="0"/>
+    <w:lsdException w:name="Medium Shading 2 Accent 5" w:semiHidden="0" w:uiPriority="64" w:unhideWhenUsed="0"/>
+    <w:lsdException w:name="Medium List 1 Accent 5" w:semiHidden="0" w:uiPriority="65" w:unhideWhenUsed="0"/>
+    <w:lsdException w:name="Medium List 2 Accent 5" w:semiHidden="0" w:uiPriority="66" w:unhideWhenUsed="0"/>
+    <w:lsdException w:name="Medium Grid 1 Accent 5" w:semiHidden="0" w:uiPriority="67" w:unhideWhenUsed="0"/>
+    <w:lsdException w:name="Medium Grid 2 Accent 5" w:semiHidden="0" w:uiPriority="68" w:unhideWhenUsed="0"/>
+    <w:lsdException w:name="Medium Grid 3 Accent 5" w:semiHidden="0" w:uiPriority="69" w:unhideWhenUsed="0"/>
+    <w:lsdException w:name="Dark List Accent 5" w:semiHidden="0" w:uiPriority="70" w:unhideWhenUsed="0"/>
+    <w:lsdException w:name="Colorful Shading Accent 5" w:semiHidden="0" w:uiPriority="71" w:unhideWhenUsed="0"/>
+    <w:lsdException w:name="Colorful List Accent 5" w:semiHidden="0" w:uiPriority="72" w:unhideWhenUsed="0"/>
+    <w:lsdException w:name="Colorful Grid Accent 5" w:semiHidden="0" w:uiPriority="73" w:unhideWhenUsed="0"/>
+    <w:lsdException w:name="Light Shading Accent 6" w:semiHidden="0" w:uiPriority="60" w:unhideWhenUsed="0"/>
+    <w:lsdException w:name="Light List Accent 6" w:semiHidden="0" w:uiPriority="61" w:unhideWhenUsed="0"/>
+    <w:lsdException w:name="Light Grid Accent 6" w:semiHidden="0" w:uiPriority="62" w:unhideWhenUsed="0"/>
+    <w:lsdException w:name="Medium Shading 1 Accent 6" w:semiHidden="0" w:uiPriority="63" w:unhideWhenUsed="0"/>
+    <w:lsdException w:name="Medium Shading 2 Accent 6" w:semiHidden="0" w:uiPriority="64" w:unhideWhenUsed="0"/>
+    <w:lsdException w:name="Medium List 1 Accent 6" w:semiHidden="0" w:uiPriority="65" w:unhideWhenUsed="0"/>
+    <w:lsdException w:name="Medium List 2 Accent 6" w:semiHidden="0" w:uiPriority="66" w:unhideWhenUsed="0"/>
+    <w:lsdException w:name="Medium Grid 1 Accent 6" w:semiHidden="0" w:uiPriority="67" w:unhideWhenUsed="0"/>
+    <w:lsdException w:name="Medium Grid 2 Accent 6" w:semiHidden="0" w:uiPriority="68" w:unhideWhenUsed="0"/>
+    <w:lsdException w:name="Medium Grid 3 Accent 6" w:semiHidden="0" w:uiPriority="69" w:unhideWhenUsed="0"/>
+    <w:lsdException w:name="Dark List Accent 6" w:semiHidden="0" w:uiPriority="70" w:unhideWhenUsed="0"/>
+    <w:lsdException w:name="Colorful Shading Accent 6" w:semiHidden="0" w:uiPriority="71" w:unhideWhenUsed="0"/>
+    <w:lsdException w:name="Colorful List Accent 6" w:semiHidden="0" w:uiPriority="72" w:unhideWhenUsed="0"/>
+    <w:lsdException w:name="Colorful Grid Accent 6" w:semiHidden="0" w:uiPriority="73" w:unhideWhenUsed="0"/>
   </w:latentStyles>
-  <w:style w:type="paragraph" w:default="1" w:styleId="1">
+  <w:style w:type="paragraph" w:default="1" w:styleId="Normal">
     <w:name w:val="Normal"/>
     <w:qFormat/>
-    <w:uiPriority w:val="0"/>
     <w:pPr>
       <w:kinsoku w:val="0"/>
       <w:autoSpaceDE w:val="0"/>
@@ -4333,7 +4220,7 @@
       <w:textAlignment w:val="baseline"/>
     </w:pPr>
     <w:rPr>
-      <w:rFonts w:ascii="Arial" w:hAnsi="Arial" w:eastAsia="宋体" w:cs="Arial"/>
+      <w:rFonts w:ascii="Arial" w:eastAsia="宋体" w:hAnsi="Arial" w:cs="Arial"/>
       <w:snapToGrid w:val="0"/>
       <w:color w:val="000000"/>
       <w:kern w:val="0"/>
@@ -4342,12 +4229,11 @@
       <w:lang w:val="en-US" w:eastAsia="en-US" w:bidi="ar-SA"/>
     </w:rPr>
   </w:style>
-  <w:style w:type="paragraph" w:styleId="2">
+  <w:style w:type="paragraph" w:styleId="Heading1">
     <w:name w:val="heading 1"/>
-    <w:basedOn w:val="1"/>
-    <w:next w:val="1"/>
+    <w:basedOn w:val="Normal"/>
+    <w:next w:val="Normal"/>
     <w:qFormat/>
-    <w:uiPriority w:val="0"/>
     <w:pPr>
       <w:keepNext/>
       <w:keepLines/>
@@ -4365,13 +4251,12 @@
       <w:sz w:val="44"/>
     </w:rPr>
   </w:style>
-  <w:style w:type="paragraph" w:styleId="3">
+  <w:style w:type="paragraph" w:styleId="Heading2">
     <w:name w:val="heading 2"/>
-    <w:basedOn w:val="1"/>
-    <w:next w:val="1"/>
+    <w:basedOn w:val="Normal"/>
+    <w:next w:val="Normal"/>
     <w:unhideWhenUsed/>
     <w:qFormat/>
-    <w:uiPriority w:val="0"/>
     <w:pPr>
       <w:keepNext/>
       <w:keepLines/>
@@ -4384,19 +4269,18 @@
       <w:outlineLvl w:val="1"/>
     </w:pPr>
     <w:rPr>
-      <w:rFonts w:ascii="Arial" w:hAnsi="Arial" w:eastAsia="黑体"/>
+      <w:rFonts w:ascii="Arial" w:eastAsia="黑体" w:hAnsi="Arial"/>
       <w:b/>
       <w:sz w:val="32"/>
     </w:rPr>
   </w:style>
-  <w:style w:type="paragraph" w:styleId="4">
+  <w:style w:type="paragraph" w:styleId="Heading3">
     <w:name w:val="heading 3"/>
-    <w:basedOn w:val="1"/>
-    <w:next w:val="1"/>
+    <w:basedOn w:val="Normal"/>
+    <w:next w:val="Normal"/>
     <w:semiHidden/>
     <w:unhideWhenUsed/>
     <w:qFormat/>
-    <w:uiPriority w:val="0"/>
     <w:pPr>
       <w:keepNext/>
       <w:keepLines/>
@@ -4413,13 +4297,12 @@
       <w:sz w:val="32"/>
     </w:rPr>
   </w:style>
-  <w:style w:type="paragraph" w:styleId="5">
+  <w:style w:type="paragraph" w:styleId="Heading4">
     <w:name w:val="heading 4"/>
-    <w:basedOn w:val="1"/>
-    <w:next w:val="1"/>
+    <w:basedOn w:val="Normal"/>
+    <w:next w:val="Normal"/>
     <w:unhideWhenUsed/>
     <w:qFormat/>
-    <w:uiPriority w:val="0"/>
     <w:pPr>
       <w:keepNext/>
       <w:keepLines/>
@@ -4432,19 +4315,18 @@
       <w:outlineLvl w:val="3"/>
     </w:pPr>
     <w:rPr>
-      <w:rFonts w:ascii="Arial" w:hAnsi="Arial" w:eastAsia="黑体"/>
+      <w:rFonts w:ascii="Arial" w:eastAsia="黑体" w:hAnsi="Arial"/>
       <w:b/>
       <w:sz w:val="28"/>
     </w:rPr>
   </w:style>
-  <w:style w:type="paragraph" w:styleId="6">
+  <w:style w:type="paragraph" w:styleId="Heading5">
     <w:name w:val="heading 5"/>
-    <w:basedOn w:val="1"/>
-    <w:next w:val="1"/>
+    <w:basedOn w:val="Normal"/>
+    <w:next w:val="Normal"/>
     <w:semiHidden/>
     <w:unhideWhenUsed/>
     <w:qFormat/>
-    <w:uiPriority w:val="0"/>
     <w:pPr>
       <w:keepNext/>
       <w:keepLines/>
@@ -4461,14 +4343,13 @@
       <w:sz w:val="28"/>
     </w:rPr>
   </w:style>
-  <w:style w:type="paragraph" w:styleId="7">
+  <w:style w:type="paragraph" w:styleId="Heading6">
     <w:name w:val="heading 6"/>
-    <w:basedOn w:val="1"/>
-    <w:next w:val="1"/>
+    <w:basedOn w:val="Normal"/>
+    <w:next w:val="Normal"/>
     <w:semiHidden/>
     <w:unhideWhenUsed/>
     <w:qFormat/>
-    <w:uiPriority w:val="0"/>
     <w:pPr>
       <w:keepNext/>
       <w:keepLines/>
@@ -4481,19 +4362,18 @@
       <w:outlineLvl w:val="5"/>
     </w:pPr>
     <w:rPr>
-      <w:rFonts w:ascii="Arial" w:hAnsi="Arial" w:eastAsia="黑体"/>
+      <w:rFonts w:ascii="Arial" w:eastAsia="黑体" w:hAnsi="Arial"/>
       <w:b/>
       <w:sz w:val="24"/>
     </w:rPr>
   </w:style>
-  <w:style w:type="paragraph" w:styleId="8">
+  <w:style w:type="paragraph" w:styleId="Heading7">
     <w:name w:val="heading 7"/>
-    <w:basedOn w:val="1"/>
-    <w:next w:val="1"/>
+    <w:basedOn w:val="Normal"/>
+    <w:next w:val="Normal"/>
     <w:semiHidden/>
     <w:unhideWhenUsed/>
     <w:qFormat/>
-    <w:uiPriority w:val="0"/>
     <w:pPr>
       <w:keepNext/>
       <w:keepLines/>
@@ -4510,14 +4390,13 @@
       <w:sz w:val="24"/>
     </w:rPr>
   </w:style>
-  <w:style w:type="paragraph" w:styleId="9">
+  <w:style w:type="paragraph" w:styleId="Heading8">
     <w:name w:val="heading 8"/>
-    <w:basedOn w:val="1"/>
-    <w:next w:val="1"/>
+    <w:basedOn w:val="Normal"/>
+    <w:next w:val="Normal"/>
     <w:semiHidden/>
     <w:unhideWhenUsed/>
     <w:qFormat/>
-    <w:uiPriority w:val="0"/>
     <w:pPr>
       <w:keepNext/>
       <w:keepLines/>
@@ -4530,18 +4409,17 @@
       <w:outlineLvl w:val="7"/>
     </w:pPr>
     <w:rPr>
-      <w:rFonts w:ascii="Arial" w:hAnsi="Arial" w:eastAsia="黑体"/>
+      <w:rFonts w:ascii="Arial" w:eastAsia="黑体" w:hAnsi="Arial"/>
       <w:sz w:val="24"/>
     </w:rPr>
   </w:style>
-  <w:style w:type="paragraph" w:styleId="10">
+  <w:style w:type="paragraph" w:styleId="Heading9">
     <w:name w:val="heading 9"/>
-    <w:basedOn w:val="1"/>
-    <w:next w:val="1"/>
+    <w:basedOn w:val="Normal"/>
+    <w:next w:val="Normal"/>
     <w:semiHidden/>
     <w:unhideWhenUsed/>
     <w:qFormat/>
-    <w:uiPriority w:val="0"/>
     <w:pPr>
       <w:keepNext/>
       <w:keepLines/>
@@ -4554,21 +4432,19 @@
       <w:outlineLvl w:val="8"/>
     </w:pPr>
     <w:rPr>
-      <w:rFonts w:ascii="Arial" w:hAnsi="Arial" w:eastAsia="黑体"/>
+      <w:rFonts w:ascii="Arial" w:eastAsia="黑体" w:hAnsi="Arial"/>
       <w:sz w:val="21"/>
     </w:rPr>
   </w:style>
-  <w:style w:type="character" w:default="1" w:styleId="22">
+  <w:style w:type="character" w:default="1" w:styleId="DefaultParagraphFont">
     <w:name w:val="Default Paragraph Font"/>
     <w:semiHidden/>
     <w:qFormat/>
-    <w:uiPriority w:val="0"/>
   </w:style>
-  <w:style w:type="table" w:default="1" w:styleId="20">
+  <w:style w:type="table" w:default="1" w:styleId="TableNormal">
     <w:name w:val="Normal Table"/>
     <w:semiHidden/>
     <w:qFormat/>
-    <w:uiPriority w:val="0"/>
     <w:tblPr>
       <w:tblCellMar>
         <w:top w:w="0" w:type="dxa"/>
@@ -4578,43 +4454,39 @@
       </w:tblCellMar>
     </w:tblPr>
   </w:style>
-  <w:style w:type="paragraph" w:styleId="11">
+  <w:style w:type="paragraph" w:styleId="CommentText">
     <w:name w:val="annotation text"/>
-    <w:basedOn w:val="1"/>
+    <w:basedOn w:val="Normal"/>
     <w:qFormat/>
-    <w:uiPriority w:val="0"/>
     <w:pPr>
       <w:jc w:val="left"/>
     </w:pPr>
   </w:style>
-  <w:style w:type="paragraph" w:styleId="12">
+  <w:style w:type="paragraph" w:styleId="BodyText">
     <w:name w:val="Body Text"/>
-    <w:basedOn w:val="1"/>
+    <w:basedOn w:val="Normal"/>
     <w:semiHidden/>
     <w:qFormat/>
-    <w:uiPriority w:val="0"/>
     <w:rPr>
-      <w:rFonts w:ascii="Arial" w:hAnsi="Arial" w:eastAsia="Arial" w:cs="Arial"/>
+      <w:rFonts w:ascii="Arial" w:eastAsia="Arial" w:hAnsi="Arial" w:cs="Arial"/>
       <w:sz w:val="21"/>
       <w:szCs w:val="21"/>
       <w:lang w:val="en-US" w:eastAsia="en-US" w:bidi="ar-SA"/>
     </w:rPr>
   </w:style>
-  <w:style w:type="paragraph" w:styleId="13">
+  <w:style w:type="paragraph" w:styleId="TOC3">
     <w:name w:val="toc 3"/>
-    <w:basedOn w:val="1"/>
-    <w:next w:val="1"/>
+    <w:basedOn w:val="Normal"/>
+    <w:next w:val="Normal"/>
     <w:qFormat/>
-    <w:uiPriority w:val="0"/>
     <w:pPr>
       <w:ind w:left="840" w:leftChars="400"/>
     </w:pPr>
   </w:style>
-  <w:style w:type="paragraph" w:styleId="14">
+  <w:style w:type="paragraph" w:styleId="Footer">
     <w:name w:val="footer"/>
-    <w:basedOn w:val="1"/>
+    <w:basedOn w:val="Normal"/>
     <w:qFormat/>
-    <w:uiPriority w:val="0"/>
     <w:pPr>
       <w:tabs>
         <w:tab w:val="center" w:pos="4153"/>
@@ -4627,17 +4499,16 @@
       <w:sz w:val="18"/>
     </w:rPr>
   </w:style>
-  <w:style w:type="paragraph" w:styleId="15">
+  <w:style w:type="paragraph" w:styleId="Header">
     <w:name w:val="header"/>
-    <w:basedOn w:val="1"/>
+    <w:basedOn w:val="Normal"/>
     <w:qFormat/>
-    <w:uiPriority w:val="0"/>
     <w:pPr>
       <w:pBdr>
-        <w:top w:val="none" w:color="auto" w:sz="0" w:space="0"/>
-        <w:left w:val="none" w:color="auto" w:sz="0" w:space="0"/>
-        <w:bottom w:val="none" w:color="auto" w:sz="0" w:space="0"/>
-        <w:right w:val="none" w:color="auto" w:sz="0" w:space="0"/>
+        <w:top w:val="nil"/>
+        <w:left w:val="nil"/>
+        <w:bottom w:val="nil"/>
+        <w:right w:val="nil"/>
       </w:pBdr>
       <w:tabs>
         <w:tab w:val="center" w:pos="4153"/>
@@ -4652,41 +4523,37 @@
       <w:sz w:val="18"/>
     </w:rPr>
   </w:style>
-  <w:style w:type="paragraph" w:styleId="16">
+  <w:style w:type="paragraph" w:styleId="TOC1">
     <w:name w:val="toc 1"/>
-    <w:basedOn w:val="1"/>
-    <w:next w:val="1"/>
+    <w:basedOn w:val="Normal"/>
+    <w:next w:val="Normal"/>
     <w:qFormat/>
-    <w:uiPriority w:val="0"/>
     <w:rPr>
-      <w:rFonts w:ascii="Arial" w:hAnsi="Arial" w:eastAsia="Microsoft JhengHei"/>
+      <w:rFonts w:ascii="Arial" w:eastAsia="Microsoft JhengHei" w:hAnsi="Arial"/>
       <w:sz w:val="24"/>
     </w:rPr>
   </w:style>
-  <w:style w:type="paragraph" w:styleId="17">
+  <w:style w:type="paragraph" w:styleId="TOC2">
     <w:name w:val="toc 2"/>
-    <w:basedOn w:val="1"/>
-    <w:next w:val="1"/>
+    <w:basedOn w:val="Normal"/>
+    <w:next w:val="Normal"/>
     <w:qFormat/>
-    <w:uiPriority w:val="0"/>
     <w:pPr>
       <w:ind w:left="420" w:leftChars="200"/>
     </w:pPr>
   </w:style>
-  <w:style w:type="paragraph" w:styleId="18">
+  <w:style w:type="paragraph" w:styleId="NormalWeb">
     <w:name w:val="Normal (Web)"/>
-    <w:basedOn w:val="1"/>
+    <w:basedOn w:val="Normal"/>
     <w:qFormat/>
-    <w:uiPriority w:val="0"/>
     <w:rPr>
       <w:sz w:val="24"/>
     </w:rPr>
   </w:style>
-  <w:style w:type="paragraph" w:styleId="19">
+  <w:style w:type="paragraph" w:styleId="Title">
     <w:name w:val="Title"/>
-    <w:basedOn w:val="1"/>
+    <w:basedOn w:val="Normal"/>
     <w:qFormat/>
-    <w:uiPriority w:val="0"/>
     <w:pPr>
       <w:spacing w:before="240" w:beforeLines="0" w:beforeAutospacing="0" w:after="60" w:afterLines="0" w:afterAutospacing="0"/>
       <w:jc w:val="center"/>
@@ -4698,41 +4565,38 @@
       <w:sz w:val="32"/>
     </w:rPr>
   </w:style>
-  <w:style w:type="table" w:styleId="21">
+  <w:style w:type="table" w:styleId="TableGrid">
     <w:name w:val="Table Grid"/>
-    <w:basedOn w:val="20"/>
+    <w:basedOn w:val="TableNormal"/>
     <w:qFormat/>
-    <w:uiPriority w:val="0"/>
     <w:pPr>
       <w:widowControl w:val="0"/>
       <w:jc w:val="both"/>
     </w:pPr>
     <w:tblPr>
       <w:tblBorders>
-        <w:top w:val="single" w:color="auto" w:sz="4" w:space="0"/>
-        <w:left w:val="single" w:color="auto" w:sz="4" w:space="0"/>
-        <w:bottom w:val="single" w:color="auto" w:sz="4" w:space="0"/>
-        <w:right w:val="single" w:color="auto" w:sz="4" w:space="0"/>
-        <w:insideH w:val="single" w:color="auto" w:sz="4" w:space="0"/>
-        <w:insideV w:val="single" w:color="auto" w:sz="4" w:space="0"/>
+        <w:top w:val="single" w:sz="4" w:space="0" w:color="auto"/>
+        <w:left w:val="single" w:sz="4" w:space="0" w:color="auto"/>
+        <w:bottom w:val="single" w:sz="4" w:space="0" w:color="auto"/>
+        <w:right w:val="single" w:sz="4" w:space="0" w:color="auto"/>
+        <w:insideH w:val="single" w:sz="4" w:space="0" w:color="auto"/>
+        <w:insideV w:val="single" w:sz="4" w:space="0" w:color="auto"/>
       </w:tblBorders>
     </w:tblPr>
   </w:style>
-  <w:style w:type="character" w:styleId="23">
+  <w:style w:type="character" w:styleId="Strong">
     <w:name w:val="Strong"/>
-    <w:basedOn w:val="22"/>
+    <w:basedOn w:val="DefaultParagraphFont"/>
     <w:qFormat/>
-    <w:uiPriority w:val="0"/>
     <w:rPr>
       <w:b/>
     </w:rPr>
   </w:style>
-  <w:style w:type="table" w:customStyle="1" w:styleId="24">
+  <w:style w:type="table" w:customStyle="1" w:styleId="TableNormal0">
     <w:name w:val="Table Normal_0"/>
     <w:semiHidden/>
     <w:unhideWhenUsed/>
     <w:qFormat/>
-    <w:uiPriority w:val="0"/>
     <w:tblPr>
       <w:tblCellMar>
         <w:top w:w="0" w:type="dxa"/>
@@ -4742,119 +4606,111 @@
       </w:tblCellMar>
     </w:tblPr>
   </w:style>
-  <w:style w:type="paragraph" w:customStyle="1" w:styleId="25">
+  <w:style w:type="paragraph" w:customStyle="1" w:styleId="TableText">
     <w:name w:val="Table Text"/>
-    <w:basedOn w:val="1"/>
+    <w:basedOn w:val="Normal"/>
     <w:semiHidden/>
     <w:qFormat/>
-    <w:uiPriority w:val="0"/>
     <w:rPr>
-      <w:rFonts w:ascii="宋体" w:hAnsi="宋体" w:eastAsia="宋体" w:cs="宋体"/>
+      <w:rFonts w:ascii="宋体" w:eastAsia="宋体" w:hAnsi="宋体" w:cs="宋体"/>
       <w:sz w:val="21"/>
       <w:szCs w:val="21"/>
       <w:lang w:val="en-US" w:eastAsia="en-US" w:bidi="ar-SA"/>
     </w:rPr>
   </w:style>
-  <w:style w:type="paragraph" w:customStyle="1" w:styleId="26">
+  <w:style w:type="paragraph" w:customStyle="1" w:styleId="a">
     <w:name w:val="柴_公司名"/>
-    <w:basedOn w:val="19"/>
+    <w:basedOn w:val="Title"/>
     <w:qFormat/>
-    <w:uiPriority w:val="0"/>
     <w:pPr>
       <w:spacing w:after="600" w:afterLines="600"/>
     </w:pPr>
     <w:rPr>
-      <w:rFonts w:hint="eastAsia" w:ascii="宋体" w:hAnsi="宋体" w:eastAsia="宋体" w:cs="宋体"/>
+      <w:rFonts w:ascii="宋体" w:eastAsia="宋体" w:hAnsi="宋体" w:cs="宋体" w:hint="eastAsia"/>
       <w:bCs/>
       <w:spacing w:val="-6"/>
       <w:sz w:val="52"/>
       <w:szCs w:val="52"/>
     </w:rPr>
   </w:style>
-  <w:style w:type="paragraph" w:customStyle="1" w:styleId="27">
+  <w:style w:type="paragraph" w:customStyle="1" w:styleId="a0">
     <w:name w:val="柴_文档名"/>
-    <w:basedOn w:val="19"/>
+    <w:basedOn w:val="Title"/>
     <w:qFormat/>
-    <w:uiPriority w:val="0"/>
     <w:pPr>
       <w:spacing w:after="900" w:afterLines="900"/>
     </w:pPr>
     <w:rPr>
-      <w:rFonts w:ascii="黑体" w:hAnsi="黑体" w:eastAsia="黑体" w:cs="黑体"/>
+      <w:rFonts w:ascii="黑体" w:eastAsia="黑体" w:hAnsi="黑体" w:cs="黑体"/>
       <w:bCs/>
       <w:spacing w:val="-7"/>
       <w:sz w:val="52"/>
       <w:szCs w:val="52"/>
     </w:rPr>
   </w:style>
-  <w:style w:type="paragraph" w:customStyle="1" w:styleId="28">
+  <w:style w:type="paragraph" w:customStyle="1" w:styleId="1">
     <w:name w:val="柴_标题1"/>
-    <w:basedOn w:val="2"/>
-    <w:next w:val="29"/>
-    <w:link w:val="38"/>
+    <w:basedOn w:val="Heading1"/>
+    <w:next w:val="a1"/>
+    <w:link w:val="1Char"/>
     <w:qFormat/>
-    <w:uiPriority w:val="0"/>
     <w:pPr>
       <w:spacing w:before="100" w:after="90" w:line="360" w:lineRule="auto"/>
     </w:pPr>
     <w:rPr>
-      <w:rFonts w:ascii="Arial" w:hAnsi="Arial" w:eastAsia="宋体"/>
+      <w:rFonts w:ascii="Arial" w:eastAsia="宋体" w:hAnsi="Arial"/>
       <w:sz w:val="32"/>
     </w:rPr>
   </w:style>
-  <w:style w:type="paragraph" w:customStyle="1" w:styleId="29">
+  <w:style w:type="paragraph" w:customStyle="1" w:styleId="a1">
     <w:name w:val="柴_正文"/>
-    <w:basedOn w:val="12"/>
-    <w:link w:val="42"/>
+    <w:basedOn w:val="BodyText"/>
+    <w:link w:val="Char"/>
     <w:qFormat/>
-    <w:uiPriority w:val="0"/>
     <w:pPr>
       <w:spacing w:line="360" w:lineRule="auto"/>
       <w:ind w:firstLine="470" w:firstLineChars="200"/>
     </w:pPr>
     <w:rPr>
-      <w:rFonts w:ascii="Arial" w:hAnsi="Arial" w:eastAsia="宋体"/>
+      <w:rFonts w:ascii="Arial" w:eastAsia="宋体" w:hAnsi="Arial"/>
       <w:sz w:val="24"/>
       <w:lang w:eastAsia="zh-CN"/>
     </w:rPr>
   </w:style>
-  <w:style w:type="paragraph" w:customStyle="1" w:styleId="30">
+  <w:style w:type="paragraph" w:customStyle="1" w:styleId="2">
     <w:name w:val="柴_标题2"/>
-    <w:basedOn w:val="3"/>
-    <w:next w:val="29"/>
+    <w:basedOn w:val="Heading2"/>
+    <w:next w:val="a1"/>
     <w:qFormat/>
-    <w:uiPriority w:val="0"/>
     <w:pPr>
       <w:spacing w:line="360" w:lineRule="auto"/>
     </w:pPr>
     <w:rPr>
-      <w:rFonts w:ascii="Arial" w:hAnsi="Arial" w:eastAsia="宋体"/>
+      <w:rFonts w:ascii="Arial" w:eastAsia="宋体" w:hAnsi="Arial"/>
       <w:sz w:val="28"/>
     </w:rPr>
   </w:style>
-  <w:style w:type="paragraph" w:customStyle="1" w:styleId="31">
+  <w:style w:type="paragraph" w:customStyle="1" w:styleId="3">
     <w:name w:val="柴_标题3"/>
-    <w:basedOn w:val="4"/>
-    <w:next w:val="29"/>
+    <w:basedOn w:val="Heading3"/>
+    <w:next w:val="a1"/>
     <w:qFormat/>
-    <w:uiPriority w:val="0"/>
     <w:pPr>
       <w:spacing w:line="360" w:lineRule="auto"/>
       <w:ind w:left="0" w:firstLine="472" w:firstLineChars="200"/>
     </w:pPr>
     <w:rPr>
-      <w:rFonts w:ascii="宋体" w:hAnsi="宋体" w:eastAsia="宋体" w:cs="宋体"/>
+      <w:rFonts w:ascii="宋体" w:eastAsia="宋体" w:hAnsi="宋体" w:cs="宋体"/>
       <w:spacing w:val="-2"/>
       <w:sz w:val="24"/>
       <w:szCs w:val="24"/>
     </w:rPr>
   </w:style>
-  <w:style w:type="paragraph" w:customStyle="1" w:styleId="32">
+  <w:style w:type="paragraph" w:customStyle="1" w:styleId="a2">
     <w:name w:val="柴_目录"/>
-    <w:basedOn w:val="1"/>
-    <w:next w:val="12"/>
+    <w:basedOn w:val="Normal"/>
+    <w:next w:val="BodyText"/>
     <w:qFormat/>
-    <w:uiPriority w:val="0"/>
     <w:pPr>
       <w:tabs>
         <w:tab w:val="right" w:leader="dot" w:pos="8442"/>
@@ -4862,64 +4718,59 @@
       <w:ind w:left="0" w:leftChars="0"/>
     </w:pPr>
     <w:rPr>
-      <w:rFonts w:ascii="Arial" w:hAnsi="Arial" w:eastAsia="Microsoft JhengHei"/>
+      <w:rFonts w:ascii="Arial" w:eastAsia="Microsoft JhengHei" w:hAnsi="Arial"/>
       <w:sz w:val="24"/>
     </w:rPr>
   </w:style>
-  <w:style w:type="paragraph" w:customStyle="1" w:styleId="33">
+  <w:style w:type="paragraph" w:customStyle="1" w:styleId="WPSOffice1">
     <w:name w:val="WPSOffice手动目录 1"/>
     <w:qFormat/>
-    <w:uiPriority w:val="0"/>
     <w:pPr>
       <w:ind w:leftChars="0"/>
     </w:pPr>
     <w:rPr>
-      <w:rFonts w:ascii="Times New Roman" w:hAnsi="Times New Roman" w:eastAsia="宋体" w:cs="Times New Roman"/>
+      <w:rFonts w:ascii="Times New Roman" w:eastAsia="宋体" w:hAnsi="Times New Roman" w:cs="Times New Roman"/>
       <w:sz w:val="20"/>
       <w:szCs w:val="20"/>
     </w:rPr>
   </w:style>
-  <w:style w:type="paragraph" w:customStyle="1" w:styleId="34">
+  <w:style w:type="paragraph" w:customStyle="1" w:styleId="WPSOffice2">
     <w:name w:val="WPSOffice手动目录 2"/>
     <w:qFormat/>
-    <w:uiPriority w:val="0"/>
     <w:pPr>
       <w:ind w:leftChars="200"/>
     </w:pPr>
     <w:rPr>
-      <w:rFonts w:ascii="Times New Roman" w:hAnsi="Times New Roman" w:eastAsia="宋体" w:cs="Times New Roman"/>
+      <w:rFonts w:ascii="Times New Roman" w:eastAsia="宋体" w:hAnsi="Times New Roman" w:cs="Times New Roman"/>
       <w:sz w:val="20"/>
       <w:szCs w:val="20"/>
     </w:rPr>
   </w:style>
-  <w:style w:type="paragraph" w:customStyle="1" w:styleId="35">
+  <w:style w:type="paragraph" w:customStyle="1" w:styleId="WPSOffice3">
     <w:name w:val="WPSOffice手动目录 3"/>
     <w:qFormat/>
-    <w:uiPriority w:val="0"/>
     <w:pPr>
       <w:ind w:leftChars="400"/>
     </w:pPr>
     <w:rPr>
-      <w:rFonts w:ascii="Times New Roman" w:hAnsi="Times New Roman" w:eastAsia="宋体" w:cs="Times New Roman"/>
+      <w:rFonts w:ascii="Times New Roman" w:eastAsia="宋体" w:hAnsi="Times New Roman" w:cs="Times New Roman"/>
       <w:sz w:val="20"/>
       <w:szCs w:val="20"/>
     </w:rPr>
   </w:style>
-  <w:style w:type="paragraph" w:customStyle="1" w:styleId="36">
+  <w:style w:type="paragraph" w:customStyle="1" w:styleId="Compact">
     <w:name w:val="Compact"/>
-    <w:basedOn w:val="12"/>
+    <w:basedOn w:val="BodyText"/>
     <w:qFormat/>
-    <w:uiPriority w:val="0"/>
     <w:pPr>
       <w:spacing w:before="36" w:after="36"/>
     </w:pPr>
   </w:style>
-  <w:style w:type="table" w:customStyle="1" w:styleId="37">
+  <w:style w:type="table" w:customStyle="1" w:styleId="Table">
     <w:name w:val="Table"/>
     <w:semiHidden/>
     <w:unhideWhenUsed/>
     <w:qFormat/>
-    <w:uiPriority w:val="0"/>
     <w:tblPr>
       <w:tblCellMar>
         <w:top w:w="0" w:type="dxa"/>
@@ -4931,28 +4782,26 @@
     <w:tblStylePr w:type="firstRow">
       <w:tcPr>
         <w:tcBorders>
-          <w:bottom w:val="single" w:color="auto" w:sz="0" w:space="0"/>
+          <w:bottom w:val="single" w:sz="0" w:space="0" w:color="auto"/>
         </w:tcBorders>
         <w:vAlign w:val="bottom"/>
       </w:tcPr>
     </w:tblStylePr>
   </w:style>
-  <w:style w:type="character" w:customStyle="1" w:styleId="38">
+  <w:style w:type="character" w:customStyle="1" w:styleId="1Char">
     <w:name w:val="柴_标题1 Char"/>
-    <w:link w:val="28"/>
+    <w:link w:val="1"/>
     <w:qFormat/>
-    <w:uiPriority w:val="0"/>
     <w:rPr>
-      <w:rFonts w:ascii="Arial" w:hAnsi="Arial" w:eastAsia="宋体"/>
+      <w:rFonts w:ascii="Arial" w:eastAsia="宋体" w:hAnsi="Arial"/>
       <w:sz w:val="32"/>
     </w:rPr>
   </w:style>
-  <w:style w:type="table" w:customStyle="1" w:styleId="39">
+  <w:style w:type="table" w:customStyle="1" w:styleId="TableNormal1">
     <w:name w:val="Table Normal_1"/>
     <w:semiHidden/>
     <w:unhideWhenUsed/>
     <w:qFormat/>
-    <w:uiPriority w:val="0"/>
     <w:tblPr>
       <w:tblCellMar>
         <w:top w:w="0" w:type="dxa"/>
@@ -4962,11 +4811,10 @@
       </w:tblCellMar>
     </w:tblPr>
   </w:style>
-  <w:style w:type="paragraph" w:customStyle="1" w:styleId="40">
+  <w:style w:type="paragraph" w:customStyle="1" w:styleId="a3">
     <w:name w:val="柴_正文_无缩进"/>
-    <w:basedOn w:val="1"/>
+    <w:basedOn w:val="Normal"/>
     <w:qFormat/>
-    <w:uiPriority w:val="0"/>
     <w:pPr>
       <w:ind w:firstLine="0" w:firstLineChars="0"/>
     </w:pPr>
@@ -4976,31 +4824,29 @@
       <w:lang w:eastAsia="zh-CN"/>
     </w:rPr>
   </w:style>
-  <w:style w:type="paragraph" w:customStyle="1" w:styleId="41">
+  <w:style w:type="paragraph" w:customStyle="1" w:styleId="4">
     <w:name w:val="柴_标题4"/>
-    <w:basedOn w:val="5"/>
-    <w:next w:val="1"/>
+    <w:basedOn w:val="Heading4"/>
+    <w:next w:val="Normal"/>
     <w:qFormat/>
-    <w:uiPriority w:val="0"/>
     <w:pPr>
       <w:widowControl w:val="0"/>
       <w:spacing w:before="160" w:line="360" w:lineRule="auto"/>
-      <w:ind w:left="981" w:leftChars="300" w:hanging="862"/>
+      <w:ind w:left="981" w:hanging="862" w:leftChars="300"/>
     </w:pPr>
     <w:rPr>
-      <w:rFonts w:hint="eastAsia" w:ascii="Calibri" w:hAnsi="Calibri" w:eastAsia="宋体" w:cs="宋体"/>
+      <w:rFonts w:ascii="Calibri" w:eastAsia="宋体" w:hAnsi="Calibri" w:cs="宋体" w:hint="eastAsia"/>
       <w:sz w:val="24"/>
       <w:szCs w:val="24"/>
       <w:lang w:eastAsia="zh-CN" w:bidi="zh-CN"/>
     </w:rPr>
   </w:style>
-  <w:style w:type="character" w:customStyle="1" w:styleId="42">
+  <w:style w:type="character" w:customStyle="1" w:styleId="Char">
     <w:name w:val="柴_正文 Char"/>
-    <w:link w:val="29"/>
+    <w:link w:val="a1"/>
     <w:qFormat/>
-    <w:uiPriority w:val="0"/>
     <w:rPr>
-      <w:rFonts w:ascii="Arial" w:hAnsi="Arial" w:eastAsia="宋体"/>
+      <w:rFonts w:ascii="Arial" w:eastAsia="宋体" w:hAnsi="Arial"/>
       <w:sz w:val="24"/>
       <w:lang w:eastAsia="zh-CN"/>
     </w:rPr>

--- a/6-过程管理/运行记录类文件/060203-过程框架设计图.docx
+++ b/6-过程管理/运行记录类文件/060203-过程框架设计图.docx
@@ -1,11 +1,10 @@
 
 <file path=word/document.xml><?xml version="1.0" encoding="utf-8"?>
-<w:document xmlns:wpc="http://schemas.microsoft.com/office/word/2010/wordprocessingCanvas" xmlns:mc="http://schemas.openxmlformats.org/markup-compatibility/2006" xmlns:o="urn:schemas-microsoft-com:office:office" xmlns:r="http://schemas.openxmlformats.org/officeDocument/2006/relationships" xmlns:m="http://schemas.openxmlformats.org/officeDocument/2006/math" xmlns:v="urn:schemas-microsoft-com:vml" xmlns:wp14="http://schemas.microsoft.com/office/word/2010/wordprocessingDrawing" xmlns:wp="http://schemas.openxmlformats.org/drawingml/2006/wordprocessingDrawing" xmlns:w10="urn:schemas-microsoft-com:office:word" xmlns:w="http://schemas.openxmlformats.org/wordprocessingml/2006/main" xmlns:w14="http://schemas.microsoft.com/office/word/2010/wordml" xmlns:w15="http://schemas.microsoft.com/office/word/2012/wordml" xmlns:wne="http://schemas.microsoft.com/office/word/2006/wordml" xmlns:wpg="http://schemas.microsoft.com/office/word/2010/wordprocessingGroup" xmlns:wpi="http://schemas.microsoft.com/office/word/2010/wordprocessingInk" xmlns:wps="http://schemas.microsoft.com/office/word/2010/wordprocessingShape" mc:Ignorable="w14 w15 wp14">
-  <!-- Generated by Aspose.Words for .NET 13.3.0.1 -->
+<w:document xmlns:wpc="http://schemas.microsoft.com/office/word/2010/wordprocessingCanvas" xmlns:mc="http://schemas.openxmlformats.org/markup-compatibility/2006" xmlns:o="urn:schemas-microsoft-com:office:office" xmlns:r="http://schemas.openxmlformats.org/officeDocument/2006/relationships" xmlns:m="http://schemas.openxmlformats.org/officeDocument/2006/math" xmlns:v="urn:schemas-microsoft-com:vml" xmlns:wp14="http://schemas.microsoft.com/office/word/2010/wordprocessingDrawing" xmlns:wp="http://schemas.openxmlformats.org/drawingml/2006/wordprocessingDrawing" xmlns:w="http://schemas.openxmlformats.org/wordprocessingml/2006/main" xmlns:w14="http://schemas.microsoft.com/office/word/2010/wordml" xmlns:w10="urn:schemas-microsoft-com:office:word" xmlns:w15="http://schemas.microsoft.com/office/word/2012/wordml" xmlns:wpg="http://schemas.microsoft.com/office/word/2010/wordprocessingGroup" xmlns:wpi="http://schemas.microsoft.com/office/word/2010/wordprocessingInk" xmlns:wne="http://schemas.microsoft.com/office/word/2006/wordml" xmlns:wps="http://schemas.microsoft.com/office/word/2010/wordprocessingShape" xmlns:wpsCustomData="http://www.wps.cn/officeDocument/2013/wpsCustomData" mc:Ignorable="w14 w15 wp14">
   <w:body>
     <w:p>
       <w:pPr>
-        <w:pStyle w:val="a"/>
+        <w:pStyle w:val="26"/>
         <w:keepNext w:val="0"/>
         <w:keepLines w:val="0"/>
         <w:pageBreakBefore w:val="0"/>
@@ -23,7 +22,7 @@
     </w:p>
     <w:p>
       <w:pPr>
-        <w:pStyle w:val="a"/>
+        <w:pStyle w:val="26"/>
         <w:keepNext w:val="0"/>
         <w:keepLines w:val="0"/>
         <w:pageBreakBefore w:val="0"/>
@@ -40,7 +39,7 @@
     </w:p>
     <w:p>
       <w:pPr>
-        <w:pStyle w:val="a"/>
+        <w:pStyle w:val="26"/>
         <w:keepNext w:val="0"/>
         <w:keepLines w:val="0"/>
         <w:pageBreakBefore w:val="0"/>
@@ -74,7 +73,7 @@
     </w:p>
     <w:p>
       <w:pPr>
-        <w:pStyle w:val="a0"/>
+        <w:pStyle w:val="27"/>
         <w:keepNext w:val="0"/>
         <w:keepLines w:val="0"/>
         <w:pageBreakBefore w:val="0"/>
@@ -84,8 +83,8 @@
         <w:topLinePunct w:val="0"/>
         <w:bidi w:val="0"/>
       </w:pPr>
-      <w:bookmarkStart w:id="2" w:name="_Toc17781"/>
-      <w:bookmarkStart w:id="3" w:name="_Toc7316"/>
+      <w:bookmarkStart w:id="2" w:name="_Toc7316"/>
+      <w:bookmarkStart w:id="3" w:name="_Toc17781"/>
       <w:r>
         <w:t>中达丰集团有限公司</w:t>
       </w:r>
@@ -105,7 +104,7 @@
         <w:spacing w:before="275"/>
         <w:jc w:val="center"/>
         <w:rPr>
-          <w:rFonts w:ascii="宋体" w:eastAsia="宋体" w:hAnsi="宋体" w:cs="宋体" w:hint="default"/>
+          <w:rFonts w:hint="default" w:ascii="宋体" w:hAnsi="宋体" w:eastAsia="宋体" w:cs="宋体"/>
           <w:sz w:val="36"/>
           <w:szCs w:val="36"/>
           <w:lang w:val="en-US" w:eastAsia="zh-CN"/>
@@ -113,7 +112,7 @@
       </w:pPr>
       <w:r>
         <w:rPr>
-          <w:rFonts w:ascii="宋体" w:eastAsia="宋体" w:hAnsi="宋体" w:cs="宋体"/>
+          <w:rFonts w:ascii="宋体" w:hAnsi="宋体" w:eastAsia="宋体" w:cs="宋体"/>
           <w:spacing w:val="-2"/>
           <w:sz w:val="36"/>
           <w:szCs w:val="36"/>
@@ -122,7 +121,7 @@
       </w:r>
       <w:r>
         <w:rPr>
-          <w:rFonts w:ascii="宋体" w:hAnsi="宋体" w:cs="宋体" w:hint="eastAsia"/>
+          <w:rFonts w:hint="eastAsia" w:ascii="宋体" w:hAnsi="宋体" w:cs="宋体"/>
           <w:spacing w:val="-2"/>
           <w:sz w:val="36"/>
           <w:szCs w:val="36"/>
@@ -132,7 +131,7 @@
       </w:r>
       <w:r>
         <w:rPr>
-          <w:rFonts w:ascii="宋体" w:eastAsia="宋体" w:hAnsi="宋体" w:cs="宋体"/>
+          <w:rFonts w:ascii="宋体" w:hAnsi="宋体" w:eastAsia="宋体" w:cs="宋体"/>
           <w:spacing w:val="-2"/>
           <w:sz w:val="36"/>
           <w:szCs w:val="36"/>
@@ -141,17 +140,17 @@
       </w:r>
       <w:r>
         <w:rPr>
-          <w:rFonts w:ascii="宋体" w:hAnsi="宋体" w:cs="宋体" w:hint="eastAsia"/>
+          <w:rFonts w:hint="eastAsia" w:ascii="宋体" w:hAnsi="宋体" w:cs="宋体"/>
           <w:spacing w:val="-2"/>
           <w:sz w:val="36"/>
           <w:szCs w:val="36"/>
           <w:lang w:val="en-US" w:eastAsia="zh-CN"/>
         </w:rPr>
-        <w:t>1</w:t>
-      </w:r>
-      <w:r>
-        <w:rPr>
-          <w:rFonts w:ascii="宋体" w:eastAsia="宋体" w:hAnsi="宋体" w:cs="宋体"/>
+        <w:t>4</w:t>
+      </w:r>
+      <w:r>
+        <w:rPr>
+          <w:rFonts w:ascii="宋体" w:hAnsi="宋体" w:eastAsia="宋体" w:cs="宋体"/>
           <w:spacing w:val="-2"/>
           <w:sz w:val="36"/>
           <w:szCs w:val="36"/>
@@ -160,7 +159,7 @@
       </w:r>
       <w:r>
         <w:rPr>
-          <w:rFonts w:ascii="宋体" w:hAnsi="宋体" w:cs="宋体" w:hint="eastAsia"/>
+          <w:rFonts w:hint="eastAsia" w:ascii="宋体" w:hAnsi="宋体" w:cs="宋体"/>
           <w:spacing w:val="-2"/>
           <w:sz w:val="36"/>
           <w:szCs w:val="36"/>
@@ -180,20 +179,20 @@
         <w:topLinePunct w:val="0"/>
         <w:bidi w:val="0"/>
         <w:rPr>
-          <w:rFonts w:ascii="宋体" w:eastAsia="宋体" w:hAnsi="宋体" w:cs="宋体"/>
+          <w:rFonts w:ascii="宋体" w:hAnsi="宋体" w:eastAsia="宋体" w:cs="宋体"/>
           <w:sz w:val="36"/>
           <w:szCs w:val="36"/>
         </w:rPr>
         <w:sectPr>
           <w:pgSz w:w="11906" w:h="16839"/>
           <w:pgMar w:top="1431" w:right="1785" w:bottom="0" w:left="1785" w:header="0" w:footer="0" w:gutter="0"/>
-          <w:cols w:num="1" w:space="720"/>
+          <w:cols w:space="720" w:num="1"/>
         </w:sectPr>
       </w:pPr>
     </w:p>
     <w:p>
       <w:pPr>
-        <w:pStyle w:val="BodyText"/>
+        <w:pStyle w:val="12"/>
         <w:keepNext w:val="0"/>
         <w:keepLines w:val="0"/>
         <w:pageBreakBefore w:val="0"/>
@@ -219,16 +218,16 @@
         <w:ind w:left="3954"/>
         <w:outlineLvl w:val="0"/>
         <w:rPr>
-          <w:rFonts w:ascii="宋体" w:eastAsia="宋体" w:hAnsi="宋体" w:cs="宋体"/>
+          <w:rFonts w:ascii="宋体" w:hAnsi="宋体" w:eastAsia="宋体" w:cs="宋体"/>
           <w:sz w:val="21"/>
           <w:szCs w:val="21"/>
         </w:rPr>
       </w:pPr>
-      <w:bookmarkStart w:id="4" w:name="_Toc16271"/>
-      <w:bookmarkStart w:id="5" w:name="_Toc2550"/>
-      <w:r>
-        <w:rPr>
-          <w:rFonts w:ascii="宋体" w:eastAsia="宋体" w:hAnsi="宋体" w:cs="宋体"/>
+      <w:bookmarkStart w:id="4" w:name="_Toc2550"/>
+      <w:bookmarkStart w:id="5" w:name="_Toc16271"/>
+      <w:r>
+        <w:rPr>
+          <w:rFonts w:ascii="宋体" w:hAnsi="宋体" w:eastAsia="宋体" w:cs="宋体"/>
           <w:spacing w:val="-2"/>
           <w:sz w:val="21"/>
           <w:szCs w:val="21"/>
@@ -253,16 +252,16 @@
     </w:p>
     <w:tbl>
       <w:tblPr>
-        <w:tblStyle w:val="TableNormal0"/>
+        <w:tblStyle w:val="24"/>
         <w:tblW w:w="9071" w:type="dxa"/>
         <w:tblInd w:w="5" w:type="dxa"/>
         <w:tblBorders>
-          <w:top w:val="single" w:sz="4" w:space="0" w:color="000000"/>
-          <w:left w:val="single" w:sz="4" w:space="0" w:color="000000"/>
-          <w:bottom w:val="single" w:sz="4" w:space="0" w:color="000000"/>
-          <w:right w:val="single" w:sz="4" w:space="0" w:color="000000"/>
-          <w:insideH w:val="single" w:sz="4" w:space="0" w:color="000000"/>
-          <w:insideV w:val="single" w:sz="4" w:space="0" w:color="000000"/>
+          <w:top w:val="single" w:color="000000" w:sz="4" w:space="0"/>
+          <w:left w:val="single" w:color="000000" w:sz="4" w:space="0"/>
+          <w:bottom w:val="single" w:color="000000" w:sz="4" w:space="0"/>
+          <w:right w:val="single" w:color="000000" w:sz="4" w:space="0"/>
+          <w:insideH w:val="single" w:color="000000" w:sz="4" w:space="0"/>
+          <w:insideV w:val="single" w:color="000000" w:sz="4" w:space="0"/>
         </w:tblBorders>
         <w:tblLayout w:type="fixed"/>
         <w:tblCellMar>
@@ -281,17 +280,14 @@
       </w:tblGrid>
       <w:tr>
         <w:tblPrEx>
-          <w:tblW w:w="9071" w:type="dxa"/>
-          <w:tblInd w:w="5" w:type="dxa"/>
           <w:tblBorders>
-            <w:top w:val="single" w:sz="4" w:space="0" w:color="000000"/>
-            <w:left w:val="single" w:sz="4" w:space="0" w:color="000000"/>
-            <w:bottom w:val="single" w:sz="4" w:space="0" w:color="000000"/>
-            <w:right w:val="single" w:sz="4" w:space="0" w:color="000000"/>
-            <w:insideH w:val="single" w:sz="4" w:space="0" w:color="000000"/>
-            <w:insideV w:val="single" w:sz="4" w:space="0" w:color="000000"/>
+            <w:top w:val="single" w:color="000000" w:sz="4" w:space="0"/>
+            <w:left w:val="single" w:color="000000" w:sz="4" w:space="0"/>
+            <w:bottom w:val="single" w:color="000000" w:sz="4" w:space="0"/>
+            <w:right w:val="single" w:color="000000" w:sz="4" w:space="0"/>
+            <w:insideH w:val="single" w:color="000000" w:sz="4" w:space="0"/>
+            <w:insideV w:val="single" w:color="000000" w:sz="4" w:space="0"/>
           </w:tblBorders>
-          <w:tblLayout w:type="fixed"/>
           <w:tblCellMar>
             <w:top w:w="0" w:type="dxa"/>
             <w:left w:w="0" w:type="dxa"/>
@@ -300,7 +296,7 @@
           </w:tblCellMar>
         </w:tblPrEx>
         <w:trPr>
-          <w:trHeight w:val="611"/>
+          <w:trHeight w:val="611" w:hRule="atLeast"/>
         </w:trPr>
         <w:tc>
           <w:tcPr>
@@ -308,7 +304,7 @@
           </w:tcPr>
           <w:p>
             <w:pPr>
-              <w:pStyle w:val="TableText"/>
+              <w:pStyle w:val="25"/>
               <w:keepNext w:val="0"/>
               <w:keepLines w:val="0"/>
               <w:pageBreakBefore w:val="0"/>
@@ -335,7 +331,7 @@
           </w:tcPr>
           <w:p>
             <w:pPr>
-              <w:pStyle w:val="TableText"/>
+              <w:pStyle w:val="25"/>
               <w:keepNext w:val="0"/>
               <w:keepLines w:val="0"/>
               <w:pageBreakBefore w:val="0"/>
@@ -349,7 +345,7 @@
             </w:pPr>
             <w:r>
               <w:rPr>
-                <w:rFonts w:eastAsia="宋体" w:hint="eastAsia"/>
+                <w:rFonts w:hint="eastAsia" w:eastAsia="宋体"/>
                 <w:spacing w:val="-1"/>
                 <w:lang w:val="en-US" w:eastAsia="zh-CN"/>
               </w:rPr>
@@ -371,7 +367,7 @@
             </w:r>
             <w:r>
               <w:rPr>
-                <w:rFonts w:eastAsia="宋体" w:hint="eastAsia"/>
+                <w:rFonts w:hint="eastAsia" w:eastAsia="宋体"/>
                 <w:spacing w:val="-1"/>
                 <w:lang w:val="en-US" w:eastAsia="zh-CN"/>
               </w:rPr>
@@ -396,9 +392,14 @@
       </w:tr>
       <w:tr>
         <w:tblPrEx>
-          <w:tblW w:w="9071" w:type="dxa"/>
-          <w:tblInd w:w="5" w:type="dxa"/>
-          <w:tblLayout w:type="fixed"/>
+          <w:tblBorders>
+            <w:top w:val="single" w:color="000000" w:sz="4" w:space="0"/>
+            <w:left w:val="single" w:color="000000" w:sz="4" w:space="0"/>
+            <w:bottom w:val="single" w:color="000000" w:sz="4" w:space="0"/>
+            <w:right w:val="single" w:color="000000" w:sz="4" w:space="0"/>
+            <w:insideH w:val="single" w:color="000000" w:sz="4" w:space="0"/>
+            <w:insideV w:val="single" w:color="000000" w:sz="4" w:space="0"/>
+          </w:tblBorders>
           <w:tblCellMar>
             <w:top w:w="0" w:type="dxa"/>
             <w:left w:w="0" w:type="dxa"/>
@@ -407,7 +408,7 @@
           </w:tblCellMar>
         </w:tblPrEx>
         <w:trPr>
-          <w:trHeight w:val="606"/>
+          <w:trHeight w:val="606" w:hRule="atLeast"/>
         </w:trPr>
         <w:tc>
           <w:tcPr>
@@ -415,7 +416,7 @@
           </w:tcPr>
           <w:p>
             <w:pPr>
-              <w:pStyle w:val="TableText"/>
+              <w:pStyle w:val="25"/>
               <w:keepNext w:val="0"/>
               <w:keepLines w:val="0"/>
               <w:pageBreakBefore w:val="0"/>
@@ -442,7 +443,7 @@
           </w:tcPr>
           <w:p>
             <w:pPr>
-              <w:pStyle w:val="TableText"/>
+              <w:pStyle w:val="25"/>
               <w:keepNext w:val="0"/>
               <w:keepLines w:val="0"/>
               <w:pageBreakBefore w:val="0"/>
@@ -465,9 +466,14 @@
       </w:tr>
       <w:tr>
         <w:tblPrEx>
-          <w:tblW w:w="9071" w:type="dxa"/>
-          <w:tblInd w:w="5" w:type="dxa"/>
-          <w:tblLayout w:type="fixed"/>
+          <w:tblBorders>
+            <w:top w:val="single" w:color="000000" w:sz="4" w:space="0"/>
+            <w:left w:val="single" w:color="000000" w:sz="4" w:space="0"/>
+            <w:bottom w:val="single" w:color="000000" w:sz="4" w:space="0"/>
+            <w:right w:val="single" w:color="000000" w:sz="4" w:space="0"/>
+            <w:insideH w:val="single" w:color="000000" w:sz="4" w:space="0"/>
+            <w:insideV w:val="single" w:color="000000" w:sz="4" w:space="0"/>
+          </w:tblBorders>
           <w:tblCellMar>
             <w:top w:w="0" w:type="dxa"/>
             <w:left w:w="0" w:type="dxa"/>
@@ -476,7 +482,7 @@
           </w:tblCellMar>
         </w:tblPrEx>
         <w:trPr>
-          <w:trHeight w:val="607"/>
+          <w:trHeight w:val="607" w:hRule="atLeast"/>
         </w:trPr>
         <w:tc>
           <w:tcPr>
@@ -484,7 +490,7 @@
           </w:tcPr>
           <w:p>
             <w:pPr>
-              <w:pStyle w:val="TableText"/>
+              <w:pStyle w:val="25"/>
               <w:keepNext w:val="0"/>
               <w:keepLines w:val="0"/>
               <w:pageBreakBefore w:val="0"/>
@@ -510,7 +516,7 @@
           </w:tcPr>
           <w:p>
             <w:pPr>
-              <w:pStyle w:val="TableText"/>
+              <w:pStyle w:val="25"/>
               <w:keepNext w:val="0"/>
               <w:keepLines w:val="0"/>
               <w:pageBreakBefore w:val="0"/>
@@ -536,7 +542,7 @@
           </w:tcPr>
           <w:p>
             <w:pPr>
-              <w:pStyle w:val="TableText"/>
+              <w:pStyle w:val="25"/>
               <w:keepNext w:val="0"/>
               <w:keepLines w:val="0"/>
               <w:pageBreakBefore w:val="0"/>
@@ -562,7 +568,7 @@
           </w:tcPr>
           <w:p>
             <w:pPr>
-              <w:pStyle w:val="TableText"/>
+              <w:pStyle w:val="25"/>
               <w:keepNext w:val="0"/>
               <w:keepLines w:val="0"/>
               <w:pageBreakBefore w:val="0"/>
@@ -588,7 +594,7 @@
           </w:tcPr>
           <w:p>
             <w:pPr>
-              <w:pStyle w:val="TableText"/>
+              <w:pStyle w:val="25"/>
               <w:keepNext w:val="0"/>
               <w:keepLines w:val="0"/>
               <w:pageBreakBefore w:val="0"/>
@@ -611,9 +617,14 @@
       </w:tr>
       <w:tr>
         <w:tblPrEx>
-          <w:tblW w:w="9071" w:type="dxa"/>
-          <w:tblInd w:w="5" w:type="dxa"/>
-          <w:tblLayout w:type="fixed"/>
+          <w:tblBorders>
+            <w:top w:val="single" w:color="000000" w:sz="4" w:space="0"/>
+            <w:left w:val="single" w:color="000000" w:sz="4" w:space="0"/>
+            <w:bottom w:val="single" w:color="000000" w:sz="4" w:space="0"/>
+            <w:right w:val="single" w:color="000000" w:sz="4" w:space="0"/>
+            <w:insideH w:val="single" w:color="000000" w:sz="4" w:space="0"/>
+            <w:insideV w:val="single" w:color="000000" w:sz="4" w:space="0"/>
+          </w:tblBorders>
           <w:tblCellMar>
             <w:top w:w="0" w:type="dxa"/>
             <w:left w:w="0" w:type="dxa"/>
@@ -622,7 +633,7 @@
           </w:tblCellMar>
         </w:tblPrEx>
         <w:trPr>
-          <w:trHeight w:val="474"/>
+          <w:trHeight w:val="474" w:hRule="atLeast"/>
         </w:trPr>
         <w:tc>
           <w:tcPr>
@@ -630,7 +641,7 @@
           </w:tcPr>
           <w:p>
             <w:pPr>
-              <w:pStyle w:val="TableText"/>
+              <w:pStyle w:val="25"/>
               <w:keepNext w:val="0"/>
               <w:keepLines w:val="0"/>
               <w:pageBreakBefore w:val="0"/>
@@ -656,7 +667,7 @@
           </w:tcPr>
           <w:p>
             <w:pPr>
-              <w:pStyle w:val="TableText"/>
+              <w:pStyle w:val="25"/>
               <w:keepNext w:val="0"/>
               <w:keepLines w:val="0"/>
               <w:pageBreakBefore w:val="0"/>
@@ -668,7 +679,7 @@
               <w:spacing w:before="163"/>
               <w:ind w:left="361"/>
               <w:rPr>
-                <w:rFonts w:eastAsia="宋体" w:hint="default"/>
+                <w:rFonts w:hint="default" w:eastAsia="宋体"/>
                 <w:lang w:val="en-US" w:eastAsia="zh-CN"/>
               </w:rPr>
             </w:pPr>
@@ -680,7 +691,7 @@
             </w:r>
             <w:r>
               <w:rPr>
-                <w:rFonts w:eastAsia="宋体" w:hint="eastAsia"/>
+                <w:rFonts w:hint="eastAsia" w:eastAsia="宋体"/>
                 <w:spacing w:val="-2"/>
                 <w:lang w:val="en-US" w:eastAsia="zh-CN"/>
               </w:rPr>
@@ -694,11 +705,11 @@
             </w:r>
             <w:r>
               <w:rPr>
-                <w:rFonts w:eastAsia="宋体" w:hint="eastAsia"/>
+                <w:rFonts w:hint="eastAsia"/>
                 <w:spacing w:val="-2"/>
                 <w:lang w:val="en-US" w:eastAsia="zh-CN"/>
               </w:rPr>
-              <w:t>1</w:t>
+              <w:t>4</w:t>
             </w:r>
             <w:r>
               <w:rPr>
@@ -708,7 +719,7 @@
             </w:r>
             <w:r>
               <w:rPr>
-                <w:rFonts w:eastAsia="宋体" w:hint="eastAsia"/>
+                <w:rFonts w:hint="eastAsia" w:eastAsia="宋体"/>
                 <w:spacing w:val="-2"/>
                 <w:lang w:val="en-US" w:eastAsia="zh-CN"/>
               </w:rPr>
@@ -722,7 +733,7 @@
           </w:tcPr>
           <w:p>
             <w:pPr>
-              <w:pStyle w:val="TableText"/>
+              <w:pStyle w:val="25"/>
               <w:keepNext w:val="0"/>
               <w:keepLines w:val="0"/>
               <w:pageBreakBefore w:val="0"/>
@@ -748,7 +759,7 @@
           </w:tcPr>
           <w:p>
             <w:pPr>
-              <w:pStyle w:val="TableText"/>
+              <w:pStyle w:val="25"/>
               <w:keepNext w:val="0"/>
               <w:keepLines w:val="0"/>
               <w:pageBreakBefore w:val="0"/>
@@ -760,13 +771,13 @@
               <w:spacing w:before="134" w:line="220" w:lineRule="auto"/>
               <w:ind w:left="480"/>
               <w:rPr>
-                <w:rFonts w:eastAsia="宋体" w:hint="eastAsia"/>
+                <w:rFonts w:hint="eastAsia" w:eastAsia="宋体"/>
                 <w:lang w:val="en-US" w:eastAsia="zh-CN"/>
               </w:rPr>
             </w:pPr>
             <w:r>
               <w:rPr>
-                <w:rFonts w:ascii="宋体" w:eastAsia="宋体" w:hAnsi="宋体" w:cs="宋体" w:hint="eastAsia"/>
+                <w:rFonts w:hint="eastAsia" w:ascii="宋体" w:hAnsi="宋体" w:eastAsia="宋体" w:cs="宋体"/>
                 <w:sz w:val="21"/>
                 <w:szCs w:val="21"/>
                 <w:lang w:val="en-US" w:eastAsia="zh-CN"/>
@@ -781,7 +792,7 @@
           </w:tcPr>
           <w:p>
             <w:pPr>
-              <w:pStyle w:val="TableText"/>
+              <w:pStyle w:val="25"/>
               <w:keepNext w:val="0"/>
               <w:keepLines w:val="0"/>
               <w:pageBreakBefore w:val="0"/>
@@ -804,9 +815,14 @@
       </w:tr>
       <w:tr>
         <w:tblPrEx>
-          <w:tblW w:w="9071" w:type="dxa"/>
-          <w:tblInd w:w="5" w:type="dxa"/>
-          <w:tblLayout w:type="fixed"/>
+          <w:tblBorders>
+            <w:top w:val="single" w:color="000000" w:sz="4" w:space="0"/>
+            <w:left w:val="single" w:color="000000" w:sz="4" w:space="0"/>
+            <w:bottom w:val="single" w:color="000000" w:sz="4" w:space="0"/>
+            <w:right w:val="single" w:color="000000" w:sz="4" w:space="0"/>
+            <w:insideH w:val="single" w:color="000000" w:sz="4" w:space="0"/>
+            <w:insideV w:val="single" w:color="000000" w:sz="4" w:space="0"/>
+          </w:tblBorders>
           <w:tblCellMar>
             <w:top w:w="0" w:type="dxa"/>
             <w:left w:w="0" w:type="dxa"/>
@@ -815,7 +831,7 @@
           </w:tblCellMar>
         </w:tblPrEx>
         <w:trPr>
-          <w:trHeight w:val="474"/>
+          <w:trHeight w:val="474" w:hRule="atLeast"/>
         </w:trPr>
         <w:tc>
           <w:tcPr>
@@ -823,7 +839,7 @@
           </w:tcPr>
           <w:p>
             <w:pPr>
-              <w:pStyle w:val="TableText"/>
+              <w:pStyle w:val="25"/>
               <w:keepNext w:val="0"/>
               <w:keepLines w:val="0"/>
               <w:pageBreakBefore w:val="0"/>
@@ -843,7 +859,7 @@
           </w:tcPr>
           <w:p>
             <w:pPr>
-              <w:pStyle w:val="TableText"/>
+              <w:pStyle w:val="25"/>
               <w:keepNext w:val="0"/>
               <w:keepLines w:val="0"/>
               <w:pageBreakBefore w:val="0"/>
@@ -863,7 +879,7 @@
           </w:tcPr>
           <w:p>
             <w:pPr>
-              <w:pStyle w:val="TableText"/>
+              <w:pStyle w:val="25"/>
               <w:keepNext w:val="0"/>
               <w:keepLines w:val="0"/>
               <w:pageBreakBefore w:val="0"/>
@@ -883,7 +899,7 @@
           </w:tcPr>
           <w:p>
             <w:pPr>
-              <w:pStyle w:val="TableText"/>
+              <w:pStyle w:val="25"/>
               <w:keepNext w:val="0"/>
               <w:keepLines w:val="0"/>
               <w:pageBreakBefore w:val="0"/>
@@ -903,7 +919,7 @@
           </w:tcPr>
           <w:p>
             <w:pPr>
-              <w:pStyle w:val="TableText"/>
+              <w:pStyle w:val="25"/>
               <w:keepNext w:val="0"/>
               <w:keepLines w:val="0"/>
               <w:pageBreakBefore w:val="0"/>
@@ -920,9 +936,14 @@
       </w:tr>
       <w:tr>
         <w:tblPrEx>
-          <w:tblW w:w="9071" w:type="dxa"/>
-          <w:tblInd w:w="5" w:type="dxa"/>
-          <w:tblLayout w:type="fixed"/>
+          <w:tblBorders>
+            <w:top w:val="single" w:color="000000" w:sz="4" w:space="0"/>
+            <w:left w:val="single" w:color="000000" w:sz="4" w:space="0"/>
+            <w:bottom w:val="single" w:color="000000" w:sz="4" w:space="0"/>
+            <w:right w:val="single" w:color="000000" w:sz="4" w:space="0"/>
+            <w:insideH w:val="single" w:color="000000" w:sz="4" w:space="0"/>
+            <w:insideV w:val="single" w:color="000000" w:sz="4" w:space="0"/>
+          </w:tblBorders>
           <w:tblCellMar>
             <w:top w:w="0" w:type="dxa"/>
             <w:left w:w="0" w:type="dxa"/>
@@ -931,7 +952,7 @@
           </w:tblCellMar>
         </w:tblPrEx>
         <w:trPr>
-          <w:trHeight w:val="474"/>
+          <w:trHeight w:val="474" w:hRule="atLeast"/>
         </w:trPr>
         <w:tc>
           <w:tcPr>
@@ -939,7 +960,7 @@
           </w:tcPr>
           <w:p>
             <w:pPr>
-              <w:pStyle w:val="TableText"/>
+              <w:pStyle w:val="25"/>
               <w:keepNext w:val="0"/>
               <w:keepLines w:val="0"/>
               <w:pageBreakBefore w:val="0"/>
@@ -959,7 +980,7 @@
           </w:tcPr>
           <w:p>
             <w:pPr>
-              <w:pStyle w:val="TableText"/>
+              <w:pStyle w:val="25"/>
               <w:keepNext w:val="0"/>
               <w:keepLines w:val="0"/>
               <w:pageBreakBefore w:val="0"/>
@@ -979,7 +1000,7 @@
           </w:tcPr>
           <w:p>
             <w:pPr>
-              <w:pStyle w:val="TableText"/>
+              <w:pStyle w:val="25"/>
               <w:keepNext w:val="0"/>
               <w:keepLines w:val="0"/>
               <w:pageBreakBefore w:val="0"/>
@@ -999,7 +1020,7 @@
           </w:tcPr>
           <w:p>
             <w:pPr>
-              <w:pStyle w:val="TableText"/>
+              <w:pStyle w:val="25"/>
               <w:keepNext w:val="0"/>
               <w:keepLines w:val="0"/>
               <w:pageBreakBefore w:val="0"/>
@@ -1019,7 +1040,7 @@
           </w:tcPr>
           <w:p>
             <w:pPr>
-              <w:pStyle w:val="TableText"/>
+              <w:pStyle w:val="25"/>
               <w:keepNext w:val="0"/>
               <w:keepLines w:val="0"/>
               <w:pageBreakBefore w:val="0"/>
@@ -1036,9 +1057,14 @@
       </w:tr>
       <w:tr>
         <w:tblPrEx>
-          <w:tblW w:w="9071" w:type="dxa"/>
-          <w:tblInd w:w="5" w:type="dxa"/>
-          <w:tblLayout w:type="fixed"/>
+          <w:tblBorders>
+            <w:top w:val="single" w:color="000000" w:sz="4" w:space="0"/>
+            <w:left w:val="single" w:color="000000" w:sz="4" w:space="0"/>
+            <w:bottom w:val="single" w:color="000000" w:sz="4" w:space="0"/>
+            <w:right w:val="single" w:color="000000" w:sz="4" w:space="0"/>
+            <w:insideH w:val="single" w:color="000000" w:sz="4" w:space="0"/>
+            <w:insideV w:val="single" w:color="000000" w:sz="4" w:space="0"/>
+          </w:tblBorders>
           <w:tblCellMar>
             <w:top w:w="0" w:type="dxa"/>
             <w:left w:w="0" w:type="dxa"/>
@@ -1047,7 +1073,7 @@
           </w:tblCellMar>
         </w:tblPrEx>
         <w:trPr>
-          <w:trHeight w:val="474"/>
+          <w:trHeight w:val="474" w:hRule="atLeast"/>
         </w:trPr>
         <w:tc>
           <w:tcPr>
@@ -1055,7 +1081,7 @@
           </w:tcPr>
           <w:p>
             <w:pPr>
-              <w:pStyle w:val="TableText"/>
+              <w:pStyle w:val="25"/>
               <w:keepNext w:val="0"/>
               <w:keepLines w:val="0"/>
               <w:pageBreakBefore w:val="0"/>
@@ -1075,7 +1101,7 @@
           </w:tcPr>
           <w:p>
             <w:pPr>
-              <w:pStyle w:val="TableText"/>
+              <w:pStyle w:val="25"/>
               <w:keepNext w:val="0"/>
               <w:keepLines w:val="0"/>
               <w:pageBreakBefore w:val="0"/>
@@ -1095,7 +1121,7 @@
           </w:tcPr>
           <w:p>
             <w:pPr>
-              <w:pStyle w:val="TableText"/>
+              <w:pStyle w:val="25"/>
               <w:keepNext w:val="0"/>
               <w:keepLines w:val="0"/>
               <w:pageBreakBefore w:val="0"/>
@@ -1115,7 +1141,7 @@
           </w:tcPr>
           <w:p>
             <w:pPr>
-              <w:pStyle w:val="TableText"/>
+              <w:pStyle w:val="25"/>
               <w:keepNext w:val="0"/>
               <w:keepLines w:val="0"/>
               <w:pageBreakBefore w:val="0"/>
@@ -1135,7 +1161,7 @@
           </w:tcPr>
           <w:p>
             <w:pPr>
-              <w:pStyle w:val="TableText"/>
+              <w:pStyle w:val="25"/>
               <w:keepNext w:val="0"/>
               <w:keepLines w:val="0"/>
               <w:pageBreakBefore w:val="0"/>
@@ -1152,9 +1178,14 @@
       </w:tr>
       <w:tr>
         <w:tblPrEx>
-          <w:tblW w:w="9071" w:type="dxa"/>
-          <w:tblInd w:w="5" w:type="dxa"/>
-          <w:tblLayout w:type="fixed"/>
+          <w:tblBorders>
+            <w:top w:val="single" w:color="000000" w:sz="4" w:space="0"/>
+            <w:left w:val="single" w:color="000000" w:sz="4" w:space="0"/>
+            <w:bottom w:val="single" w:color="000000" w:sz="4" w:space="0"/>
+            <w:right w:val="single" w:color="000000" w:sz="4" w:space="0"/>
+            <w:insideH w:val="single" w:color="000000" w:sz="4" w:space="0"/>
+            <w:insideV w:val="single" w:color="000000" w:sz="4" w:space="0"/>
+          </w:tblBorders>
           <w:tblCellMar>
             <w:top w:w="0" w:type="dxa"/>
             <w:left w:w="0" w:type="dxa"/>
@@ -1163,7 +1194,7 @@
           </w:tblCellMar>
         </w:tblPrEx>
         <w:trPr>
-          <w:trHeight w:val="589"/>
+          <w:trHeight w:val="589" w:hRule="atLeast"/>
         </w:trPr>
         <w:tc>
           <w:tcPr>
@@ -1274,7 +1305,7 @@
     </w:tbl>
     <w:p>
       <w:pPr>
-        <w:pStyle w:val="BodyText"/>
+        <w:pStyle w:val="12"/>
         <w:keepNext w:val="0"/>
         <w:keepLines w:val="0"/>
         <w:pageBreakBefore w:val="0"/>
@@ -1303,7 +1334,7 @@
     <w:sdt>
       <w:sdtPr>
         <w:rPr>
-          <w:rFonts w:ascii="宋体" w:eastAsia="宋体" w:hAnsi="宋体" w:cs="Arial"/>
+          <w:rFonts w:ascii="宋体" w:hAnsi="宋体" w:eastAsia="宋体" w:cs="Arial"/>
           <w:snapToGrid w:val="0"/>
           <w:color w:val="000000"/>
           <w:kern w:val="0"/>
@@ -1319,7 +1350,7 @@
       </w:sdtPr>
       <w:sdtEndPr>
         <w:rPr>
-          <w:rFonts w:ascii="宋体" w:eastAsia="宋体" w:hAnsi="宋体" w:cs="Arial"/>
+          <w:rFonts w:ascii="宋体" w:hAnsi="宋体" w:eastAsia="宋体" w:cs="Arial"/>
           <w:snapToGrid w:val="0"/>
           <w:color w:val="000000"/>
           <w:kern w:val="0"/>
@@ -1332,12 +1363,12 @@
         <w:p>
           <w:pPr>
             <w:spacing w:before="0" w:beforeLines="0" w:after="0" w:afterLines="0" w:line="240" w:lineRule="auto"/>
-            <w:ind w:left="0" w:right="0" w:firstLine="0" w:leftChars="0" w:rightChars="0" w:firstLineChars="0"/>
+            <w:ind w:left="0" w:leftChars="0" w:right="0" w:rightChars="0" w:firstLine="0" w:firstLineChars="0"/>
             <w:jc w:val="center"/>
           </w:pPr>
           <w:r>
             <w:rPr>
-              <w:rFonts w:ascii="宋体" w:eastAsia="宋体" w:hAnsi="宋体"/>
+              <w:rFonts w:ascii="宋体" w:hAnsi="宋体" w:eastAsia="宋体"/>
               <w:sz w:val="21"/>
             </w:rPr>
             <w:t>目录</w:t>
@@ -1345,7 +1376,7 @@
         </w:p>
         <w:p>
           <w:pPr>
-            <w:pStyle w:val="TOC1"/>
+            <w:pStyle w:val="16"/>
             <w:tabs>
               <w:tab w:val="right" w:leader="dot" w:pos="8306"/>
             </w:tabs>
@@ -1399,7 +1430,7 @@
         </w:p>
         <w:p>
           <w:pPr>
-            <w:pStyle w:val="TOC1"/>
+            <w:pStyle w:val="16"/>
             <w:tabs>
               <w:tab w:val="right" w:leader="dot" w:pos="8306"/>
             </w:tabs>
@@ -1440,7 +1471,7 @@
         </w:p>
         <w:p>
           <w:pPr>
-            <w:pStyle w:val="TOC1"/>
+            <w:pStyle w:val="16"/>
             <w:tabs>
               <w:tab w:val="right" w:leader="dot" w:pos="8306"/>
             </w:tabs>
@@ -1456,7 +1487,7 @@
           </w:r>
           <w:r>
             <w:rPr>
-              <w:rFonts w:ascii="宋体" w:eastAsia="宋体" w:hAnsi="宋体" w:cs="宋体"/>
+              <w:rFonts w:ascii="宋体" w:hAnsi="宋体" w:eastAsia="宋体" w:cs="宋体"/>
               <w:spacing w:val="-2"/>
               <w:szCs w:val="21"/>
             </w:rPr>
@@ -1486,7 +1517,7 @@
         </w:p>
         <w:p>
           <w:pPr>
-            <w:pStyle w:val="TOC1"/>
+            <w:pStyle w:val="16"/>
             <w:tabs>
               <w:tab w:val="right" w:leader="dot" w:pos="8306"/>
             </w:tabs>
@@ -1538,7 +1569,7 @@
         </w:p>
         <w:p>
           <w:pPr>
-            <w:pStyle w:val="TOC1"/>
+            <w:pStyle w:val="16"/>
             <w:tabs>
               <w:tab w:val="right" w:leader="dot" w:pos="8306"/>
             </w:tabs>
@@ -1590,7 +1621,7 @@
         </w:p>
         <w:p>
           <w:pPr>
-            <w:pStyle w:val="TOC2"/>
+            <w:pStyle w:val="17"/>
             <w:tabs>
               <w:tab w:val="right" w:leader="dot" w:pos="8306"/>
             </w:tabs>
@@ -1642,7 +1673,7 @@
         </w:p>
         <w:p>
           <w:pPr>
-            <w:pStyle w:val="TOC2"/>
+            <w:pStyle w:val="17"/>
             <w:tabs>
               <w:tab w:val="right" w:leader="dot" w:pos="8306"/>
             </w:tabs>
@@ -1694,7 +1725,7 @@
         </w:p>
         <w:p>
           <w:pPr>
-            <w:pStyle w:val="TOC2"/>
+            <w:pStyle w:val="17"/>
             <w:tabs>
               <w:tab w:val="right" w:leader="dot" w:pos="8306"/>
             </w:tabs>
@@ -1746,7 +1777,7 @@
         </w:p>
         <w:p>
           <w:pPr>
-            <w:pStyle w:val="TOC2"/>
+            <w:pStyle w:val="17"/>
             <w:tabs>
               <w:tab w:val="right" w:leader="dot" w:pos="8306"/>
             </w:tabs>
@@ -1798,7 +1829,7 @@
         </w:p>
         <w:p>
           <w:pPr>
-            <w:pStyle w:val="TOC1"/>
+            <w:pStyle w:val="16"/>
             <w:tabs>
               <w:tab w:val="right" w:leader="dot" w:pos="8306"/>
             </w:tabs>
@@ -1843,7 +1874,7 @@
         </w:p>
         <w:p>
           <w:pPr>
-            <w:pStyle w:val="TOC2"/>
+            <w:pStyle w:val="17"/>
             <w:tabs>
               <w:tab w:val="right" w:leader="dot" w:pos="8306"/>
             </w:tabs>
@@ -1888,7 +1919,7 @@
         </w:p>
         <w:p>
           <w:pPr>
-            <w:pStyle w:val="TOC2"/>
+            <w:pStyle w:val="17"/>
             <w:tabs>
               <w:tab w:val="right" w:leader="dot" w:pos="8306"/>
             </w:tabs>
@@ -1933,7 +1964,7 @@
         </w:p>
         <w:p>
           <w:pPr>
-            <w:pStyle w:val="TOC2"/>
+            <w:pStyle w:val="17"/>
             <w:tabs>
               <w:tab w:val="right" w:leader="dot" w:pos="8306"/>
             </w:tabs>
@@ -1978,7 +2009,7 @@
         </w:p>
         <w:p>
           <w:pPr>
-            <w:pStyle w:val="TOC2"/>
+            <w:pStyle w:val="17"/>
             <w:tabs>
               <w:tab w:val="right" w:leader="dot" w:pos="8306"/>
             </w:tabs>
@@ -2046,7 +2077,7 @@
     </w:p>
     <w:p>
       <w:pPr>
-        <w:pStyle w:val="1"/>
+        <w:pStyle w:val="28"/>
         <w:bidi w:val="0"/>
         <w:rPr>
           <w:rFonts w:hint="eastAsia"/>
@@ -2065,7 +2096,7 @@
     </w:p>
     <w:p>
       <w:pPr>
-        <w:pStyle w:val="a1"/>
+        <w:pStyle w:val="29"/>
         <w:rPr>
           <w:rFonts w:hint="eastAsia"/>
           <w:lang w:val="en-US" w:eastAsia="zh-CN"/>
@@ -2090,7 +2121,7 @@
                     </pic:cNvPicPr>
                   </pic:nvPicPr>
                   <pic:blipFill>
-                    <a:blip xmlns:r="http://schemas.openxmlformats.org/officeDocument/2006/relationships" r:embed="rId4"/>
+                    <a:blip r:embed="rId8"/>
                     <a:stretch>
                       <a:fillRect/>
                     </a:stretch>
@@ -2114,50 +2145,48 @@
           </wp:inline>
         </w:drawing>
       </w:r>
-      <w:bookmarkStart w:id="7" w:name="_GoBack"/>
+    </w:p>
+    <w:p>
+      <w:pPr>
+        <w:pStyle w:val="28"/>
+        <w:bidi w:val="0"/>
+        <w:rPr>
+          <w:rFonts w:hint="eastAsia"/>
+          <w:lang w:val="en-US" w:eastAsia="zh-CN"/>
+        </w:rPr>
+      </w:pPr>
+      <w:bookmarkStart w:id="7" w:name="_Toc20934"/>
+      <w:r>
+        <w:rPr>
+          <w:rFonts w:hint="eastAsia"/>
+          <w:lang w:val="en-US" w:eastAsia="zh-CN"/>
+        </w:rPr>
+        <w:t>框架设计说明</w:t>
+      </w:r>
       <w:bookmarkEnd w:id="7"/>
     </w:p>
     <w:p>
       <w:pPr>
-        <w:pStyle w:val="1"/>
+        <w:pStyle w:val="30"/>
         <w:bidi w:val="0"/>
         <w:rPr>
+          <w:rFonts w:hint="default"/>
+          <w:lang w:val="en-US" w:eastAsia="zh-CN"/>
+        </w:rPr>
+      </w:pPr>
+      <w:bookmarkStart w:id="8" w:name="_Toc11695"/>
+      <w:r>
+        <w:rPr>
           <w:rFonts w:hint="eastAsia"/>
           <w:lang w:val="en-US" w:eastAsia="zh-CN"/>
         </w:rPr>
-      </w:pPr>
-      <w:bookmarkStart w:id="8" w:name="_Toc20934"/>
-      <w:r>
-        <w:rPr>
-          <w:rFonts w:hint="eastAsia"/>
-          <w:lang w:val="en-US" w:eastAsia="zh-CN"/>
-        </w:rPr>
-        <w:t>框架设计说明</w:t>
+        <w:t>整体架构</w:t>
       </w:r>
       <w:bookmarkEnd w:id="8"/>
     </w:p>
     <w:p>
       <w:pPr>
-        <w:pStyle w:val="2"/>
-        <w:bidi w:val="0"/>
-        <w:rPr>
-          <w:rFonts w:hint="default"/>
-          <w:lang w:val="en-US" w:eastAsia="zh-CN"/>
-        </w:rPr>
-      </w:pPr>
-      <w:bookmarkStart w:id="9" w:name="_Toc11695"/>
-      <w:r>
-        <w:rPr>
-          <w:rFonts w:hint="eastAsia"/>
-          <w:lang w:val="en-US" w:eastAsia="zh-CN"/>
-        </w:rPr>
-        <w:t>整体架构</w:t>
-      </w:r>
-      <w:bookmarkEnd w:id="9"/>
-    </w:p>
-    <w:p>
-      <w:pPr>
-        <w:pStyle w:val="a1"/>
+        <w:pStyle w:val="29"/>
         <w:rPr>
           <w:rFonts w:hint="default"/>
           <w:lang w:val="en-US" w:eastAsia="zh-CN"/>
@@ -2173,12 +2202,12 @@
     </w:p>
     <w:p>
       <w:pPr>
-        <w:pStyle w:val="a1"/>
+        <w:pStyle w:val="29"/>
         <w:numPr>
           <w:ilvl w:val="0"/>
           <w:numId w:val="2"/>
         </w:numPr>
-        <w:ind w:left="425" w:hanging="425" w:leftChars="0" w:firstLineChars="0"/>
+        <w:ind w:left="425" w:leftChars="0" w:hanging="425" w:firstLineChars="0"/>
         <w:rPr>
           <w:rFonts w:hint="default"/>
           <w:lang w:val="en-US" w:eastAsia="zh-CN"/>
@@ -2194,12 +2223,12 @@
     </w:p>
     <w:p>
       <w:pPr>
-        <w:pStyle w:val="a1"/>
+        <w:pStyle w:val="29"/>
         <w:numPr>
           <w:ilvl w:val="0"/>
           <w:numId w:val="2"/>
         </w:numPr>
-        <w:ind w:left="425" w:hanging="425" w:leftChars="0" w:firstLineChars="0"/>
+        <w:ind w:left="425" w:leftChars="0" w:hanging="425" w:firstLineChars="0"/>
         <w:rPr>
           <w:rFonts w:hint="default"/>
           <w:lang w:val="en-US" w:eastAsia="zh-CN"/>
@@ -2215,12 +2244,12 @@
     </w:p>
     <w:p>
       <w:pPr>
-        <w:pStyle w:val="a1"/>
+        <w:pStyle w:val="29"/>
         <w:numPr>
           <w:ilvl w:val="0"/>
           <w:numId w:val="2"/>
         </w:numPr>
-        <w:ind w:left="425" w:hanging="425" w:leftChars="0" w:firstLineChars="0"/>
+        <w:ind w:left="425" w:leftChars="0" w:hanging="425" w:firstLineChars="0"/>
         <w:rPr>
           <w:rFonts w:hint="default"/>
           <w:lang w:val="en-US" w:eastAsia="zh-CN"/>
@@ -2236,12 +2265,12 @@
     </w:p>
     <w:p>
       <w:pPr>
-        <w:pStyle w:val="a1"/>
+        <w:pStyle w:val="29"/>
         <w:numPr>
           <w:ilvl w:val="0"/>
           <w:numId w:val="2"/>
         </w:numPr>
-        <w:ind w:left="425" w:hanging="425" w:leftChars="0" w:firstLineChars="0"/>
+        <w:ind w:left="425" w:leftChars="0" w:hanging="425" w:firstLineChars="0"/>
         <w:rPr>
           <w:rFonts w:hint="default"/>
           <w:lang w:val="en-US" w:eastAsia="zh-CN"/>
@@ -2257,12 +2286,12 @@
     </w:p>
     <w:p>
       <w:pPr>
-        <w:pStyle w:val="a1"/>
+        <w:pStyle w:val="29"/>
         <w:numPr>
           <w:ilvl w:val="0"/>
           <w:numId w:val="2"/>
         </w:numPr>
-        <w:ind w:left="425" w:hanging="425" w:leftChars="0" w:firstLineChars="0"/>
+        <w:ind w:left="425" w:leftChars="0" w:hanging="425" w:firstLineChars="0"/>
         <w:rPr>
           <w:rFonts w:hint="default"/>
           <w:lang w:val="en-US" w:eastAsia="zh-CN"/>
@@ -2278,14 +2307,14 @@
     </w:p>
     <w:p>
       <w:pPr>
-        <w:pStyle w:val="2"/>
+        <w:pStyle w:val="30"/>
         <w:bidi w:val="0"/>
         <w:rPr>
           <w:rFonts w:hint="eastAsia"/>
           <w:lang w:val="en-US" w:eastAsia="zh-CN"/>
         </w:rPr>
       </w:pPr>
-      <w:bookmarkStart w:id="10" w:name="_Toc8088"/>
+      <w:bookmarkStart w:id="9" w:name="_Toc8088"/>
       <w:r>
         <w:rPr>
           <w:rFonts w:hint="eastAsia"/>
@@ -2293,105 +2322,106 @@
         </w:rPr>
         <w:t>核心逻辑</w:t>
       </w:r>
+      <w:bookmarkEnd w:id="9"/>
+    </w:p>
+    <w:p>
+      <w:pPr>
+        <w:pStyle w:val="29"/>
+        <w:rPr>
+          <w:rFonts w:hint="eastAsia"/>
+          <w:lang w:val="en-US" w:eastAsia="zh-CN"/>
+        </w:rPr>
+      </w:pPr>
+      <w:r>
+        <w:rPr>
+          <w:rFonts w:hint="eastAsia"/>
+          <w:lang w:val="en-US" w:eastAsia="zh-CN"/>
+        </w:rPr>
+        <w:t>事件→问题→变更→发布 形成运维主流程闭环</w:t>
+      </w:r>
+    </w:p>
+    <w:p>
+      <w:pPr>
+        <w:pStyle w:val="29"/>
+        <w:rPr>
+          <w:rFonts w:hint="eastAsia"/>
+          <w:lang w:val="en-US" w:eastAsia="zh-CN"/>
+        </w:rPr>
+      </w:pPr>
+      <w:r>
+        <w:rPr>
+          <w:rFonts w:hint="eastAsia"/>
+          <w:lang w:val="en-US" w:eastAsia="zh-CN"/>
+        </w:rPr>
+        <w:t>配置管理（CMDB） 为所有过程提供一致的配置数据</w:t>
+      </w:r>
+    </w:p>
+    <w:p>
+      <w:pPr>
+        <w:pStyle w:val="29"/>
+        <w:rPr>
+          <w:rFonts w:hint="eastAsia"/>
+          <w:lang w:val="en-US" w:eastAsia="zh-CN"/>
+        </w:rPr>
+      </w:pPr>
+      <w:r>
+        <w:rPr>
+          <w:rFonts w:hint="eastAsia"/>
+          <w:lang w:val="en-US" w:eastAsia="zh-CN"/>
+        </w:rPr>
+        <w:t>保障过程 为执行层提供容量、可用性、安全支持</w:t>
+      </w:r>
+    </w:p>
+    <w:p>
+      <w:pPr>
+        <w:pStyle w:val="29"/>
+        <w:rPr>
+          <w:rFonts w:hint="eastAsia"/>
+          <w:lang w:val="en-US" w:eastAsia="zh-CN"/>
+        </w:rPr>
+      </w:pPr>
+      <w:r>
+        <w:rPr>
+          <w:rFonts w:hint="eastAsia"/>
+          <w:lang w:val="en-US" w:eastAsia="zh-CN"/>
+        </w:rPr>
+        <w:t>服务报告汇总各过程数据，反馈至SLA管理，形成PDCA循环</w:t>
+      </w:r>
+    </w:p>
+    <w:p>
+      <w:pPr>
+        <w:pStyle w:val="30"/>
+        <w:bidi w:val="0"/>
+        <w:rPr>
+          <w:rFonts w:hint="eastAsia"/>
+          <w:lang w:val="en-US" w:eastAsia="zh-CN"/>
+        </w:rPr>
+      </w:pPr>
+      <w:bookmarkStart w:id="10" w:name="_Toc22687"/>
+      <w:r>
+        <w:rPr>
+          <w:rFonts w:hint="eastAsia"/>
+          <w:lang w:val="en-US" w:eastAsia="zh-CN"/>
+        </w:rPr>
+        <w:t>关键协作关系</w:t>
+      </w:r>
       <w:bookmarkEnd w:id="10"/>
-    </w:p>
-    <w:p>
-      <w:pPr>
-        <w:pStyle w:val="a1"/>
-        <w:rPr>
-          <w:rFonts w:hint="eastAsia"/>
-          <w:lang w:val="en-US" w:eastAsia="zh-CN"/>
-        </w:rPr>
-      </w:pPr>
-      <w:r>
-        <w:rPr>
-          <w:rFonts w:hint="eastAsia"/>
-          <w:lang w:val="en-US" w:eastAsia="zh-CN"/>
-        </w:rPr>
-        <w:t>事件→问题→变更→发布 形成运维主流程闭环</w:t>
-      </w:r>
-    </w:p>
-    <w:p>
-      <w:pPr>
-        <w:pStyle w:val="a1"/>
-        <w:rPr>
-          <w:rFonts w:hint="eastAsia"/>
-          <w:lang w:val="en-US" w:eastAsia="zh-CN"/>
-        </w:rPr>
-      </w:pPr>
-      <w:r>
-        <w:rPr>
-          <w:rFonts w:hint="eastAsia"/>
-          <w:lang w:val="en-US" w:eastAsia="zh-CN"/>
-        </w:rPr>
-        <w:t>配置管理（CMDB） 为所有过程提供一致的配置数据</w:t>
-      </w:r>
-    </w:p>
-    <w:p>
-      <w:pPr>
-        <w:pStyle w:val="a1"/>
-        <w:rPr>
-          <w:rFonts w:hint="eastAsia"/>
-          <w:lang w:val="en-US" w:eastAsia="zh-CN"/>
-        </w:rPr>
-      </w:pPr>
-      <w:r>
-        <w:rPr>
-          <w:rFonts w:hint="eastAsia"/>
-          <w:lang w:val="en-US" w:eastAsia="zh-CN"/>
-        </w:rPr>
-        <w:t>保障过程 为执行层提供容量、可用性、安全支持</w:t>
-      </w:r>
-    </w:p>
-    <w:p>
-      <w:pPr>
-        <w:pStyle w:val="a1"/>
-        <w:rPr>
-          <w:rFonts w:hint="eastAsia"/>
-          <w:lang w:val="en-US" w:eastAsia="zh-CN"/>
-        </w:rPr>
-      </w:pPr>
-      <w:r>
-        <w:rPr>
-          <w:rFonts w:hint="eastAsia"/>
-          <w:lang w:val="en-US" w:eastAsia="zh-CN"/>
-        </w:rPr>
-        <w:t>服务报告汇总各过程数据，反馈至SLA管理，形成PDCA循环</w:t>
-      </w:r>
-    </w:p>
-    <w:p>
-      <w:pPr>
-        <w:pStyle w:val="2"/>
-        <w:bidi w:val="0"/>
-        <w:rPr>
-          <w:rFonts w:hint="eastAsia"/>
-          <w:lang w:val="en-US" w:eastAsia="zh-CN"/>
-        </w:rPr>
-      </w:pPr>
-      <w:bookmarkStart w:id="11" w:name="_Toc22687"/>
-      <w:r>
-        <w:rPr>
-          <w:rFonts w:hint="eastAsia"/>
-          <w:lang w:val="en-US" w:eastAsia="zh-CN"/>
-        </w:rPr>
-        <w:t>关键协作关系</w:t>
-      </w:r>
-      <w:bookmarkEnd w:id="11"/>
     </w:p>
     <w:tbl>
       <w:tblPr>
-        <w:tblStyle w:val="TableNormal"/>
+        <w:tblStyle w:val="20"/>
         <w:tblW w:w="9024" w:type="dxa"/>
         <w:tblInd w:w="0" w:type="dxa"/>
         <w:tblBorders>
-          <w:top w:val="single" w:sz="4" w:space="0" w:color="auto"/>
-          <w:left w:val="single" w:sz="4" w:space="0" w:color="auto"/>
-          <w:bottom w:val="single" w:sz="4" w:space="0" w:color="auto"/>
-          <w:right w:val="single" w:sz="4" w:space="0" w:color="auto"/>
-          <w:insideH w:val="single" w:sz="4" w:space="0" w:color="auto"/>
-          <w:insideV w:val="single" w:sz="4" w:space="0" w:color="auto"/>
+          <w:top w:val="single" w:color="auto" w:sz="4" w:space="0"/>
+          <w:left w:val="single" w:color="auto" w:sz="4" w:space="0"/>
+          <w:bottom w:val="single" w:color="auto" w:sz="4" w:space="0"/>
+          <w:right w:val="single" w:color="auto" w:sz="4" w:space="0"/>
+          <w:insideH w:val="single" w:color="auto" w:sz="4" w:space="0"/>
+          <w:insideV w:val="single" w:color="auto" w:sz="4" w:space="0"/>
         </w:tblBorders>
         <w:shd w:val="clear" w:color="auto" w:fill="auto"/>
+        <w:tblLayout w:type="autofit"/>
         <w:tblCellMar>
           <w:top w:w="15" w:type="dxa"/>
           <w:left w:w="15" w:type="dxa"/>
@@ -2405,17 +2435,14 @@
       </w:tblGrid>
       <w:tr>
         <w:tblPrEx>
-          <w:tblW w:w="9024" w:type="dxa"/>
-          <w:tblInd w:w="0" w:type="dxa"/>
           <w:tblBorders>
-            <w:top w:val="single" w:sz="4" w:space="0" w:color="auto"/>
-            <w:left w:val="single" w:sz="4" w:space="0" w:color="auto"/>
-            <w:bottom w:val="single" w:sz="4" w:space="0" w:color="auto"/>
-            <w:right w:val="single" w:sz="4" w:space="0" w:color="auto"/>
-            <w:insideH w:val="single" w:sz="4" w:space="0" w:color="auto"/>
-            <w:insideV w:val="single" w:sz="4" w:space="0" w:color="auto"/>
+            <w:top w:val="single" w:color="auto" w:sz="4" w:space="0"/>
+            <w:left w:val="single" w:color="auto" w:sz="4" w:space="0"/>
+            <w:bottom w:val="single" w:color="auto" w:sz="4" w:space="0"/>
+            <w:right w:val="single" w:color="auto" w:sz="4" w:space="0"/>
+            <w:insideH w:val="single" w:color="auto" w:sz="4" w:space="0"/>
+            <w:insideV w:val="single" w:color="auto" w:sz="4" w:space="0"/>
           </w:tblBorders>
-          <w:shd w:val="clear" w:color="auto" w:fill="auto"/>
           <w:tblCellMar>
             <w:top w:w="15" w:type="dxa"/>
             <w:left w:w="15" w:type="dxa"/>
@@ -2447,7 +2474,7 @@
               <w:spacing w:line="300" w:lineRule="atLeast"/>
               <w:jc w:val="left"/>
               <w:rPr>
-                <w:rFonts w:ascii="Segoe UI" w:eastAsia="Segoe UI" w:hAnsi="Segoe UI" w:cs="Segoe UI"/>
+                <w:rFonts w:ascii="Segoe UI" w:hAnsi="Segoe UI" w:eastAsia="Segoe UI" w:cs="Segoe UI"/>
                 <w:i w:val="0"/>
                 <w:iCs w:val="0"/>
                 <w:caps w:val="0"/>
@@ -2459,7 +2486,7 @@
             </w:pPr>
             <w:r>
               <w:rPr>
-                <w:rFonts w:ascii="Segoe UI" w:eastAsia="Segoe UI" w:hAnsi="Segoe UI" w:cs="Segoe UI" w:hint="default"/>
+                <w:rFonts w:hint="default" w:ascii="Segoe UI" w:hAnsi="Segoe UI" w:eastAsia="Segoe UI" w:cs="Segoe UI"/>
                 <w:i w:val="0"/>
                 <w:iCs w:val="0"/>
                 <w:caps w:val="0"/>
@@ -2496,7 +2523,7 @@
               <w:spacing w:line="300" w:lineRule="atLeast"/>
               <w:jc w:val="left"/>
               <w:rPr>
-                <w:rFonts w:ascii="Segoe UI" w:eastAsia="Segoe UI" w:hAnsi="Segoe UI" w:cs="Segoe UI" w:hint="default"/>
+                <w:rFonts w:hint="default" w:ascii="Segoe UI" w:hAnsi="Segoe UI" w:eastAsia="Segoe UI" w:cs="Segoe UI"/>
                 <w:i w:val="0"/>
                 <w:iCs w:val="0"/>
                 <w:caps w:val="0"/>
@@ -2508,7 +2535,7 @@
             </w:pPr>
             <w:r>
               <w:rPr>
-                <w:rFonts w:ascii="Segoe UI" w:eastAsia="Segoe UI" w:hAnsi="Segoe UI" w:cs="Segoe UI" w:hint="default"/>
+                <w:rFonts w:hint="default" w:ascii="Segoe UI" w:hAnsi="Segoe UI" w:eastAsia="Segoe UI" w:cs="Segoe UI"/>
                 <w:i w:val="0"/>
                 <w:iCs w:val="0"/>
                 <w:caps w:val="0"/>
@@ -2527,9 +2554,14 @@
       </w:tr>
       <w:tr>
         <w:tblPrEx>
-          <w:tblW w:w="9024" w:type="dxa"/>
-          <w:tblInd w:w="0" w:type="dxa"/>
-          <w:shd w:val="clear" w:color="auto" w:fill="auto"/>
+          <w:tblBorders>
+            <w:top w:val="single" w:color="auto" w:sz="4" w:space="0"/>
+            <w:left w:val="single" w:color="auto" w:sz="4" w:space="0"/>
+            <w:bottom w:val="single" w:color="auto" w:sz="4" w:space="0"/>
+            <w:right w:val="single" w:color="auto" w:sz="4" w:space="0"/>
+            <w:insideH w:val="single" w:color="auto" w:sz="4" w:space="0"/>
+            <w:insideV w:val="single" w:color="auto" w:sz="4" w:space="0"/>
+          </w:tblBorders>
           <w:tblCellMar>
             <w:top w:w="15" w:type="dxa"/>
             <w:left w:w="15" w:type="dxa"/>
@@ -2558,7 +2590,7 @@
               <w:spacing w:line="300" w:lineRule="atLeast"/>
               <w:jc w:val="left"/>
               <w:rPr>
-                <w:rFonts w:ascii="Segoe UI" w:eastAsia="Segoe UI" w:hAnsi="Segoe UI" w:cs="Segoe UI" w:hint="default"/>
+                <w:rFonts w:hint="default" w:ascii="Segoe UI" w:hAnsi="Segoe UI" w:eastAsia="Segoe UI" w:cs="Segoe UI"/>
                 <w:i w:val="0"/>
                 <w:iCs w:val="0"/>
                 <w:caps w:val="0"/>
@@ -2570,8 +2602,8 @@
             </w:pPr>
             <w:r>
               <w:rPr>
-                <w:rStyle w:val="Strong"/>
-                <w:rFonts w:ascii="Segoe UI" w:eastAsia="Segoe UI" w:hAnsi="Segoe UI" w:cs="Segoe UI" w:hint="default"/>
+                <w:rStyle w:val="23"/>
+                <w:rFonts w:hint="default" w:ascii="Segoe UI" w:hAnsi="Segoe UI" w:eastAsia="Segoe UI" w:cs="Segoe UI"/>
                 <w:b/>
                 <w:bCs/>
                 <w:i w:val="0"/>
@@ -2610,7 +2642,7 @@
               <w:spacing w:line="300" w:lineRule="atLeast"/>
               <w:jc w:val="left"/>
               <w:rPr>
-                <w:rFonts w:ascii="Segoe UI" w:eastAsia="Segoe UI" w:hAnsi="Segoe UI" w:cs="Segoe UI" w:hint="default"/>
+                <w:rFonts w:hint="default" w:ascii="Segoe UI" w:hAnsi="Segoe UI" w:eastAsia="Segoe UI" w:cs="Segoe UI"/>
                 <w:i w:val="0"/>
                 <w:iCs w:val="0"/>
                 <w:caps w:val="0"/>
@@ -2622,7 +2654,7 @@
             </w:pPr>
             <w:r>
               <w:rPr>
-                <w:rFonts w:ascii="Segoe UI" w:eastAsia="Segoe UI" w:hAnsi="Segoe UI" w:cs="Segoe UI" w:hint="default"/>
+                <w:rFonts w:hint="default" w:ascii="Segoe UI" w:hAnsi="Segoe UI" w:eastAsia="Segoe UI" w:cs="Segoe UI"/>
                 <w:i w:val="0"/>
                 <w:iCs w:val="0"/>
                 <w:caps w:val="0"/>
@@ -2641,9 +2673,14 @@
       </w:tr>
       <w:tr>
         <w:tblPrEx>
-          <w:tblW w:w="9024" w:type="dxa"/>
-          <w:tblInd w:w="0" w:type="dxa"/>
-          <w:shd w:val="clear" w:color="auto" w:fill="auto"/>
+          <w:tblBorders>
+            <w:top w:val="single" w:color="auto" w:sz="4" w:space="0"/>
+            <w:left w:val="single" w:color="auto" w:sz="4" w:space="0"/>
+            <w:bottom w:val="single" w:color="auto" w:sz="4" w:space="0"/>
+            <w:right w:val="single" w:color="auto" w:sz="4" w:space="0"/>
+            <w:insideH w:val="single" w:color="auto" w:sz="4" w:space="0"/>
+            <w:insideV w:val="single" w:color="auto" w:sz="4" w:space="0"/>
+          </w:tblBorders>
           <w:tblCellMar>
             <w:top w:w="15" w:type="dxa"/>
             <w:left w:w="15" w:type="dxa"/>
@@ -2672,7 +2709,7 @@
               <w:spacing w:line="300" w:lineRule="atLeast"/>
               <w:jc w:val="left"/>
               <w:rPr>
-                <w:rFonts w:ascii="Segoe UI" w:eastAsia="Segoe UI" w:hAnsi="Segoe UI" w:cs="Segoe UI" w:hint="default"/>
+                <w:rFonts w:hint="default" w:ascii="Segoe UI" w:hAnsi="Segoe UI" w:eastAsia="Segoe UI" w:cs="Segoe UI"/>
                 <w:i w:val="0"/>
                 <w:iCs w:val="0"/>
                 <w:caps w:val="0"/>
@@ -2684,8 +2721,8 @@
             </w:pPr>
             <w:r>
               <w:rPr>
-                <w:rStyle w:val="Strong"/>
-                <w:rFonts w:ascii="Segoe UI" w:eastAsia="Segoe UI" w:hAnsi="Segoe UI" w:cs="Segoe UI" w:hint="default"/>
+                <w:rStyle w:val="23"/>
+                <w:rFonts w:hint="default" w:ascii="Segoe UI" w:hAnsi="Segoe UI" w:eastAsia="Segoe UI" w:cs="Segoe UI"/>
                 <w:b/>
                 <w:bCs/>
                 <w:i w:val="0"/>
@@ -2724,7 +2761,7 @@
               <w:spacing w:line="300" w:lineRule="atLeast"/>
               <w:jc w:val="left"/>
               <w:rPr>
-                <w:rFonts w:ascii="Segoe UI" w:eastAsia="Segoe UI" w:hAnsi="Segoe UI" w:cs="Segoe UI" w:hint="default"/>
+                <w:rFonts w:hint="default" w:ascii="Segoe UI" w:hAnsi="Segoe UI" w:eastAsia="Segoe UI" w:cs="Segoe UI"/>
                 <w:i w:val="0"/>
                 <w:iCs w:val="0"/>
                 <w:caps w:val="0"/>
@@ -2736,7 +2773,7 @@
             </w:pPr>
             <w:r>
               <w:rPr>
-                <w:rFonts w:ascii="Segoe UI" w:eastAsia="Segoe UI" w:hAnsi="Segoe UI" w:cs="Segoe UI" w:hint="default"/>
+                <w:rFonts w:hint="default" w:ascii="Segoe UI" w:hAnsi="Segoe UI" w:eastAsia="Segoe UI" w:cs="Segoe UI"/>
                 <w:i w:val="0"/>
                 <w:iCs w:val="0"/>
                 <w:caps w:val="0"/>
@@ -2755,9 +2792,14 @@
       </w:tr>
       <w:tr>
         <w:tblPrEx>
-          <w:tblW w:w="9024" w:type="dxa"/>
-          <w:tblInd w:w="0" w:type="dxa"/>
-          <w:shd w:val="clear" w:color="auto" w:fill="auto"/>
+          <w:tblBorders>
+            <w:top w:val="single" w:color="auto" w:sz="4" w:space="0"/>
+            <w:left w:val="single" w:color="auto" w:sz="4" w:space="0"/>
+            <w:bottom w:val="single" w:color="auto" w:sz="4" w:space="0"/>
+            <w:right w:val="single" w:color="auto" w:sz="4" w:space="0"/>
+            <w:insideH w:val="single" w:color="auto" w:sz="4" w:space="0"/>
+            <w:insideV w:val="single" w:color="auto" w:sz="4" w:space="0"/>
+          </w:tblBorders>
           <w:tblCellMar>
             <w:top w:w="15" w:type="dxa"/>
             <w:left w:w="15" w:type="dxa"/>
@@ -2786,7 +2828,7 @@
               <w:spacing w:line="300" w:lineRule="atLeast"/>
               <w:jc w:val="left"/>
               <w:rPr>
-                <w:rFonts w:ascii="Segoe UI" w:eastAsia="Segoe UI" w:hAnsi="Segoe UI" w:cs="Segoe UI" w:hint="default"/>
+                <w:rFonts w:hint="default" w:ascii="Segoe UI" w:hAnsi="Segoe UI" w:eastAsia="Segoe UI" w:cs="Segoe UI"/>
                 <w:i w:val="0"/>
                 <w:iCs w:val="0"/>
                 <w:caps w:val="0"/>
@@ -2798,8 +2840,8 @@
             </w:pPr>
             <w:r>
               <w:rPr>
-                <w:rStyle w:val="Strong"/>
-                <w:rFonts w:ascii="Segoe UI" w:eastAsia="Segoe UI" w:hAnsi="Segoe UI" w:cs="Segoe UI" w:hint="default"/>
+                <w:rStyle w:val="23"/>
+                <w:rFonts w:hint="default" w:ascii="Segoe UI" w:hAnsi="Segoe UI" w:eastAsia="Segoe UI" w:cs="Segoe UI"/>
                 <w:b/>
                 <w:bCs/>
                 <w:i w:val="0"/>
@@ -2838,7 +2880,7 @@
               <w:spacing w:line="300" w:lineRule="atLeast"/>
               <w:jc w:val="left"/>
               <w:rPr>
-                <w:rFonts w:ascii="Segoe UI" w:eastAsia="Segoe UI" w:hAnsi="Segoe UI" w:cs="Segoe UI" w:hint="default"/>
+                <w:rFonts w:hint="default" w:ascii="Segoe UI" w:hAnsi="Segoe UI" w:eastAsia="Segoe UI" w:cs="Segoe UI"/>
                 <w:i w:val="0"/>
                 <w:iCs w:val="0"/>
                 <w:caps w:val="0"/>
@@ -2850,7 +2892,7 @@
             </w:pPr>
             <w:r>
               <w:rPr>
-                <w:rFonts w:ascii="Segoe UI" w:eastAsia="Segoe UI" w:hAnsi="Segoe UI" w:cs="Segoe UI" w:hint="default"/>
+                <w:rFonts w:hint="default" w:ascii="Segoe UI" w:hAnsi="Segoe UI" w:eastAsia="Segoe UI" w:cs="Segoe UI"/>
                 <w:i w:val="0"/>
                 <w:iCs w:val="0"/>
                 <w:caps w:val="0"/>
@@ -2869,9 +2911,14 @@
       </w:tr>
       <w:tr>
         <w:tblPrEx>
-          <w:tblW w:w="9024" w:type="dxa"/>
-          <w:tblInd w:w="0" w:type="dxa"/>
-          <w:shd w:val="clear" w:color="auto" w:fill="auto"/>
+          <w:tblBorders>
+            <w:top w:val="single" w:color="auto" w:sz="4" w:space="0"/>
+            <w:left w:val="single" w:color="auto" w:sz="4" w:space="0"/>
+            <w:bottom w:val="single" w:color="auto" w:sz="4" w:space="0"/>
+            <w:right w:val="single" w:color="auto" w:sz="4" w:space="0"/>
+            <w:insideH w:val="single" w:color="auto" w:sz="4" w:space="0"/>
+            <w:insideV w:val="single" w:color="auto" w:sz="4" w:space="0"/>
+          </w:tblBorders>
           <w:tblCellMar>
             <w:top w:w="15" w:type="dxa"/>
             <w:left w:w="15" w:type="dxa"/>
@@ -2900,7 +2947,7 @@
               <w:spacing w:line="300" w:lineRule="atLeast"/>
               <w:jc w:val="left"/>
               <w:rPr>
-                <w:rFonts w:ascii="Segoe UI" w:eastAsia="Segoe UI" w:hAnsi="Segoe UI" w:cs="Segoe UI" w:hint="default"/>
+                <w:rFonts w:hint="default" w:ascii="Segoe UI" w:hAnsi="Segoe UI" w:eastAsia="Segoe UI" w:cs="Segoe UI"/>
                 <w:i w:val="0"/>
                 <w:iCs w:val="0"/>
                 <w:caps w:val="0"/>
@@ -2912,8 +2959,8 @@
             </w:pPr>
             <w:r>
               <w:rPr>
-                <w:rStyle w:val="Strong"/>
-                <w:rFonts w:ascii="Segoe UI" w:eastAsia="Segoe UI" w:hAnsi="Segoe UI" w:cs="Segoe UI" w:hint="default"/>
+                <w:rStyle w:val="23"/>
+                <w:rFonts w:hint="default" w:ascii="Segoe UI" w:hAnsi="Segoe UI" w:eastAsia="Segoe UI" w:cs="Segoe UI"/>
                 <w:b/>
                 <w:bCs/>
                 <w:i w:val="0"/>
@@ -2952,7 +2999,7 @@
               <w:spacing w:line="300" w:lineRule="atLeast"/>
               <w:jc w:val="left"/>
               <w:rPr>
-                <w:rFonts w:ascii="Segoe UI" w:eastAsia="Segoe UI" w:hAnsi="Segoe UI" w:cs="Segoe UI" w:hint="default"/>
+                <w:rFonts w:hint="default" w:ascii="Segoe UI" w:hAnsi="Segoe UI" w:eastAsia="Segoe UI" w:cs="Segoe UI"/>
                 <w:i w:val="0"/>
                 <w:iCs w:val="0"/>
                 <w:caps w:val="0"/>
@@ -2964,7 +3011,7 @@
             </w:pPr>
             <w:r>
               <w:rPr>
-                <w:rFonts w:ascii="Segoe UI" w:eastAsia="Segoe UI" w:hAnsi="Segoe UI" w:cs="Segoe UI" w:hint="default"/>
+                <w:rFonts w:hint="default" w:ascii="Segoe UI" w:hAnsi="Segoe UI" w:eastAsia="Segoe UI" w:cs="Segoe UI"/>
                 <w:i w:val="0"/>
                 <w:iCs w:val="0"/>
                 <w:caps w:val="0"/>
@@ -2983,9 +3030,14 @@
       </w:tr>
       <w:tr>
         <w:tblPrEx>
-          <w:tblW w:w="9024" w:type="dxa"/>
-          <w:tblInd w:w="0" w:type="dxa"/>
-          <w:shd w:val="clear" w:color="auto" w:fill="auto"/>
+          <w:tblBorders>
+            <w:top w:val="single" w:color="auto" w:sz="4" w:space="0"/>
+            <w:left w:val="single" w:color="auto" w:sz="4" w:space="0"/>
+            <w:bottom w:val="single" w:color="auto" w:sz="4" w:space="0"/>
+            <w:right w:val="single" w:color="auto" w:sz="4" w:space="0"/>
+            <w:insideH w:val="single" w:color="auto" w:sz="4" w:space="0"/>
+            <w:insideV w:val="single" w:color="auto" w:sz="4" w:space="0"/>
+          </w:tblBorders>
           <w:tblCellMar>
             <w:top w:w="15" w:type="dxa"/>
             <w:left w:w="15" w:type="dxa"/>
@@ -3014,7 +3066,7 @@
               <w:spacing w:line="300" w:lineRule="atLeast"/>
               <w:jc w:val="left"/>
               <w:rPr>
-                <w:rFonts w:ascii="Segoe UI" w:eastAsia="Segoe UI" w:hAnsi="Segoe UI" w:cs="Segoe UI" w:hint="default"/>
+                <w:rFonts w:hint="default" w:ascii="Segoe UI" w:hAnsi="Segoe UI" w:eastAsia="Segoe UI" w:cs="Segoe UI"/>
                 <w:i w:val="0"/>
                 <w:iCs w:val="0"/>
                 <w:caps w:val="0"/>
@@ -3026,8 +3078,8 @@
             </w:pPr>
             <w:r>
               <w:rPr>
-                <w:rStyle w:val="Strong"/>
-                <w:rFonts w:ascii="Segoe UI" w:eastAsia="Segoe UI" w:hAnsi="Segoe UI" w:cs="Segoe UI" w:hint="default"/>
+                <w:rStyle w:val="23"/>
+                <w:rFonts w:hint="default" w:ascii="Segoe UI" w:hAnsi="Segoe UI" w:eastAsia="Segoe UI" w:cs="Segoe UI"/>
                 <w:b/>
                 <w:bCs/>
                 <w:i w:val="0"/>
@@ -3066,7 +3118,7 @@
               <w:spacing w:line="300" w:lineRule="atLeast"/>
               <w:jc w:val="left"/>
               <w:rPr>
-                <w:rFonts w:ascii="Segoe UI" w:eastAsia="Segoe UI" w:hAnsi="Segoe UI" w:cs="Segoe UI" w:hint="default"/>
+                <w:rFonts w:hint="default" w:ascii="Segoe UI" w:hAnsi="Segoe UI" w:eastAsia="Segoe UI" w:cs="Segoe UI"/>
                 <w:i w:val="0"/>
                 <w:iCs w:val="0"/>
                 <w:caps w:val="0"/>
@@ -3078,7 +3130,7 @@
             </w:pPr>
             <w:r>
               <w:rPr>
-                <w:rFonts w:ascii="Segoe UI" w:eastAsia="Segoe UI" w:hAnsi="Segoe UI" w:cs="Segoe UI" w:hint="default"/>
+                <w:rFonts w:hint="default" w:ascii="Segoe UI" w:hAnsi="Segoe UI" w:eastAsia="Segoe UI" w:cs="Segoe UI"/>
                 <w:i w:val="0"/>
                 <w:iCs w:val="0"/>
                 <w:caps w:val="0"/>
@@ -3098,14 +3150,14 @@
     </w:tbl>
     <w:p>
       <w:pPr>
-        <w:pStyle w:val="2"/>
+        <w:pStyle w:val="30"/>
         <w:bidi w:val="0"/>
         <w:rPr>
           <w:rFonts w:hint="eastAsia"/>
           <w:lang w:val="en-US" w:eastAsia="zh-CN"/>
         </w:rPr>
       </w:pPr>
-      <w:bookmarkStart w:id="12" w:name="_Toc25136"/>
+      <w:bookmarkStart w:id="11" w:name="_Toc25136"/>
       <w:r>
         <w:rPr>
           <w:rFonts w:hint="eastAsia"/>
@@ -3113,48 +3165,642 @@
         </w:rPr>
         <w:t>绩效指标关联</w:t>
       </w:r>
+      <w:bookmarkEnd w:id="11"/>
+    </w:p>
+    <w:p>
+      <w:pPr>
+        <w:rPr>
+          <w:rFonts w:hint="default"/>
+          <w:sz w:val="21"/>
+          <w:lang w:val="en-US" w:eastAsia="zh-CN"/>
+        </w:rPr>
+      </w:pPr>
+      <w:r>
+        <w:rPr>
+          <w:rFonts w:hint="default"/>
+          <w:sz w:val="21"/>
+          <w:lang w:val="en-US" w:eastAsia="zh-CN"/>
+        </w:rPr>
+        <w:t>根据《需求分析报告》，各过程的关键绩效指标（KPI）均围绕SLA达成展开：</w:t>
+      </w:r>
+    </w:p>
+    <w:p>
+      <w:pPr>
+        <w:rPr>
+          <w:rFonts w:hint="default"/>
+          <w:sz w:val="21"/>
+          <w:lang w:val="en-US" w:eastAsia="zh-CN"/>
+        </w:rPr>
+      </w:pPr>
+      <w:r>
+        <w:rPr>
+          <w:rFonts w:hint="eastAsia"/>
+          <w:sz w:val="21"/>
+          <w:lang w:val="en-US" w:eastAsia="zh-CN"/>
+        </w:rPr>
+        <w:t>服务级别管理</w:t>
+      </w:r>
+      <w:r>
+        <w:rPr>
+          <w:rFonts w:hint="default"/>
+          <w:sz w:val="21"/>
+          <w:lang w:val="en-US" w:eastAsia="zh-CN"/>
+        </w:rPr>
+        <w:t>：</w:t>
+      </w:r>
+      <w:r>
+        <w:rPr>
+          <w:rFonts w:hint="eastAsia"/>
+          <w:sz w:val="21"/>
+          <w:lang w:val="en-US" w:eastAsia="zh-CN"/>
+        </w:rPr>
+        <w:t>SLA达成率≥90%/季度</w:t>
+      </w:r>
+    </w:p>
+    <w:p>
+      <w:pPr>
+        <w:rPr>
+          <w:rFonts w:hint="default"/>
+          <w:sz w:val="21"/>
+          <w:lang w:val="en-US" w:eastAsia="zh-CN"/>
+        </w:rPr>
+      </w:pPr>
+      <w:r>
+        <w:rPr>
+          <w:rFonts w:hint="eastAsia"/>
+          <w:sz w:val="21"/>
+          <w:lang w:val="en-US" w:eastAsia="zh-CN"/>
+        </w:rPr>
+        <w:t>服务报告管理</w:t>
+      </w:r>
+      <w:r>
+        <w:rPr>
+          <w:rFonts w:hint="default"/>
+          <w:sz w:val="21"/>
+          <w:lang w:val="en-US" w:eastAsia="zh-CN"/>
+        </w:rPr>
+        <w:t>：</w:t>
+      </w:r>
+      <w:r>
+        <w:rPr>
+          <w:rFonts w:hint="eastAsia"/>
+          <w:sz w:val="21"/>
+          <w:lang w:val="en-US" w:eastAsia="zh-CN"/>
+        </w:rPr>
+        <w:t>服务报告交付及时率≥90%/月度</w:t>
+      </w:r>
+    </w:p>
+    <w:p>
+      <w:pPr>
+        <w:rPr>
+          <w:rFonts w:hint="default"/>
+          <w:sz w:val="21"/>
+          <w:lang w:val="en-US" w:eastAsia="zh-CN"/>
+        </w:rPr>
+      </w:pPr>
+      <w:r>
+        <w:rPr>
+          <w:rFonts w:hint="default"/>
+          <w:sz w:val="21"/>
+          <w:lang w:val="en-US" w:eastAsia="zh-CN"/>
+        </w:rPr>
+        <w:t>事件管理：</w:t>
+      </w:r>
+      <w:r>
+        <w:rPr>
+          <w:rFonts w:hint="eastAsia"/>
+          <w:sz w:val="21"/>
+          <w:lang w:val="en-US" w:eastAsia="zh-CN"/>
+        </w:rPr>
+        <w:t>事件</w:t>
+      </w:r>
+      <w:r>
+        <w:rPr>
+          <w:rFonts w:hint="default"/>
+          <w:sz w:val="21"/>
+          <w:lang w:val="en-US" w:eastAsia="zh-CN"/>
+        </w:rPr>
+        <w:t>解决率≥95%</w:t>
+      </w:r>
+      <w:r>
+        <w:rPr>
+          <w:rFonts w:hint="eastAsia"/>
+          <w:sz w:val="21"/>
+          <w:lang w:val="en-US" w:eastAsia="zh-CN"/>
+        </w:rPr>
+        <w:t>/月度</w:t>
+      </w:r>
+      <w:r>
+        <w:rPr>
+          <w:rFonts w:hint="default"/>
+          <w:sz w:val="21"/>
+          <w:lang w:val="en-US" w:eastAsia="zh-CN"/>
+        </w:rPr>
+        <w:t>，</w:t>
+      </w:r>
+      <w:r>
+        <w:rPr>
+          <w:rFonts w:hint="eastAsia"/>
+          <w:sz w:val="21"/>
+          <w:lang w:val="en-US" w:eastAsia="zh-CN"/>
+        </w:rPr>
+        <w:t>事件</w:t>
+      </w:r>
+      <w:r>
+        <w:rPr>
+          <w:rFonts w:hint="default"/>
+          <w:sz w:val="21"/>
+          <w:lang w:val="en-US" w:eastAsia="zh-CN"/>
+        </w:rPr>
+        <w:t>按时解决率≥95%</w:t>
+      </w:r>
+      <w:r>
+        <w:rPr>
+          <w:rFonts w:hint="eastAsia"/>
+          <w:sz w:val="21"/>
+          <w:lang w:val="en-US" w:eastAsia="zh-CN"/>
+        </w:rPr>
+        <w:t>/月度，事件回访的及时率</w:t>
+      </w:r>
+      <w:r>
+        <w:rPr>
+          <w:rFonts w:hint="default"/>
+          <w:sz w:val="21"/>
+          <w:lang w:val="en-US" w:eastAsia="zh-CN"/>
+        </w:rPr>
+        <w:t>≥95%</w:t>
+      </w:r>
+      <w:r>
+        <w:rPr>
+          <w:rFonts w:hint="eastAsia"/>
+          <w:sz w:val="21"/>
+          <w:lang w:val="en-US" w:eastAsia="zh-CN"/>
+        </w:rPr>
+        <w:t>/季度</w:t>
+      </w:r>
+    </w:p>
+    <w:p>
+      <w:pPr>
+        <w:rPr>
+          <w:rFonts w:hint="default"/>
+          <w:sz w:val="21"/>
+          <w:lang w:val="en-US" w:eastAsia="zh-CN"/>
+        </w:rPr>
+      </w:pPr>
+      <w:r>
+        <w:rPr>
+          <w:rFonts w:hint="default"/>
+          <w:sz w:val="21"/>
+          <w:lang w:val="en-US" w:eastAsia="zh-CN"/>
+        </w:rPr>
+        <w:t>问题管理：</w:t>
+      </w:r>
+      <w:r>
+        <w:rPr>
+          <w:rFonts w:hint="eastAsia"/>
+          <w:sz w:val="21"/>
+          <w:lang w:val="en-US" w:eastAsia="zh-CN"/>
+        </w:rPr>
+        <w:t>问题</w:t>
+      </w:r>
+      <w:r>
+        <w:rPr>
+          <w:rFonts w:hint="default"/>
+          <w:sz w:val="21"/>
+          <w:lang w:val="en-US" w:eastAsia="zh-CN"/>
+        </w:rPr>
+        <w:t>解决率≥85%</w:t>
+      </w:r>
+      <w:r>
+        <w:rPr>
+          <w:rFonts w:hint="eastAsia"/>
+          <w:sz w:val="21"/>
+          <w:lang w:val="en-US" w:eastAsia="zh-CN"/>
+        </w:rPr>
+        <w:t>/季度</w:t>
+      </w:r>
+    </w:p>
+    <w:p>
+      <w:pPr>
+        <w:rPr>
+          <w:rFonts w:hint="default"/>
+          <w:sz w:val="21"/>
+          <w:lang w:val="en-US" w:eastAsia="zh-CN"/>
+        </w:rPr>
+      </w:pPr>
+      <w:r>
+        <w:rPr>
+          <w:rFonts w:hint="default"/>
+          <w:sz w:val="21"/>
+          <w:lang w:val="en-US" w:eastAsia="zh-CN"/>
+        </w:rPr>
+        <w:t>变更管理：成功率≥98%</w:t>
+      </w:r>
+      <w:r>
+        <w:rPr>
+          <w:rFonts w:hint="eastAsia"/>
+          <w:sz w:val="21"/>
+          <w:lang w:val="en-US" w:eastAsia="zh-CN"/>
+        </w:rPr>
+        <w:t>/季度</w:t>
+      </w:r>
+    </w:p>
+    <w:p>
+      <w:pPr>
+        <w:rPr>
+          <w:rFonts w:hint="default"/>
+          <w:sz w:val="21"/>
+          <w:lang w:val="en-US" w:eastAsia="zh-CN"/>
+        </w:rPr>
+      </w:pPr>
+      <w:r>
+        <w:rPr>
+          <w:rFonts w:hint="default"/>
+          <w:sz w:val="21"/>
+          <w:lang w:val="en-US" w:eastAsia="zh-CN"/>
+        </w:rPr>
+        <w:t>发布管理：成功率≥98%</w:t>
+      </w:r>
+      <w:r>
+        <w:rPr>
+          <w:rFonts w:hint="eastAsia"/>
+          <w:sz w:val="21"/>
+          <w:lang w:val="en-US" w:eastAsia="zh-CN"/>
+        </w:rPr>
+        <w:t>/季度</w:t>
+      </w:r>
+    </w:p>
+    <w:p>
+      <w:pPr>
+        <w:rPr>
+          <w:rFonts w:hint="default"/>
+          <w:sz w:val="21"/>
+          <w:lang w:val="en-US" w:eastAsia="zh-CN"/>
+        </w:rPr>
+      </w:pPr>
+      <w:r>
+        <w:rPr>
+          <w:rFonts w:hint="eastAsia"/>
+          <w:sz w:val="21"/>
+          <w:lang w:val="en-US" w:eastAsia="zh-CN"/>
+        </w:rPr>
+        <w:t>配置管理</w:t>
+      </w:r>
+      <w:r>
+        <w:rPr>
+          <w:rFonts w:hint="default"/>
+          <w:sz w:val="21"/>
+          <w:lang w:val="en-US" w:eastAsia="zh-CN"/>
+        </w:rPr>
+        <w:t>：</w:t>
+      </w:r>
+      <w:r>
+        <w:rPr>
+          <w:rFonts w:hint="eastAsia"/>
+          <w:sz w:val="21"/>
+          <w:lang w:val="en-US" w:eastAsia="zh-CN"/>
+        </w:rPr>
+        <w:t>准确率</w:t>
+      </w:r>
+      <w:r>
+        <w:rPr>
+          <w:rFonts w:hint="default"/>
+          <w:sz w:val="21"/>
+          <w:lang w:val="en-US" w:eastAsia="zh-CN"/>
+        </w:rPr>
+        <w:t>≥95%</w:t>
+      </w:r>
+      <w:r>
+        <w:rPr>
+          <w:rFonts w:hint="eastAsia"/>
+          <w:sz w:val="21"/>
+          <w:lang w:val="en-US" w:eastAsia="zh-CN"/>
+        </w:rPr>
+        <w:t>/季度</w:t>
+      </w:r>
+    </w:p>
+    <w:p>
+      <w:pPr>
+        <w:rPr>
+          <w:rFonts w:hint="default"/>
+          <w:sz w:val="21"/>
+          <w:lang w:val="en-US" w:eastAsia="zh-CN"/>
+        </w:rPr>
+      </w:pPr>
+      <w:r>
+        <w:rPr>
+          <w:rFonts w:hint="default"/>
+          <w:sz w:val="21"/>
+          <w:lang w:val="en-US" w:eastAsia="zh-CN"/>
+        </w:rPr>
+        <w:t>可用性管理：可用性≥99%</w:t>
+      </w:r>
+      <w:r>
+        <w:rPr>
+          <w:rFonts w:hint="eastAsia"/>
+          <w:sz w:val="21"/>
+          <w:lang w:val="en-US" w:eastAsia="zh-CN"/>
+        </w:rPr>
+        <w:t>/季度</w:t>
+      </w:r>
+      <w:r>
+        <w:rPr>
+          <w:rFonts w:hint="default"/>
+          <w:sz w:val="21"/>
+          <w:lang w:val="en-US" w:eastAsia="zh-CN"/>
+        </w:rPr>
+        <w:t>，中断≤2次/季度</w:t>
+      </w:r>
+    </w:p>
+    <w:p>
+      <w:pPr>
+        <w:rPr>
+          <w:rFonts w:hint="default"/>
+          <w:sz w:val="21"/>
+          <w:lang w:val="en-US" w:eastAsia="zh-CN"/>
+        </w:rPr>
+      </w:pPr>
+      <w:r>
+        <w:rPr>
+          <w:rFonts w:hint="default"/>
+          <w:sz w:val="21"/>
+          <w:lang w:val="en-US" w:eastAsia="zh-CN"/>
+        </w:rPr>
+        <w:t>容量管理：容量事件≤2次/季度</w:t>
+      </w:r>
+    </w:p>
+    <w:p>
+      <w:pPr>
+        <w:rPr>
+          <w:rFonts w:hint="default"/>
+          <w:sz w:val="21"/>
+          <w:lang w:val="en-US" w:eastAsia="zh-CN"/>
+        </w:rPr>
+      </w:pPr>
+      <w:r>
+        <w:rPr>
+          <w:rFonts w:hint="eastAsia"/>
+          <w:sz w:val="21"/>
+          <w:lang w:val="en-US" w:eastAsia="zh-CN"/>
+        </w:rPr>
+        <w:t>信息</w:t>
+      </w:r>
+      <w:r>
+        <w:rPr>
+          <w:rFonts w:hint="default"/>
+          <w:sz w:val="21"/>
+          <w:lang w:val="en-US" w:eastAsia="zh-CN"/>
+        </w:rPr>
+        <w:t>安全管理：安全事件≤1次/年</w:t>
+      </w:r>
+    </w:p>
+    <w:p>
+      <w:pPr>
+        <w:pStyle w:val="28"/>
+        <w:bidi w:val="0"/>
+        <w:rPr>
+          <w:rFonts w:hint="default"/>
+          <w:lang w:val="en-US" w:eastAsia="zh-CN"/>
+        </w:rPr>
+      </w:pPr>
+      <w:bookmarkStart w:id="12" w:name="_Toc17597"/>
+      <w:r>
+        <w:rPr>
+          <w:rFonts w:hint="default"/>
+          <w:lang w:val="en-US" w:eastAsia="zh-CN"/>
+        </w:rPr>
+        <w:t>实施建议</w:t>
+      </w:r>
       <w:bookmarkEnd w:id="12"/>
     </w:p>
     <w:p>
       <w:pPr>
-        <w:rPr>
-          <w:rFonts w:hint="default"/>
-          <w:sz w:val="21"/>
-          <w:lang w:val="en-US" w:eastAsia="zh-CN"/>
-        </w:rPr>
-      </w:pPr>
-      <w:r>
-        <w:rPr>
-          <w:rFonts w:hint="default"/>
-          <w:sz w:val="21"/>
-          <w:lang w:val="en-US" w:eastAsia="zh-CN"/>
-        </w:rPr>
-        <w:t>根据《需求分析报告》，各过程的关键绩效指标（KPI）均围绕SLA达成展开：</w:t>
-      </w:r>
-    </w:p>
-    <w:p>
-      <w:pPr>
-        <w:rPr>
-          <w:rFonts w:hint="default"/>
-          <w:sz w:val="21"/>
-          <w:lang w:val="en-US" w:eastAsia="zh-CN"/>
-        </w:rPr>
-      </w:pPr>
+        <w:pStyle w:val="30"/>
+        <w:bidi w:val="0"/>
+        <w:rPr>
+          <w:rFonts w:hint="default"/>
+          <w:lang w:val="en-US" w:eastAsia="zh-CN"/>
+        </w:rPr>
+      </w:pPr>
+      <w:bookmarkStart w:id="13" w:name="_Toc1991"/>
+      <w:r>
+        <w:rPr>
+          <w:rFonts w:hint="default"/>
+          <w:lang w:val="en-US" w:eastAsia="zh-CN"/>
+        </w:rPr>
+        <w:t>分阶段落地</w:t>
+      </w:r>
+      <w:bookmarkEnd w:id="13"/>
+    </w:p>
+    <w:p>
+      <w:pPr>
+        <w:rPr>
+          <w:rFonts w:hint="default"/>
+          <w:sz w:val="21"/>
+          <w:lang w:val="en-US" w:eastAsia="zh-CN"/>
+        </w:rPr>
+      </w:pPr>
+      <w:r>
+        <w:rPr>
+          <w:rFonts w:hint="default"/>
+          <w:sz w:val="21"/>
+          <w:lang w:val="en-US" w:eastAsia="zh-CN"/>
+        </w:rPr>
+        <w:t>第一阶段：建立事件、变更、配置管理基础</w:t>
+      </w:r>
+    </w:p>
+    <w:p>
+      <w:pPr>
+        <w:rPr>
+          <w:rFonts w:hint="default"/>
+          <w:sz w:val="21"/>
+          <w:lang w:val="en-US" w:eastAsia="zh-CN"/>
+        </w:rPr>
+      </w:pPr>
+      <w:r>
+        <w:rPr>
+          <w:rFonts w:hint="default"/>
+          <w:sz w:val="21"/>
+          <w:lang w:val="en-US" w:eastAsia="zh-CN"/>
+        </w:rPr>
+        <w:t>第二阶段：完善问题、发布、报告管理流程</w:t>
+      </w:r>
+    </w:p>
+    <w:p>
+      <w:pPr>
+        <w:rPr>
+          <w:rFonts w:hint="default"/>
+          <w:sz w:val="21"/>
+          <w:lang w:val="en-US" w:eastAsia="zh-CN"/>
+        </w:rPr>
+      </w:pPr>
+      <w:r>
+        <w:rPr>
+          <w:rFonts w:hint="default"/>
+          <w:sz w:val="21"/>
+          <w:lang w:val="en-US" w:eastAsia="zh-CN"/>
+        </w:rPr>
+        <w:t>第三阶段：整合可用性、容量、安全管理</w:t>
+      </w:r>
+    </w:p>
+    <w:p>
+      <w:pPr>
+        <w:pStyle w:val="30"/>
+        <w:bidi w:val="0"/>
+        <w:rPr>
+          <w:rFonts w:hint="default"/>
+          <w:lang w:val="en-US" w:eastAsia="zh-CN"/>
+        </w:rPr>
+      </w:pPr>
+      <w:bookmarkStart w:id="14" w:name="_Toc1347"/>
+      <w:r>
+        <w:rPr>
+          <w:rFonts w:hint="default"/>
+          <w:lang w:val="en-US" w:eastAsia="zh-CN"/>
+        </w:rPr>
+        <w:t>工具支撑</w:t>
+      </w:r>
+      <w:bookmarkEnd w:id="14"/>
+    </w:p>
+    <w:p>
+      <w:pPr>
+        <w:rPr>
+          <w:rFonts w:hint="default"/>
+          <w:sz w:val="21"/>
+          <w:lang w:val="en-US" w:eastAsia="zh-CN"/>
+        </w:rPr>
+      </w:pPr>
+      <w:r>
+        <w:rPr>
+          <w:rFonts w:hint="default"/>
+          <w:sz w:val="21"/>
+          <w:lang w:val="en-US" w:eastAsia="zh-CN"/>
+        </w:rPr>
+        <w:t>建议采用</w:t>
+      </w:r>
       <w:r>
         <w:rPr>
           <w:rFonts w:hint="eastAsia"/>
           <w:sz w:val="21"/>
           <w:lang w:val="en-US" w:eastAsia="zh-CN"/>
         </w:rPr>
-        <w:t>服务级别管理</w:t>
-      </w:r>
-      <w:r>
-        <w:rPr>
-          <w:rFonts w:hint="default"/>
-          <w:sz w:val="21"/>
-          <w:lang w:val="en-US" w:eastAsia="zh-CN"/>
-        </w:rPr>
-        <w:t>：</w:t>
+        <w:t>过程管理工具</w:t>
+      </w:r>
+      <w:bookmarkStart w:id="17" w:name="_GoBack"/>
+      <w:bookmarkEnd w:id="17"/>
+      <w:r>
+        <w:rPr>
+          <w:rFonts w:hint="default"/>
+          <w:sz w:val="21"/>
+          <w:lang w:val="en-US" w:eastAsia="zh-CN"/>
+        </w:rPr>
+        <w:t>，实现各过程数据自动流转</w:t>
+      </w:r>
+    </w:p>
+    <w:p>
+      <w:pPr>
+        <w:rPr>
+          <w:rFonts w:hint="default"/>
+          <w:sz w:val="21"/>
+          <w:lang w:val="en-US" w:eastAsia="zh-CN"/>
+        </w:rPr>
+      </w:pPr>
+      <w:r>
+        <w:rPr>
+          <w:rFonts w:hint="default"/>
+          <w:sz w:val="21"/>
+          <w:lang w:val="en-US" w:eastAsia="zh-CN"/>
+        </w:rPr>
+        <w:t>配置管理建议建立CMDB，确保数据准确率≥95%</w:t>
+      </w:r>
+    </w:p>
+    <w:p>
+      <w:pPr>
+        <w:pStyle w:val="30"/>
+        <w:bidi w:val="0"/>
+        <w:rPr>
+          <w:rFonts w:hint="default"/>
+          <w:lang w:val="en-US" w:eastAsia="zh-CN"/>
+        </w:rPr>
+      </w:pPr>
+      <w:bookmarkStart w:id="15" w:name="_Toc25840"/>
+      <w:r>
+        <w:rPr>
+          <w:rFonts w:hint="default"/>
+          <w:lang w:val="en-US" w:eastAsia="zh-CN"/>
+        </w:rPr>
+        <w:t>组织适配</w:t>
+      </w:r>
+      <w:bookmarkEnd w:id="15"/>
+    </w:p>
+    <w:p>
+      <w:pPr>
+        <w:rPr>
+          <w:rFonts w:hint="default"/>
+          <w:sz w:val="21"/>
+          <w:lang w:val="en-US" w:eastAsia="zh-CN"/>
+        </w:rPr>
+      </w:pPr>
+      <w:r>
+        <w:rPr>
+          <w:rFonts w:hint="default"/>
+          <w:sz w:val="21"/>
+          <w:lang w:val="en-US" w:eastAsia="zh-CN"/>
+        </w:rPr>
+        <w:t>明确各过程角色与职责（参考需求分析报告）</w:t>
+      </w:r>
+    </w:p>
+    <w:p>
+      <w:pPr>
+        <w:rPr>
+          <w:rFonts w:hint="default"/>
+          <w:sz w:val="21"/>
+          <w:lang w:val="en-US" w:eastAsia="zh-CN"/>
+        </w:rPr>
+      </w:pPr>
+      <w:r>
+        <w:rPr>
+          <w:rFonts w:hint="default"/>
+          <w:sz w:val="21"/>
+          <w:lang w:val="en-US" w:eastAsia="zh-CN"/>
+        </w:rPr>
+        <w:t>建立跨部门协作机制，特别是质量部与运维部的协作</w:t>
+      </w:r>
+    </w:p>
+    <w:p>
+      <w:pPr>
+        <w:pStyle w:val="30"/>
+        <w:bidi w:val="0"/>
+        <w:rPr>
+          <w:rFonts w:hint="default"/>
+          <w:lang w:val="en-US" w:eastAsia="zh-CN"/>
+        </w:rPr>
+      </w:pPr>
+      <w:bookmarkStart w:id="16" w:name="_Toc31158"/>
+      <w:r>
+        <w:rPr>
+          <w:rFonts w:hint="default"/>
+          <w:lang w:val="en-US" w:eastAsia="zh-CN"/>
+        </w:rPr>
+        <w:t>持续改进</w:t>
+      </w:r>
+      <w:bookmarkEnd w:id="16"/>
+    </w:p>
+    <w:p>
+      <w:pPr>
+        <w:rPr>
+          <w:rFonts w:hint="default"/>
+          <w:sz w:val="21"/>
+          <w:lang w:val="en-US" w:eastAsia="zh-CN"/>
+        </w:rPr>
+      </w:pPr>
+      <w:r>
+        <w:rPr>
+          <w:rFonts w:hint="default"/>
+          <w:sz w:val="21"/>
+          <w:lang w:val="en-US" w:eastAsia="zh-CN"/>
+        </w:rPr>
+        <w:t>每</w:t>
       </w:r>
       <w:r>
         <w:rPr>
@@ -3162,582 +3808,6 @@
           <w:sz w:val="21"/>
           <w:lang w:val="en-US" w:eastAsia="zh-CN"/>
         </w:rPr>
-        <w:t>SLA达成率≥90%/季度</w:t>
-      </w:r>
-    </w:p>
-    <w:p>
-      <w:pPr>
-        <w:rPr>
-          <w:rFonts w:hint="default"/>
-          <w:sz w:val="21"/>
-          <w:lang w:val="en-US" w:eastAsia="zh-CN"/>
-        </w:rPr>
-      </w:pPr>
-      <w:r>
-        <w:rPr>
-          <w:rFonts w:hint="eastAsia"/>
-          <w:sz w:val="21"/>
-          <w:lang w:val="en-US" w:eastAsia="zh-CN"/>
-        </w:rPr>
-        <w:t>服务报告管理</w:t>
-      </w:r>
-      <w:r>
-        <w:rPr>
-          <w:rFonts w:hint="default"/>
-          <w:sz w:val="21"/>
-          <w:lang w:val="en-US" w:eastAsia="zh-CN"/>
-        </w:rPr>
-        <w:t>：</w:t>
-      </w:r>
-      <w:r>
-        <w:rPr>
-          <w:rFonts w:hint="eastAsia"/>
-          <w:sz w:val="21"/>
-          <w:lang w:val="en-US" w:eastAsia="zh-CN"/>
-        </w:rPr>
-        <w:t>服务报告交付及时率≥90%/月度</w:t>
-      </w:r>
-    </w:p>
-    <w:p>
-      <w:pPr>
-        <w:rPr>
-          <w:rFonts w:hint="default"/>
-          <w:sz w:val="21"/>
-          <w:lang w:val="en-US" w:eastAsia="zh-CN"/>
-        </w:rPr>
-      </w:pPr>
-      <w:r>
-        <w:rPr>
-          <w:rFonts w:hint="default"/>
-          <w:sz w:val="21"/>
-          <w:lang w:val="en-US" w:eastAsia="zh-CN"/>
-        </w:rPr>
-        <w:t>事件管理：</w:t>
-      </w:r>
-      <w:r>
-        <w:rPr>
-          <w:rFonts w:hint="eastAsia"/>
-          <w:sz w:val="21"/>
-          <w:lang w:val="en-US" w:eastAsia="zh-CN"/>
-        </w:rPr>
-        <w:t>事件</w:t>
-      </w:r>
-      <w:r>
-        <w:rPr>
-          <w:rFonts w:hint="default"/>
-          <w:sz w:val="21"/>
-          <w:lang w:val="en-US" w:eastAsia="zh-CN"/>
-        </w:rPr>
-        <w:t>解决率≥95%</w:t>
-      </w:r>
-      <w:r>
-        <w:rPr>
-          <w:rFonts w:hint="eastAsia"/>
-          <w:sz w:val="21"/>
-          <w:lang w:val="en-US" w:eastAsia="zh-CN"/>
-        </w:rPr>
-        <w:t>/月度</w:t>
-      </w:r>
-      <w:r>
-        <w:rPr>
-          <w:rFonts w:hint="default"/>
-          <w:sz w:val="21"/>
-          <w:lang w:val="en-US" w:eastAsia="zh-CN"/>
-        </w:rPr>
-        <w:t>，</w:t>
-      </w:r>
-      <w:r>
-        <w:rPr>
-          <w:rFonts w:hint="eastAsia"/>
-          <w:sz w:val="21"/>
-          <w:lang w:val="en-US" w:eastAsia="zh-CN"/>
-        </w:rPr>
-        <w:t>事件</w:t>
-      </w:r>
-      <w:r>
-        <w:rPr>
-          <w:rFonts w:hint="default"/>
-          <w:sz w:val="21"/>
-          <w:lang w:val="en-US" w:eastAsia="zh-CN"/>
-        </w:rPr>
-        <w:t>按时解决率≥95%</w:t>
-      </w:r>
-      <w:r>
-        <w:rPr>
-          <w:rFonts w:hint="eastAsia"/>
-          <w:sz w:val="21"/>
-          <w:lang w:val="en-US" w:eastAsia="zh-CN"/>
-        </w:rPr>
-        <w:t>/月度，事件回访的及时率</w:t>
-      </w:r>
-      <w:r>
-        <w:rPr>
-          <w:rFonts w:hint="default"/>
-          <w:sz w:val="21"/>
-          <w:lang w:val="en-US" w:eastAsia="zh-CN"/>
-        </w:rPr>
-        <w:t>≥95%</w:t>
-      </w:r>
-      <w:r>
-        <w:rPr>
-          <w:rFonts w:hint="eastAsia"/>
-          <w:sz w:val="21"/>
-          <w:lang w:val="en-US" w:eastAsia="zh-CN"/>
-        </w:rPr>
-        <w:t>/季度</w:t>
-      </w:r>
-    </w:p>
-    <w:p>
-      <w:pPr>
-        <w:rPr>
-          <w:rFonts w:hint="default"/>
-          <w:sz w:val="21"/>
-          <w:lang w:val="en-US" w:eastAsia="zh-CN"/>
-        </w:rPr>
-      </w:pPr>
-      <w:r>
-        <w:rPr>
-          <w:rFonts w:hint="default"/>
-          <w:sz w:val="21"/>
-          <w:lang w:val="en-US" w:eastAsia="zh-CN"/>
-        </w:rPr>
-        <w:t>问题管理：</w:t>
-      </w:r>
-      <w:r>
-        <w:rPr>
-          <w:rFonts w:hint="eastAsia"/>
-          <w:sz w:val="21"/>
-          <w:lang w:val="en-US" w:eastAsia="zh-CN"/>
-        </w:rPr>
-        <w:t>问题</w:t>
-      </w:r>
-      <w:r>
-        <w:rPr>
-          <w:rFonts w:hint="default"/>
-          <w:sz w:val="21"/>
-          <w:lang w:val="en-US" w:eastAsia="zh-CN"/>
-        </w:rPr>
-        <w:t>解决率≥85%</w:t>
-      </w:r>
-      <w:r>
-        <w:rPr>
-          <w:rFonts w:hint="eastAsia"/>
-          <w:sz w:val="21"/>
-          <w:lang w:val="en-US" w:eastAsia="zh-CN"/>
-        </w:rPr>
-        <w:t>/季度</w:t>
-      </w:r>
-    </w:p>
-    <w:p>
-      <w:pPr>
-        <w:rPr>
-          <w:rFonts w:hint="default"/>
-          <w:sz w:val="21"/>
-          <w:lang w:val="en-US" w:eastAsia="zh-CN"/>
-        </w:rPr>
-      </w:pPr>
-      <w:r>
-        <w:rPr>
-          <w:rFonts w:hint="default"/>
-          <w:sz w:val="21"/>
-          <w:lang w:val="en-US" w:eastAsia="zh-CN"/>
-        </w:rPr>
-        <w:t>变更管理：成功率≥98%</w:t>
-      </w:r>
-      <w:r>
-        <w:rPr>
-          <w:rFonts w:hint="eastAsia"/>
-          <w:sz w:val="21"/>
-          <w:lang w:val="en-US" w:eastAsia="zh-CN"/>
-        </w:rPr>
-        <w:t>/季度</w:t>
-      </w:r>
-    </w:p>
-    <w:p>
-      <w:pPr>
-        <w:rPr>
-          <w:rFonts w:hint="default"/>
-          <w:sz w:val="21"/>
-          <w:lang w:val="en-US" w:eastAsia="zh-CN"/>
-        </w:rPr>
-      </w:pPr>
-      <w:r>
-        <w:rPr>
-          <w:rFonts w:hint="default"/>
-          <w:sz w:val="21"/>
-          <w:lang w:val="en-US" w:eastAsia="zh-CN"/>
-        </w:rPr>
-        <w:t>发布管理：成功率≥98%</w:t>
-      </w:r>
-      <w:r>
-        <w:rPr>
-          <w:rFonts w:hint="eastAsia"/>
-          <w:sz w:val="21"/>
-          <w:lang w:val="en-US" w:eastAsia="zh-CN"/>
-        </w:rPr>
-        <w:t>/季度</w:t>
-      </w:r>
-    </w:p>
-    <w:p>
-      <w:pPr>
-        <w:rPr>
-          <w:rFonts w:hint="default"/>
-          <w:sz w:val="21"/>
-          <w:lang w:val="en-US" w:eastAsia="zh-CN"/>
-        </w:rPr>
-      </w:pPr>
-      <w:r>
-        <w:rPr>
-          <w:rFonts w:hint="eastAsia"/>
-          <w:sz w:val="21"/>
-          <w:lang w:val="en-US" w:eastAsia="zh-CN"/>
-        </w:rPr>
-        <w:t>配置管理</w:t>
-      </w:r>
-      <w:r>
-        <w:rPr>
-          <w:rFonts w:hint="default"/>
-          <w:sz w:val="21"/>
-          <w:lang w:val="en-US" w:eastAsia="zh-CN"/>
-        </w:rPr>
-        <w:t>：</w:t>
-      </w:r>
-      <w:r>
-        <w:rPr>
-          <w:rFonts w:hint="eastAsia"/>
-          <w:sz w:val="21"/>
-          <w:lang w:val="en-US" w:eastAsia="zh-CN"/>
-        </w:rPr>
-        <w:t>准确率</w:t>
-      </w:r>
-      <w:r>
-        <w:rPr>
-          <w:rFonts w:hint="default"/>
-          <w:sz w:val="21"/>
-          <w:lang w:val="en-US" w:eastAsia="zh-CN"/>
-        </w:rPr>
-        <w:t>≥95%</w:t>
-      </w:r>
-      <w:r>
-        <w:rPr>
-          <w:rFonts w:hint="eastAsia"/>
-          <w:sz w:val="21"/>
-          <w:lang w:val="en-US" w:eastAsia="zh-CN"/>
-        </w:rPr>
-        <w:t>/季度</w:t>
-      </w:r>
-    </w:p>
-    <w:p>
-      <w:pPr>
-        <w:rPr>
-          <w:rFonts w:hint="default"/>
-          <w:sz w:val="21"/>
-          <w:lang w:val="en-US" w:eastAsia="zh-CN"/>
-        </w:rPr>
-      </w:pPr>
-      <w:r>
-        <w:rPr>
-          <w:rFonts w:hint="default"/>
-          <w:sz w:val="21"/>
-          <w:lang w:val="en-US" w:eastAsia="zh-CN"/>
-        </w:rPr>
-        <w:t>可用性管理：可用性≥99%</w:t>
-      </w:r>
-      <w:r>
-        <w:rPr>
-          <w:rFonts w:hint="eastAsia"/>
-          <w:sz w:val="21"/>
-          <w:lang w:val="en-US" w:eastAsia="zh-CN"/>
-        </w:rPr>
-        <w:t>/季度</w:t>
-      </w:r>
-      <w:r>
-        <w:rPr>
-          <w:rFonts w:hint="default"/>
-          <w:sz w:val="21"/>
-          <w:lang w:val="en-US" w:eastAsia="zh-CN"/>
-        </w:rPr>
-        <w:t>，中断≤2次/季度</w:t>
-      </w:r>
-    </w:p>
-    <w:p>
-      <w:pPr>
-        <w:rPr>
-          <w:rFonts w:hint="default"/>
-          <w:sz w:val="21"/>
-          <w:lang w:val="en-US" w:eastAsia="zh-CN"/>
-        </w:rPr>
-      </w:pPr>
-      <w:r>
-        <w:rPr>
-          <w:rFonts w:hint="default"/>
-          <w:sz w:val="21"/>
-          <w:lang w:val="en-US" w:eastAsia="zh-CN"/>
-        </w:rPr>
-        <w:t>容量管理：容量事件≤2次/季度</w:t>
-      </w:r>
-    </w:p>
-    <w:p>
-      <w:pPr>
-        <w:rPr>
-          <w:rFonts w:hint="default"/>
-          <w:sz w:val="21"/>
-          <w:lang w:val="en-US" w:eastAsia="zh-CN"/>
-        </w:rPr>
-      </w:pPr>
-      <w:r>
-        <w:rPr>
-          <w:rFonts w:hint="eastAsia"/>
-          <w:sz w:val="21"/>
-          <w:lang w:val="en-US" w:eastAsia="zh-CN"/>
-        </w:rPr>
-        <w:t>信息</w:t>
-      </w:r>
-      <w:r>
-        <w:rPr>
-          <w:rFonts w:hint="default"/>
-          <w:sz w:val="21"/>
-          <w:lang w:val="en-US" w:eastAsia="zh-CN"/>
-        </w:rPr>
-        <w:t>安全管理：安全事件≤1次/年</w:t>
-      </w:r>
-    </w:p>
-    <w:p>
-      <w:pPr>
-        <w:pStyle w:val="1"/>
-        <w:bidi w:val="0"/>
-        <w:rPr>
-          <w:rFonts w:hint="default"/>
-          <w:lang w:val="en-US" w:eastAsia="zh-CN"/>
-        </w:rPr>
-      </w:pPr>
-      <w:bookmarkStart w:id="13" w:name="_Toc17597"/>
-      <w:r>
-        <w:rPr>
-          <w:rFonts w:hint="default"/>
-          <w:lang w:val="en-US" w:eastAsia="zh-CN"/>
-        </w:rPr>
-        <w:t>实施建议</w:t>
-      </w:r>
-      <w:bookmarkEnd w:id="13"/>
-    </w:p>
-    <w:p>
-      <w:pPr>
-        <w:pStyle w:val="2"/>
-        <w:bidi w:val="0"/>
-        <w:rPr>
-          <w:rFonts w:hint="default"/>
-          <w:lang w:val="en-US" w:eastAsia="zh-CN"/>
-        </w:rPr>
-      </w:pPr>
-      <w:bookmarkStart w:id="14" w:name="_Toc1991"/>
-      <w:r>
-        <w:rPr>
-          <w:rFonts w:hint="default"/>
-          <w:lang w:val="en-US" w:eastAsia="zh-CN"/>
-        </w:rPr>
-        <w:t>分阶段落地</w:t>
-      </w:r>
-      <w:bookmarkEnd w:id="14"/>
-    </w:p>
-    <w:p>
-      <w:pPr>
-        <w:rPr>
-          <w:rFonts w:hint="default"/>
-          <w:sz w:val="21"/>
-          <w:lang w:val="en-US" w:eastAsia="zh-CN"/>
-        </w:rPr>
-      </w:pPr>
-      <w:r>
-        <w:rPr>
-          <w:rFonts w:hint="default"/>
-          <w:sz w:val="21"/>
-          <w:lang w:val="en-US" w:eastAsia="zh-CN"/>
-        </w:rPr>
-        <w:t>第一阶段：建立事件、变更、配置管理基础</w:t>
-      </w:r>
-    </w:p>
-    <w:p>
-      <w:pPr>
-        <w:rPr>
-          <w:rFonts w:hint="default"/>
-          <w:sz w:val="21"/>
-          <w:lang w:val="en-US" w:eastAsia="zh-CN"/>
-        </w:rPr>
-      </w:pPr>
-      <w:r>
-        <w:rPr>
-          <w:rFonts w:hint="default"/>
-          <w:sz w:val="21"/>
-          <w:lang w:val="en-US" w:eastAsia="zh-CN"/>
-        </w:rPr>
-        <w:t>第二阶段：完善问题、发布、报告管理流程</w:t>
-      </w:r>
-    </w:p>
-    <w:p>
-      <w:pPr>
-        <w:rPr>
-          <w:rFonts w:hint="default"/>
-          <w:sz w:val="21"/>
-          <w:lang w:val="en-US" w:eastAsia="zh-CN"/>
-        </w:rPr>
-      </w:pPr>
-      <w:r>
-        <w:rPr>
-          <w:rFonts w:hint="default"/>
-          <w:sz w:val="21"/>
-          <w:lang w:val="en-US" w:eastAsia="zh-CN"/>
-        </w:rPr>
-        <w:t>第三阶段：整合可用性、容量、安全管理</w:t>
-      </w:r>
-    </w:p>
-    <w:p>
-      <w:pPr>
-        <w:pStyle w:val="2"/>
-        <w:bidi w:val="0"/>
-        <w:rPr>
-          <w:rFonts w:hint="default"/>
-          <w:lang w:val="en-US" w:eastAsia="zh-CN"/>
-        </w:rPr>
-      </w:pPr>
-      <w:bookmarkStart w:id="15" w:name="_Toc1347"/>
-      <w:r>
-        <w:rPr>
-          <w:rFonts w:hint="default"/>
-          <w:lang w:val="en-US" w:eastAsia="zh-CN"/>
-        </w:rPr>
-        <w:t>工具支撑</w:t>
-      </w:r>
-      <w:bookmarkEnd w:id="15"/>
-    </w:p>
-    <w:p>
-      <w:pPr>
-        <w:rPr>
-          <w:rFonts w:hint="default"/>
-          <w:sz w:val="21"/>
-          <w:lang w:val="en-US" w:eastAsia="zh-CN"/>
-        </w:rPr>
-      </w:pPr>
-      <w:r>
-        <w:rPr>
-          <w:rFonts w:hint="default"/>
-          <w:sz w:val="21"/>
-          <w:lang w:val="en-US" w:eastAsia="zh-CN"/>
-        </w:rPr>
-        <w:t>建议采用一体化ITSM平台，实现各过程数据自动流转</w:t>
-      </w:r>
-    </w:p>
-    <w:p>
-      <w:pPr>
-        <w:rPr>
-          <w:rFonts w:hint="default"/>
-          <w:sz w:val="21"/>
-          <w:lang w:val="en-US" w:eastAsia="zh-CN"/>
-        </w:rPr>
-      </w:pPr>
-      <w:r>
-        <w:rPr>
-          <w:rFonts w:hint="default"/>
-          <w:sz w:val="21"/>
-          <w:lang w:val="en-US" w:eastAsia="zh-CN"/>
-        </w:rPr>
-        <w:t>配置管理建议建立CMDB，确保数据准确率≥95%</w:t>
-      </w:r>
-    </w:p>
-    <w:p>
-      <w:pPr>
-        <w:pStyle w:val="2"/>
-        <w:bidi w:val="0"/>
-        <w:rPr>
-          <w:rFonts w:hint="default"/>
-          <w:lang w:val="en-US" w:eastAsia="zh-CN"/>
-        </w:rPr>
-      </w:pPr>
-      <w:bookmarkStart w:id="16" w:name="_Toc25840"/>
-      <w:r>
-        <w:rPr>
-          <w:rFonts w:hint="default"/>
-          <w:lang w:val="en-US" w:eastAsia="zh-CN"/>
-        </w:rPr>
-        <w:t>组织适配</w:t>
-      </w:r>
-      <w:bookmarkEnd w:id="16"/>
-    </w:p>
-    <w:p>
-      <w:pPr>
-        <w:rPr>
-          <w:rFonts w:hint="default"/>
-          <w:sz w:val="21"/>
-          <w:lang w:val="en-US" w:eastAsia="zh-CN"/>
-        </w:rPr>
-      </w:pPr>
-      <w:r>
-        <w:rPr>
-          <w:rFonts w:hint="default"/>
-          <w:sz w:val="21"/>
-          <w:lang w:val="en-US" w:eastAsia="zh-CN"/>
-        </w:rPr>
-        <w:t>明确各过程角色与职责（参考需求分析报告）</w:t>
-      </w:r>
-    </w:p>
-    <w:p>
-      <w:pPr>
-        <w:rPr>
-          <w:rFonts w:hint="default"/>
-          <w:sz w:val="21"/>
-          <w:lang w:val="en-US" w:eastAsia="zh-CN"/>
-        </w:rPr>
-      </w:pPr>
-      <w:r>
-        <w:rPr>
-          <w:rFonts w:hint="default"/>
-          <w:sz w:val="21"/>
-          <w:lang w:val="en-US" w:eastAsia="zh-CN"/>
-        </w:rPr>
-        <w:t>建立跨部门协作机制，特别是质量部与运维部的协作</w:t>
-      </w:r>
-    </w:p>
-    <w:p>
-      <w:pPr>
-        <w:pStyle w:val="2"/>
-        <w:bidi w:val="0"/>
-        <w:rPr>
-          <w:rFonts w:hint="default"/>
-          <w:lang w:val="en-US" w:eastAsia="zh-CN"/>
-        </w:rPr>
-      </w:pPr>
-      <w:bookmarkStart w:id="17" w:name="_Toc31158"/>
-      <w:r>
-        <w:rPr>
-          <w:rFonts w:hint="default"/>
-          <w:lang w:val="en-US" w:eastAsia="zh-CN"/>
-        </w:rPr>
-        <w:t>持续改进</w:t>
-      </w:r>
-      <w:bookmarkEnd w:id="17"/>
-    </w:p>
-    <w:p>
-      <w:pPr>
-        <w:rPr>
-          <w:rFonts w:hint="default"/>
-          <w:sz w:val="21"/>
-          <w:lang w:val="en-US" w:eastAsia="zh-CN"/>
-        </w:rPr>
-      </w:pPr>
-      <w:r>
-        <w:rPr>
-          <w:rFonts w:hint="default"/>
-          <w:sz w:val="21"/>
-          <w:lang w:val="en-US" w:eastAsia="zh-CN"/>
-        </w:rPr>
-        <w:t>每</w:t>
-      </w:r>
-      <w:r>
-        <w:rPr>
-          <w:rFonts w:hint="eastAsia"/>
-          <w:sz w:val="21"/>
-          <w:lang w:val="en-US" w:eastAsia="zh-CN"/>
-        </w:rPr>
         <w:t>半年</w:t>
       </w:r>
       <w:r>
@@ -3767,24 +3837,74 @@
       </w:r>
     </w:p>
     <w:sectPr>
-      <w:headerReference w:type="default" r:id="rId5"/>
-      <w:footerReference w:type="default" r:id="rId6"/>
+      <w:headerReference r:id="rId5" w:type="default"/>
+      <w:footerReference r:id="rId6" w:type="default"/>
       <w:pgSz w:w="11906" w:h="16838"/>
       <w:pgMar w:top="1440" w:right="1800" w:bottom="1440" w:left="1800" w:header="0" w:footer="993" w:gutter="0"/>
-      <w:cols w:num="1" w:space="720"/>
+      <w:cols w:space="720" w:num="1"/>
     </w:sectPr>
   </w:body>
 </w:document>
 </file>
 
+<file path=word/endnotes.xml><?xml version="1.0" encoding="utf-8"?>
+<w:endnotes xmlns:wpc="http://schemas.microsoft.com/office/word/2010/wordprocessingCanvas" xmlns:mc="http://schemas.openxmlformats.org/markup-compatibility/2006" xmlns:o="urn:schemas-microsoft-com:office:office" xmlns:r="http://schemas.openxmlformats.org/officeDocument/2006/relationships" xmlns:m="http://schemas.openxmlformats.org/officeDocument/2006/math" xmlns:v="urn:schemas-microsoft-com:vml" xmlns:wp14="http://schemas.microsoft.com/office/word/2010/wordprocessingDrawing" xmlns:wp="http://schemas.openxmlformats.org/drawingml/2006/wordprocessingDrawing" xmlns:w="http://schemas.openxmlformats.org/wordprocessingml/2006/main" xmlns:w14="http://schemas.microsoft.com/office/word/2010/wordml" xmlns:w15="http://schemas.microsoft.com/office/word/2012/wordml" xmlns:w10="urn:schemas-microsoft-com:office:word" xmlns:wpg="http://schemas.microsoft.com/office/word/2010/wordprocessingGroup" xmlns:wpi="http://schemas.microsoft.com/office/word/2010/wordprocessingInk" xmlns:wne="http://schemas.microsoft.com/office/word/2006/wordml" xmlns:wps="http://schemas.microsoft.com/office/word/2010/wordprocessingShape" xmlns:wpsCustomData="http://www.wps.cn/officeDocument/2013/wpsCustomData" mc:Ignorable="w14 w15 wp14">
+  <w:endnote w:type="separator" w:id="0">
+    <w:p>
+      <w:pPr>
+        <w:spacing w:line="240" w:lineRule="auto"/>
+      </w:pPr>
+      <w:r>
+        <w:separator/>
+      </w:r>
+    </w:p>
+  </w:endnote>
+  <w:endnote w:type="continuationSeparator" w:id="1">
+    <w:p>
+      <w:pPr>
+        <w:spacing w:line="240" w:lineRule="auto"/>
+      </w:pPr>
+      <w:r>
+        <w:continuationSeparator/>
+      </w:r>
+    </w:p>
+  </w:endnote>
+</w:endnotes>
+</file>
+
 <file path=word/footer1.xml><?xml version="1.0" encoding="utf-8"?>
-<w:ftr xmlns:wpc="http://schemas.microsoft.com/office/word/2010/wordprocessingCanvas" xmlns:mc="http://schemas.openxmlformats.org/markup-compatibility/2006" xmlns:o="urn:schemas-microsoft-com:office:office" xmlns:r="http://schemas.openxmlformats.org/officeDocument/2006/relationships" xmlns:m="http://schemas.openxmlformats.org/officeDocument/2006/math" xmlns:v="urn:schemas-microsoft-com:vml" xmlns:wp14="http://schemas.microsoft.com/office/word/2010/wordprocessingDrawing" xmlns:wp="http://schemas.openxmlformats.org/drawingml/2006/wordprocessingDrawing" xmlns:w10="urn:schemas-microsoft-com:office:word" xmlns:w="http://schemas.openxmlformats.org/wordprocessingml/2006/main" xmlns:w14="http://schemas.microsoft.com/office/word/2010/wordml" xmlns:w15="http://schemas.microsoft.com/office/word/2012/wordml" xmlns:wne="http://schemas.microsoft.com/office/word/2006/wordml" xmlns:wpg="http://schemas.microsoft.com/office/word/2010/wordprocessingGroup" xmlns:wpi="http://schemas.microsoft.com/office/word/2010/wordprocessingInk" xmlns:wps="http://schemas.microsoft.com/office/word/2010/wordprocessingShape" mc:Ignorable="w14 w15 wp14">
+<w:ftr xmlns:wpc="http://schemas.microsoft.com/office/word/2010/wordprocessingCanvas" xmlns:mc="http://schemas.openxmlformats.org/markup-compatibility/2006" xmlns:o="urn:schemas-microsoft-com:office:office" xmlns:r="http://schemas.openxmlformats.org/officeDocument/2006/relationships" xmlns:m="http://schemas.openxmlformats.org/officeDocument/2006/math" xmlns:v="urn:schemas-microsoft-com:vml" xmlns:wp14="http://schemas.microsoft.com/office/word/2010/wordprocessingDrawing" xmlns:wp="http://schemas.openxmlformats.org/drawingml/2006/wordprocessingDrawing" xmlns:w10="urn:schemas-microsoft-com:office:word" xmlns:w="http://schemas.openxmlformats.org/wordprocessingml/2006/main" xmlns:w14="http://schemas.microsoft.com/office/word/2010/wordml" xmlns:w15="http://schemas.microsoft.com/office/word/2012/wordml" xmlns:wpg="http://schemas.microsoft.com/office/word/2010/wordprocessingGroup" xmlns:wpi="http://schemas.microsoft.com/office/word/2010/wordprocessingInk" xmlns:wne="http://schemas.microsoft.com/office/word/2006/wordml" xmlns:wps="http://schemas.microsoft.com/office/word/2010/wordprocessingShape" xmlns:wpsCustomData="http://www.wps.cn/officeDocument/2013/wpsCustomData" mc:Ignorable="w14 w15 wp14">
   <w:p/>
 </w:ftr>
 </file>
 
+<file path=word/footnotes.xml><?xml version="1.0" encoding="utf-8"?>
+<w:footnotes xmlns:wpc="http://schemas.microsoft.com/office/word/2010/wordprocessingCanvas" xmlns:mc="http://schemas.openxmlformats.org/markup-compatibility/2006" xmlns:o="urn:schemas-microsoft-com:office:office" xmlns:r="http://schemas.openxmlformats.org/officeDocument/2006/relationships" xmlns:m="http://schemas.openxmlformats.org/officeDocument/2006/math" xmlns:v="urn:schemas-microsoft-com:vml" xmlns:wp14="http://schemas.microsoft.com/office/word/2010/wordprocessingDrawing" xmlns:wp="http://schemas.openxmlformats.org/drawingml/2006/wordprocessingDrawing" xmlns:w="http://schemas.openxmlformats.org/wordprocessingml/2006/main" xmlns:w14="http://schemas.microsoft.com/office/word/2010/wordml" xmlns:w15="http://schemas.microsoft.com/office/word/2012/wordml" xmlns:w10="urn:schemas-microsoft-com:office:word" xmlns:wpg="http://schemas.microsoft.com/office/word/2010/wordprocessingGroup" xmlns:wpi="http://schemas.microsoft.com/office/word/2010/wordprocessingInk" xmlns:wne="http://schemas.microsoft.com/office/word/2006/wordml" xmlns:wps="http://schemas.microsoft.com/office/word/2010/wordprocessingShape" xmlns:wpsCustomData="http://www.wps.cn/officeDocument/2013/wpsCustomData" mc:Ignorable="w14 w15 wp14">
+  <w:footnote w:type="separator" w:id="0">
+    <w:p>
+      <w:pPr>
+        <w:spacing w:line="360" w:lineRule="auto"/>
+      </w:pPr>
+      <w:r>
+        <w:separator/>
+      </w:r>
+    </w:p>
+  </w:footnote>
+  <w:footnote w:type="continuationSeparator" w:id="1">
+    <w:p>
+      <w:pPr>
+        <w:spacing w:line="360" w:lineRule="auto"/>
+      </w:pPr>
+      <w:r>
+        <w:continuationSeparator/>
+      </w:r>
+    </w:p>
+  </w:footnote>
+</w:footnotes>
+</file>
+
 <file path=word/header1.xml><?xml version="1.0" encoding="utf-8"?>
-<w:hdr xmlns:wpc="http://schemas.microsoft.com/office/word/2010/wordprocessingCanvas" xmlns:mc="http://schemas.openxmlformats.org/markup-compatibility/2006" xmlns:o="urn:schemas-microsoft-com:office:office" xmlns:r="http://schemas.openxmlformats.org/officeDocument/2006/relationships" xmlns:m="http://schemas.openxmlformats.org/officeDocument/2006/math" xmlns:v="urn:schemas-microsoft-com:vml" xmlns:wp14="http://schemas.microsoft.com/office/word/2010/wordprocessingDrawing" xmlns:wp="http://schemas.openxmlformats.org/drawingml/2006/wordprocessingDrawing" xmlns:w10="urn:schemas-microsoft-com:office:word" xmlns:w="http://schemas.openxmlformats.org/wordprocessingml/2006/main" xmlns:w14="http://schemas.microsoft.com/office/word/2010/wordml" xmlns:w15="http://schemas.microsoft.com/office/word/2012/wordml" xmlns:wne="http://schemas.microsoft.com/office/word/2006/wordml" xmlns:wpg="http://schemas.microsoft.com/office/word/2010/wordprocessingGroup" xmlns:wpi="http://schemas.microsoft.com/office/word/2010/wordprocessingInk" xmlns:wps="http://schemas.microsoft.com/office/word/2010/wordprocessingShape" mc:Ignorable="w14 w15 wp14">
+<w:hdr xmlns:wpc="http://schemas.microsoft.com/office/word/2010/wordprocessingCanvas" xmlns:mc="http://schemas.openxmlformats.org/markup-compatibility/2006" xmlns:o="urn:schemas-microsoft-com:office:office" xmlns:r="http://schemas.openxmlformats.org/officeDocument/2006/relationships" xmlns:m="http://schemas.openxmlformats.org/officeDocument/2006/math" xmlns:v="urn:schemas-microsoft-com:vml" xmlns:wp14="http://schemas.microsoft.com/office/word/2010/wordprocessingDrawing" xmlns:wp="http://schemas.openxmlformats.org/drawingml/2006/wordprocessingDrawing" xmlns:w10="urn:schemas-microsoft-com:office:word" xmlns:w="http://schemas.openxmlformats.org/wordprocessingml/2006/main" xmlns:w14="http://schemas.microsoft.com/office/word/2010/wordml" xmlns:w15="http://schemas.microsoft.com/office/word/2012/wordml" xmlns:wpg="http://schemas.microsoft.com/office/word/2010/wordprocessingGroup" xmlns:wpi="http://schemas.microsoft.com/office/word/2010/wordprocessingInk" xmlns:wne="http://schemas.microsoft.com/office/word/2006/wordml" xmlns:wps="http://schemas.microsoft.com/office/word/2010/wordprocessingShape" xmlns:wpsCustomData="http://www.wps.cn/officeDocument/2013/wpsCustomData" mc:Ignorable="w14 w15 wp14">
   <w:p>
     <w:pPr>
       <w:spacing w:line="14" w:lineRule="auto"/>
@@ -3798,15 +3918,15 @@
 </file>
 
 <file path=word/numbering.xml><?xml version="1.0" encoding="utf-8"?>
-<w:numbering xmlns:wpc="http://schemas.microsoft.com/office/word/2010/wordprocessingCanvas" xmlns:mc="http://schemas.openxmlformats.org/markup-compatibility/2006" xmlns:o="urn:schemas-microsoft-com:office:office" xmlns:r="http://schemas.openxmlformats.org/officeDocument/2006/relationships" xmlns:m="http://schemas.openxmlformats.org/officeDocument/2006/math" xmlns:v="urn:schemas-microsoft-com:vml" xmlns:wp14="http://schemas.microsoft.com/office/word/2010/wordprocessingDrawing" xmlns:wp="http://schemas.openxmlformats.org/drawingml/2006/wordprocessingDrawing" xmlns:w10="urn:schemas-microsoft-com:office:word" xmlns:w="http://schemas.openxmlformats.org/wordprocessingml/2006/main" xmlns:w14="http://schemas.microsoft.com/office/word/2010/wordml" xmlns:w15="http://schemas.microsoft.com/office/word/2012/wordml" xmlns:wne="http://schemas.microsoft.com/office/word/2006/wordml" xmlns:wpg="http://schemas.microsoft.com/office/word/2010/wordprocessingGroup" xmlns:wpi="http://schemas.microsoft.com/office/word/2010/wordprocessingInk" xmlns:wps="http://schemas.microsoft.com/office/word/2010/wordprocessingShape" mc:Ignorable="w14 w15 wp14">
+<w:numbering xmlns:wpc="http://schemas.microsoft.com/office/word/2010/wordprocessingCanvas" xmlns:mc="http://schemas.openxmlformats.org/markup-compatibility/2006" xmlns:o="urn:schemas-microsoft-com:office:office" xmlns:r="http://schemas.openxmlformats.org/officeDocument/2006/relationships" xmlns:m="http://schemas.openxmlformats.org/officeDocument/2006/math" xmlns:v="urn:schemas-microsoft-com:vml" xmlns:wp14="http://schemas.microsoft.com/office/word/2010/wordprocessingDrawing" xmlns:wp="http://schemas.openxmlformats.org/drawingml/2006/wordprocessingDrawing" xmlns:w10="urn:schemas-microsoft-com:office:word" xmlns:w="http://schemas.openxmlformats.org/wordprocessingml/2006/main" xmlns:w14="http://schemas.microsoft.com/office/word/2010/wordml" xmlns:wpg="http://schemas.microsoft.com/office/word/2010/wordprocessingGroup" xmlns:wpi="http://schemas.microsoft.com/office/word/2010/wordprocessingInk" xmlns:wne="http://schemas.microsoft.com/office/word/2006/wordml" xmlns:wps="http://schemas.microsoft.com/office/word/2010/wordprocessingShape" xmlns:wpsCustomData="http://www.wps.cn/officeDocument/2013/wpsCustomData" mc:Ignorable="w14 wp14">
   <w:abstractNum w:abstractNumId="0">
     <w:nsid w:val="8E964DCE"/>
     <w:multiLevelType w:val="multilevel"/>
     <w:tmpl w:val="8E964DCE"/>
-    <w:lvl w:ilvl="0">
+    <w:lvl w:ilvl="0" w:tentative="0">
       <w:start w:val="1"/>
       <w:numFmt w:val="decimal"/>
-      <w:pStyle w:val="Heading1"/>
+      <w:pStyle w:val="2"/>
       <w:lvlText w:val="%1."/>
       <w:lvlJc w:val="left"/>
       <w:pPr>
@@ -3816,10 +3936,10 @@
         <w:rFonts w:hint="default"/>
       </w:rPr>
     </w:lvl>
-    <w:lvl w:ilvl="1">
+    <w:lvl w:ilvl="1" w:tentative="0">
       <w:start w:val="1"/>
       <w:numFmt w:val="decimal"/>
-      <w:pStyle w:val="Heading2"/>
+      <w:pStyle w:val="3"/>
       <w:lvlText w:val="%1.%2."/>
       <w:lvlJc w:val="left"/>
       <w:pPr>
@@ -3829,10 +3949,10 @@
         <w:rFonts w:hint="default"/>
       </w:rPr>
     </w:lvl>
-    <w:lvl w:ilvl="2">
+    <w:lvl w:ilvl="2" w:tentative="0">
       <w:start w:val="1"/>
       <w:numFmt w:val="decimal"/>
-      <w:pStyle w:val="Heading3"/>
+      <w:pStyle w:val="4"/>
       <w:lvlText w:val="%1.%2.%3."/>
       <w:lvlJc w:val="left"/>
       <w:pPr>
@@ -3842,10 +3962,10 @@
         <w:rFonts w:hint="default"/>
       </w:rPr>
     </w:lvl>
-    <w:lvl w:ilvl="3">
+    <w:lvl w:ilvl="3" w:tentative="0">
       <w:start w:val="1"/>
       <w:numFmt w:val="decimal"/>
-      <w:pStyle w:val="Heading4"/>
+      <w:pStyle w:val="5"/>
       <w:lvlText w:val="%1.%2.%3.%4."/>
       <w:lvlJc w:val="left"/>
       <w:pPr>
@@ -3855,10 +3975,10 @@
         <w:rFonts w:hint="default"/>
       </w:rPr>
     </w:lvl>
-    <w:lvl w:ilvl="4">
+    <w:lvl w:ilvl="4" w:tentative="0">
       <w:start w:val="1"/>
       <w:numFmt w:val="decimal"/>
-      <w:pStyle w:val="Heading5"/>
+      <w:pStyle w:val="6"/>
       <w:lvlText w:val="%1.%2.%3.%4.%5."/>
       <w:lvlJc w:val="left"/>
       <w:pPr>
@@ -3868,10 +3988,10 @@
         <w:rFonts w:hint="default"/>
       </w:rPr>
     </w:lvl>
-    <w:lvl w:ilvl="5">
+    <w:lvl w:ilvl="5" w:tentative="0">
       <w:start w:val="1"/>
       <w:numFmt w:val="decimal"/>
-      <w:pStyle w:val="Heading6"/>
+      <w:pStyle w:val="7"/>
       <w:lvlText w:val="%1.%2.%3.%4.%5.%6."/>
       <w:lvlJc w:val="left"/>
       <w:pPr>
@@ -3881,10 +4001,10 @@
         <w:rFonts w:hint="default"/>
       </w:rPr>
     </w:lvl>
-    <w:lvl w:ilvl="6">
+    <w:lvl w:ilvl="6" w:tentative="0">
       <w:start w:val="1"/>
       <w:numFmt w:val="decimal"/>
-      <w:pStyle w:val="Heading7"/>
+      <w:pStyle w:val="8"/>
       <w:lvlText w:val="%1.%2.%3.%4.%5.%6.%7."/>
       <w:lvlJc w:val="left"/>
       <w:pPr>
@@ -3894,10 +4014,10 @@
         <w:rFonts w:hint="default"/>
       </w:rPr>
     </w:lvl>
-    <w:lvl w:ilvl="7">
+    <w:lvl w:ilvl="7" w:tentative="0">
       <w:start w:val="1"/>
       <w:numFmt w:val="decimal"/>
-      <w:pStyle w:val="Heading8"/>
+      <w:pStyle w:val="9"/>
       <w:lvlText w:val="%1.%2.%3.%4.%5.%6.%7.%8."/>
       <w:lvlJc w:val="left"/>
       <w:pPr>
@@ -3907,10 +4027,10 @@
         <w:rFonts w:hint="default"/>
       </w:rPr>
     </w:lvl>
-    <w:lvl w:ilvl="8">
+    <w:lvl w:ilvl="8" w:tentative="0">
       <w:start w:val="1"/>
       <w:numFmt w:val="decimal"/>
-      <w:pStyle w:val="Heading9"/>
+      <w:pStyle w:val="10"/>
       <w:lvlText w:val="%1.%2.%3.%4.%5.%6.%7.%8.%9."/>
       <w:lvlJc w:val="left"/>
       <w:pPr>
@@ -3925,7 +4045,7 @@
     <w:nsid w:val="58559ECA"/>
     <w:multiLevelType w:val="singleLevel"/>
     <w:tmpl w:val="58559ECA"/>
-    <w:lvl w:ilvl="0">
+    <w:lvl w:ilvl="0" w:tentative="0">
       <w:start w:val="1"/>
       <w:numFmt w:val="decimal"/>
       <w:lvlText w:val="%1."/>
@@ -3948,267 +4068,269 @@
 </file>
 
 <file path=word/styles.xml><?xml version="1.0" encoding="utf-8"?>
-<w:styles xmlns:mc="http://schemas.openxmlformats.org/markup-compatibility/2006" xmlns:r="http://schemas.openxmlformats.org/officeDocument/2006/relationships" xmlns:w="http://schemas.openxmlformats.org/wordprocessingml/2006/main" xmlns:w14="http://schemas.microsoft.com/office/word/2010/wordml" xmlns:w15="http://schemas.microsoft.com/office/word/2012/wordml" mc:Ignorable="w14 w15">
+<w:styles xmlns:mc="http://schemas.openxmlformats.org/markup-compatibility/2006" xmlns:o="urn:schemas-microsoft-com:office:office" xmlns:r="http://schemas.openxmlformats.org/officeDocument/2006/relationships" xmlns:m="http://schemas.openxmlformats.org/officeDocument/2006/math" xmlns:v="urn:schemas-microsoft-com:vml" xmlns:w="http://schemas.openxmlformats.org/wordprocessingml/2006/main" xmlns:w14="http://schemas.microsoft.com/office/word/2010/wordml" xmlns:w10="urn:schemas-microsoft-com:office:word" xmlns:sl="http://schemas.openxmlformats.org/schemaLibrary/2006/main" xmlns:wpsCustomData="http://www.wps.cn/officeDocument/2013/wpsCustomData" mc:Ignorable="w14">
   <w:docDefaults>
     <w:rPrDefault>
       <w:rPr>
-        <w:rFonts w:ascii="Times New Roman" w:eastAsia="宋体" w:hAnsi="Times New Roman" w:cs="Times New Roman"/>
+        <w:rFonts w:ascii="Times New Roman" w:hAnsi="Times New Roman" w:eastAsia="宋体" w:cs="Times New Roman"/>
       </w:rPr>
     </w:rPrDefault>
     <w:pPrDefault/>
   </w:docDefaults>
-  <w:latentStyles w:defLockedState="0" w:defUIPriority="99" w:defSemiHidden="1" w:defUnhideWhenUsed="1" w:defQFormat="0" w:count="260">
-    <w:lsdException w:name="Normal" w:semiHidden="0" w:uiPriority="0" w:unhideWhenUsed="0" w:qFormat="1"/>
-    <w:lsdException w:name="heading 1" w:semiHidden="0" w:uiPriority="0" w:unhideWhenUsed="0" w:qFormat="1"/>
-    <w:lsdException w:name="heading 2" w:semiHidden="0" w:uiPriority="0" w:qFormat="1"/>
-    <w:lsdException w:name="heading 3" w:uiPriority="0" w:qFormat="1"/>
-    <w:lsdException w:name="heading 4" w:semiHidden="0" w:uiPriority="0" w:qFormat="1"/>
-    <w:lsdException w:name="heading 5" w:uiPriority="0" w:qFormat="1"/>
-    <w:lsdException w:name="heading 6" w:uiPriority="0" w:qFormat="1"/>
-    <w:lsdException w:name="heading 7" w:uiPriority="0" w:qFormat="1"/>
-    <w:lsdException w:name="heading 8" w:uiPriority="0" w:qFormat="1"/>
-    <w:lsdException w:name="heading 9" w:uiPriority="0" w:qFormat="1"/>
-    <w:lsdException w:name="index 1" w:semiHidden="0" w:uiPriority="0" w:unhideWhenUsed="0"/>
-    <w:lsdException w:name="index 2" w:semiHidden="0" w:uiPriority="0" w:unhideWhenUsed="0"/>
-    <w:lsdException w:name="index 3" w:semiHidden="0" w:uiPriority="0" w:unhideWhenUsed="0"/>
-    <w:lsdException w:name="index 4" w:semiHidden="0" w:uiPriority="0" w:unhideWhenUsed="0"/>
-    <w:lsdException w:name="index 5" w:semiHidden="0" w:uiPriority="0" w:unhideWhenUsed="0"/>
-    <w:lsdException w:name="index 6" w:semiHidden="0" w:uiPriority="0" w:unhideWhenUsed="0"/>
-    <w:lsdException w:name="index 7" w:semiHidden="0" w:uiPriority="0" w:unhideWhenUsed="0"/>
-    <w:lsdException w:name="index 8" w:semiHidden="0" w:uiPriority="0" w:unhideWhenUsed="0"/>
-    <w:lsdException w:name="index 9" w:semiHidden="0" w:uiPriority="0" w:unhideWhenUsed="0"/>
-    <w:lsdException w:name="toc 1" w:semiHidden="0" w:uiPriority="0" w:unhideWhenUsed="0" w:qFormat="1"/>
-    <w:lsdException w:name="toc 2" w:semiHidden="0" w:uiPriority="0" w:unhideWhenUsed="0" w:qFormat="1"/>
-    <w:lsdException w:name="toc 3" w:semiHidden="0" w:uiPriority="0" w:unhideWhenUsed="0" w:qFormat="1"/>
-    <w:lsdException w:name="toc 4" w:semiHidden="0" w:uiPriority="0" w:unhideWhenUsed="0"/>
-    <w:lsdException w:name="toc 5" w:semiHidden="0" w:uiPriority="0" w:unhideWhenUsed="0"/>
-    <w:lsdException w:name="toc 6" w:semiHidden="0" w:uiPriority="0" w:unhideWhenUsed="0"/>
-    <w:lsdException w:name="toc 7" w:semiHidden="0" w:uiPriority="0" w:unhideWhenUsed="0"/>
-    <w:lsdException w:name="toc 8" w:semiHidden="0" w:uiPriority="0" w:unhideWhenUsed="0"/>
-    <w:lsdException w:name="toc 9" w:semiHidden="0" w:uiPriority="0" w:unhideWhenUsed="0"/>
-    <w:lsdException w:name="Normal Indent" w:semiHidden="0" w:uiPriority="0" w:unhideWhenUsed="0"/>
-    <w:lsdException w:name="footnote text" w:semiHidden="0" w:uiPriority="0" w:unhideWhenUsed="0"/>
-    <w:lsdException w:name="annotation text" w:semiHidden="0" w:uiPriority="0" w:unhideWhenUsed="0" w:qFormat="1"/>
-    <w:lsdException w:name="header" w:semiHidden="0" w:uiPriority="0" w:unhideWhenUsed="0" w:qFormat="1"/>
-    <w:lsdException w:name="footer" w:semiHidden="0" w:uiPriority="0" w:unhideWhenUsed="0" w:qFormat="1"/>
-    <w:lsdException w:name="index heading" w:semiHidden="0" w:uiPriority="0" w:unhideWhenUsed="0"/>
-    <w:lsdException w:name="caption" w:uiPriority="0" w:qFormat="1"/>
-    <w:lsdException w:name="table of figures" w:semiHidden="0" w:uiPriority="0" w:unhideWhenUsed="0"/>
-    <w:lsdException w:name="envelope address" w:semiHidden="0" w:uiPriority="0" w:unhideWhenUsed="0"/>
-    <w:lsdException w:name="envelope return" w:semiHidden="0" w:uiPriority="0" w:unhideWhenUsed="0"/>
-    <w:lsdException w:name="footnote reference" w:semiHidden="0" w:uiPriority="0" w:unhideWhenUsed="0"/>
-    <w:lsdException w:name="annotation reference" w:semiHidden="0" w:uiPriority="0" w:unhideWhenUsed="0"/>
-    <w:lsdException w:name="line number" w:semiHidden="0" w:uiPriority="0" w:unhideWhenUsed="0"/>
-    <w:lsdException w:name="page number" w:semiHidden="0" w:uiPriority="0" w:unhideWhenUsed="0"/>
-    <w:lsdException w:name="endnote reference" w:semiHidden="0" w:uiPriority="0" w:unhideWhenUsed="0"/>
-    <w:lsdException w:name="endnote text" w:semiHidden="0" w:uiPriority="0" w:unhideWhenUsed="0"/>
-    <w:lsdException w:name="table of authorities" w:semiHidden="0" w:uiPriority="0" w:unhideWhenUsed="0"/>
-    <w:lsdException w:name="macro" w:semiHidden="0" w:uiPriority="0" w:unhideWhenUsed="0"/>
-    <w:lsdException w:name="toa heading" w:semiHidden="0" w:uiPriority="0" w:unhideWhenUsed="0"/>
-    <w:lsdException w:name="List" w:semiHidden="0" w:uiPriority="0" w:unhideWhenUsed="0"/>
-    <w:lsdException w:name="List Bullet" w:semiHidden="0" w:uiPriority="0" w:unhideWhenUsed="0"/>
-    <w:lsdException w:name="List Number" w:semiHidden="0" w:uiPriority="0" w:unhideWhenUsed="0"/>
-    <w:lsdException w:name="List 2" w:semiHidden="0" w:uiPriority="0" w:unhideWhenUsed="0"/>
-    <w:lsdException w:name="List 3" w:semiHidden="0" w:uiPriority="0" w:unhideWhenUsed="0"/>
-    <w:lsdException w:name="List 4" w:semiHidden="0" w:uiPriority="0" w:unhideWhenUsed="0"/>
-    <w:lsdException w:name="List 5" w:semiHidden="0" w:uiPriority="0" w:unhideWhenUsed="0"/>
-    <w:lsdException w:name="List Bullet 2" w:semiHidden="0" w:uiPriority="0" w:unhideWhenUsed="0"/>
-    <w:lsdException w:name="List Bullet 3" w:semiHidden="0" w:uiPriority="0" w:unhideWhenUsed="0"/>
-    <w:lsdException w:name="List Bullet 4" w:semiHidden="0" w:uiPriority="0" w:unhideWhenUsed="0"/>
-    <w:lsdException w:name="List Bullet 5" w:semiHidden="0" w:uiPriority="0" w:unhideWhenUsed="0"/>
-    <w:lsdException w:name="List Number 2" w:semiHidden="0" w:uiPriority="0" w:unhideWhenUsed="0"/>
-    <w:lsdException w:name="List Number 3" w:semiHidden="0" w:uiPriority="0" w:unhideWhenUsed="0"/>
-    <w:lsdException w:name="List Number 4" w:semiHidden="0" w:uiPriority="0" w:unhideWhenUsed="0"/>
-    <w:lsdException w:name="List Number 5" w:semiHidden="0" w:uiPriority="0" w:unhideWhenUsed="0"/>
-    <w:lsdException w:name="Title" w:semiHidden="0" w:uiPriority="0" w:unhideWhenUsed="0" w:qFormat="1"/>
-    <w:lsdException w:name="Closing" w:semiHidden="0" w:uiPriority="0" w:unhideWhenUsed="0"/>
-    <w:lsdException w:name="Signature" w:semiHidden="0" w:uiPriority="0" w:unhideWhenUsed="0"/>
-    <w:lsdException w:name="Default Paragraph Font" w:uiPriority="0" w:unhideWhenUsed="0" w:qFormat="1"/>
-    <w:lsdException w:name="Body Text" w:uiPriority="0" w:unhideWhenUsed="0" w:qFormat="1"/>
-    <w:lsdException w:name="Body Text Indent" w:semiHidden="0" w:uiPriority="0" w:unhideWhenUsed="0"/>
-    <w:lsdException w:name="List Continue" w:semiHidden="0" w:uiPriority="0" w:unhideWhenUsed="0"/>
-    <w:lsdException w:name="List Continue 2" w:semiHidden="0" w:uiPriority="0" w:unhideWhenUsed="0"/>
-    <w:lsdException w:name="List Continue 3" w:semiHidden="0" w:uiPriority="0" w:unhideWhenUsed="0"/>
-    <w:lsdException w:name="List Continue 4" w:semiHidden="0" w:uiPriority="0" w:unhideWhenUsed="0"/>
-    <w:lsdException w:name="List Continue 5" w:semiHidden="0" w:uiPriority="0" w:unhideWhenUsed="0"/>
-    <w:lsdException w:name="Message Header" w:semiHidden="0" w:uiPriority="0" w:unhideWhenUsed="0"/>
-    <w:lsdException w:name="Subtitle" w:semiHidden="0" w:uiPriority="0" w:unhideWhenUsed="0" w:qFormat="1"/>
-    <w:lsdException w:name="Salutation" w:semiHidden="0" w:uiPriority="0" w:unhideWhenUsed="0"/>
-    <w:lsdException w:name="Date" w:semiHidden="0" w:uiPriority="0" w:unhideWhenUsed="0"/>
-    <w:lsdException w:name="Body Text First Indent" w:semiHidden="0" w:uiPriority="0" w:unhideWhenUsed="0"/>
-    <w:lsdException w:name="Body Text First Indent 2" w:semiHidden="0" w:uiPriority="0" w:unhideWhenUsed="0"/>
-    <w:lsdException w:name="Body Text 2" w:semiHidden="0" w:uiPriority="0" w:unhideWhenUsed="0"/>
-    <w:lsdException w:name="Body Text 3" w:semiHidden="0" w:uiPriority="0" w:unhideWhenUsed="0"/>
-    <w:lsdException w:name="Body Text Indent 2" w:semiHidden="0" w:uiPriority="0" w:unhideWhenUsed="0"/>
-    <w:lsdException w:name="Body Text Indent 3" w:semiHidden="0" w:uiPriority="0" w:unhideWhenUsed="0"/>
-    <w:lsdException w:name="Block Text" w:semiHidden="0" w:uiPriority="0" w:unhideWhenUsed="0"/>
-    <w:lsdException w:name="Hyperlink" w:semiHidden="0" w:uiPriority="0" w:unhideWhenUsed="0"/>
-    <w:lsdException w:name="FollowedHyperlink" w:semiHidden="0" w:uiPriority="0" w:unhideWhenUsed="0"/>
-    <w:lsdException w:name="Strong" w:semiHidden="0" w:uiPriority="0" w:unhideWhenUsed="0" w:qFormat="1"/>
-    <w:lsdException w:name="Emphasis" w:semiHidden="0" w:uiPriority="0" w:unhideWhenUsed="0" w:qFormat="1"/>
-    <w:lsdException w:name="Document Map" w:semiHidden="0" w:uiPriority="0" w:unhideWhenUsed="0"/>
-    <w:lsdException w:name="Plain Text" w:semiHidden="0" w:uiPriority="0" w:unhideWhenUsed="0"/>
-    <w:lsdException w:name="E-mail Signature" w:semiHidden="0" w:uiPriority="0" w:unhideWhenUsed="0"/>
-    <w:lsdException w:name="Normal (Web)" w:semiHidden="0" w:uiPriority="0" w:unhideWhenUsed="0" w:qFormat="1"/>
-    <w:lsdException w:name="HTML Acronym" w:semiHidden="0" w:uiPriority="0" w:unhideWhenUsed="0"/>
-    <w:lsdException w:name="HTML Address" w:semiHidden="0" w:uiPriority="0" w:unhideWhenUsed="0"/>
-    <w:lsdException w:name="HTML Cite" w:semiHidden="0" w:uiPriority="0" w:unhideWhenUsed="0"/>
-    <w:lsdException w:name="HTML Code" w:semiHidden="0" w:uiPriority="0" w:unhideWhenUsed="0"/>
-    <w:lsdException w:name="HTML Definition" w:semiHidden="0" w:uiPriority="0" w:unhideWhenUsed="0"/>
-    <w:lsdException w:name="HTML Keyboard" w:semiHidden="0" w:uiPriority="0" w:unhideWhenUsed="0"/>
-    <w:lsdException w:name="HTML Preformatted" w:semiHidden="0" w:uiPriority="0" w:unhideWhenUsed="0"/>
-    <w:lsdException w:name="HTML Sample" w:semiHidden="0" w:uiPriority="0" w:unhideWhenUsed="0"/>
-    <w:lsdException w:name="HTML Typewriter" w:semiHidden="0" w:uiPriority="0" w:unhideWhenUsed="0"/>
-    <w:lsdException w:name="HTML Variable" w:semiHidden="0" w:uiPriority="0" w:unhideWhenUsed="0"/>
-    <w:lsdException w:name="Normal Table" w:uiPriority="0" w:unhideWhenUsed="0" w:qFormat="1"/>
-    <w:lsdException w:name="annotation subject" w:semiHidden="0" w:uiPriority="0" w:unhideWhenUsed="0"/>
-    <w:lsdException w:name="Table Simple 1" w:semiHidden="0" w:uiPriority="0" w:unhideWhenUsed="0"/>
-    <w:lsdException w:name="Table Simple 2" w:semiHidden="0" w:uiPriority="0" w:unhideWhenUsed="0"/>
-    <w:lsdException w:name="Table Simple 3" w:semiHidden="0" w:uiPriority="0" w:unhideWhenUsed="0"/>
-    <w:lsdException w:name="Table Classic 1" w:semiHidden="0" w:uiPriority="0" w:unhideWhenUsed="0"/>
-    <w:lsdException w:name="Table Classic 2" w:semiHidden="0" w:uiPriority="0" w:unhideWhenUsed="0"/>
-    <w:lsdException w:name="Table Classic 3" w:semiHidden="0" w:uiPriority="0" w:unhideWhenUsed="0"/>
-    <w:lsdException w:name="Table Classic 4" w:semiHidden="0" w:uiPriority="0" w:unhideWhenUsed="0"/>
-    <w:lsdException w:name="Table Colorful 1" w:semiHidden="0" w:uiPriority="0" w:unhideWhenUsed="0"/>
-    <w:lsdException w:name="Table Colorful 2" w:semiHidden="0" w:uiPriority="0" w:unhideWhenUsed="0"/>
-    <w:lsdException w:name="Table Colorful 3" w:semiHidden="0" w:uiPriority="0" w:unhideWhenUsed="0"/>
-    <w:lsdException w:name="Table Columns 1" w:semiHidden="0" w:uiPriority="0" w:unhideWhenUsed="0"/>
-    <w:lsdException w:name="Table Columns 2" w:semiHidden="0" w:uiPriority="0" w:unhideWhenUsed="0"/>
-    <w:lsdException w:name="Table Columns 3" w:semiHidden="0" w:uiPriority="0" w:unhideWhenUsed="0"/>
-    <w:lsdException w:name="Table Columns 4" w:semiHidden="0" w:uiPriority="0" w:unhideWhenUsed="0"/>
-    <w:lsdException w:name="Table Columns 5" w:semiHidden="0" w:uiPriority="0" w:unhideWhenUsed="0"/>
-    <w:lsdException w:name="Table Grid 1" w:semiHidden="0" w:uiPriority="0" w:unhideWhenUsed="0"/>
-    <w:lsdException w:name="Table Grid 2" w:semiHidden="0" w:uiPriority="0" w:unhideWhenUsed="0"/>
-    <w:lsdException w:name="Table Grid 3" w:semiHidden="0" w:uiPriority="0" w:unhideWhenUsed="0"/>
-    <w:lsdException w:name="Table Grid 4" w:semiHidden="0" w:uiPriority="0" w:unhideWhenUsed="0"/>
-    <w:lsdException w:name="Table Grid 5" w:semiHidden="0" w:uiPriority="0" w:unhideWhenUsed="0"/>
-    <w:lsdException w:name="Table Grid 6" w:semiHidden="0" w:uiPriority="0" w:unhideWhenUsed="0"/>
-    <w:lsdException w:name="Table Grid 7" w:semiHidden="0" w:uiPriority="0" w:unhideWhenUsed="0"/>
-    <w:lsdException w:name="Table Grid 8" w:semiHidden="0" w:uiPriority="0" w:unhideWhenUsed="0"/>
-    <w:lsdException w:name="Table List 1" w:semiHidden="0" w:uiPriority="0" w:unhideWhenUsed="0"/>
-    <w:lsdException w:name="Table List 2" w:semiHidden="0" w:uiPriority="0" w:unhideWhenUsed="0"/>
-    <w:lsdException w:name="Table List 3" w:semiHidden="0" w:uiPriority="0" w:unhideWhenUsed="0"/>
-    <w:lsdException w:name="Table List 4" w:semiHidden="0" w:uiPriority="0" w:unhideWhenUsed="0"/>
-    <w:lsdException w:name="Table List 5" w:semiHidden="0" w:uiPriority="0" w:unhideWhenUsed="0"/>
-    <w:lsdException w:name="Table List 6" w:semiHidden="0" w:uiPriority="0" w:unhideWhenUsed="0"/>
-    <w:lsdException w:name="Table List 7" w:semiHidden="0" w:uiPriority="0" w:unhideWhenUsed="0"/>
-    <w:lsdException w:name="Table List 8" w:semiHidden="0" w:uiPriority="0" w:unhideWhenUsed="0"/>
-    <w:lsdException w:name="Table 3D effects 1" w:semiHidden="0" w:uiPriority="0" w:unhideWhenUsed="0"/>
-    <w:lsdException w:name="Table 3D effects 2" w:semiHidden="0" w:uiPriority="0" w:unhideWhenUsed="0"/>
-    <w:lsdException w:name="Table 3D effects 3" w:semiHidden="0" w:uiPriority="0" w:unhideWhenUsed="0"/>
-    <w:lsdException w:name="Table Contemporary" w:semiHidden="0" w:uiPriority="0" w:unhideWhenUsed="0"/>
-    <w:lsdException w:name="Table Elegant" w:semiHidden="0" w:uiPriority="0" w:unhideWhenUsed="0"/>
-    <w:lsdException w:name="Table Professional" w:semiHidden="0" w:uiPriority="0" w:unhideWhenUsed="0"/>
-    <w:lsdException w:name="Table Subtle 1" w:semiHidden="0" w:uiPriority="0" w:unhideWhenUsed="0"/>
-    <w:lsdException w:name="Table Subtle 2" w:semiHidden="0" w:uiPriority="0" w:unhideWhenUsed="0"/>
-    <w:lsdException w:name="Table Web 1" w:semiHidden="0" w:uiPriority="0" w:unhideWhenUsed="0"/>
-    <w:lsdException w:name="Table Web 2" w:semiHidden="0" w:uiPriority="0" w:unhideWhenUsed="0"/>
-    <w:lsdException w:name="Table Web 3" w:semiHidden="0" w:uiPriority="0" w:unhideWhenUsed="0"/>
-    <w:lsdException w:name="Balloon Text" w:semiHidden="0" w:uiPriority="0" w:unhideWhenUsed="0"/>
-    <w:lsdException w:name="Table Grid" w:semiHidden="0" w:uiPriority="0" w:unhideWhenUsed="0" w:qFormat="1"/>
-    <w:lsdException w:name="Table Theme" w:semiHidden="0" w:uiPriority="0" w:unhideWhenUsed="0"/>
-    <w:lsdException w:name="Light Shading" w:semiHidden="0" w:uiPriority="60" w:unhideWhenUsed="0"/>
-    <w:lsdException w:name="Light List" w:semiHidden="0" w:uiPriority="61" w:unhideWhenUsed="0"/>
-    <w:lsdException w:name="Light Grid" w:semiHidden="0" w:uiPriority="62" w:unhideWhenUsed="0"/>
-    <w:lsdException w:name="Medium Shading 1" w:semiHidden="0" w:uiPriority="63" w:unhideWhenUsed="0"/>
-    <w:lsdException w:name="Medium Shading 2" w:semiHidden="0" w:uiPriority="64" w:unhideWhenUsed="0"/>
-    <w:lsdException w:name="Medium List 1" w:semiHidden="0" w:uiPriority="65" w:unhideWhenUsed="0"/>
-    <w:lsdException w:name="Medium List 2" w:semiHidden="0" w:uiPriority="66" w:unhideWhenUsed="0"/>
-    <w:lsdException w:name="Medium Grid 1" w:semiHidden="0" w:uiPriority="67" w:unhideWhenUsed="0"/>
-    <w:lsdException w:name="Medium Grid 2" w:semiHidden="0" w:uiPriority="68" w:unhideWhenUsed="0"/>
-    <w:lsdException w:name="Medium Grid 3" w:semiHidden="0" w:uiPriority="69" w:unhideWhenUsed="0"/>
-    <w:lsdException w:name="Dark List" w:semiHidden="0" w:uiPriority="70" w:unhideWhenUsed="0"/>
-    <w:lsdException w:name="Colorful Shading" w:semiHidden="0" w:uiPriority="71" w:unhideWhenUsed="0"/>
-    <w:lsdException w:name="Colorful List" w:semiHidden="0" w:uiPriority="72" w:unhideWhenUsed="0"/>
-    <w:lsdException w:name="Colorful Grid" w:semiHidden="0" w:uiPriority="73" w:unhideWhenUsed="0"/>
-    <w:lsdException w:name="Light Shading Accent 1" w:semiHidden="0" w:uiPriority="60" w:unhideWhenUsed="0"/>
-    <w:lsdException w:name="Light List Accent 1" w:semiHidden="0" w:uiPriority="61" w:unhideWhenUsed="0"/>
-    <w:lsdException w:name="Light Grid Accent 1" w:semiHidden="0" w:uiPriority="62" w:unhideWhenUsed="0"/>
-    <w:lsdException w:name="Medium Shading 1 Accent 1" w:semiHidden="0" w:uiPriority="63" w:unhideWhenUsed="0"/>
-    <w:lsdException w:name="Medium Shading 2 Accent 1" w:semiHidden="0" w:uiPriority="64" w:unhideWhenUsed="0"/>
-    <w:lsdException w:name="Medium List 1 Accent 1" w:semiHidden="0" w:uiPriority="65" w:unhideWhenUsed="0"/>
-    <w:lsdException w:name="Medium List 2 Accent 1" w:semiHidden="0" w:uiPriority="66" w:unhideWhenUsed="0"/>
-    <w:lsdException w:name="Medium Grid 1 Accent 1" w:semiHidden="0" w:uiPriority="67" w:unhideWhenUsed="0"/>
-    <w:lsdException w:name="Medium Grid 2 Accent 1" w:semiHidden="0" w:uiPriority="68" w:unhideWhenUsed="0"/>
-    <w:lsdException w:name="Medium Grid 3 Accent 1" w:semiHidden="0" w:uiPriority="69" w:unhideWhenUsed="0"/>
-    <w:lsdException w:name="Dark List Accent 1" w:semiHidden="0" w:uiPriority="70" w:unhideWhenUsed="0"/>
-    <w:lsdException w:name="Colorful Shading Accent 1" w:semiHidden="0" w:uiPriority="71" w:unhideWhenUsed="0"/>
-    <w:lsdException w:name="Colorful List Accent 1" w:semiHidden="0" w:uiPriority="72" w:unhideWhenUsed="0"/>
-    <w:lsdException w:name="Colorful Grid Accent 1" w:semiHidden="0" w:uiPriority="73" w:unhideWhenUsed="0"/>
-    <w:lsdException w:name="Light Shading Accent 2" w:semiHidden="0" w:uiPriority="60" w:unhideWhenUsed="0"/>
-    <w:lsdException w:name="Light List Accent 2" w:semiHidden="0" w:uiPriority="61" w:unhideWhenUsed="0"/>
-    <w:lsdException w:name="Light Grid Accent 2" w:semiHidden="0" w:uiPriority="62" w:unhideWhenUsed="0"/>
-    <w:lsdException w:name="Medium Shading 1 Accent 2" w:semiHidden="0" w:uiPriority="63" w:unhideWhenUsed="0"/>
-    <w:lsdException w:name="Medium Shading 2 Accent 2" w:semiHidden="0" w:uiPriority="64" w:unhideWhenUsed="0"/>
-    <w:lsdException w:name="Medium List 1 Accent 2" w:semiHidden="0" w:uiPriority="65" w:unhideWhenUsed="0"/>
-    <w:lsdException w:name="Medium List 2 Accent 2" w:semiHidden="0" w:uiPriority="66" w:unhideWhenUsed="0"/>
-    <w:lsdException w:name="Medium Grid 1 Accent 2" w:semiHidden="0" w:uiPriority="67" w:unhideWhenUsed="0"/>
-    <w:lsdException w:name="Medium Grid 2 Accent 2" w:semiHidden="0" w:uiPriority="68" w:unhideWhenUsed="0"/>
-    <w:lsdException w:name="Medium Grid 3 Accent 2" w:semiHidden="0" w:uiPriority="69" w:unhideWhenUsed="0"/>
-    <w:lsdException w:name="Dark List Accent 2" w:semiHidden="0" w:uiPriority="70" w:unhideWhenUsed="0"/>
-    <w:lsdException w:name="Colorful Shading Accent 2" w:semiHidden="0" w:uiPriority="71" w:unhideWhenUsed="0"/>
-    <w:lsdException w:name="Colorful List Accent 2" w:semiHidden="0" w:uiPriority="72" w:unhideWhenUsed="0"/>
-    <w:lsdException w:name="Colorful Grid Accent 2" w:semiHidden="0" w:uiPriority="73" w:unhideWhenUsed="0"/>
-    <w:lsdException w:name="Light Shading Accent 3" w:semiHidden="0" w:uiPriority="60" w:unhideWhenUsed="0"/>
-    <w:lsdException w:name="Light List Accent 3" w:semiHidden="0" w:uiPriority="61" w:unhideWhenUsed="0"/>
-    <w:lsdException w:name="Light Grid Accent 3" w:semiHidden="0" w:uiPriority="62" w:unhideWhenUsed="0"/>
-    <w:lsdException w:name="Medium Shading 1 Accent 3" w:semiHidden="0" w:uiPriority="63" w:unhideWhenUsed="0"/>
-    <w:lsdException w:name="Medium Shading 2 Accent 3" w:semiHidden="0" w:uiPriority="64" w:unhideWhenUsed="0"/>
-    <w:lsdException w:name="Medium List 1 Accent 3" w:semiHidden="0" w:uiPriority="65" w:unhideWhenUsed="0"/>
-    <w:lsdException w:name="Medium List 2 Accent 3" w:semiHidden="0" w:uiPriority="66" w:unhideWhenUsed="0"/>
-    <w:lsdException w:name="Medium Grid 1 Accent 3" w:semiHidden="0" w:uiPriority="67" w:unhideWhenUsed="0"/>
-    <w:lsdException w:name="Medium Grid 2 Accent 3" w:semiHidden="0" w:uiPriority="68" w:unhideWhenUsed="0"/>
-    <w:lsdException w:name="Medium Grid 3 Accent 3" w:semiHidden="0" w:uiPriority="69" w:unhideWhenUsed="0"/>
-    <w:lsdException w:name="Dark List Accent 3" w:semiHidden="0" w:uiPriority="70" w:unhideWhenUsed="0"/>
-    <w:lsdException w:name="Colorful Shading Accent 3" w:semiHidden="0" w:uiPriority="71" w:unhideWhenUsed="0"/>
-    <w:lsdException w:name="Colorful List Accent 3" w:semiHidden="0" w:uiPriority="72" w:unhideWhenUsed="0"/>
-    <w:lsdException w:name="Colorful Grid Accent 3" w:semiHidden="0" w:uiPriority="73" w:unhideWhenUsed="0"/>
-    <w:lsdException w:name="Light Shading Accent 4" w:semiHidden="0" w:uiPriority="60" w:unhideWhenUsed="0"/>
-    <w:lsdException w:name="Light List Accent 4" w:semiHidden="0" w:uiPriority="61" w:unhideWhenUsed="0"/>
-    <w:lsdException w:name="Light Grid Accent 4" w:semiHidden="0" w:uiPriority="62" w:unhideWhenUsed="0"/>
-    <w:lsdException w:name="Medium Shading 1 Accent 4" w:semiHidden="0" w:uiPriority="63" w:unhideWhenUsed="0"/>
-    <w:lsdException w:name="Medium Shading 2 Accent 4" w:semiHidden="0" w:uiPriority="64" w:unhideWhenUsed="0"/>
-    <w:lsdException w:name="Medium List 1 Accent 4" w:semiHidden="0" w:uiPriority="65" w:unhideWhenUsed="0"/>
-    <w:lsdException w:name="Medium List 2 Accent 4" w:semiHidden="0" w:uiPriority="66" w:unhideWhenUsed="0"/>
-    <w:lsdException w:name="Medium Grid 1 Accent 4" w:semiHidden="0" w:uiPriority="67" w:unhideWhenUsed="0"/>
-    <w:lsdException w:name="Medium Grid 2 Accent 4" w:semiHidden="0" w:uiPriority="68" w:unhideWhenUsed="0"/>
-    <w:lsdException w:name="Medium Grid 3 Accent 4" w:semiHidden="0" w:uiPriority="69" w:unhideWhenUsed="0"/>
-    <w:lsdException w:name="Dark List Accent 4" w:semiHidden="0" w:uiPriority="70" w:unhideWhenUsed="0"/>
-    <w:lsdException w:name="Colorful Shading Accent 4" w:semiHidden="0" w:uiPriority="71" w:unhideWhenUsed="0"/>
-    <w:lsdException w:name="Colorful List Accent 4" w:semiHidden="0" w:uiPriority="72" w:unhideWhenUsed="0"/>
-    <w:lsdException w:name="Colorful Grid Accent 4" w:semiHidden="0" w:uiPriority="73" w:unhideWhenUsed="0"/>
-    <w:lsdException w:name="Light Shading Accent 5" w:semiHidden="0" w:uiPriority="60" w:unhideWhenUsed="0"/>
-    <w:lsdException w:name="Light List Accent 5" w:semiHidden="0" w:uiPriority="61" w:unhideWhenUsed="0"/>
-    <w:lsdException w:name="Light Grid Accent 5" w:semiHidden="0" w:uiPriority="62" w:unhideWhenUsed="0"/>
-    <w:lsdException w:name="Medium Shading 1 Accent 5" w:semiHidden="0" w:uiPriority="63" w:unhideWhenUsed="0"/>
-    <w:lsdException w:name="Medium Shading 2 Accent 5" w:semiHidden="0" w:uiPriority="64" w:unhideWhenUsed="0"/>
-    <w:lsdException w:name="Medium List 1 Accent 5" w:semiHidden="0" w:uiPriority="65" w:unhideWhenUsed="0"/>
-    <w:lsdException w:name="Medium List 2 Accent 5" w:semiHidden="0" w:uiPriority="66" w:unhideWhenUsed="0"/>
-    <w:lsdException w:name="Medium Grid 1 Accent 5" w:semiHidden="0" w:uiPriority="67" w:unhideWhenUsed="0"/>
-    <w:lsdException w:name="Medium Grid 2 Accent 5" w:semiHidden="0" w:uiPriority="68" w:unhideWhenUsed="0"/>
-    <w:lsdException w:name="Medium Grid 3 Accent 5" w:semiHidden="0" w:uiPriority="69" w:unhideWhenUsed="0"/>
-    <w:lsdException w:name="Dark List Accent 5" w:semiHidden="0" w:uiPriority="70" w:unhideWhenUsed="0"/>
-    <w:lsdException w:name="Colorful Shading Accent 5" w:semiHidden="0" w:uiPriority="71" w:unhideWhenUsed="0"/>
-    <w:lsdException w:name="Colorful List Accent 5" w:semiHidden="0" w:uiPriority="72" w:unhideWhenUsed="0"/>
-    <w:lsdException w:name="Colorful Grid Accent 5" w:semiHidden="0" w:uiPriority="73" w:unhideWhenUsed="0"/>
-    <w:lsdException w:name="Light Shading Accent 6" w:semiHidden="0" w:uiPriority="60" w:unhideWhenUsed="0"/>
-    <w:lsdException w:name="Light List Accent 6" w:semiHidden="0" w:uiPriority="61" w:unhideWhenUsed="0"/>
-    <w:lsdException w:name="Light Grid Accent 6" w:semiHidden="0" w:uiPriority="62" w:unhideWhenUsed="0"/>
-    <w:lsdException w:name="Medium Shading 1 Accent 6" w:semiHidden="0" w:uiPriority="63" w:unhideWhenUsed="0"/>
-    <w:lsdException w:name="Medium Shading 2 Accent 6" w:semiHidden="0" w:uiPriority="64" w:unhideWhenUsed="0"/>
-    <w:lsdException w:name="Medium List 1 Accent 6" w:semiHidden="0" w:uiPriority="65" w:unhideWhenUsed="0"/>
-    <w:lsdException w:name="Medium List 2 Accent 6" w:semiHidden="0" w:uiPriority="66" w:unhideWhenUsed="0"/>
-    <w:lsdException w:name="Medium Grid 1 Accent 6" w:semiHidden="0" w:uiPriority="67" w:unhideWhenUsed="0"/>
-    <w:lsdException w:name="Medium Grid 2 Accent 6" w:semiHidden="0" w:uiPriority="68" w:unhideWhenUsed="0"/>
-    <w:lsdException w:name="Medium Grid 3 Accent 6" w:semiHidden="0" w:uiPriority="69" w:unhideWhenUsed="0"/>
-    <w:lsdException w:name="Dark List Accent 6" w:semiHidden="0" w:uiPriority="70" w:unhideWhenUsed="0"/>
-    <w:lsdException w:name="Colorful Shading Accent 6" w:semiHidden="0" w:uiPriority="71" w:unhideWhenUsed="0"/>
-    <w:lsdException w:name="Colorful List Accent 6" w:semiHidden="0" w:uiPriority="72" w:unhideWhenUsed="0"/>
-    <w:lsdException w:name="Colorful Grid Accent 6" w:semiHidden="0" w:uiPriority="73" w:unhideWhenUsed="0"/>
+  <w:latentStyles w:count="260" w:defQFormat="0" w:defUnhideWhenUsed="1" w:defSemiHidden="1" w:defUIPriority="99" w:defLockedState="0">
+    <w:lsdException w:qFormat="1" w:unhideWhenUsed="0" w:uiPriority="0" w:semiHidden="0" w:name="Normal"/>
+    <w:lsdException w:qFormat="1" w:unhideWhenUsed="0" w:uiPriority="0" w:semiHidden="0" w:name="heading 1"/>
+    <w:lsdException w:qFormat="1" w:uiPriority="0" w:semiHidden="0" w:name="heading 2"/>
+    <w:lsdException w:qFormat="1" w:uiPriority="0" w:name="heading 3"/>
+    <w:lsdException w:qFormat="1" w:uiPriority="0" w:semiHidden="0" w:name="heading 4"/>
+    <w:lsdException w:qFormat="1" w:uiPriority="0" w:name="heading 5"/>
+    <w:lsdException w:qFormat="1" w:uiPriority="0" w:name="heading 6"/>
+    <w:lsdException w:qFormat="1" w:uiPriority="0" w:name="heading 7"/>
+    <w:lsdException w:qFormat="1" w:uiPriority="0" w:name="heading 8"/>
+    <w:lsdException w:qFormat="1" w:uiPriority="0" w:name="heading 9"/>
+    <w:lsdException w:unhideWhenUsed="0" w:uiPriority="0" w:semiHidden="0" w:name="index 1"/>
+    <w:lsdException w:unhideWhenUsed="0" w:uiPriority="0" w:semiHidden="0" w:name="index 2"/>
+    <w:lsdException w:unhideWhenUsed="0" w:uiPriority="0" w:semiHidden="0" w:name="index 3"/>
+    <w:lsdException w:unhideWhenUsed="0" w:uiPriority="0" w:semiHidden="0" w:name="index 4"/>
+    <w:lsdException w:unhideWhenUsed="0" w:uiPriority="0" w:semiHidden="0" w:name="index 5"/>
+    <w:lsdException w:unhideWhenUsed="0" w:uiPriority="0" w:semiHidden="0" w:name="index 6"/>
+    <w:lsdException w:unhideWhenUsed="0" w:uiPriority="0" w:semiHidden="0" w:name="index 7"/>
+    <w:lsdException w:unhideWhenUsed="0" w:uiPriority="0" w:semiHidden="0" w:name="index 8"/>
+    <w:lsdException w:unhideWhenUsed="0" w:uiPriority="0" w:semiHidden="0" w:name="index 9"/>
+    <w:lsdException w:qFormat="1" w:unhideWhenUsed="0" w:uiPriority="0" w:semiHidden="0" w:name="toc 1"/>
+    <w:lsdException w:qFormat="1" w:unhideWhenUsed="0" w:uiPriority="0" w:semiHidden="0" w:name="toc 2"/>
+    <w:lsdException w:qFormat="1" w:unhideWhenUsed="0" w:uiPriority="0" w:semiHidden="0" w:name="toc 3"/>
+    <w:lsdException w:unhideWhenUsed="0" w:uiPriority="0" w:semiHidden="0" w:name="toc 4"/>
+    <w:lsdException w:unhideWhenUsed="0" w:uiPriority="0" w:semiHidden="0" w:name="toc 5"/>
+    <w:lsdException w:unhideWhenUsed="0" w:uiPriority="0" w:semiHidden="0" w:name="toc 6"/>
+    <w:lsdException w:unhideWhenUsed="0" w:uiPriority="0" w:semiHidden="0" w:name="toc 7"/>
+    <w:lsdException w:unhideWhenUsed="0" w:uiPriority="0" w:semiHidden="0" w:name="toc 8"/>
+    <w:lsdException w:unhideWhenUsed="0" w:uiPriority="0" w:semiHidden="0" w:name="toc 9"/>
+    <w:lsdException w:unhideWhenUsed="0" w:uiPriority="0" w:semiHidden="0" w:name="Normal Indent"/>
+    <w:lsdException w:unhideWhenUsed="0" w:uiPriority="0" w:semiHidden="0" w:name="footnote text"/>
+    <w:lsdException w:qFormat="1" w:unhideWhenUsed="0" w:uiPriority="0" w:semiHidden="0" w:name="annotation text"/>
+    <w:lsdException w:qFormat="1" w:unhideWhenUsed="0" w:uiPriority="0" w:semiHidden="0" w:name="header"/>
+    <w:lsdException w:qFormat="1" w:unhideWhenUsed="0" w:uiPriority="0" w:semiHidden="0" w:name="footer"/>
+    <w:lsdException w:unhideWhenUsed="0" w:uiPriority="0" w:semiHidden="0" w:name="index heading"/>
+    <w:lsdException w:qFormat="1" w:uiPriority="0" w:name="caption"/>
+    <w:lsdException w:unhideWhenUsed="0" w:uiPriority="0" w:semiHidden="0" w:name="table of figures"/>
+    <w:lsdException w:unhideWhenUsed="0" w:uiPriority="0" w:semiHidden="0" w:name="envelope address"/>
+    <w:lsdException w:unhideWhenUsed="0" w:uiPriority="0" w:semiHidden="0" w:name="envelope return"/>
+    <w:lsdException w:unhideWhenUsed="0" w:uiPriority="0" w:semiHidden="0" w:name="footnote reference"/>
+    <w:lsdException w:unhideWhenUsed="0" w:uiPriority="0" w:semiHidden="0" w:name="annotation reference"/>
+    <w:lsdException w:unhideWhenUsed="0" w:uiPriority="0" w:semiHidden="0" w:name="line number"/>
+    <w:lsdException w:unhideWhenUsed="0" w:uiPriority="0" w:semiHidden="0" w:name="page number"/>
+    <w:lsdException w:unhideWhenUsed="0" w:uiPriority="0" w:semiHidden="0" w:name="endnote reference"/>
+    <w:lsdException w:unhideWhenUsed="0" w:uiPriority="0" w:semiHidden="0" w:name="endnote text"/>
+    <w:lsdException w:unhideWhenUsed="0" w:uiPriority="0" w:semiHidden="0" w:name="table of authorities"/>
+    <w:lsdException w:unhideWhenUsed="0" w:uiPriority="0" w:semiHidden="0" w:name="macro"/>
+    <w:lsdException w:unhideWhenUsed="0" w:uiPriority="0" w:semiHidden="0" w:name="toa heading"/>
+    <w:lsdException w:unhideWhenUsed="0" w:uiPriority="0" w:semiHidden="0" w:name="List"/>
+    <w:lsdException w:unhideWhenUsed="0" w:uiPriority="0" w:semiHidden="0" w:name="List Bullet"/>
+    <w:lsdException w:unhideWhenUsed="0" w:uiPriority="0" w:semiHidden="0" w:name="List Number"/>
+    <w:lsdException w:unhideWhenUsed="0" w:uiPriority="0" w:semiHidden="0" w:name="List 2"/>
+    <w:lsdException w:unhideWhenUsed="0" w:uiPriority="0" w:semiHidden="0" w:name="List 3"/>
+    <w:lsdException w:unhideWhenUsed="0" w:uiPriority="0" w:semiHidden="0" w:name="List 4"/>
+    <w:lsdException w:unhideWhenUsed="0" w:uiPriority="0" w:semiHidden="0" w:name="List 5"/>
+    <w:lsdException w:unhideWhenUsed="0" w:uiPriority="0" w:semiHidden="0" w:name="List Bullet 2"/>
+    <w:lsdException w:unhideWhenUsed="0" w:uiPriority="0" w:semiHidden="0" w:name="List Bullet 3"/>
+    <w:lsdException w:unhideWhenUsed="0" w:uiPriority="0" w:semiHidden="0" w:name="List Bullet 4"/>
+    <w:lsdException w:unhideWhenUsed="0" w:uiPriority="0" w:semiHidden="0" w:name="List Bullet 5"/>
+    <w:lsdException w:unhideWhenUsed="0" w:uiPriority="0" w:semiHidden="0" w:name="List Number 2"/>
+    <w:lsdException w:unhideWhenUsed="0" w:uiPriority="0" w:semiHidden="0" w:name="List Number 3"/>
+    <w:lsdException w:unhideWhenUsed="0" w:uiPriority="0" w:semiHidden="0" w:name="List Number 4"/>
+    <w:lsdException w:unhideWhenUsed="0" w:uiPriority="0" w:semiHidden="0" w:name="List Number 5"/>
+    <w:lsdException w:qFormat="1" w:unhideWhenUsed="0" w:uiPriority="0" w:semiHidden="0" w:name="Title"/>
+    <w:lsdException w:unhideWhenUsed="0" w:uiPriority="0" w:semiHidden="0" w:name="Closing"/>
+    <w:lsdException w:unhideWhenUsed="0" w:uiPriority="0" w:semiHidden="0" w:name="Signature"/>
+    <w:lsdException w:qFormat="1" w:unhideWhenUsed="0" w:uiPriority="0" w:name="Default Paragraph Font"/>
+    <w:lsdException w:qFormat="1" w:unhideWhenUsed="0" w:uiPriority="0" w:name="Body Text"/>
+    <w:lsdException w:unhideWhenUsed="0" w:uiPriority="0" w:semiHidden="0" w:name="Body Text Indent"/>
+    <w:lsdException w:unhideWhenUsed="0" w:uiPriority="0" w:semiHidden="0" w:name="List Continue"/>
+    <w:lsdException w:unhideWhenUsed="0" w:uiPriority="0" w:semiHidden="0" w:name="List Continue 2"/>
+    <w:lsdException w:unhideWhenUsed="0" w:uiPriority="0" w:semiHidden="0" w:name="List Continue 3"/>
+    <w:lsdException w:unhideWhenUsed="0" w:uiPriority="0" w:semiHidden="0" w:name="List Continue 4"/>
+    <w:lsdException w:unhideWhenUsed="0" w:uiPriority="0" w:semiHidden="0" w:name="List Continue 5"/>
+    <w:lsdException w:unhideWhenUsed="0" w:uiPriority="0" w:semiHidden="0" w:name="Message Header"/>
+    <w:lsdException w:qFormat="1" w:unhideWhenUsed="0" w:uiPriority="0" w:semiHidden="0" w:name="Subtitle"/>
+    <w:lsdException w:unhideWhenUsed="0" w:uiPriority="0" w:semiHidden="0" w:name="Salutation"/>
+    <w:lsdException w:unhideWhenUsed="0" w:uiPriority="0" w:semiHidden="0" w:name="Date"/>
+    <w:lsdException w:unhideWhenUsed="0" w:uiPriority="0" w:semiHidden="0" w:name="Body Text First Indent"/>
+    <w:lsdException w:unhideWhenUsed="0" w:uiPriority="0" w:semiHidden="0" w:name="Body Text First Indent 2"/>
+    <w:lsdException w:uiPriority="99" w:name="Note Heading"/>
+    <w:lsdException w:unhideWhenUsed="0" w:uiPriority="0" w:semiHidden="0" w:name="Body Text 2"/>
+    <w:lsdException w:unhideWhenUsed="0" w:uiPriority="0" w:semiHidden="0" w:name="Body Text 3"/>
+    <w:lsdException w:unhideWhenUsed="0" w:uiPriority="0" w:semiHidden="0" w:name="Body Text Indent 2"/>
+    <w:lsdException w:unhideWhenUsed="0" w:uiPriority="0" w:semiHidden="0" w:name="Body Text Indent 3"/>
+    <w:lsdException w:unhideWhenUsed="0" w:uiPriority="0" w:semiHidden="0" w:name="Block Text"/>
+    <w:lsdException w:unhideWhenUsed="0" w:uiPriority="0" w:semiHidden="0" w:name="Hyperlink"/>
+    <w:lsdException w:unhideWhenUsed="0" w:uiPriority="0" w:semiHidden="0" w:name="FollowedHyperlink"/>
+    <w:lsdException w:qFormat="1" w:unhideWhenUsed="0" w:uiPriority="0" w:semiHidden="0" w:name="Strong"/>
+    <w:lsdException w:qFormat="1" w:unhideWhenUsed="0" w:uiPriority="0" w:semiHidden="0" w:name="Emphasis"/>
+    <w:lsdException w:unhideWhenUsed="0" w:uiPriority="0" w:semiHidden="0" w:name="Document Map"/>
+    <w:lsdException w:unhideWhenUsed="0" w:uiPriority="0" w:semiHidden="0" w:name="Plain Text"/>
+    <w:lsdException w:unhideWhenUsed="0" w:uiPriority="0" w:semiHidden="0" w:name="E-mail Signature"/>
+    <w:lsdException w:qFormat="1" w:unhideWhenUsed="0" w:uiPriority="0" w:semiHidden="0" w:name="Normal (Web)"/>
+    <w:lsdException w:unhideWhenUsed="0" w:uiPriority="0" w:semiHidden="0" w:name="HTML Acronym"/>
+    <w:lsdException w:unhideWhenUsed="0" w:uiPriority="0" w:semiHidden="0" w:name="HTML Address"/>
+    <w:lsdException w:unhideWhenUsed="0" w:uiPriority="0" w:semiHidden="0" w:name="HTML Cite"/>
+    <w:lsdException w:unhideWhenUsed="0" w:uiPriority="0" w:semiHidden="0" w:name="HTML Code"/>
+    <w:lsdException w:unhideWhenUsed="0" w:uiPriority="0" w:semiHidden="0" w:name="HTML Definition"/>
+    <w:lsdException w:unhideWhenUsed="0" w:uiPriority="0" w:semiHidden="0" w:name="HTML Keyboard"/>
+    <w:lsdException w:unhideWhenUsed="0" w:uiPriority="0" w:semiHidden="0" w:name="HTML Preformatted"/>
+    <w:lsdException w:unhideWhenUsed="0" w:uiPriority="0" w:semiHidden="0" w:name="HTML Sample"/>
+    <w:lsdException w:unhideWhenUsed="0" w:uiPriority="0" w:semiHidden="0" w:name="HTML Typewriter"/>
+    <w:lsdException w:unhideWhenUsed="0" w:uiPriority="0" w:semiHidden="0" w:name="HTML Variable"/>
+    <w:lsdException w:qFormat="1" w:unhideWhenUsed="0" w:uiPriority="0" w:name="Normal Table"/>
+    <w:lsdException w:unhideWhenUsed="0" w:uiPriority="0" w:semiHidden="0" w:name="annotation subject"/>
+    <w:lsdException w:unhideWhenUsed="0" w:uiPriority="0" w:semiHidden="0" w:name="Table Simple 1"/>
+    <w:lsdException w:unhideWhenUsed="0" w:uiPriority="0" w:semiHidden="0" w:name="Table Simple 2"/>
+    <w:lsdException w:unhideWhenUsed="0" w:uiPriority="0" w:semiHidden="0" w:name="Table Simple 3"/>
+    <w:lsdException w:unhideWhenUsed="0" w:uiPriority="0" w:semiHidden="0" w:name="Table Classic 1"/>
+    <w:lsdException w:unhideWhenUsed="0" w:uiPriority="0" w:semiHidden="0" w:name="Table Classic 2"/>
+    <w:lsdException w:unhideWhenUsed="0" w:uiPriority="0" w:semiHidden="0" w:name="Table Classic 3"/>
+    <w:lsdException w:unhideWhenUsed="0" w:uiPriority="0" w:semiHidden="0" w:name="Table Classic 4"/>
+    <w:lsdException w:unhideWhenUsed="0" w:uiPriority="0" w:semiHidden="0" w:name="Table Colorful 1"/>
+    <w:lsdException w:unhideWhenUsed="0" w:uiPriority="0" w:semiHidden="0" w:name="Table Colorful 2"/>
+    <w:lsdException w:unhideWhenUsed="0" w:uiPriority="0" w:semiHidden="0" w:name="Table Colorful 3"/>
+    <w:lsdException w:unhideWhenUsed="0" w:uiPriority="0" w:semiHidden="0" w:name="Table Columns 1"/>
+    <w:lsdException w:unhideWhenUsed="0" w:uiPriority="0" w:semiHidden="0" w:name="Table Columns 2"/>
+    <w:lsdException w:unhideWhenUsed="0" w:uiPriority="0" w:semiHidden="0" w:name="Table Columns 3"/>
+    <w:lsdException w:unhideWhenUsed="0" w:uiPriority="0" w:semiHidden="0" w:name="Table Columns 4"/>
+    <w:lsdException w:unhideWhenUsed="0" w:uiPriority="0" w:semiHidden="0" w:name="Table Columns 5"/>
+    <w:lsdException w:unhideWhenUsed="0" w:uiPriority="0" w:semiHidden="0" w:name="Table Grid 1"/>
+    <w:lsdException w:unhideWhenUsed="0" w:uiPriority="0" w:semiHidden="0" w:name="Table Grid 2"/>
+    <w:lsdException w:unhideWhenUsed="0" w:uiPriority="0" w:semiHidden="0" w:name="Table Grid 3"/>
+    <w:lsdException w:unhideWhenUsed="0" w:uiPriority="0" w:semiHidden="0" w:name="Table Grid 4"/>
+    <w:lsdException w:unhideWhenUsed="0" w:uiPriority="0" w:semiHidden="0" w:name="Table Grid 5"/>
+    <w:lsdException w:unhideWhenUsed="0" w:uiPriority="0" w:semiHidden="0" w:name="Table Grid 6"/>
+    <w:lsdException w:unhideWhenUsed="0" w:uiPriority="0" w:semiHidden="0" w:name="Table Grid 7"/>
+    <w:lsdException w:unhideWhenUsed="0" w:uiPriority="0" w:semiHidden="0" w:name="Table Grid 8"/>
+    <w:lsdException w:unhideWhenUsed="0" w:uiPriority="0" w:semiHidden="0" w:name="Table List 1"/>
+    <w:lsdException w:unhideWhenUsed="0" w:uiPriority="0" w:semiHidden="0" w:name="Table List 2"/>
+    <w:lsdException w:unhideWhenUsed="0" w:uiPriority="0" w:semiHidden="0" w:name="Table List 3"/>
+    <w:lsdException w:unhideWhenUsed="0" w:uiPriority="0" w:semiHidden="0" w:name="Table List 4"/>
+    <w:lsdException w:unhideWhenUsed="0" w:uiPriority="0" w:semiHidden="0" w:name="Table List 5"/>
+    <w:lsdException w:unhideWhenUsed="0" w:uiPriority="0" w:semiHidden="0" w:name="Table List 6"/>
+    <w:lsdException w:unhideWhenUsed="0" w:uiPriority="0" w:semiHidden="0" w:name="Table List 7"/>
+    <w:lsdException w:unhideWhenUsed="0" w:uiPriority="0" w:semiHidden="0" w:name="Table List 8"/>
+    <w:lsdException w:unhideWhenUsed="0" w:uiPriority="0" w:semiHidden="0" w:name="Table 3D effects 1"/>
+    <w:lsdException w:unhideWhenUsed="0" w:uiPriority="0" w:semiHidden="0" w:name="Table 3D effects 2"/>
+    <w:lsdException w:unhideWhenUsed="0" w:uiPriority="0" w:semiHidden="0" w:name="Table 3D effects 3"/>
+    <w:lsdException w:unhideWhenUsed="0" w:uiPriority="0" w:semiHidden="0" w:name="Table Contemporary"/>
+    <w:lsdException w:unhideWhenUsed="0" w:uiPriority="0" w:semiHidden="0" w:name="Table Elegant"/>
+    <w:lsdException w:unhideWhenUsed="0" w:uiPriority="0" w:semiHidden="0" w:name="Table Professional"/>
+    <w:lsdException w:unhideWhenUsed="0" w:uiPriority="0" w:semiHidden="0" w:name="Table Subtle 1"/>
+    <w:lsdException w:unhideWhenUsed="0" w:uiPriority="0" w:semiHidden="0" w:name="Table Subtle 2"/>
+    <w:lsdException w:unhideWhenUsed="0" w:uiPriority="0" w:semiHidden="0" w:name="Table Web 1"/>
+    <w:lsdException w:unhideWhenUsed="0" w:uiPriority="0" w:semiHidden="0" w:name="Table Web 2"/>
+    <w:lsdException w:unhideWhenUsed="0" w:uiPriority="0" w:semiHidden="0" w:name="Table Web 3"/>
+    <w:lsdException w:unhideWhenUsed="0" w:uiPriority="0" w:semiHidden="0" w:name="Balloon Text"/>
+    <w:lsdException w:qFormat="1" w:unhideWhenUsed="0" w:uiPriority="0" w:semiHidden="0" w:name="Table Grid"/>
+    <w:lsdException w:unhideWhenUsed="0" w:uiPriority="0" w:semiHidden="0" w:name="Table Theme"/>
+    <w:lsdException w:unhideWhenUsed="0" w:uiPriority="60" w:semiHidden="0" w:name="Light Shading"/>
+    <w:lsdException w:unhideWhenUsed="0" w:uiPriority="61" w:semiHidden="0" w:name="Light List"/>
+    <w:lsdException w:unhideWhenUsed="0" w:uiPriority="62" w:semiHidden="0" w:name="Light Grid"/>
+    <w:lsdException w:unhideWhenUsed="0" w:uiPriority="63" w:semiHidden="0" w:name="Medium Shading 1"/>
+    <w:lsdException w:unhideWhenUsed="0" w:uiPriority="64" w:semiHidden="0" w:name="Medium Shading 2"/>
+    <w:lsdException w:unhideWhenUsed="0" w:uiPriority="65" w:semiHidden="0" w:name="Medium List 1"/>
+    <w:lsdException w:unhideWhenUsed="0" w:uiPriority="66" w:semiHidden="0" w:name="Medium List 2"/>
+    <w:lsdException w:unhideWhenUsed="0" w:uiPriority="67" w:semiHidden="0" w:name="Medium Grid 1"/>
+    <w:lsdException w:unhideWhenUsed="0" w:uiPriority="68" w:semiHidden="0" w:name="Medium Grid 2"/>
+    <w:lsdException w:unhideWhenUsed="0" w:uiPriority="69" w:semiHidden="0" w:name="Medium Grid 3"/>
+    <w:lsdException w:unhideWhenUsed="0" w:uiPriority="70" w:semiHidden="0" w:name="Dark List"/>
+    <w:lsdException w:unhideWhenUsed="0" w:uiPriority="71" w:semiHidden="0" w:name="Colorful Shading"/>
+    <w:lsdException w:unhideWhenUsed="0" w:uiPriority="72" w:semiHidden="0" w:name="Colorful List"/>
+    <w:lsdException w:unhideWhenUsed="0" w:uiPriority="73" w:semiHidden="0" w:name="Colorful Grid"/>
+    <w:lsdException w:unhideWhenUsed="0" w:uiPriority="60" w:semiHidden="0" w:name="Light Shading Accent 1"/>
+    <w:lsdException w:unhideWhenUsed="0" w:uiPriority="61" w:semiHidden="0" w:name="Light List Accent 1"/>
+    <w:lsdException w:unhideWhenUsed="0" w:uiPriority="62" w:semiHidden="0" w:name="Light Grid Accent 1"/>
+    <w:lsdException w:unhideWhenUsed="0" w:uiPriority="63" w:semiHidden="0" w:name="Medium Shading 1 Accent 1"/>
+    <w:lsdException w:unhideWhenUsed="0" w:uiPriority="64" w:semiHidden="0" w:name="Medium Shading 2 Accent 1"/>
+    <w:lsdException w:unhideWhenUsed="0" w:uiPriority="65" w:semiHidden="0" w:name="Medium List 1 Accent 1"/>
+    <w:lsdException w:unhideWhenUsed="0" w:uiPriority="66" w:semiHidden="0" w:name="Medium List 2 Accent 1"/>
+    <w:lsdException w:unhideWhenUsed="0" w:uiPriority="67" w:semiHidden="0" w:name="Medium Grid 1 Accent 1"/>
+    <w:lsdException w:unhideWhenUsed="0" w:uiPriority="68" w:semiHidden="0" w:name="Medium Grid 2 Accent 1"/>
+    <w:lsdException w:unhideWhenUsed="0" w:uiPriority="69" w:semiHidden="0" w:name="Medium Grid 3 Accent 1"/>
+    <w:lsdException w:unhideWhenUsed="0" w:uiPriority="70" w:semiHidden="0" w:name="Dark List Accent 1"/>
+    <w:lsdException w:unhideWhenUsed="0" w:uiPriority="71" w:semiHidden="0" w:name="Colorful Shading Accent 1"/>
+    <w:lsdException w:unhideWhenUsed="0" w:uiPriority="72" w:semiHidden="0" w:name="Colorful List Accent 1"/>
+    <w:lsdException w:unhideWhenUsed="0" w:uiPriority="73" w:semiHidden="0" w:name="Colorful Grid Accent 1"/>
+    <w:lsdException w:unhideWhenUsed="0" w:uiPriority="60" w:semiHidden="0" w:name="Light Shading Accent 2"/>
+    <w:lsdException w:unhideWhenUsed="0" w:uiPriority="61" w:semiHidden="0" w:name="Light List Accent 2"/>
+    <w:lsdException w:unhideWhenUsed="0" w:uiPriority="62" w:semiHidden="0" w:name="Light Grid Accent 2"/>
+    <w:lsdException w:unhideWhenUsed="0" w:uiPriority="63" w:semiHidden="0" w:name="Medium Shading 1 Accent 2"/>
+    <w:lsdException w:unhideWhenUsed="0" w:uiPriority="64" w:semiHidden="0" w:name="Medium Shading 2 Accent 2"/>
+    <w:lsdException w:unhideWhenUsed="0" w:uiPriority="65" w:semiHidden="0" w:name="Medium List 1 Accent 2"/>
+    <w:lsdException w:unhideWhenUsed="0" w:uiPriority="66" w:semiHidden="0" w:name="Medium List 2 Accent 2"/>
+    <w:lsdException w:unhideWhenUsed="0" w:uiPriority="67" w:semiHidden="0" w:name="Medium Grid 1 Accent 2"/>
+    <w:lsdException w:unhideWhenUsed="0" w:uiPriority="68" w:semiHidden="0" w:name="Medium Grid 2 Accent 2"/>
+    <w:lsdException w:unhideWhenUsed="0" w:uiPriority="69" w:semiHidden="0" w:name="Medium Grid 3 Accent 2"/>
+    <w:lsdException w:unhideWhenUsed="0" w:uiPriority="70" w:semiHidden="0" w:name="Dark List Accent 2"/>
+    <w:lsdException w:unhideWhenUsed="0" w:uiPriority="71" w:semiHidden="0" w:name="Colorful Shading Accent 2"/>
+    <w:lsdException w:unhideWhenUsed="0" w:uiPriority="72" w:semiHidden="0" w:name="Colorful List Accent 2"/>
+    <w:lsdException w:unhideWhenUsed="0" w:uiPriority="73" w:semiHidden="0" w:name="Colorful Grid Accent 2"/>
+    <w:lsdException w:unhideWhenUsed="0" w:uiPriority="60" w:semiHidden="0" w:name="Light Shading Accent 3"/>
+    <w:lsdException w:unhideWhenUsed="0" w:uiPriority="61" w:semiHidden="0" w:name="Light List Accent 3"/>
+    <w:lsdException w:unhideWhenUsed="0" w:uiPriority="62" w:semiHidden="0" w:name="Light Grid Accent 3"/>
+    <w:lsdException w:unhideWhenUsed="0" w:uiPriority="63" w:semiHidden="0" w:name="Medium Shading 1 Accent 3"/>
+    <w:lsdException w:unhideWhenUsed="0" w:uiPriority="64" w:semiHidden="0" w:name="Medium Shading 2 Accent 3"/>
+    <w:lsdException w:unhideWhenUsed="0" w:uiPriority="65" w:semiHidden="0" w:name="Medium List 1 Accent 3"/>
+    <w:lsdException w:unhideWhenUsed="0" w:uiPriority="66" w:semiHidden="0" w:name="Medium List 2 Accent 3"/>
+    <w:lsdException w:unhideWhenUsed="0" w:uiPriority="67" w:semiHidden="0" w:name="Medium Grid 1 Accent 3"/>
+    <w:lsdException w:unhideWhenUsed="0" w:uiPriority="68" w:semiHidden="0" w:name="Medium Grid 2 Accent 3"/>
+    <w:lsdException w:unhideWhenUsed="0" w:uiPriority="69" w:semiHidden="0" w:name="Medium Grid 3 Accent 3"/>
+    <w:lsdException w:unhideWhenUsed="0" w:uiPriority="70" w:semiHidden="0" w:name="Dark List Accent 3"/>
+    <w:lsdException w:unhideWhenUsed="0" w:uiPriority="71" w:semiHidden="0" w:name="Colorful Shading Accent 3"/>
+    <w:lsdException w:unhideWhenUsed="0" w:uiPriority="72" w:semiHidden="0" w:name="Colorful List Accent 3"/>
+    <w:lsdException w:unhideWhenUsed="0" w:uiPriority="73" w:semiHidden="0" w:name="Colorful Grid Accent 3"/>
+    <w:lsdException w:unhideWhenUsed="0" w:uiPriority="60" w:semiHidden="0" w:name="Light Shading Accent 4"/>
+    <w:lsdException w:unhideWhenUsed="0" w:uiPriority="61" w:semiHidden="0" w:name="Light List Accent 4"/>
+    <w:lsdException w:unhideWhenUsed="0" w:uiPriority="62" w:semiHidden="0" w:name="Light Grid Accent 4"/>
+    <w:lsdException w:unhideWhenUsed="0" w:uiPriority="63" w:semiHidden="0" w:name="Medium Shading 1 Accent 4"/>
+    <w:lsdException w:unhideWhenUsed="0" w:uiPriority="64" w:semiHidden="0" w:name="Medium Shading 2 Accent 4"/>
+    <w:lsdException w:unhideWhenUsed="0" w:uiPriority="65" w:semiHidden="0" w:name="Medium List 1 Accent 4"/>
+    <w:lsdException w:unhideWhenUsed="0" w:uiPriority="66" w:semiHidden="0" w:name="Medium List 2 Accent 4"/>
+    <w:lsdException w:unhideWhenUsed="0" w:uiPriority="67" w:semiHidden="0" w:name="Medium Grid 1 Accent 4"/>
+    <w:lsdException w:unhideWhenUsed="0" w:uiPriority="68" w:semiHidden="0" w:name="Medium Grid 2 Accent 4"/>
+    <w:lsdException w:unhideWhenUsed="0" w:uiPriority="69" w:semiHidden="0" w:name="Medium Grid 3 Accent 4"/>
+    <w:lsdException w:unhideWhenUsed="0" w:uiPriority="70" w:semiHidden="0" w:name="Dark List Accent 4"/>
+    <w:lsdException w:unhideWhenUsed="0" w:uiPriority="71" w:semiHidden="0" w:name="Colorful Shading Accent 4"/>
+    <w:lsdException w:unhideWhenUsed="0" w:uiPriority="72" w:semiHidden="0" w:name="Colorful List Accent 4"/>
+    <w:lsdException w:unhideWhenUsed="0" w:uiPriority="73" w:semiHidden="0" w:name="Colorful Grid Accent 4"/>
+    <w:lsdException w:unhideWhenUsed="0" w:uiPriority="60" w:semiHidden="0" w:name="Light Shading Accent 5"/>
+    <w:lsdException w:unhideWhenUsed="0" w:uiPriority="61" w:semiHidden="0" w:name="Light List Accent 5"/>
+    <w:lsdException w:unhideWhenUsed="0" w:uiPriority="62" w:semiHidden="0" w:name="Light Grid Accent 5"/>
+    <w:lsdException w:unhideWhenUsed="0" w:uiPriority="63" w:semiHidden="0" w:name="Medium Shading 1 Accent 5"/>
+    <w:lsdException w:unhideWhenUsed="0" w:uiPriority="64" w:semiHidden="0" w:name="Medium Shading 2 Accent 5"/>
+    <w:lsdException w:unhideWhenUsed="0" w:uiPriority="65" w:semiHidden="0" w:name="Medium List 1 Accent 5"/>
+    <w:lsdException w:unhideWhenUsed="0" w:uiPriority="66" w:semiHidden="0" w:name="Medium List 2 Accent 5"/>
+    <w:lsdException w:unhideWhenUsed="0" w:uiPriority="67" w:semiHidden="0" w:name="Medium Grid 1 Accent 5"/>
+    <w:lsdException w:unhideWhenUsed="0" w:uiPriority="68" w:semiHidden="0" w:name="Medium Grid 2 Accent 5"/>
+    <w:lsdException w:unhideWhenUsed="0" w:uiPriority="69" w:semiHidden="0" w:name="Medium Grid 3 Accent 5"/>
+    <w:lsdException w:unhideWhenUsed="0" w:uiPriority="70" w:semiHidden="0" w:name="Dark List Accent 5"/>
+    <w:lsdException w:unhideWhenUsed="0" w:uiPriority="71" w:semiHidden="0" w:name="Colorful Shading Accent 5"/>
+    <w:lsdException w:unhideWhenUsed="0" w:uiPriority="72" w:semiHidden="0" w:name="Colorful List Accent 5"/>
+    <w:lsdException w:unhideWhenUsed="0" w:uiPriority="73" w:semiHidden="0" w:name="Colorful Grid Accent 5"/>
+    <w:lsdException w:unhideWhenUsed="0" w:uiPriority="60" w:semiHidden="0" w:name="Light Shading Accent 6"/>
+    <w:lsdException w:unhideWhenUsed="0" w:uiPriority="61" w:semiHidden="0" w:name="Light List Accent 6"/>
+    <w:lsdException w:unhideWhenUsed="0" w:uiPriority="62" w:semiHidden="0" w:name="Light Grid Accent 6"/>
+    <w:lsdException w:unhideWhenUsed="0" w:uiPriority="63" w:semiHidden="0" w:name="Medium Shading 1 Accent 6"/>
+    <w:lsdException w:unhideWhenUsed="0" w:uiPriority="64" w:semiHidden="0" w:name="Medium Shading 2 Accent 6"/>
+    <w:lsdException w:unhideWhenUsed="0" w:uiPriority="65" w:semiHidden="0" w:name="Medium List 1 Accent 6"/>
+    <w:lsdException w:unhideWhenUsed="0" w:uiPriority="66" w:semiHidden="0" w:name="Medium List 2 Accent 6"/>
+    <w:lsdException w:unhideWhenUsed="0" w:uiPriority="67" w:semiHidden="0" w:name="Medium Grid 1 Accent 6"/>
+    <w:lsdException w:unhideWhenUsed="0" w:uiPriority="68" w:semiHidden="0" w:name="Medium Grid 2 Accent 6"/>
+    <w:lsdException w:unhideWhenUsed="0" w:uiPriority="69" w:semiHidden="0" w:name="Medium Grid 3 Accent 6"/>
+    <w:lsdException w:unhideWhenUsed="0" w:uiPriority="70" w:semiHidden="0" w:name="Dark List Accent 6"/>
+    <w:lsdException w:unhideWhenUsed="0" w:uiPriority="71" w:semiHidden="0" w:name="Colorful Shading Accent 6"/>
+    <w:lsdException w:unhideWhenUsed="0" w:uiPriority="72" w:semiHidden="0" w:name="Colorful List Accent 6"/>
+    <w:lsdException w:unhideWhenUsed="0" w:uiPriority="73" w:semiHidden="0" w:name="Colorful Grid Accent 6"/>
   </w:latentStyles>
-  <w:style w:type="paragraph" w:default="1" w:styleId="Normal">
+  <w:style w:type="paragraph" w:default="1" w:styleId="1">
     <w:name w:val="Normal"/>
     <w:qFormat/>
+    <w:uiPriority w:val="0"/>
     <w:pPr>
       <w:kinsoku w:val="0"/>
       <w:autoSpaceDE w:val="0"/>
@@ -4220,7 +4342,7 @@
       <w:textAlignment w:val="baseline"/>
     </w:pPr>
     <w:rPr>
-      <w:rFonts w:ascii="Arial" w:eastAsia="宋体" w:hAnsi="Arial" w:cs="Arial"/>
+      <w:rFonts w:ascii="Arial" w:hAnsi="Arial" w:eastAsia="宋体" w:cs="Arial"/>
       <w:snapToGrid w:val="0"/>
       <w:color w:val="000000"/>
       <w:kern w:val="0"/>
@@ -4229,11 +4351,12 @@
       <w:lang w:val="en-US" w:eastAsia="en-US" w:bidi="ar-SA"/>
     </w:rPr>
   </w:style>
-  <w:style w:type="paragraph" w:styleId="Heading1">
+  <w:style w:type="paragraph" w:styleId="2">
     <w:name w:val="heading 1"/>
-    <w:basedOn w:val="Normal"/>
-    <w:next w:val="Normal"/>
+    <w:basedOn w:val="1"/>
+    <w:next w:val="1"/>
     <w:qFormat/>
+    <w:uiPriority w:val="0"/>
     <w:pPr>
       <w:keepNext/>
       <w:keepLines/>
@@ -4251,12 +4374,13 @@
       <w:sz w:val="44"/>
     </w:rPr>
   </w:style>
-  <w:style w:type="paragraph" w:styleId="Heading2">
+  <w:style w:type="paragraph" w:styleId="3">
     <w:name w:val="heading 2"/>
-    <w:basedOn w:val="Normal"/>
-    <w:next w:val="Normal"/>
+    <w:basedOn w:val="1"/>
+    <w:next w:val="1"/>
     <w:unhideWhenUsed/>
     <w:qFormat/>
+    <w:uiPriority w:val="0"/>
     <w:pPr>
       <w:keepNext/>
       <w:keepLines/>
@@ -4269,18 +4393,19 @@
       <w:outlineLvl w:val="1"/>
     </w:pPr>
     <w:rPr>
-      <w:rFonts w:ascii="Arial" w:eastAsia="黑体" w:hAnsi="Arial"/>
+      <w:rFonts w:ascii="Arial" w:hAnsi="Arial" w:eastAsia="黑体"/>
       <w:b/>
       <w:sz w:val="32"/>
     </w:rPr>
   </w:style>
-  <w:style w:type="paragraph" w:styleId="Heading3">
+  <w:style w:type="paragraph" w:styleId="4">
     <w:name w:val="heading 3"/>
-    <w:basedOn w:val="Normal"/>
-    <w:next w:val="Normal"/>
+    <w:basedOn w:val="1"/>
+    <w:next w:val="1"/>
     <w:semiHidden/>
     <w:unhideWhenUsed/>
     <w:qFormat/>
+    <w:uiPriority w:val="0"/>
     <w:pPr>
       <w:keepNext/>
       <w:keepLines/>
@@ -4297,12 +4422,13 @@
       <w:sz w:val="32"/>
     </w:rPr>
   </w:style>
-  <w:style w:type="paragraph" w:styleId="Heading4">
+  <w:style w:type="paragraph" w:styleId="5">
     <w:name w:val="heading 4"/>
-    <w:basedOn w:val="Normal"/>
-    <w:next w:val="Normal"/>
+    <w:basedOn w:val="1"/>
+    <w:next w:val="1"/>
     <w:unhideWhenUsed/>
     <w:qFormat/>
+    <w:uiPriority w:val="0"/>
     <w:pPr>
       <w:keepNext/>
       <w:keepLines/>
@@ -4315,18 +4441,19 @@
       <w:outlineLvl w:val="3"/>
     </w:pPr>
     <w:rPr>
-      <w:rFonts w:ascii="Arial" w:eastAsia="黑体" w:hAnsi="Arial"/>
+      <w:rFonts w:ascii="Arial" w:hAnsi="Arial" w:eastAsia="黑体"/>
       <w:b/>
       <w:sz w:val="28"/>
     </w:rPr>
   </w:style>
-  <w:style w:type="paragraph" w:styleId="Heading5">
+  <w:style w:type="paragraph" w:styleId="6">
     <w:name w:val="heading 5"/>
-    <w:basedOn w:val="Normal"/>
-    <w:next w:val="Normal"/>
+    <w:basedOn w:val="1"/>
+    <w:next w:val="1"/>
     <w:semiHidden/>
     <w:unhideWhenUsed/>
     <w:qFormat/>
+    <w:uiPriority w:val="0"/>
     <w:pPr>
       <w:keepNext/>
       <w:keepLines/>
@@ -4343,13 +4470,14 @@
       <w:sz w:val="28"/>
     </w:rPr>
   </w:style>
-  <w:style w:type="paragraph" w:styleId="Heading6">
+  <w:style w:type="paragraph" w:styleId="7">
     <w:name w:val="heading 6"/>
-    <w:basedOn w:val="Normal"/>
-    <w:next w:val="Normal"/>
+    <w:basedOn w:val="1"/>
+    <w:next w:val="1"/>
     <w:semiHidden/>
     <w:unhideWhenUsed/>
     <w:qFormat/>
+    <w:uiPriority w:val="0"/>
     <w:pPr>
       <w:keepNext/>
       <w:keepLines/>
@@ -4362,18 +4490,19 @@
       <w:outlineLvl w:val="5"/>
     </w:pPr>
     <w:rPr>
-      <w:rFonts w:ascii="Arial" w:eastAsia="黑体" w:hAnsi="Arial"/>
+      <w:rFonts w:ascii="Arial" w:hAnsi="Arial" w:eastAsia="黑体"/>
       <w:b/>
       <w:sz w:val="24"/>
     </w:rPr>
   </w:style>
-  <w:style w:type="paragraph" w:styleId="Heading7">
+  <w:style w:type="paragraph" w:styleId="8">
     <w:name w:val="heading 7"/>
-    <w:basedOn w:val="Normal"/>
-    <w:next w:val="Normal"/>
+    <w:basedOn w:val="1"/>
+    <w:next w:val="1"/>
     <w:semiHidden/>
     <w:unhideWhenUsed/>
     <w:qFormat/>
+    <w:uiPriority w:val="0"/>
     <w:pPr>
       <w:keepNext/>
       <w:keepLines/>
@@ -4390,13 +4519,14 @@
       <w:sz w:val="24"/>
     </w:rPr>
   </w:style>
-  <w:style w:type="paragraph" w:styleId="Heading8">
+  <w:style w:type="paragraph" w:styleId="9">
     <w:name w:val="heading 8"/>
-    <w:basedOn w:val="Normal"/>
-    <w:next w:val="Normal"/>
+    <w:basedOn w:val="1"/>
+    <w:next w:val="1"/>
     <w:semiHidden/>
     <w:unhideWhenUsed/>
     <w:qFormat/>
+    <w:uiPriority w:val="0"/>
     <w:pPr>
       <w:keepNext/>
       <w:keepLines/>
@@ -4409,17 +4539,18 @@
       <w:outlineLvl w:val="7"/>
     </w:pPr>
     <w:rPr>
-      <w:rFonts w:ascii="Arial" w:eastAsia="黑体" w:hAnsi="Arial"/>
+      <w:rFonts w:ascii="Arial" w:hAnsi="Arial" w:eastAsia="黑体"/>
       <w:sz w:val="24"/>
     </w:rPr>
   </w:style>
-  <w:style w:type="paragraph" w:styleId="Heading9">
+  <w:style w:type="paragraph" w:styleId="10">
     <w:name w:val="heading 9"/>
-    <w:basedOn w:val="Normal"/>
-    <w:next w:val="Normal"/>
+    <w:basedOn w:val="1"/>
+    <w:next w:val="1"/>
     <w:semiHidden/>
     <w:unhideWhenUsed/>
     <w:qFormat/>
+    <w:uiPriority w:val="0"/>
     <w:pPr>
       <w:keepNext/>
       <w:keepLines/>
@@ -4432,19 +4563,21 @@
       <w:outlineLvl w:val="8"/>
     </w:pPr>
     <w:rPr>
-      <w:rFonts w:ascii="Arial" w:eastAsia="黑体" w:hAnsi="Arial"/>
+      <w:rFonts w:ascii="Arial" w:hAnsi="Arial" w:eastAsia="黑体"/>
       <w:sz w:val="21"/>
     </w:rPr>
   </w:style>
-  <w:style w:type="character" w:default="1" w:styleId="DefaultParagraphFont">
+  <w:style w:type="character" w:default="1" w:styleId="22">
     <w:name w:val="Default Paragraph Font"/>
     <w:semiHidden/>
     <w:qFormat/>
+    <w:uiPriority w:val="0"/>
   </w:style>
-  <w:style w:type="table" w:default="1" w:styleId="TableNormal">
+  <w:style w:type="table" w:default="1" w:styleId="20">
     <w:name w:val="Normal Table"/>
     <w:semiHidden/>
     <w:qFormat/>
+    <w:uiPriority w:val="0"/>
     <w:tblPr>
       <w:tblCellMar>
         <w:top w:w="0" w:type="dxa"/>
@@ -4454,39 +4587,43 @@
       </w:tblCellMar>
     </w:tblPr>
   </w:style>
-  <w:style w:type="paragraph" w:styleId="CommentText">
+  <w:style w:type="paragraph" w:styleId="11">
     <w:name w:val="annotation text"/>
-    <w:basedOn w:val="Normal"/>
+    <w:basedOn w:val="1"/>
     <w:qFormat/>
+    <w:uiPriority w:val="0"/>
     <w:pPr>
       <w:jc w:val="left"/>
     </w:pPr>
   </w:style>
-  <w:style w:type="paragraph" w:styleId="BodyText">
+  <w:style w:type="paragraph" w:styleId="12">
     <w:name w:val="Body Text"/>
-    <w:basedOn w:val="Normal"/>
+    <w:basedOn w:val="1"/>
     <w:semiHidden/>
     <w:qFormat/>
+    <w:uiPriority w:val="0"/>
     <w:rPr>
-      <w:rFonts w:ascii="Arial" w:eastAsia="Arial" w:hAnsi="Arial" w:cs="Arial"/>
+      <w:rFonts w:ascii="Arial" w:hAnsi="Arial" w:eastAsia="Arial" w:cs="Arial"/>
       <w:sz w:val="21"/>
       <w:szCs w:val="21"/>
       <w:lang w:val="en-US" w:eastAsia="en-US" w:bidi="ar-SA"/>
     </w:rPr>
   </w:style>
-  <w:style w:type="paragraph" w:styleId="TOC3">
+  <w:style w:type="paragraph" w:styleId="13">
     <w:name w:val="toc 3"/>
-    <w:basedOn w:val="Normal"/>
-    <w:next w:val="Normal"/>
+    <w:basedOn w:val="1"/>
+    <w:next w:val="1"/>
     <w:qFormat/>
+    <w:uiPriority w:val="0"/>
     <w:pPr>
       <w:ind w:left="840" w:leftChars="400"/>
     </w:pPr>
   </w:style>
-  <w:style w:type="paragraph" w:styleId="Footer">
+  <w:style w:type="paragraph" w:styleId="14">
     <w:name w:val="footer"/>
-    <w:basedOn w:val="Normal"/>
+    <w:basedOn w:val="1"/>
     <w:qFormat/>
+    <w:uiPriority w:val="0"/>
     <w:pPr>
       <w:tabs>
         <w:tab w:val="center" w:pos="4153"/>
@@ -4499,16 +4636,17 @@
       <w:sz w:val="18"/>
     </w:rPr>
   </w:style>
-  <w:style w:type="paragraph" w:styleId="Header">
+  <w:style w:type="paragraph" w:styleId="15">
     <w:name w:val="header"/>
-    <w:basedOn w:val="Normal"/>
+    <w:basedOn w:val="1"/>
     <w:qFormat/>
+    <w:uiPriority w:val="0"/>
     <w:pPr>
       <w:pBdr>
-        <w:top w:val="nil"/>
-        <w:left w:val="nil"/>
-        <w:bottom w:val="nil"/>
-        <w:right w:val="nil"/>
+        <w:top w:val="none" w:color="auto" w:sz="0" w:space="0"/>
+        <w:left w:val="none" w:color="auto" w:sz="0" w:space="0"/>
+        <w:bottom w:val="none" w:color="auto" w:sz="0" w:space="0"/>
+        <w:right w:val="none" w:color="auto" w:sz="0" w:space="0"/>
       </w:pBdr>
       <w:tabs>
         <w:tab w:val="center" w:pos="4153"/>
@@ -4523,37 +4661,41 @@
       <w:sz w:val="18"/>
     </w:rPr>
   </w:style>
-  <w:style w:type="paragraph" w:styleId="TOC1">
+  <w:style w:type="paragraph" w:styleId="16">
     <w:name w:val="toc 1"/>
-    <w:basedOn w:val="Normal"/>
-    <w:next w:val="Normal"/>
+    <w:basedOn w:val="1"/>
+    <w:next w:val="1"/>
     <w:qFormat/>
+    <w:uiPriority w:val="0"/>
     <w:rPr>
-      <w:rFonts w:ascii="Arial" w:eastAsia="Microsoft JhengHei" w:hAnsi="Arial"/>
+      <w:rFonts w:ascii="Arial" w:hAnsi="Arial" w:eastAsia="Microsoft JhengHei"/>
       <w:sz w:val="24"/>
     </w:rPr>
   </w:style>
-  <w:style w:type="paragraph" w:styleId="TOC2">
+  <w:style w:type="paragraph" w:styleId="17">
     <w:name w:val="toc 2"/>
-    <w:basedOn w:val="Normal"/>
-    <w:next w:val="Normal"/>
+    <w:basedOn w:val="1"/>
+    <w:next w:val="1"/>
     <w:qFormat/>
+    <w:uiPriority w:val="0"/>
     <w:pPr>
       <w:ind w:left="420" w:leftChars="200"/>
     </w:pPr>
   </w:style>
-  <w:style w:type="paragraph" w:styleId="NormalWeb">
+  <w:style w:type="paragraph" w:styleId="18">
     <w:name w:val="Normal (Web)"/>
-    <w:basedOn w:val="Normal"/>
+    <w:basedOn w:val="1"/>
     <w:qFormat/>
+    <w:uiPriority w:val="0"/>
     <w:rPr>
       <w:sz w:val="24"/>
     </w:rPr>
   </w:style>
-  <w:style w:type="paragraph" w:styleId="Title">
+  <w:style w:type="paragraph" w:styleId="19">
     <w:name w:val="Title"/>
-    <w:basedOn w:val="Normal"/>
+    <w:basedOn w:val="1"/>
     <w:qFormat/>
+    <w:uiPriority w:val="0"/>
     <w:pPr>
       <w:spacing w:before="240" w:beforeLines="0" w:beforeAutospacing="0" w:after="60" w:afterLines="0" w:afterAutospacing="0"/>
       <w:jc w:val="center"/>
@@ -4565,38 +4707,41 @@
       <w:sz w:val="32"/>
     </w:rPr>
   </w:style>
-  <w:style w:type="table" w:styleId="TableGrid">
+  <w:style w:type="table" w:styleId="21">
     <w:name w:val="Table Grid"/>
-    <w:basedOn w:val="TableNormal"/>
+    <w:basedOn w:val="20"/>
     <w:qFormat/>
+    <w:uiPriority w:val="0"/>
     <w:pPr>
       <w:widowControl w:val="0"/>
       <w:jc w:val="both"/>
     </w:pPr>
     <w:tblPr>
       <w:tblBorders>
-        <w:top w:val="single" w:sz="4" w:space="0" w:color="auto"/>
-        <w:left w:val="single" w:sz="4" w:space="0" w:color="auto"/>
-        <w:bottom w:val="single" w:sz="4" w:space="0" w:color="auto"/>
-        <w:right w:val="single" w:sz="4" w:space="0" w:color="auto"/>
-        <w:insideH w:val="single" w:sz="4" w:space="0" w:color="auto"/>
-        <w:insideV w:val="single" w:sz="4" w:space="0" w:color="auto"/>
+        <w:top w:val="single" w:color="auto" w:sz="4" w:space="0"/>
+        <w:left w:val="single" w:color="auto" w:sz="4" w:space="0"/>
+        <w:bottom w:val="single" w:color="auto" w:sz="4" w:space="0"/>
+        <w:right w:val="single" w:color="auto" w:sz="4" w:space="0"/>
+        <w:insideH w:val="single" w:color="auto" w:sz="4" w:space="0"/>
+        <w:insideV w:val="single" w:color="auto" w:sz="4" w:space="0"/>
       </w:tblBorders>
     </w:tblPr>
   </w:style>
-  <w:style w:type="character" w:styleId="Strong">
+  <w:style w:type="character" w:styleId="23">
     <w:name w:val="Strong"/>
-    <w:basedOn w:val="DefaultParagraphFont"/>
+    <w:basedOn w:val="22"/>
     <w:qFormat/>
+    <w:uiPriority w:val="0"/>
     <w:rPr>
       <w:b/>
     </w:rPr>
   </w:style>
-  <w:style w:type="table" w:customStyle="1" w:styleId="TableNormal0">
+  <w:style w:type="table" w:customStyle="1" w:styleId="24">
     <w:name w:val="Table Normal_0"/>
     <w:semiHidden/>
     <w:unhideWhenUsed/>
     <w:qFormat/>
+    <w:uiPriority w:val="0"/>
     <w:tblPr>
       <w:tblCellMar>
         <w:top w:w="0" w:type="dxa"/>
@@ -4606,111 +4751,119 @@
       </w:tblCellMar>
     </w:tblPr>
   </w:style>
-  <w:style w:type="paragraph" w:customStyle="1" w:styleId="TableText">
+  <w:style w:type="paragraph" w:customStyle="1" w:styleId="25">
     <w:name w:val="Table Text"/>
-    <w:basedOn w:val="Normal"/>
+    <w:basedOn w:val="1"/>
     <w:semiHidden/>
     <w:qFormat/>
+    <w:uiPriority w:val="0"/>
     <w:rPr>
-      <w:rFonts w:ascii="宋体" w:eastAsia="宋体" w:hAnsi="宋体" w:cs="宋体"/>
+      <w:rFonts w:ascii="宋体" w:hAnsi="宋体" w:eastAsia="宋体" w:cs="宋体"/>
       <w:sz w:val="21"/>
       <w:szCs w:val="21"/>
       <w:lang w:val="en-US" w:eastAsia="en-US" w:bidi="ar-SA"/>
     </w:rPr>
   </w:style>
-  <w:style w:type="paragraph" w:customStyle="1" w:styleId="a">
+  <w:style w:type="paragraph" w:customStyle="1" w:styleId="26">
     <w:name w:val="柴_公司名"/>
-    <w:basedOn w:val="Title"/>
+    <w:basedOn w:val="19"/>
     <w:qFormat/>
+    <w:uiPriority w:val="0"/>
     <w:pPr>
       <w:spacing w:after="600" w:afterLines="600"/>
     </w:pPr>
     <w:rPr>
-      <w:rFonts w:ascii="宋体" w:eastAsia="宋体" w:hAnsi="宋体" w:cs="宋体" w:hint="eastAsia"/>
+      <w:rFonts w:hint="eastAsia" w:ascii="宋体" w:hAnsi="宋体" w:eastAsia="宋体" w:cs="宋体"/>
       <w:bCs/>
       <w:spacing w:val="-6"/>
       <w:sz w:val="52"/>
       <w:szCs w:val="52"/>
     </w:rPr>
   </w:style>
-  <w:style w:type="paragraph" w:customStyle="1" w:styleId="a0">
+  <w:style w:type="paragraph" w:customStyle="1" w:styleId="27">
     <w:name w:val="柴_文档名"/>
-    <w:basedOn w:val="Title"/>
+    <w:basedOn w:val="19"/>
     <w:qFormat/>
+    <w:uiPriority w:val="0"/>
     <w:pPr>
       <w:spacing w:after="900" w:afterLines="900"/>
     </w:pPr>
     <w:rPr>
-      <w:rFonts w:ascii="黑体" w:eastAsia="黑体" w:hAnsi="黑体" w:cs="黑体"/>
+      <w:rFonts w:ascii="黑体" w:hAnsi="黑体" w:eastAsia="黑体" w:cs="黑体"/>
       <w:bCs/>
       <w:spacing w:val="-7"/>
       <w:sz w:val="52"/>
       <w:szCs w:val="52"/>
     </w:rPr>
   </w:style>
-  <w:style w:type="paragraph" w:customStyle="1" w:styleId="1">
+  <w:style w:type="paragraph" w:customStyle="1" w:styleId="28">
     <w:name w:val="柴_标题1"/>
-    <w:basedOn w:val="Heading1"/>
-    <w:next w:val="a1"/>
-    <w:link w:val="1Char"/>
+    <w:basedOn w:val="2"/>
+    <w:next w:val="29"/>
+    <w:link w:val="38"/>
     <w:qFormat/>
+    <w:uiPriority w:val="0"/>
     <w:pPr>
       <w:spacing w:before="100" w:after="90" w:line="360" w:lineRule="auto"/>
     </w:pPr>
     <w:rPr>
-      <w:rFonts w:ascii="Arial" w:eastAsia="宋体" w:hAnsi="Arial"/>
+      <w:rFonts w:ascii="Arial" w:hAnsi="Arial" w:eastAsia="宋体"/>
       <w:sz w:val="32"/>
     </w:rPr>
   </w:style>
-  <w:style w:type="paragraph" w:customStyle="1" w:styleId="a1">
+  <w:style w:type="paragraph" w:customStyle="1" w:styleId="29">
     <w:name w:val="柴_正文"/>
-    <w:basedOn w:val="BodyText"/>
-    <w:link w:val="Char"/>
+    <w:basedOn w:val="12"/>
+    <w:link w:val="42"/>
     <w:qFormat/>
+    <w:uiPriority w:val="0"/>
     <w:pPr>
       <w:spacing w:line="360" w:lineRule="auto"/>
       <w:ind w:firstLine="470" w:firstLineChars="200"/>
     </w:pPr>
     <w:rPr>
-      <w:rFonts w:ascii="Arial" w:eastAsia="宋体" w:hAnsi="Arial"/>
+      <w:rFonts w:ascii="Arial" w:hAnsi="Arial" w:eastAsia="宋体"/>
       <w:sz w:val="24"/>
       <w:lang w:eastAsia="zh-CN"/>
     </w:rPr>
   </w:style>
-  <w:style w:type="paragraph" w:customStyle="1" w:styleId="2">
+  <w:style w:type="paragraph" w:customStyle="1" w:styleId="30">
     <w:name w:val="柴_标题2"/>
-    <w:basedOn w:val="Heading2"/>
-    <w:next w:val="a1"/>
+    <w:basedOn w:val="3"/>
+    <w:next w:val="29"/>
     <w:qFormat/>
+    <w:uiPriority w:val="0"/>
     <w:pPr>
       <w:spacing w:line="360" w:lineRule="auto"/>
     </w:pPr>
     <w:rPr>
-      <w:rFonts w:ascii="Arial" w:eastAsia="宋体" w:hAnsi="Arial"/>
+      <w:rFonts w:ascii="Arial" w:hAnsi="Arial" w:eastAsia="宋体"/>
       <w:sz w:val="28"/>
     </w:rPr>
   </w:style>
-  <w:style w:type="paragraph" w:customStyle="1" w:styleId="3">
+  <w:style w:type="paragraph" w:customStyle="1" w:styleId="31">
     <w:name w:val="柴_标题3"/>
-    <w:basedOn w:val="Heading3"/>
-    <w:next w:val="a1"/>
+    <w:basedOn w:val="4"/>
+    <w:next w:val="29"/>
     <w:qFormat/>
+    <w:uiPriority w:val="0"/>
     <w:pPr>
       <w:spacing w:line="360" w:lineRule="auto"/>
       <w:ind w:left="0" w:firstLine="472" w:firstLineChars="200"/>
     </w:pPr>
     <w:rPr>
-      <w:rFonts w:ascii="宋体" w:eastAsia="宋体" w:hAnsi="宋体" w:cs="宋体"/>
+      <w:rFonts w:ascii="宋体" w:hAnsi="宋体" w:eastAsia="宋体" w:cs="宋体"/>
       <w:spacing w:val="-2"/>
       <w:sz w:val="24"/>
       <w:szCs w:val="24"/>
     </w:rPr>
   </w:style>
-  <w:style w:type="paragraph" w:customStyle="1" w:styleId="a2">
+  <w:style w:type="paragraph" w:customStyle="1" w:styleId="32">
     <w:name w:val="柴_目录"/>
-    <w:basedOn w:val="Normal"/>
-    <w:next w:val="BodyText"/>
+    <w:basedOn w:val="1"/>
+    <w:next w:val="12"/>
     <w:qFormat/>
+    <w:uiPriority w:val="0"/>
     <w:pPr>
       <w:tabs>
         <w:tab w:val="right" w:leader="dot" w:pos="8442"/>
@@ -4718,59 +4871,64 @@
       <w:ind w:left="0" w:leftChars="0"/>
     </w:pPr>
     <w:rPr>
-      <w:rFonts w:ascii="Arial" w:eastAsia="Microsoft JhengHei" w:hAnsi="Arial"/>
+      <w:rFonts w:ascii="Arial" w:hAnsi="Arial" w:eastAsia="Microsoft JhengHei"/>
       <w:sz w:val="24"/>
     </w:rPr>
   </w:style>
-  <w:style w:type="paragraph" w:customStyle="1" w:styleId="WPSOffice1">
+  <w:style w:type="paragraph" w:customStyle="1" w:styleId="33">
     <w:name w:val="WPSOffice手动目录 1"/>
     <w:qFormat/>
+    <w:uiPriority w:val="0"/>
     <w:pPr>
       <w:ind w:leftChars="0"/>
     </w:pPr>
     <w:rPr>
-      <w:rFonts w:ascii="Times New Roman" w:eastAsia="宋体" w:hAnsi="Times New Roman" w:cs="Times New Roman"/>
+      <w:rFonts w:ascii="Times New Roman" w:hAnsi="Times New Roman" w:eastAsia="宋体" w:cs="Times New Roman"/>
       <w:sz w:val="20"/>
       <w:szCs w:val="20"/>
     </w:rPr>
   </w:style>
-  <w:style w:type="paragraph" w:customStyle="1" w:styleId="WPSOffice2">
+  <w:style w:type="paragraph" w:customStyle="1" w:styleId="34">
     <w:name w:val="WPSOffice手动目录 2"/>
     <w:qFormat/>
+    <w:uiPriority w:val="0"/>
     <w:pPr>
       <w:ind w:leftChars="200"/>
     </w:pPr>
     <w:rPr>
-      <w:rFonts w:ascii="Times New Roman" w:eastAsia="宋体" w:hAnsi="Times New Roman" w:cs="Times New Roman"/>
+      <w:rFonts w:ascii="Times New Roman" w:hAnsi="Times New Roman" w:eastAsia="宋体" w:cs="Times New Roman"/>
       <w:sz w:val="20"/>
       <w:szCs w:val="20"/>
     </w:rPr>
   </w:style>
-  <w:style w:type="paragraph" w:customStyle="1" w:styleId="WPSOffice3">
+  <w:style w:type="paragraph" w:customStyle="1" w:styleId="35">
     <w:name w:val="WPSOffice手动目录 3"/>
     <w:qFormat/>
+    <w:uiPriority w:val="0"/>
     <w:pPr>
       <w:ind w:leftChars="400"/>
     </w:pPr>
     <w:rPr>
-      <w:rFonts w:ascii="Times New Roman" w:eastAsia="宋体" w:hAnsi="Times New Roman" w:cs="Times New Roman"/>
+      <w:rFonts w:ascii="Times New Roman" w:hAnsi="Times New Roman" w:eastAsia="宋体" w:cs="Times New Roman"/>
       <w:sz w:val="20"/>
       <w:szCs w:val="20"/>
     </w:rPr>
   </w:style>
-  <w:style w:type="paragraph" w:customStyle="1" w:styleId="Compact">
+  <w:style w:type="paragraph" w:customStyle="1" w:styleId="36">
     <w:name w:val="Compact"/>
-    <w:basedOn w:val="BodyText"/>
+    <w:basedOn w:val="12"/>
     <w:qFormat/>
+    <w:uiPriority w:val="0"/>
     <w:pPr>
       <w:spacing w:before="36" w:after="36"/>
     </w:pPr>
   </w:style>
-  <w:style w:type="table" w:customStyle="1" w:styleId="Table">
+  <w:style w:type="table" w:customStyle="1" w:styleId="37">
     <w:name w:val="Table"/>
     <w:semiHidden/>
     <w:unhideWhenUsed/>
     <w:qFormat/>
+    <w:uiPriority w:val="0"/>
     <w:tblPr>
       <w:tblCellMar>
         <w:top w:w="0" w:type="dxa"/>
@@ -4782,26 +4940,28 @@
     <w:tblStylePr w:type="firstRow">
       <w:tcPr>
         <w:tcBorders>
-          <w:bottom w:val="single" w:sz="0" w:space="0" w:color="auto"/>
+          <w:bottom w:val="single" w:color="auto" w:sz="0" w:space="0"/>
         </w:tcBorders>
         <w:vAlign w:val="bottom"/>
       </w:tcPr>
     </w:tblStylePr>
   </w:style>
-  <w:style w:type="character" w:customStyle="1" w:styleId="1Char">
+  <w:style w:type="character" w:customStyle="1" w:styleId="38">
     <w:name w:val="柴_标题1 Char"/>
-    <w:link w:val="1"/>
+    <w:link w:val="28"/>
     <w:qFormat/>
+    <w:uiPriority w:val="0"/>
     <w:rPr>
-      <w:rFonts w:ascii="Arial" w:eastAsia="宋体" w:hAnsi="Arial"/>
+      <w:rFonts w:ascii="Arial" w:hAnsi="Arial" w:eastAsia="宋体"/>
       <w:sz w:val="32"/>
     </w:rPr>
   </w:style>
-  <w:style w:type="table" w:customStyle="1" w:styleId="TableNormal1">
+  <w:style w:type="table" w:customStyle="1" w:styleId="39">
     <w:name w:val="Table Normal_1"/>
     <w:semiHidden/>
     <w:unhideWhenUsed/>
     <w:qFormat/>
+    <w:uiPriority w:val="0"/>
     <w:tblPr>
       <w:tblCellMar>
         <w:top w:w="0" w:type="dxa"/>
@@ -4811,10 +4971,11 @@
       </w:tblCellMar>
     </w:tblPr>
   </w:style>
-  <w:style w:type="paragraph" w:customStyle="1" w:styleId="a3">
+  <w:style w:type="paragraph" w:customStyle="1" w:styleId="40">
     <w:name w:val="柴_正文_无缩进"/>
-    <w:basedOn w:val="Normal"/>
+    <w:basedOn w:val="1"/>
     <w:qFormat/>
+    <w:uiPriority w:val="0"/>
     <w:pPr>
       <w:ind w:firstLine="0" w:firstLineChars="0"/>
     </w:pPr>
@@ -4824,29 +4985,31 @@
       <w:lang w:eastAsia="zh-CN"/>
     </w:rPr>
   </w:style>
-  <w:style w:type="paragraph" w:customStyle="1" w:styleId="4">
+  <w:style w:type="paragraph" w:customStyle="1" w:styleId="41">
     <w:name w:val="柴_标题4"/>
-    <w:basedOn w:val="Heading4"/>
-    <w:next w:val="Normal"/>
+    <w:basedOn w:val="5"/>
+    <w:next w:val="1"/>
     <w:qFormat/>
+    <w:uiPriority w:val="0"/>
     <w:pPr>
       <w:widowControl w:val="0"/>
       <w:spacing w:before="160" w:line="360" w:lineRule="auto"/>
-      <w:ind w:left="981" w:hanging="862" w:leftChars="300"/>
+      <w:ind w:left="981" w:leftChars="300" w:hanging="862"/>
     </w:pPr>
     <w:rPr>
-      <w:rFonts w:ascii="Calibri" w:eastAsia="宋体" w:hAnsi="Calibri" w:cs="宋体" w:hint="eastAsia"/>
+      <w:rFonts w:hint="eastAsia" w:ascii="Calibri" w:hAnsi="Calibri" w:eastAsia="宋体" w:cs="宋体"/>
       <w:sz w:val="24"/>
       <w:szCs w:val="24"/>
       <w:lang w:eastAsia="zh-CN" w:bidi="zh-CN"/>
     </w:rPr>
   </w:style>
-  <w:style w:type="character" w:customStyle="1" w:styleId="Char">
+  <w:style w:type="character" w:customStyle="1" w:styleId="42">
     <w:name w:val="柴_正文 Char"/>
-    <w:link w:val="a1"/>
+    <w:link w:val="29"/>
     <w:qFormat/>
+    <w:uiPriority w:val="0"/>
     <w:rPr>
-      <w:rFonts w:ascii="Arial" w:eastAsia="宋体" w:hAnsi="Arial"/>
+      <w:rFonts w:ascii="Arial" w:hAnsi="Arial" w:eastAsia="宋体"/>
       <w:sz w:val="24"/>
       <w:lang w:eastAsia="zh-CN"/>
     </w:rPr>

--- a/6-过程管理/运行记录类文件/060203-过程框架设计图.docx
+++ b/6-过程管理/运行记录类文件/060203-过程框架设计图.docx
@@ -53,7 +53,7 @@
           <w:lang w:val="en-US"/>
         </w:rPr>
       </w:pPr>
-      <w:bookmarkStart w:id="1" w:name="_Toc3924"/>
+      <w:bookmarkStart w:id="1" w:name="_Toc4259"/>
       <w:r>
         <w:rPr>
           <w:rFonts w:hint="eastAsia"/>
@@ -83,8 +83,8 @@
         <w:topLinePunct w:val="0"/>
         <w:bidi w:val="0"/>
       </w:pPr>
-      <w:bookmarkStart w:id="2" w:name="_Toc7316"/>
-      <w:bookmarkStart w:id="3" w:name="_Toc17781"/>
+      <w:bookmarkStart w:id="2" w:name="_Toc17781"/>
+      <w:bookmarkStart w:id="3" w:name="_Toc2939"/>
       <w:r>
         <w:t>中达丰集团有限公司</w:t>
       </w:r>
@@ -223,8 +223,8 @@
           <w:szCs w:val="21"/>
         </w:rPr>
       </w:pPr>
-      <w:bookmarkStart w:id="4" w:name="_Toc2550"/>
-      <w:bookmarkStart w:id="5" w:name="_Toc16271"/>
+      <w:bookmarkStart w:id="4" w:name="_Toc16271"/>
+      <w:bookmarkStart w:id="5" w:name="_Toc18829"/>
       <w:r>
         <w:rPr>
           <w:rFonts w:ascii="宋体" w:hAnsi="宋体" w:eastAsia="宋体" w:cs="宋体"/>
@@ -1381,6 +1381,8 @@
               <w:tab w:val="right" w:leader="dot" w:pos="8306"/>
             </w:tabs>
           </w:pPr>
+          <w:bookmarkStart w:id="17" w:name="_GoBack"/>
+          <w:bookmarkEnd w:id="17"/>
           <w:r>
             <w:fldChar w:fldCharType="begin"/>
           </w:r>
@@ -1394,7 +1396,7 @@
             <w:fldChar w:fldCharType="begin"/>
           </w:r>
           <w:r>
-            <w:instrText xml:space="preserve"> HYPERLINK \l _Toc3924 </w:instrText>
+            <w:instrText xml:space="preserve"> HYPERLINK \l _Toc4259 </w:instrText>
           </w:r>
           <w:r>
             <w:fldChar w:fldCharType="separate"/>
@@ -1413,7 +1415,7 @@
             <w:fldChar w:fldCharType="begin"/>
           </w:r>
           <w:r>
-            <w:instrText xml:space="preserve"> PAGEREF _Toc3924 \h </w:instrText>
+            <w:instrText xml:space="preserve"> PAGEREF _Toc4259 \h </w:instrText>
           </w:r>
           <w:r>
             <w:fldChar w:fldCharType="separate"/>
@@ -1439,7 +1441,7 @@
             <w:fldChar w:fldCharType="begin"/>
           </w:r>
           <w:r>
-            <w:instrText xml:space="preserve"> HYPERLINK \l _Toc7316 </w:instrText>
+            <w:instrText xml:space="preserve"> HYPERLINK \l _Toc2939 </w:instrText>
           </w:r>
           <w:r>
             <w:fldChar w:fldCharType="separate"/>
@@ -1454,7 +1456,7 @@
             <w:fldChar w:fldCharType="begin"/>
           </w:r>
           <w:r>
-            <w:instrText xml:space="preserve"> PAGEREF _Toc7316 \h </w:instrText>
+            <w:instrText xml:space="preserve"> PAGEREF _Toc2939 \h </w:instrText>
           </w:r>
           <w:r>
             <w:fldChar w:fldCharType="separate"/>
@@ -1480,7 +1482,7 @@
             <w:fldChar w:fldCharType="begin"/>
           </w:r>
           <w:r>
-            <w:instrText xml:space="preserve"> HYPERLINK \l _Toc2550 </w:instrText>
+            <w:instrText xml:space="preserve"> HYPERLINK \l _Toc18829 </w:instrText>
           </w:r>
           <w:r>
             <w:fldChar w:fldCharType="separate"/>
@@ -1500,7 +1502,7 @@
             <w:fldChar w:fldCharType="begin"/>
           </w:r>
           <w:r>
-            <w:instrText xml:space="preserve"> PAGEREF _Toc2550 \h </w:instrText>
+            <w:instrText xml:space="preserve"> PAGEREF _Toc18829 \h </w:instrText>
           </w:r>
           <w:r>
             <w:fldChar w:fldCharType="separate"/>
@@ -1526,7 +1528,7 @@
             <w:fldChar w:fldCharType="begin"/>
           </w:r>
           <w:r>
-            <w:instrText xml:space="preserve"> HYPERLINK \l _Toc27417 </w:instrText>
+            <w:instrText xml:space="preserve"> HYPERLINK \l _Toc22840 </w:instrText>
           </w:r>
           <w:r>
             <w:fldChar w:fldCharType="separate"/>
@@ -1552,7 +1554,7 @@
             <w:fldChar w:fldCharType="begin"/>
           </w:r>
           <w:r>
-            <w:instrText xml:space="preserve"> PAGEREF _Toc27417 \h </w:instrText>
+            <w:instrText xml:space="preserve"> PAGEREF _Toc22840 \h </w:instrText>
           </w:r>
           <w:r>
             <w:fldChar w:fldCharType="separate"/>
@@ -1578,7 +1580,7 @@
             <w:fldChar w:fldCharType="begin"/>
           </w:r>
           <w:r>
-            <w:instrText xml:space="preserve"> HYPERLINK \l _Toc20934 </w:instrText>
+            <w:instrText xml:space="preserve"> HYPERLINK \l _Toc2943 </w:instrText>
           </w:r>
           <w:r>
             <w:fldChar w:fldCharType="separate"/>
@@ -1604,7 +1606,7 @@
             <w:fldChar w:fldCharType="begin"/>
           </w:r>
           <w:r>
-            <w:instrText xml:space="preserve"> PAGEREF _Toc20934 \h </w:instrText>
+            <w:instrText xml:space="preserve"> PAGEREF _Toc2943 \h </w:instrText>
           </w:r>
           <w:r>
             <w:fldChar w:fldCharType="separate"/>
@@ -1630,7 +1632,7 @@
             <w:fldChar w:fldCharType="begin"/>
           </w:r>
           <w:r>
-            <w:instrText xml:space="preserve"> HYPERLINK \l _Toc11695 </w:instrText>
+            <w:instrText xml:space="preserve"> HYPERLINK \l _Toc21509 </w:instrText>
           </w:r>
           <w:r>
             <w:fldChar w:fldCharType="separate"/>
@@ -1656,7 +1658,7 @@
             <w:fldChar w:fldCharType="begin"/>
           </w:r>
           <w:r>
-            <w:instrText xml:space="preserve"> PAGEREF _Toc11695 \h </w:instrText>
+            <w:instrText xml:space="preserve"> PAGEREF _Toc21509 \h </w:instrText>
           </w:r>
           <w:r>
             <w:fldChar w:fldCharType="separate"/>
@@ -1682,7 +1684,7 @@
             <w:fldChar w:fldCharType="begin"/>
           </w:r>
           <w:r>
-            <w:instrText xml:space="preserve"> HYPERLINK \l _Toc8088 </w:instrText>
+            <w:instrText xml:space="preserve"> HYPERLINK \l _Toc4819 </w:instrText>
           </w:r>
           <w:r>
             <w:fldChar w:fldCharType="separate"/>
@@ -1708,7 +1710,7 @@
             <w:fldChar w:fldCharType="begin"/>
           </w:r>
           <w:r>
-            <w:instrText xml:space="preserve"> PAGEREF _Toc8088 \h </w:instrText>
+            <w:instrText xml:space="preserve"> PAGEREF _Toc4819 \h </w:instrText>
           </w:r>
           <w:r>
             <w:fldChar w:fldCharType="separate"/>
@@ -1734,7 +1736,7 @@
             <w:fldChar w:fldCharType="begin"/>
           </w:r>
           <w:r>
-            <w:instrText xml:space="preserve"> HYPERLINK \l _Toc22687 </w:instrText>
+            <w:instrText xml:space="preserve"> HYPERLINK \l _Toc10747 </w:instrText>
           </w:r>
           <w:r>
             <w:fldChar w:fldCharType="separate"/>
@@ -1760,7 +1762,7 @@
             <w:fldChar w:fldCharType="begin"/>
           </w:r>
           <w:r>
-            <w:instrText xml:space="preserve"> PAGEREF _Toc22687 \h </w:instrText>
+            <w:instrText xml:space="preserve"> PAGEREF _Toc10747 \h </w:instrText>
           </w:r>
           <w:r>
             <w:fldChar w:fldCharType="separate"/>
@@ -1786,7 +1788,7 @@
             <w:fldChar w:fldCharType="begin"/>
           </w:r>
           <w:r>
-            <w:instrText xml:space="preserve"> HYPERLINK \l _Toc25136 </w:instrText>
+            <w:instrText xml:space="preserve"> HYPERLINK \l _Toc21437 </w:instrText>
           </w:r>
           <w:r>
             <w:fldChar w:fldCharType="separate"/>
@@ -1812,7 +1814,7 @@
             <w:fldChar w:fldCharType="begin"/>
           </w:r>
           <w:r>
-            <w:instrText xml:space="preserve"> PAGEREF _Toc25136 \h </w:instrText>
+            <w:instrText xml:space="preserve"> PAGEREF _Toc21437 \h </w:instrText>
           </w:r>
           <w:r>
             <w:fldChar w:fldCharType="separate"/>
@@ -1838,7 +1840,7 @@
             <w:fldChar w:fldCharType="begin"/>
           </w:r>
           <w:r>
-            <w:instrText xml:space="preserve"> HYPERLINK \l _Toc17597 </w:instrText>
+            <w:instrText xml:space="preserve"> HYPERLINK \l _Toc2805 </w:instrText>
           </w:r>
           <w:r>
             <w:fldChar w:fldCharType="separate"/>
@@ -1857,7 +1859,7 @@
             <w:fldChar w:fldCharType="begin"/>
           </w:r>
           <w:r>
-            <w:instrText xml:space="preserve"> PAGEREF _Toc17597 \h </w:instrText>
+            <w:instrText xml:space="preserve"> PAGEREF _Toc2805 \h </w:instrText>
           </w:r>
           <w:r>
             <w:fldChar w:fldCharType="separate"/>
@@ -1883,7 +1885,7 @@
             <w:fldChar w:fldCharType="begin"/>
           </w:r>
           <w:r>
-            <w:instrText xml:space="preserve"> HYPERLINK \l _Toc1991 </w:instrText>
+            <w:instrText xml:space="preserve"> HYPERLINK \l _Toc318 </w:instrText>
           </w:r>
           <w:r>
             <w:fldChar w:fldCharType="separate"/>
@@ -1902,7 +1904,7 @@
             <w:fldChar w:fldCharType="begin"/>
           </w:r>
           <w:r>
-            <w:instrText xml:space="preserve"> PAGEREF _Toc1991 \h </w:instrText>
+            <w:instrText xml:space="preserve"> PAGEREF _Toc318 \h </w:instrText>
           </w:r>
           <w:r>
             <w:fldChar w:fldCharType="separate"/>
@@ -1928,7 +1930,7 @@
             <w:fldChar w:fldCharType="begin"/>
           </w:r>
           <w:r>
-            <w:instrText xml:space="preserve"> HYPERLINK \l _Toc1347 </w:instrText>
+            <w:instrText xml:space="preserve"> HYPERLINK \l _Toc24128 </w:instrText>
           </w:r>
           <w:r>
             <w:fldChar w:fldCharType="separate"/>
@@ -1947,7 +1949,7 @@
             <w:fldChar w:fldCharType="begin"/>
           </w:r>
           <w:r>
-            <w:instrText xml:space="preserve"> PAGEREF _Toc1347 \h </w:instrText>
+            <w:instrText xml:space="preserve"> PAGEREF _Toc24128 \h </w:instrText>
           </w:r>
           <w:r>
             <w:fldChar w:fldCharType="separate"/>
@@ -1973,7 +1975,7 @@
             <w:fldChar w:fldCharType="begin"/>
           </w:r>
           <w:r>
-            <w:instrText xml:space="preserve"> HYPERLINK \l _Toc25840 </w:instrText>
+            <w:instrText xml:space="preserve"> HYPERLINK \l _Toc3222 </w:instrText>
           </w:r>
           <w:r>
             <w:fldChar w:fldCharType="separate"/>
@@ -1992,7 +1994,7 @@
             <w:fldChar w:fldCharType="begin"/>
           </w:r>
           <w:r>
-            <w:instrText xml:space="preserve"> PAGEREF _Toc25840 \h </w:instrText>
+            <w:instrText xml:space="preserve"> PAGEREF _Toc3222 \h </w:instrText>
           </w:r>
           <w:r>
             <w:fldChar w:fldCharType="separate"/>
@@ -2018,7 +2020,7 @@
             <w:fldChar w:fldCharType="begin"/>
           </w:r>
           <w:r>
-            <w:instrText xml:space="preserve"> HYPERLINK \l _Toc31158 </w:instrText>
+            <w:instrText xml:space="preserve"> HYPERLINK \l _Toc25269 </w:instrText>
           </w:r>
           <w:r>
             <w:fldChar w:fldCharType="separate"/>
@@ -2037,7 +2039,7 @@
             <w:fldChar w:fldCharType="begin"/>
           </w:r>
           <w:r>
-            <w:instrText xml:space="preserve"> PAGEREF _Toc31158 \h </w:instrText>
+            <w:instrText xml:space="preserve"> PAGEREF _Toc25269 \h </w:instrText>
           </w:r>
           <w:r>
             <w:fldChar w:fldCharType="separate"/>
@@ -2084,7 +2086,7 @@
           <w:lang w:val="en-US" w:eastAsia="zh-CN"/>
         </w:rPr>
       </w:pPr>
-      <w:bookmarkStart w:id="6" w:name="_Toc27417"/>
+      <w:bookmarkStart w:id="6" w:name="_Toc22840"/>
       <w:r>
         <w:rPr>
           <w:rFonts w:hint="eastAsia"/>
@@ -2155,7 +2157,7 @@
           <w:lang w:val="en-US" w:eastAsia="zh-CN"/>
         </w:rPr>
       </w:pPr>
-      <w:bookmarkStart w:id="7" w:name="_Toc20934"/>
+      <w:bookmarkStart w:id="7" w:name="_Toc2943"/>
       <w:r>
         <w:rPr>
           <w:rFonts w:hint="eastAsia"/>
@@ -2174,7 +2176,7 @@
           <w:lang w:val="en-US" w:eastAsia="zh-CN"/>
         </w:rPr>
       </w:pPr>
-      <w:bookmarkStart w:id="8" w:name="_Toc11695"/>
+      <w:bookmarkStart w:id="8" w:name="_Toc21509"/>
       <w:r>
         <w:rPr>
           <w:rFonts w:hint="eastAsia"/>
@@ -2314,7 +2316,7 @@
           <w:lang w:val="en-US" w:eastAsia="zh-CN"/>
         </w:rPr>
       </w:pPr>
-      <w:bookmarkStart w:id="9" w:name="_Toc8088"/>
+      <w:bookmarkStart w:id="9" w:name="_Toc4819"/>
       <w:r>
         <w:rPr>
           <w:rFonts w:hint="eastAsia"/>
@@ -2397,7 +2399,7 @@
           <w:lang w:val="en-US" w:eastAsia="zh-CN"/>
         </w:rPr>
       </w:pPr>
-      <w:bookmarkStart w:id="10" w:name="_Toc22687"/>
+      <w:bookmarkStart w:id="10" w:name="_Toc10747"/>
       <w:r>
         <w:rPr>
           <w:rFonts w:hint="eastAsia"/>
@@ -3157,7 +3159,7 @@
           <w:lang w:val="en-US" w:eastAsia="zh-CN"/>
         </w:rPr>
       </w:pPr>
-      <w:bookmarkStart w:id="11" w:name="_Toc25136"/>
+      <w:bookmarkStart w:id="11" w:name="_Toc21437"/>
       <w:r>
         <w:rPr>
           <w:rFonts w:hint="eastAsia"/>
@@ -3563,7 +3565,7 @@
           <w:lang w:val="en-US" w:eastAsia="zh-CN"/>
         </w:rPr>
       </w:pPr>
-      <w:bookmarkStart w:id="12" w:name="_Toc17597"/>
+      <w:bookmarkStart w:id="12" w:name="_Toc2805"/>
       <w:r>
         <w:rPr>
           <w:rFonts w:hint="default"/>
@@ -3582,7 +3584,7 @@
           <w:lang w:val="en-US" w:eastAsia="zh-CN"/>
         </w:rPr>
       </w:pPr>
-      <w:bookmarkStart w:id="13" w:name="_Toc1991"/>
+      <w:bookmarkStart w:id="13" w:name="_Toc318"/>
       <w:r>
         <w:rPr>
           <w:rFonts w:hint="default"/>
@@ -3652,7 +3654,7 @@
           <w:lang w:val="en-US" w:eastAsia="zh-CN"/>
         </w:rPr>
       </w:pPr>
-      <w:bookmarkStart w:id="14" w:name="_Toc1347"/>
+      <w:bookmarkStart w:id="14" w:name="_Toc24128"/>
       <w:r>
         <w:rPr>
           <w:rFonts w:hint="default"/>
@@ -3686,8 +3688,6 @@
         </w:rPr>
         <w:t>过程管理工具</w:t>
       </w:r>
-      <w:bookmarkStart w:id="17" w:name="_GoBack"/>
-      <w:bookmarkEnd w:id="17"/>
       <w:r>
         <w:rPr>
           <w:rFonts w:hint="default"/>
@@ -3723,7 +3723,7 @@
           <w:lang w:val="en-US" w:eastAsia="zh-CN"/>
         </w:rPr>
       </w:pPr>
-      <w:bookmarkStart w:id="15" w:name="_Toc25840"/>
+      <w:bookmarkStart w:id="15" w:name="_Toc3222"/>
       <w:r>
         <w:rPr>
           <w:rFonts w:hint="default"/>
@@ -3776,7 +3776,7 @@
           <w:lang w:val="en-US" w:eastAsia="zh-CN"/>
         </w:rPr>
       </w:pPr>
-      <w:bookmarkStart w:id="16" w:name="_Toc31158"/>
+      <w:bookmarkStart w:id="16" w:name="_Toc25269"/>
       <w:r>
         <w:rPr>
           <w:rFonts w:hint="default"/>

--- a/6-过程管理/运行记录类文件/060203-过程框架设计图.docx
+++ b/6-过程管理/运行记录类文件/060203-过程框架设计图.docx
@@ -53,7 +53,7 @@
           <w:lang w:val="en-US"/>
         </w:rPr>
       </w:pPr>
-      <w:bookmarkStart w:id="1" w:name="_Toc4259"/>
+      <w:bookmarkStart w:id="1" w:name="_Toc18050"/>
       <w:r>
         <w:rPr>
           <w:rFonts w:hint="eastAsia"/>
@@ -84,7 +84,7 @@
         <w:bidi w:val="0"/>
       </w:pPr>
       <w:bookmarkStart w:id="2" w:name="_Toc17781"/>
-      <w:bookmarkStart w:id="3" w:name="_Toc2939"/>
+      <w:bookmarkStart w:id="3" w:name="_Toc13179"/>
       <w:r>
         <w:t>中达丰集团有限公司</w:t>
       </w:r>
@@ -224,7 +224,7 @@
         </w:rPr>
       </w:pPr>
       <w:bookmarkStart w:id="4" w:name="_Toc16271"/>
-      <w:bookmarkStart w:id="5" w:name="_Toc18829"/>
+      <w:bookmarkStart w:id="5" w:name="_Toc7748"/>
       <w:r>
         <w:rPr>
           <w:rFonts w:ascii="宋体" w:hAnsi="宋体" w:eastAsia="宋体" w:cs="宋体"/>
@@ -288,12 +288,6 @@
             <w:insideH w:val="single" w:color="000000" w:sz="4" w:space="0"/>
             <w:insideV w:val="single" w:color="000000" w:sz="4" w:space="0"/>
           </w:tblBorders>
-          <w:tblCellMar>
-            <w:top w:w="0" w:type="dxa"/>
-            <w:left w:w="0" w:type="dxa"/>
-            <w:bottom w:w="0" w:type="dxa"/>
-            <w:right w:w="0" w:type="dxa"/>
-          </w:tblCellMar>
         </w:tblPrEx>
         <w:trPr>
           <w:trHeight w:val="611" w:hRule="atLeast"/>
@@ -1396,7 +1390,7 @@
             <w:fldChar w:fldCharType="begin"/>
           </w:r>
           <w:r>
-            <w:instrText xml:space="preserve"> HYPERLINK \l _Toc4259 </w:instrText>
+            <w:instrText xml:space="preserve"> HYPERLINK \l _Toc18050 </w:instrText>
           </w:r>
           <w:r>
             <w:fldChar w:fldCharType="separate"/>
@@ -1415,7 +1409,7 @@
             <w:fldChar w:fldCharType="begin"/>
           </w:r>
           <w:r>
-            <w:instrText xml:space="preserve"> PAGEREF _Toc4259 \h </w:instrText>
+            <w:instrText xml:space="preserve"> PAGEREF _Toc18050 \h </w:instrText>
           </w:r>
           <w:r>
             <w:fldChar w:fldCharType="separate"/>
@@ -1441,7 +1435,7 @@
             <w:fldChar w:fldCharType="begin"/>
           </w:r>
           <w:r>
-            <w:instrText xml:space="preserve"> HYPERLINK \l _Toc2939 </w:instrText>
+            <w:instrText xml:space="preserve"> HYPERLINK \l _Toc13179 </w:instrText>
           </w:r>
           <w:r>
             <w:fldChar w:fldCharType="separate"/>
@@ -1456,7 +1450,7 @@
             <w:fldChar w:fldCharType="begin"/>
           </w:r>
           <w:r>
-            <w:instrText xml:space="preserve"> PAGEREF _Toc2939 \h </w:instrText>
+            <w:instrText xml:space="preserve"> PAGEREF _Toc13179 \h </w:instrText>
           </w:r>
           <w:r>
             <w:fldChar w:fldCharType="separate"/>
@@ -1482,7 +1476,7 @@
             <w:fldChar w:fldCharType="begin"/>
           </w:r>
           <w:r>
-            <w:instrText xml:space="preserve"> HYPERLINK \l _Toc18829 </w:instrText>
+            <w:instrText xml:space="preserve"> HYPERLINK \l _Toc7748 </w:instrText>
           </w:r>
           <w:r>
             <w:fldChar w:fldCharType="separate"/>
@@ -1502,7 +1496,7 @@
             <w:fldChar w:fldCharType="begin"/>
           </w:r>
           <w:r>
-            <w:instrText xml:space="preserve"> PAGEREF _Toc18829 \h </w:instrText>
+            <w:instrText xml:space="preserve"> PAGEREF _Toc7748 \h </w:instrText>
           </w:r>
           <w:r>
             <w:fldChar w:fldCharType="separate"/>
@@ -1528,7 +1522,7 @@
             <w:fldChar w:fldCharType="begin"/>
           </w:r>
           <w:r>
-            <w:instrText xml:space="preserve"> HYPERLINK \l _Toc22840 </w:instrText>
+            <w:instrText xml:space="preserve"> HYPERLINK \l _Toc14394 </w:instrText>
           </w:r>
           <w:r>
             <w:fldChar w:fldCharType="separate"/>
@@ -1554,7 +1548,7 @@
             <w:fldChar w:fldCharType="begin"/>
           </w:r>
           <w:r>
-            <w:instrText xml:space="preserve"> PAGEREF _Toc22840 \h </w:instrText>
+            <w:instrText xml:space="preserve"> PAGEREF _Toc14394 \h </w:instrText>
           </w:r>
           <w:r>
             <w:fldChar w:fldCharType="separate"/>
@@ -1580,7 +1574,7 @@
             <w:fldChar w:fldCharType="begin"/>
           </w:r>
           <w:r>
-            <w:instrText xml:space="preserve"> HYPERLINK \l _Toc2943 </w:instrText>
+            <w:instrText xml:space="preserve"> HYPERLINK \l _Toc19736 </w:instrText>
           </w:r>
           <w:r>
             <w:fldChar w:fldCharType="separate"/>
@@ -1606,7 +1600,7 @@
             <w:fldChar w:fldCharType="begin"/>
           </w:r>
           <w:r>
-            <w:instrText xml:space="preserve"> PAGEREF _Toc2943 \h </w:instrText>
+            <w:instrText xml:space="preserve"> PAGEREF _Toc19736 \h </w:instrText>
           </w:r>
           <w:r>
             <w:fldChar w:fldCharType="separate"/>
@@ -1632,7 +1626,7 @@
             <w:fldChar w:fldCharType="begin"/>
           </w:r>
           <w:r>
-            <w:instrText xml:space="preserve"> HYPERLINK \l _Toc21509 </w:instrText>
+            <w:instrText xml:space="preserve"> HYPERLINK \l _Toc20787 </w:instrText>
           </w:r>
           <w:r>
             <w:fldChar w:fldCharType="separate"/>
@@ -1658,7 +1652,7 @@
             <w:fldChar w:fldCharType="begin"/>
           </w:r>
           <w:r>
-            <w:instrText xml:space="preserve"> PAGEREF _Toc21509 \h </w:instrText>
+            <w:instrText xml:space="preserve"> PAGEREF _Toc20787 \h </w:instrText>
           </w:r>
           <w:r>
             <w:fldChar w:fldCharType="separate"/>
@@ -1684,7 +1678,7 @@
             <w:fldChar w:fldCharType="begin"/>
           </w:r>
           <w:r>
-            <w:instrText xml:space="preserve"> HYPERLINK \l _Toc4819 </w:instrText>
+            <w:instrText xml:space="preserve"> HYPERLINK \l _Toc31727 </w:instrText>
           </w:r>
           <w:r>
             <w:fldChar w:fldCharType="separate"/>
@@ -1710,7 +1704,7 @@
             <w:fldChar w:fldCharType="begin"/>
           </w:r>
           <w:r>
-            <w:instrText xml:space="preserve"> PAGEREF _Toc4819 \h </w:instrText>
+            <w:instrText xml:space="preserve"> PAGEREF _Toc31727 \h </w:instrText>
           </w:r>
           <w:r>
             <w:fldChar w:fldCharType="separate"/>
@@ -1736,7 +1730,7 @@
             <w:fldChar w:fldCharType="begin"/>
           </w:r>
           <w:r>
-            <w:instrText xml:space="preserve"> HYPERLINK \l _Toc10747 </w:instrText>
+            <w:instrText xml:space="preserve"> HYPERLINK \l _Toc6402 </w:instrText>
           </w:r>
           <w:r>
             <w:fldChar w:fldCharType="separate"/>
@@ -1762,7 +1756,7 @@
             <w:fldChar w:fldCharType="begin"/>
           </w:r>
           <w:r>
-            <w:instrText xml:space="preserve"> PAGEREF _Toc10747 \h </w:instrText>
+            <w:instrText xml:space="preserve"> PAGEREF _Toc6402 \h </w:instrText>
           </w:r>
           <w:r>
             <w:fldChar w:fldCharType="separate"/>
@@ -1788,7 +1782,7 @@
             <w:fldChar w:fldCharType="begin"/>
           </w:r>
           <w:r>
-            <w:instrText xml:space="preserve"> HYPERLINK \l _Toc21437 </w:instrText>
+            <w:instrText xml:space="preserve"> HYPERLINK \l _Toc25254 </w:instrText>
           </w:r>
           <w:r>
             <w:fldChar w:fldCharType="separate"/>
@@ -1814,7 +1808,7 @@
             <w:fldChar w:fldCharType="begin"/>
           </w:r>
           <w:r>
-            <w:instrText xml:space="preserve"> PAGEREF _Toc21437 \h </w:instrText>
+            <w:instrText xml:space="preserve"> PAGEREF _Toc25254 \h </w:instrText>
           </w:r>
           <w:r>
             <w:fldChar w:fldCharType="separate"/>
@@ -1840,7 +1834,7 @@
             <w:fldChar w:fldCharType="begin"/>
           </w:r>
           <w:r>
-            <w:instrText xml:space="preserve"> HYPERLINK \l _Toc2805 </w:instrText>
+            <w:instrText xml:space="preserve"> HYPERLINK \l _Toc30994 </w:instrText>
           </w:r>
           <w:r>
             <w:fldChar w:fldCharType="separate"/>
@@ -1859,7 +1853,7 @@
             <w:fldChar w:fldCharType="begin"/>
           </w:r>
           <w:r>
-            <w:instrText xml:space="preserve"> PAGEREF _Toc2805 \h </w:instrText>
+            <w:instrText xml:space="preserve"> PAGEREF _Toc30994 \h </w:instrText>
           </w:r>
           <w:r>
             <w:fldChar w:fldCharType="separate"/>
@@ -1885,7 +1879,7 @@
             <w:fldChar w:fldCharType="begin"/>
           </w:r>
           <w:r>
-            <w:instrText xml:space="preserve"> HYPERLINK \l _Toc318 </w:instrText>
+            <w:instrText xml:space="preserve"> HYPERLINK \l _Toc6641 </w:instrText>
           </w:r>
           <w:r>
             <w:fldChar w:fldCharType="separate"/>
@@ -1904,7 +1898,7 @@
             <w:fldChar w:fldCharType="begin"/>
           </w:r>
           <w:r>
-            <w:instrText xml:space="preserve"> PAGEREF _Toc318 \h </w:instrText>
+            <w:instrText xml:space="preserve"> PAGEREF _Toc6641 \h </w:instrText>
           </w:r>
           <w:r>
             <w:fldChar w:fldCharType="separate"/>
@@ -1930,7 +1924,7 @@
             <w:fldChar w:fldCharType="begin"/>
           </w:r>
           <w:r>
-            <w:instrText xml:space="preserve"> HYPERLINK \l _Toc24128 </w:instrText>
+            <w:instrText xml:space="preserve"> HYPERLINK \l _Toc4190 </w:instrText>
           </w:r>
           <w:r>
             <w:fldChar w:fldCharType="separate"/>
@@ -1949,7 +1943,7 @@
             <w:fldChar w:fldCharType="begin"/>
           </w:r>
           <w:r>
-            <w:instrText xml:space="preserve"> PAGEREF _Toc24128 \h </w:instrText>
+            <w:instrText xml:space="preserve"> PAGEREF _Toc4190 \h </w:instrText>
           </w:r>
           <w:r>
             <w:fldChar w:fldCharType="separate"/>
@@ -1975,7 +1969,7 @@
             <w:fldChar w:fldCharType="begin"/>
           </w:r>
           <w:r>
-            <w:instrText xml:space="preserve"> HYPERLINK \l _Toc3222 </w:instrText>
+            <w:instrText xml:space="preserve"> HYPERLINK \l _Toc20910 </w:instrText>
           </w:r>
           <w:r>
             <w:fldChar w:fldCharType="separate"/>
@@ -1994,7 +1988,7 @@
             <w:fldChar w:fldCharType="begin"/>
           </w:r>
           <w:r>
-            <w:instrText xml:space="preserve"> PAGEREF _Toc3222 \h </w:instrText>
+            <w:instrText xml:space="preserve"> PAGEREF _Toc20910 \h </w:instrText>
           </w:r>
           <w:r>
             <w:fldChar w:fldCharType="separate"/>
@@ -2020,7 +2014,7 @@
             <w:fldChar w:fldCharType="begin"/>
           </w:r>
           <w:r>
-            <w:instrText xml:space="preserve"> HYPERLINK \l _Toc25269 </w:instrText>
+            <w:instrText xml:space="preserve"> HYPERLINK \l _Toc20710 </w:instrText>
           </w:r>
           <w:r>
             <w:fldChar w:fldCharType="separate"/>
@@ -2039,7 +2033,7 @@
             <w:fldChar w:fldCharType="begin"/>
           </w:r>
           <w:r>
-            <w:instrText xml:space="preserve"> PAGEREF _Toc25269 \h </w:instrText>
+            <w:instrText xml:space="preserve"> PAGEREF _Toc20710 \h </w:instrText>
           </w:r>
           <w:r>
             <w:fldChar w:fldCharType="separate"/>
@@ -2086,7 +2080,7 @@
           <w:lang w:val="en-US" w:eastAsia="zh-CN"/>
         </w:rPr>
       </w:pPr>
-      <w:bookmarkStart w:id="6" w:name="_Toc22840"/>
+      <w:bookmarkStart w:id="6" w:name="_Toc14394"/>
       <w:r>
         <w:rPr>
           <w:rFonts w:hint="eastAsia"/>
@@ -2157,7 +2151,7 @@
           <w:lang w:val="en-US" w:eastAsia="zh-CN"/>
         </w:rPr>
       </w:pPr>
-      <w:bookmarkStart w:id="7" w:name="_Toc2943"/>
+      <w:bookmarkStart w:id="7" w:name="_Toc19736"/>
       <w:r>
         <w:rPr>
           <w:rFonts w:hint="eastAsia"/>
@@ -2176,7 +2170,7 @@
           <w:lang w:val="en-US" w:eastAsia="zh-CN"/>
         </w:rPr>
       </w:pPr>
-      <w:bookmarkStart w:id="8" w:name="_Toc21509"/>
+      <w:bookmarkStart w:id="8" w:name="_Toc20787"/>
       <w:r>
         <w:rPr>
           <w:rFonts w:hint="eastAsia"/>
@@ -2316,7 +2310,7 @@
           <w:lang w:val="en-US" w:eastAsia="zh-CN"/>
         </w:rPr>
       </w:pPr>
-      <w:bookmarkStart w:id="9" w:name="_Toc4819"/>
+      <w:bookmarkStart w:id="9" w:name="_Toc31727"/>
       <w:r>
         <w:rPr>
           <w:rFonts w:hint="eastAsia"/>
@@ -2399,7 +2393,7 @@
           <w:lang w:val="en-US" w:eastAsia="zh-CN"/>
         </w:rPr>
       </w:pPr>
-      <w:bookmarkStart w:id="10" w:name="_Toc10747"/>
+      <w:bookmarkStart w:id="10" w:name="_Toc6402"/>
       <w:r>
         <w:rPr>
           <w:rFonts w:hint="eastAsia"/>
@@ -2445,6 +2439,7 @@
             <w:insideH w:val="single" w:color="auto" w:sz="4" w:space="0"/>
             <w:insideV w:val="single" w:color="auto" w:sz="4" w:space="0"/>
           </w:tblBorders>
+          <w:shd w:val="clear" w:color="auto" w:fill="auto"/>
           <w:tblCellMar>
             <w:top w:w="15" w:type="dxa"/>
             <w:left w:w="15" w:type="dxa"/>
@@ -2564,6 +2559,7 @@
             <w:insideH w:val="single" w:color="auto" w:sz="4" w:space="0"/>
             <w:insideV w:val="single" w:color="auto" w:sz="4" w:space="0"/>
           </w:tblBorders>
+          <w:shd w:val="clear" w:color="auto" w:fill="auto"/>
           <w:tblCellMar>
             <w:top w:w="15" w:type="dxa"/>
             <w:left w:w="15" w:type="dxa"/>
@@ -2683,6 +2679,7 @@
             <w:insideH w:val="single" w:color="auto" w:sz="4" w:space="0"/>
             <w:insideV w:val="single" w:color="auto" w:sz="4" w:space="0"/>
           </w:tblBorders>
+          <w:shd w:val="clear" w:color="auto" w:fill="auto"/>
           <w:tblCellMar>
             <w:top w:w="15" w:type="dxa"/>
             <w:left w:w="15" w:type="dxa"/>
@@ -2802,6 +2799,7 @@
             <w:insideH w:val="single" w:color="auto" w:sz="4" w:space="0"/>
             <w:insideV w:val="single" w:color="auto" w:sz="4" w:space="0"/>
           </w:tblBorders>
+          <w:shd w:val="clear" w:color="auto" w:fill="auto"/>
           <w:tblCellMar>
             <w:top w:w="15" w:type="dxa"/>
             <w:left w:w="15" w:type="dxa"/>
@@ -2921,6 +2919,7 @@
             <w:insideH w:val="single" w:color="auto" w:sz="4" w:space="0"/>
             <w:insideV w:val="single" w:color="auto" w:sz="4" w:space="0"/>
           </w:tblBorders>
+          <w:shd w:val="clear" w:color="auto" w:fill="auto"/>
           <w:tblCellMar>
             <w:top w:w="15" w:type="dxa"/>
             <w:left w:w="15" w:type="dxa"/>
@@ -3040,6 +3039,7 @@
             <w:insideH w:val="single" w:color="auto" w:sz="4" w:space="0"/>
             <w:insideV w:val="single" w:color="auto" w:sz="4" w:space="0"/>
           </w:tblBorders>
+          <w:shd w:val="clear" w:color="auto" w:fill="auto"/>
           <w:tblCellMar>
             <w:top w:w="15" w:type="dxa"/>
             <w:left w:w="15" w:type="dxa"/>
@@ -3159,7 +3159,7 @@
           <w:lang w:val="en-US" w:eastAsia="zh-CN"/>
         </w:rPr>
       </w:pPr>
-      <w:bookmarkStart w:id="11" w:name="_Toc21437"/>
+      <w:bookmarkStart w:id="11" w:name="_Toc25254"/>
       <w:r>
         <w:rPr>
           <w:rFonts w:hint="eastAsia"/>
@@ -3565,7 +3565,7 @@
           <w:lang w:val="en-US" w:eastAsia="zh-CN"/>
         </w:rPr>
       </w:pPr>
-      <w:bookmarkStart w:id="12" w:name="_Toc2805"/>
+      <w:bookmarkStart w:id="12" w:name="_Toc30994"/>
       <w:r>
         <w:rPr>
           <w:rFonts w:hint="default"/>
@@ -3584,7 +3584,7 @@
           <w:lang w:val="en-US" w:eastAsia="zh-CN"/>
         </w:rPr>
       </w:pPr>
-      <w:bookmarkStart w:id="13" w:name="_Toc318"/>
+      <w:bookmarkStart w:id="13" w:name="_Toc6641"/>
       <w:r>
         <w:rPr>
           <w:rFonts w:hint="default"/>
@@ -3654,7 +3654,7 @@
           <w:lang w:val="en-US" w:eastAsia="zh-CN"/>
         </w:rPr>
       </w:pPr>
-      <w:bookmarkStart w:id="14" w:name="_Toc24128"/>
+      <w:bookmarkStart w:id="14" w:name="_Toc4190"/>
       <w:r>
         <w:rPr>
           <w:rFonts w:hint="default"/>
@@ -3723,7 +3723,7 @@
           <w:lang w:val="en-US" w:eastAsia="zh-CN"/>
         </w:rPr>
       </w:pPr>
-      <w:bookmarkStart w:id="15" w:name="_Toc3222"/>
+      <w:bookmarkStart w:id="15" w:name="_Toc20910"/>
       <w:r>
         <w:rPr>
           <w:rFonts w:hint="default"/>
@@ -3776,7 +3776,7 @@
           <w:lang w:val="en-US" w:eastAsia="zh-CN"/>
         </w:rPr>
       </w:pPr>
-      <w:bookmarkStart w:id="16" w:name="_Toc25269"/>
+      <w:bookmarkStart w:id="16" w:name="_Toc20710"/>
       <w:r>
         <w:rPr>
           <w:rFonts w:hint="default"/>
